--- a/Ticketing-Screen-Designer User Manual.docx
+++ b/Ticketing-Screen-Designer User Manual.docx
@@ -1091,13 +1091,20 @@
       <w:proofErr w:type="spellStart"/>
       <w:r>
         <w:rPr>
-          <w:rStyle w:val="HTMLCode"/>
-        </w:rPr>
-        <w:t>connectionString</w:t>
+          <w:rFonts w:ascii="Cascadia Mono" w:hAnsi="Cascadia Mono" w:cs="Cascadia Mono"/>
+          <w:color w:val="2E75B6"/>
+          <w:sz w:val="19"/>
+          <w:szCs w:val="19"/>
+          <w:highlight w:val="white"/>
+        </w:rPr>
+        <w:t>DbConnection</w:t>
       </w:r>
       <w:proofErr w:type="spellEnd"/>
       <w:r>
-        <w:t xml:space="preserve"> attribute based on your SQL Server authentication method:</w:t>
+        <w:t xml:space="preserve"> </w:t>
+      </w:r>
+      <w:r>
+        <w:t>attribute based on your SQL Server authentication method:</w:t>
       </w:r>
     </w:p>
     <w:p>
@@ -1116,7 +1123,12 @@
         <w:t>If you are using Windows Authentication (Recommended):</w:t>
       </w:r>
       <w:r>
-        <w:t xml:space="preserve"> This method uses your Windows login credentials to authenticate with SQL Server.</w:t>
+        <w:t xml:space="preserve"> This method uses your Windows login credentials to authenticate with SQL Serve</w:t>
+      </w:r>
+      <w:bookmarkStart w:id="0" w:name="_GoBack"/>
+      <w:bookmarkEnd w:id="0"/>
+      <w:r>
+        <w:t>r.</w:t>
       </w:r>
     </w:p>
     <w:p>
@@ -1556,7 +1568,219 @@
           <w:szCs w:val="19"/>
           <w:highlight w:val="white"/>
         </w:rPr>
-        <w:t>Integrated Security=Tru</w:t>
+        <w:t xml:space="preserve">Integrated Security=True </w:t>
+      </w:r>
+      <w:r>
+        <w:rPr>
+          <w:b/>
+          <w:bCs/>
+        </w:rPr>
+        <w:t>if Windows Authentication is used.</w:t>
+      </w:r>
+    </w:p>
+    <w:p>
+      <w:pPr>
+        <w:pStyle w:val="NormalWeb"/>
+        <w:ind w:left="1440"/>
+        <w:rPr>
+          <w:b/>
+          <w:bCs/>
+        </w:rPr>
+      </w:pPr>
+      <w:r>
+        <w:rPr>
+          <w:b/>
+          <w:bCs/>
+        </w:rPr>
+        <w:t xml:space="preserve">We use </w:t>
+      </w:r>
+      <w:proofErr w:type="spellStart"/>
+      <w:r>
+        <w:rPr>
+          <w:b/>
+          <w:bCs/>
+        </w:rPr>
+        <w:t>TrustServerCertificate</w:t>
+      </w:r>
+      <w:proofErr w:type="spellEnd"/>
+      <w:r>
+        <w:rPr>
+          <w:b/>
+          <w:bCs/>
+        </w:rPr>
+        <w:t>=true;</w:t>
+      </w:r>
+      <w:r>
+        <w:rPr>
+          <w:b/>
+          <w:bCs/>
+        </w:rPr>
+        <w:t xml:space="preserve"> only if no certificate is used, to bypass encryption.</w:t>
+      </w:r>
+    </w:p>
+    <w:p>
+      <w:pPr>
+        <w:pStyle w:val="NormalWeb"/>
+        <w:numPr>
+          <w:ilvl w:val="1"/>
+          <w:numId w:val="21"/>
+        </w:numPr>
+      </w:pPr>
+      <w:r>
+        <w:rPr>
+          <w:b/>
+          <w:bCs/>
+        </w:rPr>
+        <w:t>If you are using SQL Server Authentication:</w:t>
+      </w:r>
+      <w:r>
+        <w:t xml:space="preserve"> This method requires a specific SQL Server username and password.</w:t>
+      </w:r>
+    </w:p>
+    <w:p>
+      <w:pPr>
+        <w:spacing w:beforeAutospacing="1" w:afterAutospacing="1"/>
+        <w:ind w:left="1440"/>
+      </w:pPr>
+      <w:r>
+        <w:rPr>
+          <w:rStyle w:val="ng-tns-c2996937847-33"/>
+        </w:rPr>
+        <w:t>Json:</w:t>
+      </w:r>
+    </w:p>
+    <w:p>
+      <w:pPr>
+        <w:autoSpaceDE w:val="0"/>
+        <w:autoSpaceDN w:val="0"/>
+        <w:adjustRightInd w:val="0"/>
+        <w:spacing w:after="0" w:line="240" w:lineRule="auto"/>
+        <w:rPr>
+          <w:rFonts w:ascii="Cascadia Mono" w:hAnsi="Cascadia Mono" w:cs="Cascadia Mono"/>
+          <w:color w:val="000000"/>
+          <w:sz w:val="19"/>
+          <w:szCs w:val="19"/>
+          <w:highlight w:val="white"/>
+        </w:rPr>
+      </w:pPr>
+      <w:r>
+        <w:rPr>
+          <w:rFonts w:ascii="Cascadia Mono" w:hAnsi="Cascadia Mono" w:cs="Cascadia Mono"/>
+          <w:color w:val="000000"/>
+          <w:sz w:val="19"/>
+          <w:szCs w:val="19"/>
+          <w:highlight w:val="white"/>
+        </w:rPr>
+        <w:t xml:space="preserve">  </w:t>
+      </w:r>
+      <w:r>
+        <w:rPr>
+          <w:rFonts w:ascii="Cascadia Mono" w:hAnsi="Cascadia Mono" w:cs="Cascadia Mono"/>
+          <w:color w:val="2E75B6"/>
+          <w:sz w:val="19"/>
+          <w:szCs w:val="19"/>
+          <w:highlight w:val="white"/>
+        </w:rPr>
+        <w:t>"</w:t>
+      </w:r>
+      <w:proofErr w:type="spellStart"/>
+      <w:r>
+        <w:rPr>
+          <w:rFonts w:ascii="Cascadia Mono" w:hAnsi="Cascadia Mono" w:cs="Cascadia Mono"/>
+          <w:color w:val="2E75B6"/>
+          <w:sz w:val="19"/>
+          <w:szCs w:val="19"/>
+          <w:highlight w:val="white"/>
+        </w:rPr>
+        <w:t>ConnectionStrings</w:t>
+      </w:r>
+      <w:proofErr w:type="spellEnd"/>
+      <w:r>
+        <w:rPr>
+          <w:rFonts w:ascii="Cascadia Mono" w:hAnsi="Cascadia Mono" w:cs="Cascadia Mono"/>
+          <w:color w:val="2E75B6"/>
+          <w:sz w:val="19"/>
+          <w:szCs w:val="19"/>
+          <w:highlight w:val="white"/>
+        </w:rPr>
+        <w:t>"</w:t>
+      </w:r>
+      <w:r>
+        <w:rPr>
+          <w:rFonts w:ascii="Cascadia Mono" w:hAnsi="Cascadia Mono" w:cs="Cascadia Mono"/>
+          <w:color w:val="000000"/>
+          <w:sz w:val="19"/>
+          <w:szCs w:val="19"/>
+          <w:highlight w:val="white"/>
+        </w:rPr>
+        <w:t>: {</w:t>
+      </w:r>
+    </w:p>
+    <w:p>
+      <w:pPr>
+        <w:autoSpaceDE w:val="0"/>
+        <w:autoSpaceDN w:val="0"/>
+        <w:adjustRightInd w:val="0"/>
+        <w:spacing w:after="0" w:line="240" w:lineRule="auto"/>
+        <w:rPr>
+          <w:rFonts w:ascii="Cascadia Mono" w:hAnsi="Cascadia Mono" w:cs="Cascadia Mono"/>
+          <w:color w:val="000000"/>
+          <w:sz w:val="19"/>
+          <w:szCs w:val="19"/>
+          <w:highlight w:val="white"/>
+        </w:rPr>
+      </w:pPr>
+      <w:r>
+        <w:rPr>
+          <w:rFonts w:ascii="Cascadia Mono" w:hAnsi="Cascadia Mono" w:cs="Cascadia Mono"/>
+          <w:color w:val="000000"/>
+          <w:sz w:val="19"/>
+          <w:szCs w:val="19"/>
+          <w:highlight w:val="white"/>
+        </w:rPr>
+        <w:t xml:space="preserve">    </w:t>
+      </w:r>
+      <w:r>
+        <w:rPr>
+          <w:rFonts w:ascii="Cascadia Mono" w:hAnsi="Cascadia Mono" w:cs="Cascadia Mono"/>
+          <w:color w:val="2E75B6"/>
+          <w:sz w:val="19"/>
+          <w:szCs w:val="19"/>
+          <w:highlight w:val="white"/>
+        </w:rPr>
+        <w:t>"</w:t>
+      </w:r>
+      <w:proofErr w:type="spellStart"/>
+      <w:r>
+        <w:rPr>
+          <w:rFonts w:ascii="Cascadia Mono" w:hAnsi="Cascadia Mono" w:cs="Cascadia Mono"/>
+          <w:color w:val="2E75B6"/>
+          <w:sz w:val="19"/>
+          <w:szCs w:val="19"/>
+          <w:highlight w:val="white"/>
+        </w:rPr>
+        <w:t>DbConnection</w:t>
+      </w:r>
+      <w:proofErr w:type="spellEnd"/>
+      <w:r>
+        <w:rPr>
+          <w:rFonts w:ascii="Cascadia Mono" w:hAnsi="Cascadia Mono" w:cs="Cascadia Mono"/>
+          <w:color w:val="2E75B6"/>
+          <w:sz w:val="19"/>
+          <w:szCs w:val="19"/>
+          <w:highlight w:val="white"/>
+        </w:rPr>
+        <w:t>"</w:t>
+      </w:r>
+      <w:r>
+        <w:rPr>
+          <w:rFonts w:ascii="Cascadia Mono" w:hAnsi="Cascadia Mono" w:cs="Cascadia Mono"/>
+          <w:color w:val="000000"/>
+          <w:sz w:val="19"/>
+          <w:szCs w:val="19"/>
+          <w:highlight w:val="white"/>
+        </w:rPr>
+        <w:t xml:space="preserve">: </w:t>
       </w:r>
       <w:r>
         <w:rPr>
@@ -1566,220 +1790,9 @@
           <w:szCs w:val="19"/>
           <w:highlight w:val="white"/>
         </w:rPr>
-        <w:t xml:space="preserve">e </w:t>
-      </w:r>
-      <w:r>
-        <w:rPr>
-          <w:b/>
-          <w:bCs/>
-        </w:rPr>
-        <w:t>if Windows Authentication is used.</w:t>
-      </w:r>
-    </w:p>
-    <w:p>
-      <w:pPr>
-        <w:pStyle w:val="NormalWeb"/>
-        <w:ind w:left="1440"/>
-        <w:rPr>
-          <w:b/>
-          <w:bCs/>
-        </w:rPr>
-      </w:pPr>
-      <w:r>
-        <w:rPr>
-          <w:b/>
-          <w:bCs/>
-        </w:rPr>
-        <w:t xml:space="preserve">We use </w:t>
+        <w:t>"Server=</w:t>
       </w:r>
       <w:proofErr w:type="spellStart"/>
-      <w:r>
-        <w:rPr>
-          <w:b/>
-          <w:bCs/>
-        </w:rPr>
-        <w:t>TrustServerCertificate</w:t>
-      </w:r>
-      <w:proofErr w:type="spellEnd"/>
-      <w:r>
-        <w:rPr>
-          <w:b/>
-          <w:bCs/>
-        </w:rPr>
-        <w:t>=true;</w:t>
-      </w:r>
-      <w:r>
-        <w:rPr>
-          <w:b/>
-          <w:bCs/>
-        </w:rPr>
-        <w:t xml:space="preserve"> only if no certificate is used, to bypass encryption.</w:t>
-      </w:r>
-    </w:p>
-    <w:p>
-      <w:pPr>
-        <w:pStyle w:val="NormalWeb"/>
-        <w:numPr>
-          <w:ilvl w:val="1"/>
-          <w:numId w:val="21"/>
-        </w:numPr>
-      </w:pPr>
-      <w:r>
-        <w:rPr>
-          <w:b/>
-          <w:bCs/>
-        </w:rPr>
-        <w:t>If you are using SQL Server Authentication:</w:t>
-      </w:r>
-      <w:r>
-        <w:t xml:space="preserve"> This method requires a specific SQL Server username and password.</w:t>
-      </w:r>
-    </w:p>
-    <w:p>
-      <w:pPr>
-        <w:spacing w:beforeAutospacing="1" w:afterAutospacing="1"/>
-        <w:ind w:left="1440"/>
-      </w:pPr>
-      <w:r>
-        <w:rPr>
-          <w:rStyle w:val="ng-tns-c2996937847-33"/>
-        </w:rPr>
-        <w:t>Json:</w:t>
-      </w:r>
-    </w:p>
-    <w:p>
-      <w:pPr>
-        <w:autoSpaceDE w:val="0"/>
-        <w:autoSpaceDN w:val="0"/>
-        <w:adjustRightInd w:val="0"/>
-        <w:spacing w:after="0" w:line="240" w:lineRule="auto"/>
-        <w:rPr>
-          <w:rFonts w:ascii="Cascadia Mono" w:hAnsi="Cascadia Mono" w:cs="Cascadia Mono"/>
-          <w:color w:val="000000"/>
-          <w:sz w:val="19"/>
-          <w:szCs w:val="19"/>
-          <w:highlight w:val="white"/>
-        </w:rPr>
-      </w:pPr>
-      <w:r>
-        <w:rPr>
-          <w:rFonts w:ascii="Cascadia Mono" w:hAnsi="Cascadia Mono" w:cs="Cascadia Mono"/>
-          <w:color w:val="000000"/>
-          <w:sz w:val="19"/>
-          <w:szCs w:val="19"/>
-          <w:highlight w:val="white"/>
-        </w:rPr>
-        <w:t xml:space="preserve">  </w:t>
-      </w:r>
-      <w:r>
-        <w:rPr>
-          <w:rFonts w:ascii="Cascadia Mono" w:hAnsi="Cascadia Mono" w:cs="Cascadia Mono"/>
-          <w:color w:val="2E75B6"/>
-          <w:sz w:val="19"/>
-          <w:szCs w:val="19"/>
-          <w:highlight w:val="white"/>
-        </w:rPr>
-        <w:t>"</w:t>
-      </w:r>
-      <w:proofErr w:type="spellStart"/>
-      <w:r>
-        <w:rPr>
-          <w:rFonts w:ascii="Cascadia Mono" w:hAnsi="Cascadia Mono" w:cs="Cascadia Mono"/>
-          <w:color w:val="2E75B6"/>
-          <w:sz w:val="19"/>
-          <w:szCs w:val="19"/>
-          <w:highlight w:val="white"/>
-        </w:rPr>
-        <w:t>ConnectionStrings</w:t>
-      </w:r>
-      <w:proofErr w:type="spellEnd"/>
-      <w:r>
-        <w:rPr>
-          <w:rFonts w:ascii="Cascadia Mono" w:hAnsi="Cascadia Mono" w:cs="Cascadia Mono"/>
-          <w:color w:val="2E75B6"/>
-          <w:sz w:val="19"/>
-          <w:szCs w:val="19"/>
-          <w:highlight w:val="white"/>
-        </w:rPr>
-        <w:t>"</w:t>
-      </w:r>
-      <w:r>
-        <w:rPr>
-          <w:rFonts w:ascii="Cascadia Mono" w:hAnsi="Cascadia Mono" w:cs="Cascadia Mono"/>
-          <w:color w:val="000000"/>
-          <w:sz w:val="19"/>
-          <w:szCs w:val="19"/>
-          <w:highlight w:val="white"/>
-        </w:rPr>
-        <w:t>: {</w:t>
-      </w:r>
-    </w:p>
-    <w:p>
-      <w:pPr>
-        <w:autoSpaceDE w:val="0"/>
-        <w:autoSpaceDN w:val="0"/>
-        <w:adjustRightInd w:val="0"/>
-        <w:spacing w:after="0" w:line="240" w:lineRule="auto"/>
-        <w:rPr>
-          <w:rFonts w:ascii="Cascadia Mono" w:hAnsi="Cascadia Mono" w:cs="Cascadia Mono"/>
-          <w:color w:val="000000"/>
-          <w:sz w:val="19"/>
-          <w:szCs w:val="19"/>
-          <w:highlight w:val="white"/>
-        </w:rPr>
-      </w:pPr>
-      <w:r>
-        <w:rPr>
-          <w:rFonts w:ascii="Cascadia Mono" w:hAnsi="Cascadia Mono" w:cs="Cascadia Mono"/>
-          <w:color w:val="000000"/>
-          <w:sz w:val="19"/>
-          <w:szCs w:val="19"/>
-          <w:highlight w:val="white"/>
-        </w:rPr>
-        <w:t xml:space="preserve">    </w:t>
-      </w:r>
-      <w:r>
-        <w:rPr>
-          <w:rFonts w:ascii="Cascadia Mono" w:hAnsi="Cascadia Mono" w:cs="Cascadia Mono"/>
-          <w:color w:val="2E75B6"/>
-          <w:sz w:val="19"/>
-          <w:szCs w:val="19"/>
-          <w:highlight w:val="white"/>
-        </w:rPr>
-        <w:t>"</w:t>
-      </w:r>
-      <w:proofErr w:type="spellStart"/>
-      <w:r>
-        <w:rPr>
-          <w:rFonts w:ascii="Cascadia Mono" w:hAnsi="Cascadia Mono" w:cs="Cascadia Mono"/>
-          <w:color w:val="2E75B6"/>
-          <w:sz w:val="19"/>
-          <w:szCs w:val="19"/>
-          <w:highlight w:val="white"/>
-        </w:rPr>
-        <w:t>DbConnection</w:t>
-      </w:r>
-      <w:proofErr w:type="spellEnd"/>
-      <w:r>
-        <w:rPr>
-          <w:rFonts w:ascii="Cascadia Mono" w:hAnsi="Cascadia Mono" w:cs="Cascadia Mono"/>
-          <w:color w:val="2E75B6"/>
-          <w:sz w:val="19"/>
-          <w:szCs w:val="19"/>
-          <w:highlight w:val="white"/>
-        </w:rPr>
-        <w:t>"</w:t>
-      </w:r>
-      <w:r>
-        <w:rPr>
-          <w:rFonts w:ascii="Cascadia Mono" w:hAnsi="Cascadia Mono" w:cs="Cascadia Mono"/>
-          <w:color w:val="000000"/>
-          <w:sz w:val="19"/>
-          <w:szCs w:val="19"/>
-          <w:highlight w:val="white"/>
-        </w:rPr>
-        <w:t xml:space="preserve">: </w:t>
-      </w:r>
       <w:r>
         <w:rPr>
           <w:rFonts w:ascii="Cascadia Mono" w:hAnsi="Cascadia Mono" w:cs="Cascadia Mono"/>
@@ -1788,9 +1801,9 @@
           <w:szCs w:val="19"/>
           <w:highlight w:val="white"/>
         </w:rPr>
-        <w:t>"Server=</w:t>
-      </w:r>
-      <w:proofErr w:type="spellStart"/>
+        <w:t>YOUR-SERVER-</w:t>
+      </w:r>
+      <w:proofErr w:type="gramStart"/>
       <w:r>
         <w:rPr>
           <w:rFonts w:ascii="Cascadia Mono" w:hAnsi="Cascadia Mono" w:cs="Cascadia Mono"/>
@@ -1799,9 +1812,10 @@
           <w:szCs w:val="19"/>
           <w:highlight w:val="white"/>
         </w:rPr>
-        <w:t>YOUR-SERVER-</w:t>
-      </w:r>
-      <w:proofErr w:type="gramStart"/>
+        <w:t>NAME;Database</w:t>
+      </w:r>
+      <w:proofErr w:type="spellEnd"/>
+      <w:proofErr w:type="gramEnd"/>
       <w:r>
         <w:rPr>
           <w:rFonts w:ascii="Cascadia Mono" w:hAnsi="Cascadia Mono" w:cs="Cascadia Mono"/>
@@ -1810,10 +1824,9 @@
           <w:szCs w:val="19"/>
           <w:highlight w:val="white"/>
         </w:rPr>
-        <w:t>NAME;Database</w:t>
-      </w:r>
-      <w:proofErr w:type="spellEnd"/>
-      <w:proofErr w:type="gramEnd"/>
+        <w:t>=</w:t>
+      </w:r>
+      <w:proofErr w:type="spellStart"/>
       <w:r>
         <w:rPr>
           <w:rFonts w:ascii="Cascadia Mono" w:hAnsi="Cascadia Mono" w:cs="Cascadia Mono"/>
@@ -1822,28 +1835,7 @@
           <w:szCs w:val="19"/>
           <w:highlight w:val="white"/>
         </w:rPr>
-        <w:t>=</w:t>
-      </w:r>
-      <w:proofErr w:type="spellStart"/>
-      <w:r>
-        <w:rPr>
-          <w:rFonts w:ascii="Cascadia Mono" w:hAnsi="Cascadia Mono" w:cs="Cascadia Mono"/>
-          <w:color w:val="A31515"/>
-          <w:sz w:val="19"/>
-          <w:szCs w:val="19"/>
-          <w:highlight w:val="white"/>
-        </w:rPr>
-        <w:t>YOUR-DATABASE-NAME</w:t>
-      </w:r>
-      <w:r>
-        <w:rPr>
-          <w:rFonts w:ascii="Cascadia Mono" w:hAnsi="Cascadia Mono" w:cs="Cascadia Mono"/>
-          <w:color w:val="A31515"/>
-          <w:sz w:val="19"/>
-          <w:szCs w:val="19"/>
-          <w:highlight w:val="white"/>
-        </w:rPr>
-        <w:t>;</w:t>
+        <w:t>YOUR-DATABASE-NAME;</w:t>
       </w:r>
       <w:r>
         <w:rPr>
@@ -3391,27 +3383,14 @@
       <w:r>
         <w:t xml:space="preserve">Figure </w:t>
       </w:r>
-      <w:r>
-        <w:fldChar w:fldCharType="begin"/>
-      </w:r>
-      <w:r>
-        <w:instrText xml:space="preserve"> SEQ Figure \* ARABIC </w:instrText>
-      </w:r>
-      <w:r>
-        <w:fldChar w:fldCharType="separate"/>
-      </w:r>
-      <w:r>
-        <w:rPr>
-          <w:noProof/>
-        </w:rPr>
-        <w:t>1</w:t>
-      </w:r>
-      <w:r>
-        <w:rPr>
-          <w:noProof/>
-        </w:rPr>
-        <w:fldChar w:fldCharType="end"/>
-      </w:r>
+      <w:fldSimple w:instr=" SEQ Figure \* ARABIC ">
+        <w:r>
+          <w:rPr>
+            <w:noProof/>
+          </w:rPr>
+          <w:t>1</w:t>
+        </w:r>
+      </w:fldSimple>
       <w:r>
         <w:t xml:space="preserve"> Bank Form </w:t>
       </w:r>
@@ -4300,27 +4279,14 @@
       <w:r>
         <w:t xml:space="preserve">Figure </w:t>
       </w:r>
-      <w:r>
-        <w:fldChar w:fldCharType="begin"/>
-      </w:r>
-      <w:r>
-        <w:instrText xml:space="preserve"> SEQ Figure \* ARABIC </w:instrText>
-      </w:r>
-      <w:r>
-        <w:fldChar w:fldCharType="separate"/>
-      </w:r>
-      <w:r>
-        <w:rPr>
-          <w:noProof/>
-        </w:rPr>
-        <w:t>2</w:t>
-      </w:r>
-      <w:r>
-        <w:rPr>
-          <w:noProof/>
-        </w:rPr>
-        <w:fldChar w:fldCharType="end"/>
-      </w:r>
+      <w:fldSimple w:instr=" SEQ Figure \* ARABIC ">
+        <w:r>
+          <w:rPr>
+            <w:noProof/>
+          </w:rPr>
+          <w:t>2</w:t>
+        </w:r>
+      </w:fldSimple>
       <w:r>
         <w:t xml:space="preserve"> Main Form</w:t>
       </w:r>
@@ -4422,27 +4388,14 @@
       <w:r>
         <w:t xml:space="preserve">Figure </w:t>
       </w:r>
-      <w:r>
-        <w:fldChar w:fldCharType="begin"/>
-      </w:r>
-      <w:r>
-        <w:instrText xml:space="preserve"> SEQ Figure \* ARABIC </w:instrText>
-      </w:r>
-      <w:r>
-        <w:fldChar w:fldCharType="separate"/>
-      </w:r>
-      <w:r>
-        <w:rPr>
-          <w:noProof/>
-        </w:rPr>
-        <w:t>3</w:t>
-      </w:r>
-      <w:r>
-        <w:rPr>
-          <w:noProof/>
-        </w:rPr>
-        <w:fldChar w:fldCharType="end"/>
-      </w:r>
+      <w:fldSimple w:instr=" SEQ Figure \* ARABIC ">
+        <w:r>
+          <w:rPr>
+            <w:noProof/>
+          </w:rPr>
+          <w:t>3</w:t>
+        </w:r>
+      </w:fldSimple>
       <w:r>
         <w:t xml:space="preserve"> Highlighted Screen</w:t>
       </w:r>
@@ -5296,27 +5249,14 @@
       <w:r>
         <w:t xml:space="preserve">Figure </w:t>
       </w:r>
-      <w:r>
-        <w:fldChar w:fldCharType="begin"/>
-      </w:r>
-      <w:r>
-        <w:instrText xml:space="preserve"> SEQ Figure \* ARABIC </w:instrText>
-      </w:r>
-      <w:r>
-        <w:fldChar w:fldCharType="separate"/>
-      </w:r>
-      <w:r>
-        <w:rPr>
-          <w:noProof/>
-        </w:rPr>
-        <w:t>4</w:t>
-      </w:r>
-      <w:r>
-        <w:rPr>
-          <w:noProof/>
-        </w:rPr>
-        <w:fldChar w:fldCharType="end"/>
-      </w:r>
+      <w:fldSimple w:instr=" SEQ Figure \* ARABIC ">
+        <w:r>
+          <w:rPr>
+            <w:noProof/>
+          </w:rPr>
+          <w:t>4</w:t>
+        </w:r>
+      </w:fldSimple>
       <w:r>
         <w:t xml:space="preserve"> Add Screen Form</w:t>
       </w:r>
@@ -5953,6 +5893,9 @@
         <w:t xml:space="preserve"> </w:t>
       </w:r>
       <w:r>
+        <w:rPr>
+          <w:noProof/>
+        </w:rPr>
         <w:drawing>
           <wp:inline distT="0" distB="0" distL="0" distR="0" wp14:anchorId="75BA261A" wp14:editId="57DF83A4">
             <wp:extent cx="5943600" cy="3789045"/>
@@ -6005,27 +5948,14 @@
       <w:r>
         <w:t xml:space="preserve">Figure </w:t>
       </w:r>
-      <w:r>
-        <w:fldChar w:fldCharType="begin"/>
-      </w:r>
-      <w:r>
-        <w:instrText xml:space="preserve"> SEQ Figure \* ARABIC </w:instrText>
-      </w:r>
-      <w:r>
-        <w:fldChar w:fldCharType="separate"/>
-      </w:r>
-      <w:r>
-        <w:rPr>
-          <w:noProof/>
-        </w:rPr>
-        <w:t>5</w:t>
-      </w:r>
-      <w:r>
-        <w:rPr>
-          <w:noProof/>
-        </w:rPr>
-        <w:fldChar w:fldCharType="end"/>
-      </w:r>
+      <w:fldSimple w:instr=" SEQ Figure \* ARABIC ">
+        <w:r>
+          <w:rPr>
+            <w:noProof/>
+          </w:rPr>
+          <w:t>5</w:t>
+        </w:r>
+      </w:fldSimple>
       <w:r>
         <w:t xml:space="preserve"> Edit Screen Form</w:t>
       </w:r>
@@ -6102,8 +6032,6 @@
         </w:rPr>
         <w:t>English Button name | Arabic Button Name | Button Type</w:t>
       </w:r>
-      <w:bookmarkStart w:id="0" w:name="_GoBack"/>
-      <w:bookmarkEnd w:id="0"/>
     </w:p>
     <w:p>
       <w:pPr>
@@ -6434,27 +6362,14 @@
       <w:r>
         <w:t xml:space="preserve">Figure </w:t>
       </w:r>
-      <w:r>
-        <w:fldChar w:fldCharType="begin"/>
-      </w:r>
-      <w:r>
-        <w:instrText xml:space="preserve"> SEQ Figure \* ARABIC </w:instrText>
-      </w:r>
-      <w:r>
-        <w:fldChar w:fldCharType="separate"/>
-      </w:r>
-      <w:r>
-        <w:rPr>
-          <w:noProof/>
-        </w:rPr>
-        <w:t>6</w:t>
-      </w:r>
-      <w:r>
-        <w:rPr>
-          <w:noProof/>
-        </w:rPr>
-        <w:fldChar w:fldCharType="end"/>
-      </w:r>
+      <w:fldSimple w:instr=" SEQ Figure \* ARABIC ">
+        <w:r>
+          <w:rPr>
+            <w:noProof/>
+          </w:rPr>
+          <w:t>6</w:t>
+        </w:r>
+      </w:fldSimple>
       <w:r>
         <w:t xml:space="preserve"> Add Button Form</w:t>
       </w:r>
@@ -6577,27 +6492,14 @@
                             <w:r>
                               <w:t xml:space="preserve">Figure </w:t>
                             </w:r>
-                            <w:r>
-                              <w:fldChar w:fldCharType="begin"/>
-                            </w:r>
-                            <w:r>
-                              <w:instrText xml:space="preserve"> SEQ Figure \* ARABIC </w:instrText>
-                            </w:r>
-                            <w:r>
-                              <w:fldChar w:fldCharType="separate"/>
-                            </w:r>
-                            <w:r>
-                              <w:rPr>
-                                <w:noProof/>
-                              </w:rPr>
-                              <w:t>7</w:t>
-                            </w:r>
-                            <w:r>
-                              <w:rPr>
-                                <w:noProof/>
-                              </w:rPr>
-                              <w:fldChar w:fldCharType="end"/>
-                            </w:r>
+                            <w:fldSimple w:instr=" SEQ Figure \* ARABIC ">
+                              <w:r>
+                                <w:rPr>
+                                  <w:noProof/>
+                                </w:rPr>
+                                <w:t>7</w:t>
+                              </w:r>
+                            </w:fldSimple>
                             <w:r>
                               <w:t xml:space="preserve"> Add Button / Issue Ticket</w:t>
                             </w:r>
@@ -6795,27 +6697,14 @@
                             <w:r>
                               <w:t xml:space="preserve">Figure </w:t>
                             </w:r>
-                            <w:r>
-                              <w:fldChar w:fldCharType="begin"/>
-                            </w:r>
-                            <w:r>
-                              <w:instrText xml:space="preserve"> SEQ Figure \* ARABIC </w:instrText>
-                            </w:r>
-                            <w:r>
-                              <w:fldChar w:fldCharType="separate"/>
-                            </w:r>
-                            <w:r>
-                              <w:rPr>
-                                <w:noProof/>
-                              </w:rPr>
-                              <w:t>8</w:t>
-                            </w:r>
-                            <w:r>
-                              <w:rPr>
-                                <w:noProof/>
-                              </w:rPr>
-                              <w:fldChar w:fldCharType="end"/>
-                            </w:r>
+                            <w:fldSimple w:instr=" SEQ Figure \* ARABIC ">
+                              <w:r>
+                                <w:rPr>
+                                  <w:noProof/>
+                                </w:rPr>
+                                <w:t>8</w:t>
+                              </w:r>
+                            </w:fldSimple>
                             <w:r>
                               <w:t xml:space="preserve"> Add Button / Show Message</w:t>
                             </w:r>
@@ -7084,27 +6973,14 @@
       <w:r>
         <w:t xml:space="preserve">Figure </w:t>
       </w:r>
-      <w:r>
-        <w:fldChar w:fldCharType="begin"/>
-      </w:r>
-      <w:r>
-        <w:instrText xml:space="preserve"> SEQ Figure \* ARABIC </w:instrText>
-      </w:r>
-      <w:r>
-        <w:fldChar w:fldCharType="separate"/>
-      </w:r>
-      <w:r>
-        <w:rPr>
-          <w:noProof/>
-        </w:rPr>
-        <w:t>9</w:t>
-      </w:r>
-      <w:r>
-        <w:rPr>
-          <w:noProof/>
-        </w:rPr>
-        <w:fldChar w:fldCharType="end"/>
-      </w:r>
+      <w:fldSimple w:instr=" SEQ Figure \* ARABIC ">
+        <w:r>
+          <w:rPr>
+            <w:noProof/>
+          </w:rPr>
+          <w:t>9</w:t>
+        </w:r>
+      </w:fldSimple>
       <w:r>
         <w:t xml:space="preserve"> Edit Button Form</w:t>
       </w:r>

--- a/Ticketing-Screen-Designer User Manual.docx
+++ b/Ticketing-Screen-Designer User Manual.docx
@@ -777,77 +777,31 @@
           <w:sz w:val="24"/>
           <w:szCs w:val="24"/>
         </w:rPr>
-        <w:t xml:space="preserve">Copy the </w:t>
-      </w:r>
-      <w:r>
-        <w:rPr>
-          <w:rFonts w:ascii="Courier New" w:eastAsia="Times New Roman" w:hAnsi="Courier New" w:cs="Courier New"/>
-          <w:sz w:val="20"/>
-          <w:szCs w:val="20"/>
-        </w:rPr>
-        <w:t>.exe</w:t>
-      </w:r>
-      <w:r>
-        <w:rPr>
-          <w:rFonts w:ascii="Times New Roman" w:eastAsia="Times New Roman" w:hAnsi="Times New Roman" w:cs="Times New Roman"/>
-          <w:sz w:val="24"/>
-          <w:szCs w:val="24"/>
-        </w:rPr>
-        <w:t xml:space="preserve"> file</w:t>
-      </w:r>
-      <w:r>
-        <w:rPr>
-          <w:rFonts w:ascii="Times New Roman" w:eastAsia="Times New Roman" w:hAnsi="Times New Roman" w:cs="Times New Roman"/>
-          <w:sz w:val="24"/>
-          <w:szCs w:val="24"/>
-        </w:rPr>
-        <w:t xml:space="preserve"> and </w:t>
-      </w:r>
-      <w:r>
-        <w:rPr>
-          <w:rFonts w:ascii="Courier New" w:eastAsia="Times New Roman" w:hAnsi="Courier New" w:cs="Courier New"/>
-          <w:sz w:val="20"/>
-          <w:szCs w:val="20"/>
-        </w:rPr>
-        <w:t xml:space="preserve">Config </w:t>
-      </w:r>
-      <w:r>
-        <w:rPr>
-          <w:rFonts w:asciiTheme="majorBidi" w:eastAsia="Times New Roman" w:hAnsiTheme="majorBidi" w:cstheme="majorBidi"/>
-          <w:sz w:val="24"/>
-          <w:szCs w:val="24"/>
-        </w:rPr>
-        <w:t>folder</w:t>
-      </w:r>
-      <w:r>
-        <w:rPr>
-          <w:rFonts w:ascii="Times New Roman" w:eastAsia="Times New Roman" w:hAnsi="Times New Roman" w:cs="Times New Roman"/>
-          <w:sz w:val="24"/>
-          <w:szCs w:val="24"/>
-        </w:rPr>
-        <w:t xml:space="preserve"> into a dedicated folder.</w:t>
-      </w:r>
-    </w:p>
-    <w:p>
-      <w:pPr>
-        <w:numPr>
-          <w:ilvl w:val="0"/>
-          <w:numId w:val="13"/>
-        </w:numPr>
-        <w:spacing w:before="100" w:beforeAutospacing="1" w:after="100" w:afterAutospacing="1" w:line="240" w:lineRule="auto"/>
-        <w:rPr>
-          <w:rFonts w:ascii="Times New Roman" w:eastAsia="Times New Roman" w:hAnsi="Times New Roman" w:cs="Times New Roman"/>
-          <w:sz w:val="24"/>
-          <w:szCs w:val="24"/>
-        </w:rPr>
-      </w:pPr>
-      <w:r>
-        <w:rPr>
-          <w:rFonts w:ascii="Times New Roman" w:eastAsia="Times New Roman" w:hAnsi="Times New Roman" w:cs="Times New Roman"/>
-          <w:sz w:val="24"/>
-          <w:szCs w:val="24"/>
-        </w:rPr>
-        <w:t>This folder will serve as your application's installation directory.</w:t>
+        <w:t>The</w:t>
+      </w:r>
+      <w:r>
+        <w:rPr>
+          <w:rFonts w:ascii="Times New Roman" w:eastAsia="Times New Roman" w:hAnsi="Times New Roman" w:cs="Times New Roman"/>
+          <w:sz w:val="24"/>
+          <w:szCs w:val="24"/>
+        </w:rPr>
+        <w:t xml:space="preserve"> </w:t>
+      </w:r>
+      <w:r>
+        <w:rPr>
+          <w:rFonts w:ascii="Times New Roman" w:eastAsia="Times New Roman" w:hAnsi="Times New Roman" w:cs="Times New Roman"/>
+          <w:sz w:val="24"/>
+          <w:szCs w:val="24"/>
+        </w:rPr>
+        <w:t xml:space="preserve">“Published App” </w:t>
+      </w:r>
+      <w:r>
+        <w:rPr>
+          <w:rFonts w:ascii="Times New Roman" w:eastAsia="Times New Roman" w:hAnsi="Times New Roman" w:cs="Times New Roman"/>
+          <w:sz w:val="24"/>
+          <w:szCs w:val="24"/>
+        </w:rPr>
+        <w:t>folder will serve as your application's installation directory.</w:t>
       </w:r>
     </w:p>
     <w:p>
@@ -959,7 +913,27 @@
           <w:sz w:val="27"/>
           <w:szCs w:val="27"/>
         </w:rPr>
-        <w:t>C. Restoring the Database Schema</w:t>
+        <w:t xml:space="preserve">C. </w:t>
+      </w:r>
+      <w:r>
+        <w:rPr>
+          <w:rFonts w:ascii="Times New Roman" w:eastAsia="Times New Roman" w:hAnsi="Times New Roman" w:cs="Times New Roman"/>
+          <w:b/>
+          <w:bCs/>
+          <w:sz w:val="27"/>
+          <w:szCs w:val="27"/>
+        </w:rPr>
+        <w:t>Creating/</w:t>
+      </w:r>
+      <w:r>
+        <w:rPr>
+          <w:rFonts w:ascii="Times New Roman" w:eastAsia="Times New Roman" w:hAnsi="Times New Roman" w:cs="Times New Roman"/>
+          <w:b/>
+          <w:bCs/>
+          <w:sz w:val="27"/>
+          <w:szCs w:val="27"/>
+        </w:rPr>
+        <w:t>Restoring the Database Schema</w:t>
       </w:r>
     </w:p>
     <w:p>
@@ -1010,16 +984,40 @@
           <w:sz w:val="20"/>
           <w:szCs w:val="20"/>
         </w:rPr>
-        <w:t>CreateDatabaseScript.sql</w:t>
+        <w:t>TicketingDesignerDB.sql</w:t>
       </w:r>
       <w:proofErr w:type="spellEnd"/>
       <w:r>
         <w:rPr>
-          <w:rFonts w:ascii="Times New Roman" w:eastAsia="Times New Roman" w:hAnsi="Times New Roman" w:cs="Times New Roman"/>
-          <w:sz w:val="24"/>
-          <w:szCs w:val="24"/>
-        </w:rPr>
-        <w:t xml:space="preserve"> file.</w:t>
+          <w:rFonts w:ascii="Courier New" w:eastAsia="Times New Roman" w:hAnsi="Courier New" w:cs="Courier New"/>
+          <w:sz w:val="20"/>
+          <w:szCs w:val="20"/>
+        </w:rPr>
+        <w:t xml:space="preserve"> </w:t>
+      </w:r>
+      <w:r>
+        <w:rPr>
+          <w:rFonts w:ascii="Times New Roman" w:eastAsia="Times New Roman" w:hAnsi="Times New Roman" w:cs="Times New Roman"/>
+          <w:sz w:val="24"/>
+          <w:szCs w:val="24"/>
+        </w:rPr>
+        <w:t>file</w:t>
+      </w:r>
+      <w:r>
+        <w:rPr>
+          <w:rFonts w:ascii="Times New Roman" w:eastAsia="Times New Roman" w:hAnsi="Times New Roman" w:cs="Times New Roman"/>
+          <w:sz w:val="24"/>
+          <w:szCs w:val="24"/>
+        </w:rPr>
+        <w:t xml:space="preserve"> found inside the scripts folder in your application’s directory by opening the file in SSMS then clicking “F5” to execute query</w:t>
+      </w:r>
+      <w:r>
+        <w:rPr>
+          <w:rFonts w:ascii="Times New Roman" w:eastAsia="Times New Roman" w:hAnsi="Times New Roman" w:cs="Times New Roman"/>
+          <w:sz w:val="24"/>
+          <w:szCs w:val="24"/>
+        </w:rPr>
+        <w:t>.</w:t>
       </w:r>
     </w:p>
     <w:p>
@@ -1029,6 +1027,8 @@
       <w:r>
         <w:t>D. Configuring the App Configuration File</w:t>
       </w:r>
+      <w:bookmarkStart w:id="0" w:name="_GoBack"/>
+      <w:bookmarkEnd w:id="0"/>
     </w:p>
     <w:p>
       <w:pPr>
@@ -1123,12 +1123,7 @@
         <w:t>If you are using Windows Authentication (Recommended):</w:t>
       </w:r>
       <w:r>
-        <w:t xml:space="preserve"> This method uses your Windows login credentials to authenticate with SQL Serve</w:t>
-      </w:r>
-      <w:bookmarkStart w:id="0" w:name="_GoBack"/>
-      <w:bookmarkEnd w:id="0"/>
-      <w:r>
-        <w:t>r.</w:t>
+        <w:t xml:space="preserve"> This method uses your Windows login credentials to authenticate with SQL Server.</w:t>
       </w:r>
     </w:p>
     <w:p>
@@ -2052,7 +2047,23 @@
           <w:sz w:val="20"/>
           <w:szCs w:val="20"/>
         </w:rPr>
-        <w:t>.exe</w:t>
+        <w:t>Ticketing-Screen-Designer.UI</w:t>
+      </w:r>
+      <w:r>
+        <w:rPr>
+          <w:rFonts w:ascii="Courier New" w:eastAsia="Times New Roman" w:hAnsi="Courier New" w:cs="Courier New"/>
+          <w:sz w:val="20"/>
+          <w:szCs w:val="20"/>
+        </w:rPr>
+        <w:t>.</w:t>
+      </w:r>
+      <w:r>
+        <w:rPr>
+          <w:rFonts w:ascii="Courier New" w:eastAsia="Times New Roman" w:hAnsi="Courier New" w:cs="Courier New"/>
+          <w:sz w:val="20"/>
+          <w:szCs w:val="20"/>
+        </w:rPr>
+        <w:t>exe</w:t>
       </w:r>
       <w:r>
         <w:rPr>
@@ -2082,7 +2093,57 @@
           <w:sz w:val="24"/>
           <w:szCs w:val="24"/>
         </w:rPr>
-        <w:t>Follow the on-screen prompts to select an existing bank or create a new one.</w:t>
+        <w:t xml:space="preserve">Follow the on-screen prompt to </w:t>
+      </w:r>
+      <w:r>
+        <w:rPr>
+          <w:rFonts w:ascii="Times New Roman" w:eastAsia="Times New Roman" w:hAnsi="Times New Roman" w:cs="Times New Roman"/>
+          <w:sz w:val="24"/>
+          <w:szCs w:val="24"/>
+        </w:rPr>
+        <w:t>access</w:t>
+      </w:r>
+      <w:r>
+        <w:rPr>
+          <w:rFonts w:ascii="Times New Roman" w:eastAsia="Times New Roman" w:hAnsi="Times New Roman" w:cs="Times New Roman"/>
+          <w:sz w:val="24"/>
+          <w:szCs w:val="24"/>
+        </w:rPr>
+        <w:t xml:space="preserve"> an existing bank</w:t>
+      </w:r>
+      <w:r>
+        <w:rPr>
+          <w:rFonts w:ascii="Times New Roman" w:eastAsia="Times New Roman" w:hAnsi="Times New Roman" w:cs="Times New Roman"/>
+          <w:sz w:val="24"/>
+          <w:szCs w:val="24"/>
+        </w:rPr>
+        <w:t xml:space="preserve"> by entering </w:t>
+      </w:r>
+      <w:proofErr w:type="gramStart"/>
+      <w:r>
+        <w:rPr>
+          <w:rFonts w:ascii="Times New Roman" w:eastAsia="Times New Roman" w:hAnsi="Times New Roman" w:cs="Times New Roman"/>
+          <w:sz w:val="24"/>
+          <w:szCs w:val="24"/>
+        </w:rPr>
+        <w:t>it’s</w:t>
+      </w:r>
+      <w:proofErr w:type="gramEnd"/>
+      <w:r>
+        <w:rPr>
+          <w:rFonts w:ascii="Times New Roman" w:eastAsia="Times New Roman" w:hAnsi="Times New Roman" w:cs="Times New Roman"/>
+          <w:sz w:val="24"/>
+          <w:szCs w:val="24"/>
+        </w:rPr>
+        <w:t xml:space="preserve"> name</w:t>
+      </w:r>
+      <w:r>
+        <w:rPr>
+          <w:rFonts w:ascii="Times New Roman" w:eastAsia="Times New Roman" w:hAnsi="Times New Roman" w:cs="Times New Roman"/>
+          <w:sz w:val="24"/>
+          <w:szCs w:val="24"/>
+        </w:rPr>
+        <w:t xml:space="preserve"> or create a new one.</w:t>
       </w:r>
     </w:p>
     <w:p>
@@ -2174,7 +2235,31 @@
           <w:sz w:val="24"/>
           <w:szCs w:val="24"/>
         </w:rPr>
-        <w:t>The first screen upon launching the application allows you to select an existing bank or create a new one.</w:t>
+        <w:t xml:space="preserve">The first screen upon launching the application allows you to </w:t>
+      </w:r>
+      <w:r>
+        <w:rPr>
+          <w:rFonts w:ascii="Times New Roman" w:eastAsia="Times New Roman" w:hAnsi="Times New Roman" w:cs="Times New Roman"/>
+          <w:sz w:val="24"/>
+          <w:szCs w:val="24"/>
+        </w:rPr>
+        <w:t>access</w:t>
+      </w:r>
+      <w:r>
+        <w:rPr>
+          <w:rFonts w:ascii="Times New Roman" w:eastAsia="Times New Roman" w:hAnsi="Times New Roman" w:cs="Times New Roman"/>
+          <w:sz w:val="24"/>
+          <w:szCs w:val="24"/>
+        </w:rPr>
+        <w:t xml:space="preserve"> </w:t>
+      </w:r>
+      <w:r>
+        <w:rPr>
+          <w:rFonts w:ascii="Times New Roman" w:eastAsia="Times New Roman" w:hAnsi="Times New Roman" w:cs="Times New Roman"/>
+          <w:sz w:val="24"/>
+          <w:szCs w:val="24"/>
+        </w:rPr>
+        <w:t>an existing bank or create a new one.</w:t>
       </w:r>
     </w:p>
     <w:p>
@@ -2594,11 +2679,20 @@
     <w:p>
       <w:pPr>
         <w:pStyle w:val="Heading4"/>
-      </w:pPr>
-      <w:r>
         <w:rPr>
           <w:rFonts w:ascii="Segoe UI Emoji" w:hAnsi="Segoe UI Emoji" w:cs="Segoe UI Emoji"/>
         </w:rPr>
+      </w:pPr>
+    </w:p>
+    <w:p>
+      <w:pPr>
+        <w:pStyle w:val="Heading4"/>
+      </w:pPr>
+      <w:r>
+        <w:rPr>
+          <w:rFonts w:ascii="Segoe UI Emoji" w:hAnsi="Segoe UI Emoji" w:cs="Segoe UI Emoji"/>
+        </w:rPr>
+        <w:lastRenderedPageBreak/>
         <w:t>✅</w:t>
       </w:r>
       <w:r>
@@ -2652,7 +2746,6 @@
         <w:rPr>
           <w:rStyle w:val="hljs-keyword"/>
         </w:rPr>
-        <w:lastRenderedPageBreak/>
         <w:t>INSERT</w:t>
       </w:r>
       <w:r>
@@ -3438,10 +3531,10 @@
               <wp:anchor distT="45720" distB="45720" distL="114300" distR="114300" simplePos="0" relativeHeight="251674624" behindDoc="0" locked="0" layoutInCell="1" allowOverlap="1" wp14:anchorId="6DA40472" wp14:editId="484B789C">
                 <wp:simplePos x="0" y="0"/>
                 <wp:positionH relativeFrom="margin">
-                  <wp:posOffset>1865436</wp:posOffset>
+                  <wp:align>center</wp:align>
                 </wp:positionH>
                 <wp:positionV relativeFrom="paragraph">
-                  <wp:posOffset>1353213</wp:posOffset>
+                  <wp:posOffset>1356222</wp:posOffset>
                 </wp:positionV>
                 <wp:extent cx="1624084" cy="1404620"/>
                 <wp:effectExtent l="0" t="0" r="0" b="0"/>
@@ -3510,7 +3603,7 @@
                 <v:stroke joinstyle="miter"/>
                 <v:path gradientshapeok="t" o:connecttype="rect"/>
               </v:shapetype>
-              <v:shape id="Text Box 2" o:spid="_x0000_s1026" type="#_x0000_t202" style="position:absolute;margin-left:146.9pt;margin-top:106.55pt;width:127.9pt;height:110.6pt;z-index:251674624;visibility:visible;mso-wrap-style:square;mso-width-percent:0;mso-height-percent:200;mso-wrap-distance-left:9pt;mso-wrap-distance-top:3.6pt;mso-wrap-distance-right:9pt;mso-wrap-distance-bottom:3.6pt;mso-position-horizontal:absolute;mso-position-horizontal-relative:margin;mso-position-vertical:absolute;mso-position-vertical-relative:text;mso-width-percent:0;mso-height-percent:200;mso-width-relative:margin;mso-height-relative:margin;v-text-anchor:top" o:gfxdata="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" filled="f" stroked="f">
+              <v:shape id="Text Box 2" o:spid="_x0000_s1026" type="#_x0000_t202" style="position:absolute;margin-left:0;margin-top:106.8pt;width:127.9pt;height:110.6pt;z-index:251674624;visibility:visible;mso-wrap-style:square;mso-width-percent:0;mso-height-percent:200;mso-wrap-distance-left:9pt;mso-wrap-distance-top:3.6pt;mso-wrap-distance-right:9pt;mso-wrap-distance-bottom:3.6pt;mso-position-horizontal:center;mso-position-horizontal-relative:margin;mso-position-vertical:absolute;mso-position-vertical-relative:text;mso-width-percent:0;mso-height-percent:200;mso-width-relative:margin;mso-height-relative:margin;v-text-anchor:top" o:gfxdata="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" filled="f" stroked="f">
                 <v:textbox style="mso-fit-shape-to-text:t">
                   <w:txbxContent>
                     <w:p>
@@ -3544,10 +3637,10 @@
               <wp:anchor distT="0" distB="0" distL="114300" distR="114300" simplePos="0" relativeHeight="251672576" behindDoc="0" locked="0" layoutInCell="1" allowOverlap="1" wp14:anchorId="75C45327" wp14:editId="07B6F748">
                 <wp:simplePos x="0" y="0"/>
                 <wp:positionH relativeFrom="column">
-                  <wp:posOffset>1666488</wp:posOffset>
+                  <wp:posOffset>1982056</wp:posOffset>
                 </wp:positionH>
                 <wp:positionV relativeFrom="paragraph">
-                  <wp:posOffset>1471571</wp:posOffset>
+                  <wp:posOffset>1493548</wp:posOffset>
                 </wp:positionV>
                 <wp:extent cx="177421" cy="6824"/>
                 <wp:effectExtent l="0" t="57150" r="32385" b="88900"/>
@@ -3596,11 +3689,11 @@
           </mc:Choice>
           <mc:Fallback>
             <w:pict>
-              <v:shapetype w14:anchorId="241331F4" id="_x0000_t32" coordsize="21600,21600" o:spt="32" o:oned="t" path="m,l21600,21600e" filled="f">
+              <v:shapetype w14:anchorId="20562017" id="_x0000_t32" coordsize="21600,21600" o:spt="32" o:oned="t" path="m,l21600,21600e" filled="f">
                 <v:path arrowok="t" fillok="f" o:connecttype="none"/>
                 <o:lock v:ext="edit" shapetype="t"/>
               </v:shapetype>
-              <v:shape id="Straight Arrow Connector 13" o:spid="_x0000_s1026" type="#_x0000_t32" style="position:absolute;margin-left:131.2pt;margin-top:115.85pt;width:13.95pt;height:.55pt;z-index:251672576;visibility:visible;mso-wrap-style:square;mso-wrap-distance-left:9pt;mso-wrap-distance-top:0;mso-wrap-distance-right:9pt;mso-wrap-distance-bottom:0;mso-position-horizontal:absolute;mso-position-horizontal-relative:text;mso-position-vertical:absolute;mso-position-vertical-relative:text" o:gfxdata="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" strokecolor="red" strokeweight="1.5pt">
+              <v:shape id="Straight Arrow Connector 13" o:spid="_x0000_s1026" type="#_x0000_t32" style="position:absolute;margin-left:156.05pt;margin-top:117.6pt;width:13.95pt;height:.55pt;z-index:251672576;visibility:visible;mso-wrap-style:square;mso-wrap-distance-left:9pt;mso-wrap-distance-top:0;mso-wrap-distance-right:9pt;mso-wrap-distance-bottom:0;mso-position-horizontal:absolute;mso-position-horizontal-relative:text;mso-position-vertical:absolute;mso-position-vertical-relative:text" o:gfxdata="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" strokecolor="red" strokeweight="1.5pt">
                 <v:stroke endarrow="block" joinstyle="miter"/>
               </v:shape>
             </w:pict>
@@ -3622,13 +3715,13 @@
               <wp:anchor distT="0" distB="0" distL="114300" distR="114300" simplePos="0" relativeHeight="251670528" behindDoc="0" locked="0" layoutInCell="1" allowOverlap="1" wp14:anchorId="16355A88" wp14:editId="17DEDBCA">
                 <wp:simplePos x="0" y="0"/>
                 <wp:positionH relativeFrom="margin">
-                  <wp:posOffset>79403</wp:posOffset>
+                  <wp:posOffset>39757</wp:posOffset>
                 </wp:positionH>
                 <wp:positionV relativeFrom="paragraph">
-                  <wp:posOffset>1121051</wp:posOffset>
+                  <wp:posOffset>1065475</wp:posOffset>
                 </wp:positionV>
-                <wp:extent cx="1542553" cy="620395"/>
-                <wp:effectExtent l="0" t="0" r="19685" b="27305"/>
+                <wp:extent cx="1900306" cy="676054"/>
+                <wp:effectExtent l="0" t="0" r="24130" b="10160"/>
                 <wp:wrapNone/>
                 <wp:docPr id="12" name="Rectangle 12"/>
                 <wp:cNvGraphicFramePr/>
@@ -3639,7 +3732,7 @@
                       <wps:spPr>
                         <a:xfrm>
                           <a:off x="0" y="0"/>
-                          <a:ext cx="1542553" cy="620395"/>
+                          <a:ext cx="1900306" cy="676054"/>
                         </a:xfrm>
                         <a:prstGeom prst="rect">
                           <a:avLst/>
@@ -3687,7 +3780,365 @@
           </mc:Choice>
           <mc:Fallback>
             <w:pict>
-              <v:rect w14:anchorId="4FB6BE20" id="Rectangle 12" o:spid="_x0000_s1026" style="position:absolute;margin-left:6.25pt;margin-top:88.25pt;width:121.45pt;height:48.85pt;z-index:251670528;visibility:visible;mso-wrap-style:square;mso-width-percent:0;mso-height-percent:0;mso-wrap-distance-left:9pt;mso-wrap-distance-top:0;mso-wrap-distance-right:9pt;mso-wrap-distance-bottom:0;mso-position-horizontal:absolute;mso-position-horizontal-relative:margin;mso-position-vertical:absolute;mso-position-vertical-relative:text;mso-width-percent:0;mso-height-percent:0;mso-width-relative:margin;mso-height-relative:margin;v-text-anchor:middle" o:gfxdata="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" filled="f" strokecolor="red" strokeweight="1pt">
+              <v:rect w14:anchorId="528A4A00" id="Rectangle 12" o:spid="_x0000_s1026" style="position:absolute;margin-left:3.15pt;margin-top:83.9pt;width:149.65pt;height:53.25pt;z-index:251670528;visibility:visible;mso-wrap-style:square;mso-width-percent:0;mso-height-percent:0;mso-wrap-distance-left:9pt;mso-wrap-distance-top:0;mso-wrap-distance-right:9pt;mso-wrap-distance-bottom:0;mso-position-horizontal:absolute;mso-position-horizontal-relative:margin;mso-position-vertical:absolute;mso-position-vertical-relative:text;mso-width-percent:0;mso-height-percent:0;mso-width-relative:margin;mso-height-relative:margin;v-text-anchor:middle" o:gfxdata="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" filled="f" strokecolor="red" strokeweight="1pt">
+                <w10:wrap anchorx="margin"/>
+              </v:rect>
+            </w:pict>
+          </mc:Fallback>
+        </mc:AlternateContent>
+      </w:r>
+      <w:r>
+        <w:rPr>
+          <w:noProof/>
+        </w:rPr>
+        <mc:AlternateContent>
+          <mc:Choice Requires="wps">
+            <w:drawing>
+              <wp:anchor distT="45720" distB="45720" distL="114300" distR="114300" simplePos="0" relativeHeight="251665408" behindDoc="0" locked="0" layoutInCell="1" allowOverlap="1" wp14:anchorId="0DE137C7" wp14:editId="14257CF3">
+                <wp:simplePos x="0" y="0"/>
+                <wp:positionH relativeFrom="column">
+                  <wp:posOffset>2726800</wp:posOffset>
+                </wp:positionH>
+                <wp:positionV relativeFrom="paragraph">
+                  <wp:posOffset>646430</wp:posOffset>
+                </wp:positionV>
+                <wp:extent cx="1282700" cy="1404620"/>
+                <wp:effectExtent l="0" t="0" r="0" b="0"/>
+                <wp:wrapNone/>
+                <wp:docPr id="5" name="Text Box 2"/>
+                <wp:cNvGraphicFramePr>
+                  <a:graphicFrameLocks xmlns:a="http://schemas.openxmlformats.org/drawingml/2006/main"/>
+                </wp:cNvGraphicFramePr>
+                <a:graphic xmlns:a="http://schemas.openxmlformats.org/drawingml/2006/main">
+                  <a:graphicData uri="http://schemas.microsoft.com/office/word/2010/wordprocessingShape">
+                    <wps:wsp>
+                      <wps:cNvSpPr txBox="1">
+                        <a:spLocks noChangeArrowheads="1"/>
+                      </wps:cNvSpPr>
+                      <wps:spPr bwMode="auto">
+                        <a:xfrm>
+                          <a:off x="0" y="0"/>
+                          <a:ext cx="1282700" cy="1404620"/>
+                        </a:xfrm>
+                        <a:prstGeom prst="rect">
+                          <a:avLst/>
+                        </a:prstGeom>
+                        <a:noFill/>
+                        <a:ln w="9525">
+                          <a:noFill/>
+                          <a:miter lim="800000"/>
+                          <a:headEnd/>
+                          <a:tailEnd/>
+                        </a:ln>
+                      </wps:spPr>
+                      <wps:txbx>
+                        <w:txbxContent>
+                          <w:p>
+                            <w:pPr>
+                              <w:rPr>
+                                <w:color w:val="FF0000"/>
+                              </w:rPr>
+                            </w:pPr>
+                            <w:r>
+                              <w:rPr>
+                                <w:color w:val="FF0000"/>
+                              </w:rPr>
+                              <w:t>Screen Controls</w:t>
+                            </w:r>
+                          </w:p>
+                        </w:txbxContent>
+                      </wps:txbx>
+                      <wps:bodyPr rot="0" vert="horz" wrap="square" lIns="91440" tIns="45720" rIns="91440" bIns="45720" anchor="t" anchorCtr="0">
+                        <a:spAutoFit/>
+                      </wps:bodyPr>
+                    </wps:wsp>
+                  </a:graphicData>
+                </a:graphic>
+                <wp14:sizeRelH relativeFrom="margin">
+                  <wp14:pctWidth>0</wp14:pctWidth>
+                </wp14:sizeRelH>
+                <wp14:sizeRelV relativeFrom="margin">
+                  <wp14:pctHeight>20000</wp14:pctHeight>
+                </wp14:sizeRelV>
+              </wp:anchor>
+            </w:drawing>
+          </mc:Choice>
+          <mc:Fallback>
+            <w:pict>
+              <v:shape w14:anchorId="0DE137C7" id="_x0000_s1027" type="#_x0000_t202" style="position:absolute;margin-left:214.7pt;margin-top:50.9pt;width:101pt;height:110.6pt;z-index:251665408;visibility:visible;mso-wrap-style:square;mso-width-percent:0;mso-height-percent:200;mso-wrap-distance-left:9pt;mso-wrap-distance-top:3.6pt;mso-wrap-distance-right:9pt;mso-wrap-distance-bottom:3.6pt;mso-position-horizontal:absolute;mso-position-horizontal-relative:text;mso-position-vertical:absolute;mso-position-vertical-relative:text;mso-width-percent:0;mso-height-percent:200;mso-width-relative:margin;mso-height-relative:margin;v-text-anchor:top" o:gfxdata="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" filled="f" stroked="f">
+                <v:textbox style="mso-fit-shape-to-text:t">
+                  <w:txbxContent>
+                    <w:p>
+                      <w:pPr>
+                        <w:rPr>
+                          <w:color w:val="FF0000"/>
+                        </w:rPr>
+                      </w:pPr>
+                      <w:r>
+                        <w:rPr>
+                          <w:color w:val="FF0000"/>
+                        </w:rPr>
+                        <w:t>Screen Controls</w:t>
+                      </w:r>
+                    </w:p>
+                  </w:txbxContent>
+                </v:textbox>
+              </v:shape>
+            </w:pict>
+          </mc:Fallback>
+        </mc:AlternateContent>
+      </w:r>
+      <w:r>
+        <w:rPr>
+          <w:noProof/>
+        </w:rPr>
+        <mc:AlternateContent>
+          <mc:Choice Requires="wps">
+            <w:drawing>
+              <wp:anchor distT="45720" distB="45720" distL="114300" distR="114300" simplePos="0" relativeHeight="251661312" behindDoc="0" locked="0" layoutInCell="1" allowOverlap="1">
+                <wp:simplePos x="0" y="0"/>
+                <wp:positionH relativeFrom="column">
+                  <wp:posOffset>3753015</wp:posOffset>
+                </wp:positionH>
+                <wp:positionV relativeFrom="paragraph">
+                  <wp:posOffset>351183</wp:posOffset>
+                </wp:positionV>
+                <wp:extent cx="941070" cy="1404620"/>
+                <wp:effectExtent l="0" t="0" r="0" b="0"/>
+                <wp:wrapNone/>
+                <wp:docPr id="217" name="Text Box 2"/>
+                <wp:cNvGraphicFramePr>
+                  <a:graphicFrameLocks xmlns:a="http://schemas.openxmlformats.org/drawingml/2006/main"/>
+                </wp:cNvGraphicFramePr>
+                <a:graphic xmlns:a="http://schemas.openxmlformats.org/drawingml/2006/main">
+                  <a:graphicData uri="http://schemas.microsoft.com/office/word/2010/wordprocessingShape">
+                    <wps:wsp>
+                      <wps:cNvSpPr txBox="1">
+                        <a:spLocks noChangeArrowheads="1"/>
+                      </wps:cNvSpPr>
+                      <wps:spPr bwMode="auto">
+                        <a:xfrm>
+                          <a:off x="0" y="0"/>
+                          <a:ext cx="941070" cy="1404620"/>
+                        </a:xfrm>
+                        <a:prstGeom prst="rect">
+                          <a:avLst/>
+                        </a:prstGeom>
+                        <a:noFill/>
+                        <a:ln w="9525">
+                          <a:noFill/>
+                          <a:miter lim="800000"/>
+                          <a:headEnd/>
+                          <a:tailEnd/>
+                        </a:ln>
+                      </wps:spPr>
+                      <wps:txbx>
+                        <w:txbxContent>
+                          <w:p>
+                            <w:pPr>
+                              <w:rPr>
+                                <w:color w:val="FF0000"/>
+                              </w:rPr>
+                            </w:pPr>
+                            <w:r>
+                              <w:rPr>
+                                <w:color w:val="FF0000"/>
+                              </w:rPr>
+                              <w:t>Bank name</w:t>
+                            </w:r>
+                          </w:p>
+                        </w:txbxContent>
+                      </wps:txbx>
+                      <wps:bodyPr rot="0" vert="horz" wrap="square" lIns="91440" tIns="45720" rIns="91440" bIns="45720" anchor="t" anchorCtr="0">
+                        <a:spAutoFit/>
+                      </wps:bodyPr>
+                    </wps:wsp>
+                  </a:graphicData>
+                </a:graphic>
+                <wp14:sizeRelH relativeFrom="margin">
+                  <wp14:pctWidth>0</wp14:pctWidth>
+                </wp14:sizeRelH>
+                <wp14:sizeRelV relativeFrom="margin">
+                  <wp14:pctHeight>20000</wp14:pctHeight>
+                </wp14:sizeRelV>
+              </wp:anchor>
+            </w:drawing>
+          </mc:Choice>
+          <mc:Fallback>
+            <w:pict>
+              <v:shape id="_x0000_s1028" type="#_x0000_t202" style="position:absolute;margin-left:295.5pt;margin-top:27.65pt;width:74.1pt;height:110.6pt;z-index:251661312;visibility:visible;mso-wrap-style:square;mso-width-percent:0;mso-height-percent:200;mso-wrap-distance-left:9pt;mso-wrap-distance-top:3.6pt;mso-wrap-distance-right:9pt;mso-wrap-distance-bottom:3.6pt;mso-position-horizontal:absolute;mso-position-horizontal-relative:text;mso-position-vertical:absolute;mso-position-vertical-relative:text;mso-width-percent:0;mso-height-percent:200;mso-width-relative:margin;mso-height-relative:margin;v-text-anchor:top" o:gfxdata="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" filled="f" stroked="f">
+                <v:textbox style="mso-fit-shape-to-text:t">
+                  <w:txbxContent>
+                    <w:p>
+                      <w:pPr>
+                        <w:rPr>
+                          <w:color w:val="FF0000"/>
+                        </w:rPr>
+                      </w:pPr>
+                      <w:r>
+                        <w:rPr>
+                          <w:color w:val="FF0000"/>
+                        </w:rPr>
+                        <w:t>Bank name</w:t>
+                      </w:r>
+                    </w:p>
+                  </w:txbxContent>
+                </v:textbox>
+              </v:shape>
+            </w:pict>
+          </mc:Fallback>
+        </mc:AlternateContent>
+      </w:r>
+      <w:r>
+        <w:rPr>
+          <w:noProof/>
+        </w:rPr>
+        <mc:AlternateContent>
+          <mc:Choice Requires="wps">
+            <w:drawing>
+              <wp:anchor distT="0" distB="0" distL="114300" distR="114300" simplePos="0" relativeHeight="251666432" behindDoc="0" locked="0" layoutInCell="1" allowOverlap="1">
+                <wp:simplePos x="0" y="0"/>
+                <wp:positionH relativeFrom="column">
+                  <wp:posOffset>2568243</wp:posOffset>
+                </wp:positionH>
+                <wp:positionV relativeFrom="paragraph">
+                  <wp:posOffset>796567</wp:posOffset>
+                </wp:positionV>
+                <wp:extent cx="177421" cy="6824"/>
+                <wp:effectExtent l="0" t="57150" r="32385" b="88900"/>
+                <wp:wrapNone/>
+                <wp:docPr id="10" name="Straight Arrow Connector 10"/>
+                <wp:cNvGraphicFramePr/>
+                <a:graphic xmlns:a="http://schemas.openxmlformats.org/drawingml/2006/main">
+                  <a:graphicData uri="http://schemas.microsoft.com/office/word/2010/wordprocessingShape">
+                    <wps:wsp>
+                      <wps:cNvCnPr/>
+                      <wps:spPr>
+                        <a:xfrm>
+                          <a:off x="0" y="0"/>
+                          <a:ext cx="177421" cy="6824"/>
+                        </a:xfrm>
+                        <a:prstGeom prst="straightConnector1">
+                          <a:avLst/>
+                        </a:prstGeom>
+                        <a:ln>
+                          <a:solidFill>
+                            <a:srgbClr val="FF0000"/>
+                          </a:solidFill>
+                          <a:tailEnd type="triangle"/>
+                        </a:ln>
+                      </wps:spPr>
+                      <wps:style>
+                        <a:lnRef idx="3">
+                          <a:schemeClr val="accent2"/>
+                        </a:lnRef>
+                        <a:fillRef idx="0">
+                          <a:schemeClr val="accent2"/>
+                        </a:fillRef>
+                        <a:effectRef idx="2">
+                          <a:schemeClr val="accent2"/>
+                        </a:effectRef>
+                        <a:fontRef idx="minor">
+                          <a:schemeClr val="tx1"/>
+                        </a:fontRef>
+                      </wps:style>
+                      <wps:bodyPr/>
+                    </wps:wsp>
+                  </a:graphicData>
+                </a:graphic>
+              </wp:anchor>
+            </w:drawing>
+          </mc:Choice>
+          <mc:Fallback>
+            <w:pict>
+              <v:shape w14:anchorId="53D62FD6" id="Straight Arrow Connector 10" o:spid="_x0000_s1026" type="#_x0000_t32" style="position:absolute;margin-left:202.2pt;margin-top:62.7pt;width:13.95pt;height:.55pt;z-index:251666432;visibility:visible;mso-wrap-style:square;mso-wrap-distance-left:9pt;mso-wrap-distance-top:0;mso-wrap-distance-right:9pt;mso-wrap-distance-bottom:0;mso-position-horizontal:absolute;mso-position-horizontal-relative:text;mso-position-vertical:absolute;mso-position-vertical-relative:text" o:gfxdata="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" strokecolor="red" strokeweight="1.5pt">
+                <v:stroke endarrow="block" joinstyle="miter"/>
+              </v:shape>
+            </w:pict>
+          </mc:Fallback>
+        </mc:AlternateContent>
+      </w:r>
+      <w:r>
+        <w:rPr>
+          <w:rFonts w:ascii="Times New Roman" w:eastAsia="Times New Roman" w:hAnsi="Times New Roman" w:cs="Times New Roman"/>
+          <w:b/>
+          <w:bCs/>
+          <w:noProof/>
+          <w:sz w:val="36"/>
+          <w:szCs w:val="36"/>
+        </w:rPr>
+        <mc:AlternateContent>
+          <mc:Choice Requires="wps">
+            <w:drawing>
+              <wp:anchor distT="0" distB="0" distL="114300" distR="114300" simplePos="0" relativeHeight="251663360" behindDoc="0" locked="0" layoutInCell="1" allowOverlap="1" wp14:anchorId="0B7616E4" wp14:editId="4C58DE54">
+                <wp:simplePos x="0" y="0"/>
+                <wp:positionH relativeFrom="margin">
+                  <wp:posOffset>31805</wp:posOffset>
+                </wp:positionH>
+                <wp:positionV relativeFrom="paragraph">
+                  <wp:posOffset>620202</wp:posOffset>
+                </wp:positionV>
+                <wp:extent cx="2528515" cy="214685"/>
+                <wp:effectExtent l="0" t="0" r="24765" b="13970"/>
+                <wp:wrapNone/>
+                <wp:docPr id="4" name="Rectangle 4"/>
+                <wp:cNvGraphicFramePr/>
+                <a:graphic xmlns:a="http://schemas.openxmlformats.org/drawingml/2006/main">
+                  <a:graphicData uri="http://schemas.microsoft.com/office/word/2010/wordprocessingShape">
+                    <wps:wsp>
+                      <wps:cNvSpPr/>
+                      <wps:spPr>
+                        <a:xfrm>
+                          <a:off x="0" y="0"/>
+                          <a:ext cx="2528515" cy="214685"/>
+                        </a:xfrm>
+                        <a:prstGeom prst="rect">
+                          <a:avLst/>
+                        </a:prstGeom>
+                        <a:noFill/>
+                        <a:ln>
+                          <a:solidFill>
+                            <a:srgbClr val="FF0000"/>
+                          </a:solidFill>
+                        </a:ln>
+                      </wps:spPr>
+                      <wps:style>
+                        <a:lnRef idx="2">
+                          <a:schemeClr val="accent1">
+                            <a:shade val="50000"/>
+                          </a:schemeClr>
+                        </a:lnRef>
+                        <a:fillRef idx="1">
+                          <a:schemeClr val="accent1"/>
+                        </a:fillRef>
+                        <a:effectRef idx="0">
+                          <a:schemeClr val="accent1"/>
+                        </a:effectRef>
+                        <a:fontRef idx="minor">
+                          <a:schemeClr val="lt1"/>
+                        </a:fontRef>
+                      </wps:style>
+                      <wps:bodyPr rot="0" spcFirstLastPara="0" vertOverflow="overflow" horzOverflow="overflow" vert="horz" wrap="square" lIns="91440" tIns="45720" rIns="91440" bIns="45720" numCol="1" spcCol="0" rtlCol="0" fromWordArt="0" anchor="ctr" anchorCtr="0" forceAA="0" compatLnSpc="1">
+                        <a:prstTxWarp prst="textNoShape">
+                          <a:avLst/>
+                        </a:prstTxWarp>
+                        <a:noAutofit/>
+                      </wps:bodyPr>
+                    </wps:wsp>
+                  </a:graphicData>
+                </a:graphic>
+                <wp14:sizeRelH relativeFrom="margin">
+                  <wp14:pctWidth>0</wp14:pctWidth>
+                </wp14:sizeRelH>
+                <wp14:sizeRelV relativeFrom="margin">
+                  <wp14:pctHeight>0</wp14:pctHeight>
+                </wp14:sizeRelV>
+              </wp:anchor>
+            </w:drawing>
+          </mc:Choice>
+          <mc:Fallback>
+            <w:pict>
+              <v:rect w14:anchorId="7B97133E" id="Rectangle 4" o:spid="_x0000_s1026" style="position:absolute;margin-left:2.5pt;margin-top:48.85pt;width:199.1pt;height:16.9pt;z-index:251663360;visibility:visible;mso-wrap-style:square;mso-width-percent:0;mso-height-percent:0;mso-wrap-distance-left:9pt;mso-wrap-distance-top:0;mso-wrap-distance-right:9pt;mso-wrap-distance-bottom:0;mso-position-horizontal:absolute;mso-position-horizontal-relative:margin;mso-position-vertical:absolute;mso-position-vertical-relative:text;mso-width-percent:0;mso-height-percent:0;mso-width-relative:margin;mso-height-relative:margin;v-text-anchor:middle" o:gfxdata="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" filled="f" strokecolor="red" strokeweight="1pt">
                 <w10:wrap anchorx="margin"/>
               </v:rect>
             </w:pict>
@@ -3762,278 +4213,7 @@
           </mc:Choice>
           <mc:Fallback>
             <w:pict>
-              <v:shape w14:anchorId="434D2D5E" id="Straight Arrow Connector 11" o:spid="_x0000_s1026" type="#_x0000_t32" style="position:absolute;margin-left:280.4pt;margin-top:37.95pt;width:13.95pt;height:.5pt;z-index:251668480;visibility:visible;mso-wrap-style:square;mso-width-percent:0;mso-height-percent:0;mso-wrap-distance-left:9pt;mso-wrap-distance-top:0;mso-wrap-distance-right:9pt;mso-wrap-distance-bottom:0;mso-position-horizontal:absolute;mso-position-horizontal-relative:text;mso-position-vertical:absolute;mso-position-vertical-relative:text;mso-width-percent:0;mso-height-percent:0;mso-width-relative:margin;mso-height-relative:margin" o:gfxdata="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" strokecolor="red" strokeweight="1.5pt">
-                <v:stroke endarrow="block" joinstyle="miter"/>
-              </v:shape>
-            </w:pict>
-          </mc:Fallback>
-        </mc:AlternateContent>
-      </w:r>
-      <w:r>
-        <w:rPr>
-          <w:noProof/>
-        </w:rPr>
-        <mc:AlternateContent>
-          <mc:Choice Requires="wps">
-            <w:drawing>
-              <wp:anchor distT="45720" distB="45720" distL="114300" distR="114300" simplePos="0" relativeHeight="251665408" behindDoc="0" locked="0" layoutInCell="1" allowOverlap="1" wp14:anchorId="0DE137C7" wp14:editId="14257CF3">
-                <wp:simplePos x="0" y="0"/>
-                <wp:positionH relativeFrom="column">
-                  <wp:posOffset>3037205</wp:posOffset>
-                </wp:positionH>
-                <wp:positionV relativeFrom="paragraph">
-                  <wp:posOffset>670560</wp:posOffset>
-                </wp:positionV>
-                <wp:extent cx="1282700" cy="1404620"/>
-                <wp:effectExtent l="0" t="0" r="0" b="0"/>
-                <wp:wrapNone/>
-                <wp:docPr id="5" name="Text Box 2"/>
-                <wp:cNvGraphicFramePr>
-                  <a:graphicFrameLocks xmlns:a="http://schemas.openxmlformats.org/drawingml/2006/main"/>
-                </wp:cNvGraphicFramePr>
-                <a:graphic xmlns:a="http://schemas.openxmlformats.org/drawingml/2006/main">
-                  <a:graphicData uri="http://schemas.microsoft.com/office/word/2010/wordprocessingShape">
-                    <wps:wsp>
-                      <wps:cNvSpPr txBox="1">
-                        <a:spLocks noChangeArrowheads="1"/>
-                      </wps:cNvSpPr>
-                      <wps:spPr bwMode="auto">
-                        <a:xfrm>
-                          <a:off x="0" y="0"/>
-                          <a:ext cx="1282700" cy="1404620"/>
-                        </a:xfrm>
-                        <a:prstGeom prst="rect">
-                          <a:avLst/>
-                        </a:prstGeom>
-                        <a:noFill/>
-                        <a:ln w="9525">
-                          <a:noFill/>
-                          <a:miter lim="800000"/>
-                          <a:headEnd/>
-                          <a:tailEnd/>
-                        </a:ln>
-                      </wps:spPr>
-                      <wps:txbx>
-                        <w:txbxContent>
-                          <w:p>
-                            <w:pPr>
-                              <w:rPr>
-                                <w:color w:val="FF0000"/>
-                              </w:rPr>
-                            </w:pPr>
-                            <w:r>
-                              <w:rPr>
-                                <w:color w:val="FF0000"/>
-                              </w:rPr>
-                              <w:t>Screen Controls</w:t>
-                            </w:r>
-                          </w:p>
-                        </w:txbxContent>
-                      </wps:txbx>
-                      <wps:bodyPr rot="0" vert="horz" wrap="square" lIns="91440" tIns="45720" rIns="91440" bIns="45720" anchor="t" anchorCtr="0">
-                        <a:spAutoFit/>
-                      </wps:bodyPr>
-                    </wps:wsp>
-                  </a:graphicData>
-                </a:graphic>
-                <wp14:sizeRelH relativeFrom="margin">
-                  <wp14:pctWidth>0</wp14:pctWidth>
-                </wp14:sizeRelH>
-                <wp14:sizeRelV relativeFrom="margin">
-                  <wp14:pctHeight>20000</wp14:pctHeight>
-                </wp14:sizeRelV>
-              </wp:anchor>
-            </w:drawing>
-          </mc:Choice>
-          <mc:Fallback>
-            <w:pict>
-              <v:shape w14:anchorId="0DE137C7" id="_x0000_s1027" type="#_x0000_t202" style="position:absolute;margin-left:239.15pt;margin-top:52.8pt;width:101pt;height:110.6pt;z-index:251665408;visibility:visible;mso-wrap-style:square;mso-width-percent:0;mso-height-percent:200;mso-wrap-distance-left:9pt;mso-wrap-distance-top:3.6pt;mso-wrap-distance-right:9pt;mso-wrap-distance-bottom:3.6pt;mso-position-horizontal:absolute;mso-position-horizontal-relative:text;mso-position-vertical:absolute;mso-position-vertical-relative:text;mso-width-percent:0;mso-height-percent:200;mso-width-relative:margin;mso-height-relative:margin;v-text-anchor:top" o:gfxdata="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" filled="f" stroked="f">
-                <v:textbox style="mso-fit-shape-to-text:t">
-                  <w:txbxContent>
-                    <w:p>
-                      <w:pPr>
-                        <w:rPr>
-                          <w:color w:val="FF0000"/>
-                        </w:rPr>
-                      </w:pPr>
-                      <w:r>
-                        <w:rPr>
-                          <w:color w:val="FF0000"/>
-                        </w:rPr>
-                        <w:t>Screen Controls</w:t>
-                      </w:r>
-                    </w:p>
-                  </w:txbxContent>
-                </v:textbox>
-              </v:shape>
-            </w:pict>
-          </mc:Fallback>
-        </mc:AlternateContent>
-      </w:r>
-      <w:r>
-        <w:rPr>
-          <w:noProof/>
-        </w:rPr>
-        <mc:AlternateContent>
-          <mc:Choice Requires="wps">
-            <w:drawing>
-              <wp:anchor distT="45720" distB="45720" distL="114300" distR="114300" simplePos="0" relativeHeight="251661312" behindDoc="0" locked="0" layoutInCell="1" allowOverlap="1">
-                <wp:simplePos x="0" y="0"/>
-                <wp:positionH relativeFrom="column">
-                  <wp:posOffset>3657600</wp:posOffset>
-                </wp:positionH>
-                <wp:positionV relativeFrom="paragraph">
-                  <wp:posOffset>335280</wp:posOffset>
-                </wp:positionV>
-                <wp:extent cx="941070" cy="1404620"/>
-                <wp:effectExtent l="0" t="0" r="0" b="0"/>
-                <wp:wrapNone/>
-                <wp:docPr id="217" name="Text Box 2"/>
-                <wp:cNvGraphicFramePr>
-                  <a:graphicFrameLocks xmlns:a="http://schemas.openxmlformats.org/drawingml/2006/main"/>
-                </wp:cNvGraphicFramePr>
-                <a:graphic xmlns:a="http://schemas.openxmlformats.org/drawingml/2006/main">
-                  <a:graphicData uri="http://schemas.microsoft.com/office/word/2010/wordprocessingShape">
-                    <wps:wsp>
-                      <wps:cNvSpPr txBox="1">
-                        <a:spLocks noChangeArrowheads="1"/>
-                      </wps:cNvSpPr>
-                      <wps:spPr bwMode="auto">
-                        <a:xfrm>
-                          <a:off x="0" y="0"/>
-                          <a:ext cx="941070" cy="1404620"/>
-                        </a:xfrm>
-                        <a:prstGeom prst="rect">
-                          <a:avLst/>
-                        </a:prstGeom>
-                        <a:noFill/>
-                        <a:ln w="9525">
-                          <a:noFill/>
-                          <a:miter lim="800000"/>
-                          <a:headEnd/>
-                          <a:tailEnd/>
-                        </a:ln>
-                      </wps:spPr>
-                      <wps:txbx>
-                        <w:txbxContent>
-                          <w:p>
-                            <w:pPr>
-                              <w:rPr>
-                                <w:color w:val="FF0000"/>
-                              </w:rPr>
-                            </w:pPr>
-                            <w:r>
-                              <w:rPr>
-                                <w:color w:val="FF0000"/>
-                              </w:rPr>
-                              <w:t>Bank name</w:t>
-                            </w:r>
-                          </w:p>
-                        </w:txbxContent>
-                      </wps:txbx>
-                      <wps:bodyPr rot="0" vert="horz" wrap="square" lIns="91440" tIns="45720" rIns="91440" bIns="45720" anchor="t" anchorCtr="0">
-                        <a:spAutoFit/>
-                      </wps:bodyPr>
-                    </wps:wsp>
-                  </a:graphicData>
-                </a:graphic>
-                <wp14:sizeRelH relativeFrom="margin">
-                  <wp14:pctWidth>0</wp14:pctWidth>
-                </wp14:sizeRelH>
-                <wp14:sizeRelV relativeFrom="margin">
-                  <wp14:pctHeight>20000</wp14:pctHeight>
-                </wp14:sizeRelV>
-              </wp:anchor>
-            </w:drawing>
-          </mc:Choice>
-          <mc:Fallback>
-            <w:pict>
-              <v:shape id="_x0000_s1028" type="#_x0000_t202" style="position:absolute;margin-left:4in;margin-top:26.4pt;width:74.1pt;height:110.6pt;z-index:251661312;visibility:visible;mso-wrap-style:square;mso-width-percent:0;mso-height-percent:200;mso-wrap-distance-left:9pt;mso-wrap-distance-top:3.6pt;mso-wrap-distance-right:9pt;mso-wrap-distance-bottom:3.6pt;mso-position-horizontal:absolute;mso-position-horizontal-relative:text;mso-position-vertical:absolute;mso-position-vertical-relative:text;mso-width-percent:0;mso-height-percent:200;mso-width-relative:margin;mso-height-relative:margin;v-text-anchor:top" o:gfxdata="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" filled="f" stroked="f">
-                <v:textbox style="mso-fit-shape-to-text:t">
-                  <w:txbxContent>
-                    <w:p>
-                      <w:pPr>
-                        <w:rPr>
-                          <w:color w:val="FF0000"/>
-                        </w:rPr>
-                      </w:pPr>
-                      <w:r>
-                        <w:rPr>
-                          <w:color w:val="FF0000"/>
-                        </w:rPr>
-                        <w:t>Bank name</w:t>
-                      </w:r>
-                    </w:p>
-                  </w:txbxContent>
-                </v:textbox>
-              </v:shape>
-            </w:pict>
-          </mc:Fallback>
-        </mc:AlternateContent>
-      </w:r>
-      <w:r>
-        <w:rPr>
-          <w:noProof/>
-        </w:rPr>
-        <mc:AlternateContent>
-          <mc:Choice Requires="wps">
-            <w:drawing>
-              <wp:anchor distT="0" distB="0" distL="114300" distR="114300" simplePos="0" relativeHeight="251666432" behindDoc="0" locked="0" layoutInCell="1" allowOverlap="1">
-                <wp:simplePos x="0" y="0"/>
-                <wp:positionH relativeFrom="column">
-                  <wp:posOffset>2942204</wp:posOffset>
-                </wp:positionH>
-                <wp:positionV relativeFrom="paragraph">
-                  <wp:posOffset>820531</wp:posOffset>
-                </wp:positionV>
-                <wp:extent cx="177421" cy="6824"/>
-                <wp:effectExtent l="0" t="57150" r="32385" b="88900"/>
-                <wp:wrapNone/>
-                <wp:docPr id="10" name="Straight Arrow Connector 10"/>
-                <wp:cNvGraphicFramePr/>
-                <a:graphic xmlns:a="http://schemas.openxmlformats.org/drawingml/2006/main">
-                  <a:graphicData uri="http://schemas.microsoft.com/office/word/2010/wordprocessingShape">
-                    <wps:wsp>
-                      <wps:cNvCnPr/>
-                      <wps:spPr>
-                        <a:xfrm>
-                          <a:off x="0" y="0"/>
-                          <a:ext cx="177421" cy="6824"/>
-                        </a:xfrm>
-                        <a:prstGeom prst="straightConnector1">
-                          <a:avLst/>
-                        </a:prstGeom>
-                        <a:ln>
-                          <a:solidFill>
-                            <a:srgbClr val="FF0000"/>
-                          </a:solidFill>
-                          <a:tailEnd type="triangle"/>
-                        </a:ln>
-                      </wps:spPr>
-                      <wps:style>
-                        <a:lnRef idx="3">
-                          <a:schemeClr val="accent2"/>
-                        </a:lnRef>
-                        <a:fillRef idx="0">
-                          <a:schemeClr val="accent2"/>
-                        </a:fillRef>
-                        <a:effectRef idx="2">
-                          <a:schemeClr val="accent2"/>
-                        </a:effectRef>
-                        <a:fontRef idx="minor">
-                          <a:schemeClr val="tx1"/>
-                        </a:fontRef>
-                      </wps:style>
-                      <wps:bodyPr/>
-                    </wps:wsp>
-                  </a:graphicData>
-                </a:graphic>
-              </wp:anchor>
-            </w:drawing>
-          </mc:Choice>
-          <mc:Fallback>
-            <w:pict>
-              <v:shape w14:anchorId="659F1F97" id="Straight Arrow Connector 10" o:spid="_x0000_s1026" type="#_x0000_t32" style="position:absolute;margin-left:231.65pt;margin-top:64.6pt;width:13.95pt;height:.55pt;z-index:251666432;visibility:visible;mso-wrap-style:square;mso-wrap-distance-left:9pt;mso-wrap-distance-top:0;mso-wrap-distance-right:9pt;mso-wrap-distance-bottom:0;mso-position-horizontal:absolute;mso-position-horizontal-relative:text;mso-position-vertical:absolute;mso-position-vertical-relative:text" o:gfxdata="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" strokecolor="red" strokeweight="1.5pt">
+              <v:shape w14:anchorId="6580AC22" id="Straight Arrow Connector 11" o:spid="_x0000_s1026" type="#_x0000_t32" style="position:absolute;margin-left:280.4pt;margin-top:37.95pt;width:13.95pt;height:.5pt;z-index:251668480;visibility:visible;mso-wrap-style:square;mso-width-percent:0;mso-height-percent:0;mso-wrap-distance-left:9pt;mso-wrap-distance-top:0;mso-wrap-distance-right:9pt;mso-wrap-distance-bottom:0;mso-position-horizontal:absolute;mso-position-horizontal-relative:text;mso-position-vertical:absolute;mso-position-vertical-relative:text;mso-width-percent:0;mso-height-percent:0;mso-width-relative:margin;mso-height-relative:margin" o:gfxdata="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" strokecolor="red" strokeweight="1.5pt">
                 <v:stroke endarrow="block" joinstyle="miter"/>
               </v:shape>
             </w:pict>
@@ -4114,7 +4294,7 @@
           </mc:Choice>
           <mc:Fallback>
             <w:pict>
-              <v:rect w14:anchorId="2EB62D34" id="Rectangle 3" o:spid="_x0000_s1026" style="position:absolute;margin-left:0;margin-top:30.15pt;width:96.2pt;height:17.2pt;z-index:251659264;visibility:visible;mso-wrap-style:square;mso-wrap-distance-left:9pt;mso-wrap-distance-top:0;mso-wrap-distance-right:9pt;mso-wrap-distance-bottom:0;mso-position-horizontal:center;mso-position-horizontal-relative:margin;mso-position-vertical:absolute;mso-position-vertical-relative:text;v-text-anchor:middle" o:gfxdata="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" filled="f" strokecolor="red" strokeweight="1pt">
+              <v:rect w14:anchorId="6D1B7201" id="Rectangle 3" o:spid="_x0000_s1026" style="position:absolute;margin-left:0;margin-top:30.15pt;width:96.2pt;height:17.2pt;z-index:251659264;visibility:visible;mso-wrap-style:square;mso-wrap-distance-left:9pt;mso-wrap-distance-top:0;mso-wrap-distance-right:9pt;mso-wrap-distance-bottom:0;mso-position-horizontal:center;mso-position-horizontal-relative:margin;mso-position-vertical:absolute;mso-position-vertical-relative:text;v-text-anchor:middle" o:gfxdata="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" filled="f" strokecolor="red" strokeweight="1pt">
                 <w10:wrap anchorx="margin"/>
               </v:rect>
             </w:pict>
@@ -4123,111 +4303,19 @@
       </w:r>
       <w:r>
         <w:rPr>
-          <w:rFonts w:ascii="Times New Roman" w:eastAsia="Times New Roman" w:hAnsi="Times New Roman" w:cs="Times New Roman"/>
-          <w:b/>
-          <w:bCs/>
           <w:noProof/>
-          <w:sz w:val="36"/>
-          <w:szCs w:val="36"/>
-        </w:rPr>
-        <mc:AlternateContent>
-          <mc:Choice Requires="wps">
-            <w:drawing>
-              <wp:anchor distT="0" distB="0" distL="114300" distR="114300" simplePos="0" relativeHeight="251663360" behindDoc="0" locked="0" layoutInCell="1" allowOverlap="1" wp14:anchorId="0B7616E4" wp14:editId="4C58DE54">
-                <wp:simplePos x="0" y="0"/>
-                <wp:positionH relativeFrom="margin">
-                  <wp:posOffset>35173</wp:posOffset>
-                </wp:positionH>
-                <wp:positionV relativeFrom="paragraph">
-                  <wp:posOffset>646816</wp:posOffset>
-                </wp:positionV>
-                <wp:extent cx="2900149" cy="259090"/>
-                <wp:effectExtent l="0" t="0" r="14605" b="26670"/>
-                <wp:wrapNone/>
-                <wp:docPr id="4" name="Rectangle 4"/>
-                <wp:cNvGraphicFramePr/>
-                <a:graphic xmlns:a="http://schemas.openxmlformats.org/drawingml/2006/main">
-                  <a:graphicData uri="http://schemas.microsoft.com/office/word/2010/wordprocessingShape">
-                    <wps:wsp>
-                      <wps:cNvSpPr/>
-                      <wps:spPr>
-                        <a:xfrm>
-                          <a:off x="0" y="0"/>
-                          <a:ext cx="2900149" cy="259090"/>
-                        </a:xfrm>
-                        <a:prstGeom prst="rect">
-                          <a:avLst/>
-                        </a:prstGeom>
-                        <a:noFill/>
-                        <a:ln>
-                          <a:solidFill>
-                            <a:srgbClr val="FF0000"/>
-                          </a:solidFill>
-                        </a:ln>
-                      </wps:spPr>
-                      <wps:style>
-                        <a:lnRef idx="2">
-                          <a:schemeClr val="accent1">
-                            <a:shade val="50000"/>
-                          </a:schemeClr>
-                        </a:lnRef>
-                        <a:fillRef idx="1">
-                          <a:schemeClr val="accent1"/>
-                        </a:fillRef>
-                        <a:effectRef idx="0">
-                          <a:schemeClr val="accent1"/>
-                        </a:effectRef>
-                        <a:fontRef idx="minor">
-                          <a:schemeClr val="lt1"/>
-                        </a:fontRef>
-                      </wps:style>
-                      <wps:bodyPr rot="0" spcFirstLastPara="0" vertOverflow="overflow" horzOverflow="overflow" vert="horz" wrap="square" lIns="91440" tIns="45720" rIns="91440" bIns="45720" numCol="1" spcCol="0" rtlCol="0" fromWordArt="0" anchor="ctr" anchorCtr="0" forceAA="0" compatLnSpc="1">
-                        <a:prstTxWarp prst="textNoShape">
-                          <a:avLst/>
-                        </a:prstTxWarp>
-                        <a:noAutofit/>
-                      </wps:bodyPr>
-                    </wps:wsp>
-                  </a:graphicData>
-                </a:graphic>
-                <wp14:sizeRelH relativeFrom="margin">
-                  <wp14:pctWidth>0</wp14:pctWidth>
-                </wp14:sizeRelH>
-                <wp14:sizeRelV relativeFrom="margin">
-                  <wp14:pctHeight>0</wp14:pctHeight>
-                </wp14:sizeRelV>
-              </wp:anchor>
-            </w:drawing>
-          </mc:Choice>
-          <mc:Fallback>
-            <w:pict>
-              <v:rect w14:anchorId="4FBC7D57" id="Rectangle 4" o:spid="_x0000_s1026" style="position:absolute;margin-left:2.75pt;margin-top:50.95pt;width:228.35pt;height:20.4pt;z-index:251663360;visibility:visible;mso-wrap-style:square;mso-width-percent:0;mso-height-percent:0;mso-wrap-distance-left:9pt;mso-wrap-distance-top:0;mso-wrap-distance-right:9pt;mso-wrap-distance-bottom:0;mso-position-horizontal:absolute;mso-position-horizontal-relative:margin;mso-position-vertical:absolute;mso-position-vertical-relative:text;mso-width-percent:0;mso-height-percent:0;mso-width-relative:margin;mso-height-relative:margin;v-text-anchor:middle" o:gfxdata="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" filled="f" strokecolor="red" strokeweight="1pt">
-                <w10:wrap anchorx="margin"/>
-              </v:rect>
-            </w:pict>
-          </mc:Fallback>
-        </mc:AlternateContent>
+        </w:rPr>
+        <w:t xml:space="preserve"> </w:t>
       </w:r>
       <w:r>
         <w:rPr>
           <w:noProof/>
         </w:rPr>
-        <w:t xml:space="preserve"> </w:t>
-      </w:r>
-      <w:r>
-        <w:rPr>
-          <w:rFonts w:ascii="Times New Roman" w:eastAsia="Times New Roman" w:hAnsi="Times New Roman" w:cs="Times New Roman"/>
-          <w:b/>
-          <w:bCs/>
-          <w:noProof/>
-          <w:sz w:val="36"/>
-          <w:szCs w:val="36"/>
-        </w:rPr>
         <w:drawing>
-          <wp:inline distT="0" distB="0" distL="0" distR="0" wp14:anchorId="2CB2B5E7" wp14:editId="18132DCA">
-            <wp:extent cx="5943600" cy="3102610"/>
-            <wp:effectExtent l="0" t="0" r="0" b="2540"/>
-            <wp:docPr id="6" name="Picture 6"/>
+          <wp:inline distT="0" distB="0" distL="0" distR="0" wp14:anchorId="6B751977" wp14:editId="5FE4280F">
+            <wp:extent cx="5943600" cy="2825750"/>
+            <wp:effectExtent l="0" t="0" r="0" b="0"/>
+            <wp:docPr id="2" name="Picture 2"/>
             <wp:cNvGraphicFramePr>
               <a:graphicFrameLocks xmlns:a="http://schemas.openxmlformats.org/drawingml/2006/main" noChangeAspect="1"/>
             </wp:cNvGraphicFramePr>
@@ -4247,7 +4335,7 @@
                   <pic:spPr>
                     <a:xfrm>
                       <a:off x="0" y="0"/>
-                      <a:ext cx="5943600" cy="3102610"/>
+                      <a:ext cx="5943600" cy="2825750"/>
                     </a:xfrm>
                     <a:prstGeom prst="rect">
                       <a:avLst/>
@@ -4314,7 +4402,67 @@
           <w:sz w:val="24"/>
           <w:szCs w:val="24"/>
         </w:rPr>
-        <w:t>You can see the bank name you entered in the previous form, the controls for the screens as well a list of all available added screens and which screen is set as active.</w:t>
+        <w:t>You can see the bank name you entered in the previous form, the controls for the screens as well a list of all available added screens and which screen is set as active</w:t>
+      </w:r>
+      <w:r>
+        <w:rPr>
+          <w:rFonts w:ascii="Times New Roman" w:eastAsia="Times New Roman" w:hAnsi="Times New Roman" w:cs="Times New Roman"/>
+          <w:sz w:val="24"/>
+          <w:szCs w:val="24"/>
+        </w:rPr>
+        <w:t>.</w:t>
+      </w:r>
+    </w:p>
+    <w:p>
+      <w:pPr>
+        <w:pStyle w:val="ListParagraph"/>
+        <w:numPr>
+          <w:ilvl w:val="0"/>
+          <w:numId w:val="24"/>
+        </w:numPr>
+        <w:spacing w:before="100" w:beforeAutospacing="1" w:after="100" w:afterAutospacing="1" w:line="240" w:lineRule="auto"/>
+        <w:outlineLvl w:val="1"/>
+        <w:rPr>
+          <w:rFonts w:ascii="Times New Roman" w:eastAsia="Times New Roman" w:hAnsi="Times New Roman" w:cs="Times New Roman"/>
+          <w:b/>
+          <w:bCs/>
+          <w:sz w:val="36"/>
+          <w:szCs w:val="36"/>
+        </w:rPr>
+      </w:pPr>
+      <w:r>
+        <w:rPr>
+          <w:rFonts w:ascii="Times New Roman" w:eastAsia="Times New Roman" w:hAnsi="Times New Roman" w:cs="Times New Roman"/>
+          <w:sz w:val="24"/>
+          <w:szCs w:val="24"/>
+        </w:rPr>
+        <w:t>You can select one or more screens using the checkbox selection seen in the first column</w:t>
+      </w:r>
+    </w:p>
+    <w:p>
+      <w:pPr>
+        <w:pStyle w:val="ListParagraph"/>
+        <w:numPr>
+          <w:ilvl w:val="0"/>
+          <w:numId w:val="24"/>
+        </w:numPr>
+        <w:spacing w:before="100" w:beforeAutospacing="1" w:after="100" w:afterAutospacing="1" w:line="240" w:lineRule="auto"/>
+        <w:outlineLvl w:val="1"/>
+        <w:rPr>
+          <w:rFonts w:ascii="Times New Roman" w:eastAsia="Times New Roman" w:hAnsi="Times New Roman" w:cs="Times New Roman"/>
+          <w:b/>
+          <w:bCs/>
+          <w:sz w:val="36"/>
+          <w:szCs w:val="36"/>
+        </w:rPr>
+      </w:pPr>
+      <w:r>
+        <w:rPr>
+          <w:rFonts w:ascii="Times New Roman" w:eastAsia="Times New Roman" w:hAnsi="Times New Roman" w:cs="Times New Roman"/>
+          <w:sz w:val="24"/>
+          <w:szCs w:val="24"/>
+        </w:rPr>
+        <w:t>The right most control is for refreshing the screens incase another user has made changes to the screens.</w:t>
       </w:r>
     </w:p>
     <w:p>
@@ -4333,10 +4481,10 @@
           <w:szCs w:val="36"/>
         </w:rPr>
         <w:drawing>
-          <wp:inline distT="0" distB="0" distL="0" distR="0" wp14:anchorId="33EAE65A" wp14:editId="41BCD90F">
-            <wp:extent cx="5943600" cy="3141980"/>
-            <wp:effectExtent l="0" t="0" r="0" b="1270"/>
-            <wp:docPr id="7" name="Picture 7"/>
+          <wp:inline distT="0" distB="0" distL="0" distR="0" wp14:anchorId="4AE2D99E" wp14:editId="70B6879D">
+            <wp:extent cx="5943600" cy="2800985"/>
+            <wp:effectExtent l="0" t="0" r="0" b="0"/>
+            <wp:docPr id="9" name="Picture 9"/>
             <wp:cNvGraphicFramePr>
               <a:graphicFrameLocks xmlns:a="http://schemas.openxmlformats.org/drawingml/2006/main" noChangeAspect="1"/>
             </wp:cNvGraphicFramePr>
@@ -4356,7 +4504,7 @@
                   <pic:spPr>
                     <a:xfrm>
                       <a:off x="0" y="0"/>
-                      <a:ext cx="5943600" cy="3141980"/>
+                      <a:ext cx="5943600" cy="2800985"/>
                     </a:xfrm>
                     <a:prstGeom prst="rect">
                       <a:avLst/>
@@ -4423,7 +4571,15 @@
           <w:sz w:val="24"/>
           <w:szCs w:val="24"/>
         </w:rPr>
-        <w:t>Highlighting one of the available screens activates the edit and delete buttons.</w:t>
+        <w:t>Selecting</w:t>
+      </w:r>
+      <w:r>
+        <w:rPr>
+          <w:rFonts w:ascii="Times New Roman" w:eastAsia="Times New Roman" w:hAnsi="Times New Roman" w:cs="Times New Roman"/>
+          <w:sz w:val="24"/>
+          <w:szCs w:val="24"/>
+        </w:rPr>
+        <w:t xml:space="preserve"> one of the available screens activates the edit and delete buttons.</w:t>
       </w:r>
     </w:p>
     <w:p>
@@ -6538,27 +6694,14 @@
                       <w:r>
                         <w:t xml:space="preserve">Figure </w:t>
                       </w:r>
-                      <w:r>
-                        <w:fldChar w:fldCharType="begin"/>
-                      </w:r>
-                      <w:r>
-                        <w:instrText xml:space="preserve"> SEQ Figure \* ARABIC </w:instrText>
-                      </w:r>
-                      <w:r>
-                        <w:fldChar w:fldCharType="separate"/>
-                      </w:r>
-                      <w:r>
-                        <w:rPr>
-                          <w:noProof/>
-                        </w:rPr>
-                        <w:t>7</w:t>
-                      </w:r>
-                      <w:r>
-                        <w:rPr>
-                          <w:noProof/>
-                        </w:rPr>
-                        <w:fldChar w:fldCharType="end"/>
-                      </w:r>
+                      <w:fldSimple w:instr=" SEQ Figure \* ARABIC ">
+                        <w:r>
+                          <w:rPr>
+                            <w:noProof/>
+                          </w:rPr>
+                          <w:t>7</w:t>
+                        </w:r>
+                      </w:fldSimple>
                       <w:r>
                         <w:t xml:space="preserve"> Add Button / Issue Ticket</w:t>
                       </w:r>
@@ -6739,27 +6882,14 @@
                       <w:r>
                         <w:t xml:space="preserve">Figure </w:t>
                       </w:r>
-                      <w:r>
-                        <w:fldChar w:fldCharType="begin"/>
-                      </w:r>
-                      <w:r>
-                        <w:instrText xml:space="preserve"> SEQ Figure \* ARABIC </w:instrText>
-                      </w:r>
-                      <w:r>
-                        <w:fldChar w:fldCharType="separate"/>
-                      </w:r>
-                      <w:r>
-                        <w:rPr>
-                          <w:noProof/>
-                        </w:rPr>
-                        <w:t>8</w:t>
-                      </w:r>
-                      <w:r>
-                        <w:rPr>
-                          <w:noProof/>
-                        </w:rPr>
-                        <w:fldChar w:fldCharType="end"/>
-                      </w:r>
+                      <w:fldSimple w:instr=" SEQ Figure \* ARABIC ">
+                        <w:r>
+                          <w:rPr>
+                            <w:noProof/>
+                          </w:rPr>
+                          <w:t>8</w:t>
+                        </w:r>
+                      </w:fldSimple>
                       <w:r>
                         <w:t xml:space="preserve"> Add Button / Show Message</w:t>
                       </w:r>

--- a/Ticketing-Screen-Designer User Manual.docx
+++ b/Ticketing-Screen-Designer User Manual.docx
@@ -1027,8 +1027,6 @@
       <w:r>
         <w:t>D. Configuring the App Configuration File</w:t>
       </w:r>
-      <w:bookmarkStart w:id="0" w:name="_GoBack"/>
-      <w:bookmarkEnd w:id="0"/>
     </w:p>
     <w:p>
       <w:pPr>
@@ -3476,14 +3474,27 @@
       <w:r>
         <w:t xml:space="preserve">Figure </w:t>
       </w:r>
-      <w:fldSimple w:instr=" SEQ Figure \* ARABIC ">
-        <w:r>
-          <w:rPr>
-            <w:noProof/>
-          </w:rPr>
-          <w:t>1</w:t>
-        </w:r>
-      </w:fldSimple>
+      <w:r>
+        <w:fldChar w:fldCharType="begin"/>
+      </w:r>
+      <w:r>
+        <w:instrText xml:space="preserve"> SEQ Figure \* ARABIC </w:instrText>
+      </w:r>
+      <w:r>
+        <w:fldChar w:fldCharType="separate"/>
+      </w:r>
+      <w:r>
+        <w:rPr>
+          <w:noProof/>
+        </w:rPr>
+        <w:t>1</w:t>
+      </w:r>
+      <w:r>
+        <w:rPr>
+          <w:noProof/>
+        </w:rPr>
+        <w:fldChar w:fldCharType="end"/>
+      </w:r>
       <w:r>
         <w:t xml:space="preserve"> Bank Form </w:t>
       </w:r>
@@ -4367,14 +4378,27 @@
       <w:r>
         <w:t xml:space="preserve">Figure </w:t>
       </w:r>
-      <w:fldSimple w:instr=" SEQ Figure \* ARABIC ">
-        <w:r>
-          <w:rPr>
-            <w:noProof/>
-          </w:rPr>
-          <w:t>2</w:t>
-        </w:r>
-      </w:fldSimple>
+      <w:r>
+        <w:fldChar w:fldCharType="begin"/>
+      </w:r>
+      <w:r>
+        <w:instrText xml:space="preserve"> SEQ Figure \* ARABIC </w:instrText>
+      </w:r>
+      <w:r>
+        <w:fldChar w:fldCharType="separate"/>
+      </w:r>
+      <w:r>
+        <w:rPr>
+          <w:noProof/>
+        </w:rPr>
+        <w:t>2</w:t>
+      </w:r>
+      <w:r>
+        <w:rPr>
+          <w:noProof/>
+        </w:rPr>
+        <w:fldChar w:fldCharType="end"/>
+      </w:r>
       <w:r>
         <w:t xml:space="preserve"> Main Form</w:t>
       </w:r>
@@ -4536,14 +4560,27 @@
       <w:r>
         <w:t xml:space="preserve">Figure </w:t>
       </w:r>
-      <w:fldSimple w:instr=" SEQ Figure \* ARABIC ">
-        <w:r>
-          <w:rPr>
-            <w:noProof/>
-          </w:rPr>
-          <w:t>3</w:t>
-        </w:r>
-      </w:fldSimple>
+      <w:r>
+        <w:fldChar w:fldCharType="begin"/>
+      </w:r>
+      <w:r>
+        <w:instrText xml:space="preserve"> SEQ Figure \* ARABIC </w:instrText>
+      </w:r>
+      <w:r>
+        <w:fldChar w:fldCharType="separate"/>
+      </w:r>
+      <w:r>
+        <w:rPr>
+          <w:noProof/>
+        </w:rPr>
+        <w:t>3</w:t>
+      </w:r>
+      <w:r>
+        <w:rPr>
+          <w:noProof/>
+        </w:rPr>
+        <w:fldChar w:fldCharType="end"/>
+      </w:r>
       <w:r>
         <w:t xml:space="preserve"> Highlighted Screen</w:t>
       </w:r>
@@ -4584,6 +4621,55 @@
     </w:p>
     <w:p>
       <w:pPr>
+        <w:pStyle w:val="ListParagraph"/>
+        <w:numPr>
+          <w:ilvl w:val="0"/>
+          <w:numId w:val="24"/>
+        </w:numPr>
+        <w:spacing w:before="100" w:beforeAutospacing="1" w:after="100" w:afterAutospacing="1" w:line="240" w:lineRule="auto"/>
+        <w:outlineLvl w:val="1"/>
+        <w:rPr>
+          <w:rFonts w:ascii="Times New Roman" w:eastAsia="Times New Roman" w:hAnsi="Times New Roman" w:cs="Times New Roman"/>
+          <w:b/>
+          <w:bCs/>
+          <w:sz w:val="36"/>
+          <w:szCs w:val="36"/>
+        </w:rPr>
+      </w:pPr>
+      <w:r>
+        <w:rPr>
+          <w:rFonts w:ascii="Times New Roman" w:eastAsia="Times New Roman" w:hAnsi="Times New Roman" w:cs="Times New Roman"/>
+          <w:sz w:val="24"/>
+          <w:szCs w:val="24"/>
+        </w:rPr>
+        <w:lastRenderedPageBreak/>
+        <w:t>Checking the checkbox in the first column header selects/deselects all screens</w:t>
+      </w:r>
+      <w:r>
+        <w:rPr>
+          <w:rFonts w:ascii="Times New Roman" w:eastAsia="Times New Roman" w:hAnsi="Times New Roman" w:cs="Times New Roman"/>
+          <w:sz w:val="24"/>
+          <w:szCs w:val="24"/>
+        </w:rPr>
+        <w:t>.</w:t>
+      </w:r>
+    </w:p>
+    <w:p>
+      <w:pPr>
+        <w:pStyle w:val="ListParagraph"/>
+        <w:spacing w:before="100" w:beforeAutospacing="1" w:after="100" w:afterAutospacing="1" w:line="240" w:lineRule="auto"/>
+        <w:outlineLvl w:val="1"/>
+        <w:rPr>
+          <w:rFonts w:ascii="Times New Roman" w:eastAsia="Times New Roman" w:hAnsi="Times New Roman" w:cs="Times New Roman"/>
+          <w:b/>
+          <w:bCs/>
+          <w:sz w:val="36"/>
+          <w:szCs w:val="36"/>
+        </w:rPr>
+      </w:pPr>
+    </w:p>
+    <w:p>
+      <w:pPr>
         <w:keepNext/>
         <w:spacing w:before="100" w:beforeAutospacing="1" w:after="100" w:afterAutospacing="1" w:line="240" w:lineRule="auto"/>
         <w:outlineLvl w:val="1"/>
@@ -4592,7 +4678,6 @@
         <w:rPr>
           <w:noProof/>
         </w:rPr>
-        <w:lastRenderedPageBreak/>
         <mc:AlternateContent>
           <mc:Choice Requires="wps">
             <w:drawing>
@@ -5405,14 +5490,27 @@
       <w:r>
         <w:t xml:space="preserve">Figure </w:t>
       </w:r>
-      <w:fldSimple w:instr=" SEQ Figure \* ARABIC ">
-        <w:r>
-          <w:rPr>
-            <w:noProof/>
-          </w:rPr>
-          <w:t>4</w:t>
-        </w:r>
-      </w:fldSimple>
+      <w:r>
+        <w:fldChar w:fldCharType="begin"/>
+      </w:r>
+      <w:r>
+        <w:instrText xml:space="preserve"> SEQ Figure \* ARABIC </w:instrText>
+      </w:r>
+      <w:r>
+        <w:fldChar w:fldCharType="separate"/>
+      </w:r>
+      <w:r>
+        <w:rPr>
+          <w:noProof/>
+        </w:rPr>
+        <w:t>4</w:t>
+      </w:r>
+      <w:r>
+        <w:rPr>
+          <w:noProof/>
+        </w:rPr>
+        <w:fldChar w:fldCharType="end"/>
+      </w:r>
       <w:r>
         <w:t xml:space="preserve"> Add Screen Form</w:t>
       </w:r>
@@ -5480,6 +5578,88 @@
           <w:noProof/>
         </w:rPr>
         <w:lastRenderedPageBreak/>
+        <mc:AlternateContent>
+          <mc:Choice Requires="wps">
+            <w:drawing>
+              <wp:anchor distT="0" distB="0" distL="114300" distR="114300" simplePos="0" relativeHeight="251695104" behindDoc="0" locked="0" layoutInCell="1" allowOverlap="1" wp14:anchorId="2112984D" wp14:editId="61698E9F">
+                <wp:simplePos x="0" y="0"/>
+                <wp:positionH relativeFrom="margin">
+                  <wp:posOffset>63610</wp:posOffset>
+                </wp:positionH>
+                <wp:positionV relativeFrom="paragraph">
+                  <wp:posOffset>1542552</wp:posOffset>
+                </wp:positionV>
+                <wp:extent cx="3140710" cy="922351"/>
+                <wp:effectExtent l="0" t="0" r="21590" b="11430"/>
+                <wp:wrapNone/>
+                <wp:docPr id="31" name="Rectangle 31"/>
+                <wp:cNvGraphicFramePr/>
+                <a:graphic xmlns:a="http://schemas.openxmlformats.org/drawingml/2006/main">
+                  <a:graphicData uri="http://schemas.microsoft.com/office/word/2010/wordprocessingShape">
+                    <wps:wsp>
+                      <wps:cNvSpPr/>
+                      <wps:spPr>
+                        <a:xfrm>
+                          <a:off x="0" y="0"/>
+                          <a:ext cx="3140710" cy="922351"/>
+                        </a:xfrm>
+                        <a:prstGeom prst="rect">
+                          <a:avLst/>
+                        </a:prstGeom>
+                        <a:noFill/>
+                        <a:ln>
+                          <a:solidFill>
+                            <a:srgbClr val="FF0000"/>
+                          </a:solidFill>
+                        </a:ln>
+                      </wps:spPr>
+                      <wps:style>
+                        <a:lnRef idx="2">
+                          <a:schemeClr val="accent1">
+                            <a:shade val="50000"/>
+                          </a:schemeClr>
+                        </a:lnRef>
+                        <a:fillRef idx="1">
+                          <a:schemeClr val="accent1"/>
+                        </a:fillRef>
+                        <a:effectRef idx="0">
+                          <a:schemeClr val="accent1"/>
+                        </a:effectRef>
+                        <a:fontRef idx="minor">
+                          <a:schemeClr val="lt1"/>
+                        </a:fontRef>
+                      </wps:style>
+                      <wps:bodyPr rot="0" spcFirstLastPara="0" vertOverflow="overflow" horzOverflow="overflow" vert="horz" wrap="square" lIns="91440" tIns="45720" rIns="91440" bIns="45720" numCol="1" spcCol="0" rtlCol="0" fromWordArt="0" anchor="ctr" anchorCtr="0" forceAA="0" compatLnSpc="1">
+                        <a:prstTxWarp prst="textNoShape">
+                          <a:avLst/>
+                        </a:prstTxWarp>
+                        <a:noAutofit/>
+                      </wps:bodyPr>
+                    </wps:wsp>
+                  </a:graphicData>
+                </a:graphic>
+                <wp14:sizeRelH relativeFrom="margin">
+                  <wp14:pctWidth>0</wp14:pctWidth>
+                </wp14:sizeRelH>
+                <wp14:sizeRelV relativeFrom="margin">
+                  <wp14:pctHeight>0</wp14:pctHeight>
+                </wp14:sizeRelV>
+              </wp:anchor>
+            </w:drawing>
+          </mc:Choice>
+          <mc:Fallback>
+            <w:pict>
+              <v:rect w14:anchorId="45168153" id="Rectangle 31" o:spid="_x0000_s1026" style="position:absolute;margin-left:5pt;margin-top:121.45pt;width:247.3pt;height:72.65pt;z-index:251695104;visibility:visible;mso-wrap-style:square;mso-width-percent:0;mso-height-percent:0;mso-wrap-distance-left:9pt;mso-wrap-distance-top:0;mso-wrap-distance-right:9pt;mso-wrap-distance-bottom:0;mso-position-horizontal:absolute;mso-position-horizontal-relative:margin;mso-position-vertical:absolute;mso-position-vertical-relative:text;mso-width-percent:0;mso-height-percent:0;mso-width-relative:margin;mso-height-relative:margin;v-text-anchor:middle" o:gfxdata="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" filled="f" strokecolor="red" strokeweight="1pt">
+                <w10:wrap anchorx="margin"/>
+              </v:rect>
+            </w:pict>
+          </mc:Fallback>
+        </mc:AlternateContent>
+      </w:r>
+      <w:r>
+        <w:rPr>
+          <w:noProof/>
+        </w:rPr>
         <mc:AlternateContent>
           <mc:Choice Requires="wps">
             <w:drawing>
@@ -5790,7 +5970,7 @@
           </mc:Choice>
           <mc:Fallback>
             <w:pict>
-              <v:shapetype w14:anchorId="5E85C92F" id="_x0000_t34" coordsize="21600,21600" o:spt="34" o:oned="t" adj="10800" path="m,l@0,0@0,21600,21600,21600e" filled="f">
+              <v:shapetype w14:anchorId="2F441C2F" id="_x0000_t34" coordsize="21600,21600" o:spt="34" o:oned="t" adj="10800" path="m,l@0,0@0,21600,21600,21600e" filled="f">
                 <v:stroke joinstyle="miter"/>
                 <v:formulas>
                   <v:f eqn="val #0"/>
@@ -5804,88 +5984,6 @@
               <v:shape id="Connector: Elbow 34" o:spid="_x0000_s1026" type="#_x0000_t34" style="position:absolute;margin-left:253.65pt;margin-top:144.1pt;width:18.25pt;height:22.55pt;z-index:251696128;visibility:visible;mso-wrap-style:square;mso-wrap-distance-left:9pt;mso-wrap-distance-top:0;mso-wrap-distance-right:9pt;mso-wrap-distance-bottom:0;mso-position-horizontal:absolute;mso-position-horizontal-relative:text;mso-position-vertical:absolute;mso-position-vertical-relative:text" o:gfxdata="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" strokecolor="red" strokeweight=".5pt">
                 <v:stroke endarrow="block"/>
               </v:shape>
-            </w:pict>
-          </mc:Fallback>
-        </mc:AlternateContent>
-      </w:r>
-      <w:r>
-        <w:rPr>
-          <w:noProof/>
-        </w:rPr>
-        <mc:AlternateContent>
-          <mc:Choice Requires="wps">
-            <w:drawing>
-              <wp:anchor distT="0" distB="0" distL="114300" distR="114300" simplePos="0" relativeHeight="251695104" behindDoc="0" locked="0" layoutInCell="1" allowOverlap="1" wp14:anchorId="2112984D" wp14:editId="61698E9F">
-                <wp:simplePos x="0" y="0"/>
-                <wp:positionH relativeFrom="margin">
-                  <wp:posOffset>63610</wp:posOffset>
-                </wp:positionH>
-                <wp:positionV relativeFrom="paragraph">
-                  <wp:posOffset>1542553</wp:posOffset>
-                </wp:positionV>
-                <wp:extent cx="3140766" cy="397565"/>
-                <wp:effectExtent l="0" t="0" r="21590" b="21590"/>
-                <wp:wrapNone/>
-                <wp:docPr id="31" name="Rectangle 31"/>
-                <wp:cNvGraphicFramePr/>
-                <a:graphic xmlns:a="http://schemas.openxmlformats.org/drawingml/2006/main">
-                  <a:graphicData uri="http://schemas.microsoft.com/office/word/2010/wordprocessingShape">
-                    <wps:wsp>
-                      <wps:cNvSpPr/>
-                      <wps:spPr>
-                        <a:xfrm>
-                          <a:off x="0" y="0"/>
-                          <a:ext cx="3140766" cy="397565"/>
-                        </a:xfrm>
-                        <a:prstGeom prst="rect">
-                          <a:avLst/>
-                        </a:prstGeom>
-                        <a:noFill/>
-                        <a:ln>
-                          <a:solidFill>
-                            <a:srgbClr val="FF0000"/>
-                          </a:solidFill>
-                        </a:ln>
-                      </wps:spPr>
-                      <wps:style>
-                        <a:lnRef idx="2">
-                          <a:schemeClr val="accent1">
-                            <a:shade val="50000"/>
-                          </a:schemeClr>
-                        </a:lnRef>
-                        <a:fillRef idx="1">
-                          <a:schemeClr val="accent1"/>
-                        </a:fillRef>
-                        <a:effectRef idx="0">
-                          <a:schemeClr val="accent1"/>
-                        </a:effectRef>
-                        <a:fontRef idx="minor">
-                          <a:schemeClr val="lt1"/>
-                        </a:fontRef>
-                      </wps:style>
-                      <wps:bodyPr rot="0" spcFirstLastPara="0" vertOverflow="overflow" horzOverflow="overflow" vert="horz" wrap="square" lIns="91440" tIns="45720" rIns="91440" bIns="45720" numCol="1" spcCol="0" rtlCol="0" fromWordArt="0" anchor="ctr" anchorCtr="0" forceAA="0" compatLnSpc="1">
-                        <a:prstTxWarp prst="textNoShape">
-                          <a:avLst/>
-                        </a:prstTxWarp>
-                        <a:noAutofit/>
-                      </wps:bodyPr>
-                    </wps:wsp>
-                  </a:graphicData>
-                </a:graphic>
-                <wp14:sizeRelH relativeFrom="margin">
-                  <wp14:pctWidth>0</wp14:pctWidth>
-                </wp14:sizeRelH>
-                <wp14:sizeRelV relativeFrom="margin">
-                  <wp14:pctHeight>0</wp14:pctHeight>
-                </wp14:sizeRelV>
-              </wp:anchor>
-            </w:drawing>
-          </mc:Choice>
-          <mc:Fallback>
-            <w:pict>
-              <v:rect w14:anchorId="4D32ED88" id="Rectangle 31" o:spid="_x0000_s1026" style="position:absolute;margin-left:5pt;margin-top:121.45pt;width:247.3pt;height:31.3pt;z-index:251695104;visibility:visible;mso-wrap-style:square;mso-width-percent:0;mso-height-percent:0;mso-wrap-distance-left:9pt;mso-wrap-distance-top:0;mso-wrap-distance-right:9pt;mso-wrap-distance-bottom:0;mso-position-horizontal:absolute;mso-position-horizontal-relative:margin;mso-position-vertical:absolute;mso-position-vertical-relative:text;mso-width-percent:0;mso-height-percent:0;mso-width-relative:margin;mso-height-relative:margin;v-text-anchor:middle" o:gfxdata="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" filled="f" strokecolor="red" strokeweight="1pt">
-                <w10:wrap anchorx="margin"/>
-              </v:rect>
             </w:pict>
           </mc:Fallback>
         </mc:AlternateContent>
@@ -6053,10 +6151,10 @@
           <w:noProof/>
         </w:rPr>
         <w:drawing>
-          <wp:inline distT="0" distB="0" distL="0" distR="0" wp14:anchorId="75BA261A" wp14:editId="57DF83A4">
-            <wp:extent cx="5943600" cy="3789045"/>
-            <wp:effectExtent l="0" t="0" r="0" b="1905"/>
-            <wp:docPr id="8" name="Picture 8"/>
+          <wp:inline distT="0" distB="0" distL="0" distR="0" wp14:anchorId="2241DDB0" wp14:editId="71871823">
+            <wp:extent cx="5943600" cy="3783965"/>
+            <wp:effectExtent l="0" t="0" r="0" b="6985"/>
+            <wp:docPr id="6" name="Picture 6"/>
             <wp:cNvGraphicFramePr>
               <a:graphicFrameLocks xmlns:a="http://schemas.openxmlformats.org/drawingml/2006/main" noChangeAspect="1"/>
             </wp:cNvGraphicFramePr>
@@ -6076,7 +6174,7 @@
                   <pic:spPr>
                     <a:xfrm>
                       <a:off x="0" y="0"/>
-                      <a:ext cx="5943600" cy="3789045"/>
+                      <a:ext cx="5943600" cy="3783965"/>
                     </a:xfrm>
                     <a:prstGeom prst="rect">
                       <a:avLst/>
@@ -6104,14 +6202,27 @@
       <w:r>
         <w:t xml:space="preserve">Figure </w:t>
       </w:r>
-      <w:fldSimple w:instr=" SEQ Figure \* ARABIC ">
-        <w:r>
-          <w:rPr>
-            <w:noProof/>
-          </w:rPr>
-          <w:t>5</w:t>
-        </w:r>
-      </w:fldSimple>
+      <w:r>
+        <w:fldChar w:fldCharType="begin"/>
+      </w:r>
+      <w:r>
+        <w:instrText xml:space="preserve"> SEQ Figure \* ARABIC </w:instrText>
+      </w:r>
+      <w:r>
+        <w:fldChar w:fldCharType="separate"/>
+      </w:r>
+      <w:r>
+        <w:rPr>
+          <w:noProof/>
+        </w:rPr>
+        <w:t>5</w:t>
+      </w:r>
+      <w:r>
+        <w:rPr>
+          <w:noProof/>
+        </w:rPr>
+        <w:fldChar w:fldCharType="end"/>
+      </w:r>
       <w:r>
         <w:t xml:space="preserve"> Edit Screen Form</w:t>
       </w:r>
@@ -6188,6 +6299,32 @@
         </w:rPr>
         <w:t>English Button name | Arabic Button Name | Button Type</w:t>
       </w:r>
+    </w:p>
+    <w:p>
+      <w:pPr>
+        <w:pStyle w:val="ListParagraph"/>
+        <w:numPr>
+          <w:ilvl w:val="0"/>
+          <w:numId w:val="28"/>
+        </w:numPr>
+        <w:spacing w:before="100" w:beforeAutospacing="1" w:after="100" w:afterAutospacing="1" w:line="240" w:lineRule="auto"/>
+        <w:outlineLvl w:val="1"/>
+        <w:rPr>
+          <w:rFonts w:ascii="Times New Roman" w:eastAsia="Times New Roman" w:hAnsi="Times New Roman" w:cs="Times New Roman"/>
+          <w:sz w:val="24"/>
+          <w:szCs w:val="24"/>
+        </w:rPr>
+      </w:pPr>
+      <w:r>
+        <w:rPr>
+          <w:rFonts w:ascii="Times New Roman" w:eastAsia="Times New Roman" w:hAnsi="Times New Roman" w:cs="Times New Roman"/>
+          <w:sz w:val="24"/>
+          <w:szCs w:val="24"/>
+        </w:rPr>
+        <w:t>Checkbox selection similar to screens.</w:t>
+      </w:r>
+      <w:bookmarkStart w:id="0" w:name="_GoBack"/>
+      <w:bookmarkEnd w:id="0"/>
     </w:p>
     <w:p>
       <w:pPr>
@@ -6518,14 +6655,27 @@
       <w:r>
         <w:t xml:space="preserve">Figure </w:t>
       </w:r>
-      <w:fldSimple w:instr=" SEQ Figure \* ARABIC ">
-        <w:r>
-          <w:rPr>
-            <w:noProof/>
-          </w:rPr>
-          <w:t>6</w:t>
-        </w:r>
-      </w:fldSimple>
+      <w:r>
+        <w:fldChar w:fldCharType="begin"/>
+      </w:r>
+      <w:r>
+        <w:instrText xml:space="preserve"> SEQ Figure \* ARABIC </w:instrText>
+      </w:r>
+      <w:r>
+        <w:fldChar w:fldCharType="separate"/>
+      </w:r>
+      <w:r>
+        <w:rPr>
+          <w:noProof/>
+        </w:rPr>
+        <w:t>6</w:t>
+      </w:r>
+      <w:r>
+        <w:rPr>
+          <w:noProof/>
+        </w:rPr>
+        <w:fldChar w:fldCharType="end"/>
+      </w:r>
       <w:r>
         <w:t xml:space="preserve"> Add Button Form</w:t>
       </w:r>
@@ -6648,14 +6798,27 @@
                             <w:r>
                               <w:t xml:space="preserve">Figure </w:t>
                             </w:r>
-                            <w:fldSimple w:instr=" SEQ Figure \* ARABIC ">
-                              <w:r>
-                                <w:rPr>
-                                  <w:noProof/>
-                                </w:rPr>
-                                <w:t>7</w:t>
-                              </w:r>
-                            </w:fldSimple>
+                            <w:r>
+                              <w:fldChar w:fldCharType="begin"/>
+                            </w:r>
+                            <w:r>
+                              <w:instrText xml:space="preserve"> SEQ Figure \* ARABIC </w:instrText>
+                            </w:r>
+                            <w:r>
+                              <w:fldChar w:fldCharType="separate"/>
+                            </w:r>
+                            <w:r>
+                              <w:rPr>
+                                <w:noProof/>
+                              </w:rPr>
+                              <w:t>7</w:t>
+                            </w:r>
+                            <w:r>
+                              <w:rPr>
+                                <w:noProof/>
+                              </w:rPr>
+                              <w:fldChar w:fldCharType="end"/>
+                            </w:r>
                             <w:r>
                               <w:t xml:space="preserve"> Add Button / Issue Ticket</w:t>
                             </w:r>
@@ -6694,14 +6857,27 @@
                       <w:r>
                         <w:t xml:space="preserve">Figure </w:t>
                       </w:r>
-                      <w:fldSimple w:instr=" SEQ Figure \* ARABIC ">
-                        <w:r>
-                          <w:rPr>
-                            <w:noProof/>
-                          </w:rPr>
-                          <w:t>7</w:t>
-                        </w:r>
-                      </w:fldSimple>
+                      <w:r>
+                        <w:fldChar w:fldCharType="begin"/>
+                      </w:r>
+                      <w:r>
+                        <w:instrText xml:space="preserve"> SEQ Figure \* ARABIC </w:instrText>
+                      </w:r>
+                      <w:r>
+                        <w:fldChar w:fldCharType="separate"/>
+                      </w:r>
+                      <w:r>
+                        <w:rPr>
+                          <w:noProof/>
+                        </w:rPr>
+                        <w:t>7</w:t>
+                      </w:r>
+                      <w:r>
+                        <w:rPr>
+                          <w:noProof/>
+                        </w:rPr>
+                        <w:fldChar w:fldCharType="end"/>
+                      </w:r>
                       <w:r>
                         <w:t xml:space="preserve"> Add Button / Issue Ticket</w:t>
                       </w:r>
@@ -6840,14 +7016,27 @@
                             <w:r>
                               <w:t xml:space="preserve">Figure </w:t>
                             </w:r>
-                            <w:fldSimple w:instr=" SEQ Figure \* ARABIC ">
-                              <w:r>
-                                <w:rPr>
-                                  <w:noProof/>
-                                </w:rPr>
-                                <w:t>8</w:t>
-                              </w:r>
-                            </w:fldSimple>
+                            <w:r>
+                              <w:fldChar w:fldCharType="begin"/>
+                            </w:r>
+                            <w:r>
+                              <w:instrText xml:space="preserve"> SEQ Figure \* ARABIC </w:instrText>
+                            </w:r>
+                            <w:r>
+                              <w:fldChar w:fldCharType="separate"/>
+                            </w:r>
+                            <w:r>
+                              <w:rPr>
+                                <w:noProof/>
+                              </w:rPr>
+                              <w:t>8</w:t>
+                            </w:r>
+                            <w:r>
+                              <w:rPr>
+                                <w:noProof/>
+                              </w:rPr>
+                              <w:fldChar w:fldCharType="end"/>
+                            </w:r>
                             <w:r>
                               <w:t xml:space="preserve"> Add Button / Show Message</w:t>
                             </w:r>
@@ -6882,14 +7071,27 @@
                       <w:r>
                         <w:t xml:space="preserve">Figure </w:t>
                       </w:r>
-                      <w:fldSimple w:instr=" SEQ Figure \* ARABIC ">
-                        <w:r>
-                          <w:rPr>
-                            <w:noProof/>
-                          </w:rPr>
-                          <w:t>8</w:t>
-                        </w:r>
-                      </w:fldSimple>
+                      <w:r>
+                        <w:fldChar w:fldCharType="begin"/>
+                      </w:r>
+                      <w:r>
+                        <w:instrText xml:space="preserve"> SEQ Figure \* ARABIC </w:instrText>
+                      </w:r>
+                      <w:r>
+                        <w:fldChar w:fldCharType="separate"/>
+                      </w:r>
+                      <w:r>
+                        <w:rPr>
+                          <w:noProof/>
+                        </w:rPr>
+                        <w:t>8</w:t>
+                      </w:r>
+                      <w:r>
+                        <w:rPr>
+                          <w:noProof/>
+                        </w:rPr>
+                        <w:fldChar w:fldCharType="end"/>
+                      </w:r>
                       <w:r>
                         <w:t xml:space="preserve"> Add Button / Show Message</w:t>
                       </w:r>
@@ -7103,14 +7305,27 @@
       <w:r>
         <w:t xml:space="preserve">Figure </w:t>
       </w:r>
-      <w:fldSimple w:instr=" SEQ Figure \* ARABIC ">
-        <w:r>
-          <w:rPr>
-            <w:noProof/>
-          </w:rPr>
-          <w:t>9</w:t>
-        </w:r>
-      </w:fldSimple>
+      <w:r>
+        <w:fldChar w:fldCharType="begin"/>
+      </w:r>
+      <w:r>
+        <w:instrText xml:space="preserve"> SEQ Figure \* ARABIC </w:instrText>
+      </w:r>
+      <w:r>
+        <w:fldChar w:fldCharType="separate"/>
+      </w:r>
+      <w:r>
+        <w:rPr>
+          <w:noProof/>
+        </w:rPr>
+        <w:t>9</w:t>
+      </w:r>
+      <w:r>
+        <w:rPr>
+          <w:noProof/>
+        </w:rPr>
+        <w:fldChar w:fldCharType="end"/>
+      </w:r>
       <w:r>
         <w:t xml:space="preserve"> Edit Button Form</w:t>
       </w:r>
@@ -9186,6 +9401,232 @@
     </w:lvl>
   </w:abstractNum>
   <w:abstractNum w:abstractNumId="8" w15:restartNumberingAfterBreak="0">
+    <w:nsid w:val="1FAE0633"/>
+    <w:multiLevelType w:val="hybridMultilevel"/>
+    <w:tmpl w:val="ED824FD0"/>
+    <w:lvl w:ilvl="0" w:tplc="04090001">
+      <w:start w:val="1"/>
+      <w:numFmt w:val="bullet"/>
+      <w:lvlText w:val=""/>
+      <w:lvlJc w:val="left"/>
+      <w:pPr>
+        <w:ind w:left="1440" w:hanging="360"/>
+      </w:pPr>
+      <w:rPr>
+        <w:rFonts w:ascii="Symbol" w:hAnsi="Symbol" w:hint="default"/>
+      </w:rPr>
+    </w:lvl>
+    <w:lvl w:ilvl="1" w:tplc="04090003" w:tentative="1">
+      <w:start w:val="1"/>
+      <w:numFmt w:val="bullet"/>
+      <w:lvlText w:val="o"/>
+      <w:lvlJc w:val="left"/>
+      <w:pPr>
+        <w:ind w:left="2160" w:hanging="360"/>
+      </w:pPr>
+      <w:rPr>
+        <w:rFonts w:ascii="Courier New" w:hAnsi="Courier New" w:cs="Courier New" w:hint="default"/>
+      </w:rPr>
+    </w:lvl>
+    <w:lvl w:ilvl="2" w:tplc="04090005" w:tentative="1">
+      <w:start w:val="1"/>
+      <w:numFmt w:val="bullet"/>
+      <w:lvlText w:val=""/>
+      <w:lvlJc w:val="left"/>
+      <w:pPr>
+        <w:ind w:left="2880" w:hanging="360"/>
+      </w:pPr>
+      <w:rPr>
+        <w:rFonts w:ascii="Wingdings" w:hAnsi="Wingdings" w:hint="default"/>
+      </w:rPr>
+    </w:lvl>
+    <w:lvl w:ilvl="3" w:tplc="04090001" w:tentative="1">
+      <w:start w:val="1"/>
+      <w:numFmt w:val="bullet"/>
+      <w:lvlText w:val=""/>
+      <w:lvlJc w:val="left"/>
+      <w:pPr>
+        <w:ind w:left="3600" w:hanging="360"/>
+      </w:pPr>
+      <w:rPr>
+        <w:rFonts w:ascii="Symbol" w:hAnsi="Symbol" w:hint="default"/>
+      </w:rPr>
+    </w:lvl>
+    <w:lvl w:ilvl="4" w:tplc="04090003" w:tentative="1">
+      <w:start w:val="1"/>
+      <w:numFmt w:val="bullet"/>
+      <w:lvlText w:val="o"/>
+      <w:lvlJc w:val="left"/>
+      <w:pPr>
+        <w:ind w:left="4320" w:hanging="360"/>
+      </w:pPr>
+      <w:rPr>
+        <w:rFonts w:ascii="Courier New" w:hAnsi="Courier New" w:cs="Courier New" w:hint="default"/>
+      </w:rPr>
+    </w:lvl>
+    <w:lvl w:ilvl="5" w:tplc="04090005" w:tentative="1">
+      <w:start w:val="1"/>
+      <w:numFmt w:val="bullet"/>
+      <w:lvlText w:val=""/>
+      <w:lvlJc w:val="left"/>
+      <w:pPr>
+        <w:ind w:left="5040" w:hanging="360"/>
+      </w:pPr>
+      <w:rPr>
+        <w:rFonts w:ascii="Wingdings" w:hAnsi="Wingdings" w:hint="default"/>
+      </w:rPr>
+    </w:lvl>
+    <w:lvl w:ilvl="6" w:tplc="04090001" w:tentative="1">
+      <w:start w:val="1"/>
+      <w:numFmt w:val="bullet"/>
+      <w:lvlText w:val=""/>
+      <w:lvlJc w:val="left"/>
+      <w:pPr>
+        <w:ind w:left="5760" w:hanging="360"/>
+      </w:pPr>
+      <w:rPr>
+        <w:rFonts w:ascii="Symbol" w:hAnsi="Symbol" w:hint="default"/>
+      </w:rPr>
+    </w:lvl>
+    <w:lvl w:ilvl="7" w:tplc="04090003" w:tentative="1">
+      <w:start w:val="1"/>
+      <w:numFmt w:val="bullet"/>
+      <w:lvlText w:val="o"/>
+      <w:lvlJc w:val="left"/>
+      <w:pPr>
+        <w:ind w:left="6480" w:hanging="360"/>
+      </w:pPr>
+      <w:rPr>
+        <w:rFonts w:ascii="Courier New" w:hAnsi="Courier New" w:cs="Courier New" w:hint="default"/>
+      </w:rPr>
+    </w:lvl>
+    <w:lvl w:ilvl="8" w:tplc="04090005" w:tentative="1">
+      <w:start w:val="1"/>
+      <w:numFmt w:val="bullet"/>
+      <w:lvlText w:val=""/>
+      <w:lvlJc w:val="left"/>
+      <w:pPr>
+        <w:ind w:left="7200" w:hanging="360"/>
+      </w:pPr>
+      <w:rPr>
+        <w:rFonts w:ascii="Wingdings" w:hAnsi="Wingdings" w:hint="default"/>
+      </w:rPr>
+    </w:lvl>
+  </w:abstractNum>
+  <w:abstractNum w:abstractNumId="9" w15:restartNumberingAfterBreak="0">
+    <w:nsid w:val="1FBD4BDA"/>
+    <w:multiLevelType w:val="hybridMultilevel"/>
+    <w:tmpl w:val="3B62A510"/>
+    <w:lvl w:ilvl="0" w:tplc="04090001">
+      <w:start w:val="1"/>
+      <w:numFmt w:val="bullet"/>
+      <w:lvlText w:val=""/>
+      <w:lvlJc w:val="left"/>
+      <w:pPr>
+        <w:ind w:left="720" w:hanging="360"/>
+      </w:pPr>
+      <w:rPr>
+        <w:rFonts w:ascii="Symbol" w:hAnsi="Symbol" w:hint="default"/>
+      </w:rPr>
+    </w:lvl>
+    <w:lvl w:ilvl="1" w:tplc="04090003" w:tentative="1">
+      <w:start w:val="1"/>
+      <w:numFmt w:val="bullet"/>
+      <w:lvlText w:val="o"/>
+      <w:lvlJc w:val="left"/>
+      <w:pPr>
+        <w:ind w:left="1440" w:hanging="360"/>
+      </w:pPr>
+      <w:rPr>
+        <w:rFonts w:ascii="Courier New" w:hAnsi="Courier New" w:cs="Courier New" w:hint="default"/>
+      </w:rPr>
+    </w:lvl>
+    <w:lvl w:ilvl="2" w:tplc="04090005" w:tentative="1">
+      <w:start w:val="1"/>
+      <w:numFmt w:val="bullet"/>
+      <w:lvlText w:val=""/>
+      <w:lvlJc w:val="left"/>
+      <w:pPr>
+        <w:ind w:left="2160" w:hanging="360"/>
+      </w:pPr>
+      <w:rPr>
+        <w:rFonts w:ascii="Wingdings" w:hAnsi="Wingdings" w:hint="default"/>
+      </w:rPr>
+    </w:lvl>
+    <w:lvl w:ilvl="3" w:tplc="04090001" w:tentative="1">
+      <w:start w:val="1"/>
+      <w:numFmt w:val="bullet"/>
+      <w:lvlText w:val=""/>
+      <w:lvlJc w:val="left"/>
+      <w:pPr>
+        <w:ind w:left="2880" w:hanging="360"/>
+      </w:pPr>
+      <w:rPr>
+        <w:rFonts w:ascii="Symbol" w:hAnsi="Symbol" w:hint="default"/>
+      </w:rPr>
+    </w:lvl>
+    <w:lvl w:ilvl="4" w:tplc="04090003" w:tentative="1">
+      <w:start w:val="1"/>
+      <w:numFmt w:val="bullet"/>
+      <w:lvlText w:val="o"/>
+      <w:lvlJc w:val="left"/>
+      <w:pPr>
+        <w:ind w:left="3600" w:hanging="360"/>
+      </w:pPr>
+      <w:rPr>
+        <w:rFonts w:ascii="Courier New" w:hAnsi="Courier New" w:cs="Courier New" w:hint="default"/>
+      </w:rPr>
+    </w:lvl>
+    <w:lvl w:ilvl="5" w:tplc="04090005" w:tentative="1">
+      <w:start w:val="1"/>
+      <w:numFmt w:val="bullet"/>
+      <w:lvlText w:val=""/>
+      <w:lvlJc w:val="left"/>
+      <w:pPr>
+        <w:ind w:left="4320" w:hanging="360"/>
+      </w:pPr>
+      <w:rPr>
+        <w:rFonts w:ascii="Wingdings" w:hAnsi="Wingdings" w:hint="default"/>
+      </w:rPr>
+    </w:lvl>
+    <w:lvl w:ilvl="6" w:tplc="04090001" w:tentative="1">
+      <w:start w:val="1"/>
+      <w:numFmt w:val="bullet"/>
+      <w:lvlText w:val=""/>
+      <w:lvlJc w:val="left"/>
+      <w:pPr>
+        <w:ind w:left="5040" w:hanging="360"/>
+      </w:pPr>
+      <w:rPr>
+        <w:rFonts w:ascii="Symbol" w:hAnsi="Symbol" w:hint="default"/>
+      </w:rPr>
+    </w:lvl>
+    <w:lvl w:ilvl="7" w:tplc="04090003" w:tentative="1">
+      <w:start w:val="1"/>
+      <w:numFmt w:val="bullet"/>
+      <w:lvlText w:val="o"/>
+      <w:lvlJc w:val="left"/>
+      <w:pPr>
+        <w:ind w:left="5760" w:hanging="360"/>
+      </w:pPr>
+      <w:rPr>
+        <w:rFonts w:ascii="Courier New" w:hAnsi="Courier New" w:cs="Courier New" w:hint="default"/>
+      </w:rPr>
+    </w:lvl>
+    <w:lvl w:ilvl="8" w:tplc="04090005" w:tentative="1">
+      <w:start w:val="1"/>
+      <w:numFmt w:val="bullet"/>
+      <w:lvlText w:val=""/>
+      <w:lvlJc w:val="left"/>
+      <w:pPr>
+        <w:ind w:left="6480" w:hanging="360"/>
+      </w:pPr>
+      <w:rPr>
+        <w:rFonts w:ascii="Wingdings" w:hAnsi="Wingdings" w:hint="default"/>
+      </w:rPr>
+    </w:lvl>
+  </w:abstractNum>
+  <w:abstractNum w:abstractNumId="10" w15:restartNumberingAfterBreak="0">
     <w:nsid w:val="1FDE34CE"/>
     <w:multiLevelType w:val="multilevel"/>
     <w:tmpl w:val="2244D944"/>
@@ -9334,7 +9775,7 @@
       </w:rPr>
     </w:lvl>
   </w:abstractNum>
-  <w:abstractNum w:abstractNumId="9" w15:restartNumberingAfterBreak="0">
+  <w:abstractNum w:abstractNumId="11" w15:restartNumberingAfterBreak="0">
     <w:nsid w:val="215C03B7"/>
     <w:multiLevelType w:val="multilevel"/>
     <w:tmpl w:val="699C0B3C"/>
@@ -9447,7 +9888,7 @@
       </w:pPr>
     </w:lvl>
   </w:abstractNum>
-  <w:abstractNum w:abstractNumId="10" w15:restartNumberingAfterBreak="0">
+  <w:abstractNum w:abstractNumId="12" w15:restartNumberingAfterBreak="0">
     <w:nsid w:val="228617CB"/>
     <w:multiLevelType w:val="hybridMultilevel"/>
     <w:tmpl w:val="D7BCF656"/>
@@ -9560,7 +10001,7 @@
       </w:rPr>
     </w:lvl>
   </w:abstractNum>
-  <w:abstractNum w:abstractNumId="11" w15:restartNumberingAfterBreak="0">
+  <w:abstractNum w:abstractNumId="13" w15:restartNumberingAfterBreak="0">
     <w:nsid w:val="25EA4B3A"/>
     <w:multiLevelType w:val="multilevel"/>
     <w:tmpl w:val="5084489C"/>
@@ -9673,7 +10114,7 @@
       </w:pPr>
     </w:lvl>
   </w:abstractNum>
-  <w:abstractNum w:abstractNumId="12" w15:restartNumberingAfterBreak="0">
+  <w:abstractNum w:abstractNumId="14" w15:restartNumberingAfterBreak="0">
     <w:nsid w:val="315432E9"/>
     <w:multiLevelType w:val="multilevel"/>
     <w:tmpl w:val="8C52A028"/>
@@ -9822,7 +10263,7 @@
       </w:rPr>
     </w:lvl>
   </w:abstractNum>
-  <w:abstractNum w:abstractNumId="13" w15:restartNumberingAfterBreak="0">
+  <w:abstractNum w:abstractNumId="15" w15:restartNumberingAfterBreak="0">
     <w:nsid w:val="3F251CE5"/>
     <w:multiLevelType w:val="multilevel"/>
     <w:tmpl w:val="8A984AD2"/>
@@ -9935,7 +10376,7 @@
       </w:pPr>
     </w:lvl>
   </w:abstractNum>
-  <w:abstractNum w:abstractNumId="14" w15:restartNumberingAfterBreak="0">
+  <w:abstractNum w:abstractNumId="16" w15:restartNumberingAfterBreak="0">
     <w:nsid w:val="42685735"/>
     <w:multiLevelType w:val="multilevel"/>
     <w:tmpl w:val="93E65794"/>
@@ -10048,7 +10489,7 @@
       </w:pPr>
     </w:lvl>
   </w:abstractNum>
-  <w:abstractNum w:abstractNumId="15" w15:restartNumberingAfterBreak="0">
+  <w:abstractNum w:abstractNumId="17" w15:restartNumberingAfterBreak="0">
     <w:nsid w:val="438F77EC"/>
     <w:multiLevelType w:val="multilevel"/>
     <w:tmpl w:val="F8A8EC90"/>
@@ -10161,7 +10602,7 @@
       </w:pPr>
     </w:lvl>
   </w:abstractNum>
-  <w:abstractNum w:abstractNumId="16" w15:restartNumberingAfterBreak="0">
+  <w:abstractNum w:abstractNumId="18" w15:restartNumberingAfterBreak="0">
     <w:nsid w:val="46667525"/>
     <w:multiLevelType w:val="multilevel"/>
     <w:tmpl w:val="DC0A0288"/>
@@ -10278,7 +10719,7 @@
       </w:pPr>
     </w:lvl>
   </w:abstractNum>
-  <w:abstractNum w:abstractNumId="17" w15:restartNumberingAfterBreak="0">
+  <w:abstractNum w:abstractNumId="19" w15:restartNumberingAfterBreak="0">
     <w:nsid w:val="4C9B18E4"/>
     <w:multiLevelType w:val="multilevel"/>
     <w:tmpl w:val="3AE255C8"/>
@@ -10391,7 +10832,7 @@
       </w:pPr>
     </w:lvl>
   </w:abstractNum>
-  <w:abstractNum w:abstractNumId="18" w15:restartNumberingAfterBreak="0">
+  <w:abstractNum w:abstractNumId="20" w15:restartNumberingAfterBreak="0">
     <w:nsid w:val="4E6836A0"/>
     <w:multiLevelType w:val="multilevel"/>
     <w:tmpl w:val="D048EA90"/>
@@ -10540,7 +10981,7 @@
       </w:rPr>
     </w:lvl>
   </w:abstractNum>
-  <w:abstractNum w:abstractNumId="19" w15:restartNumberingAfterBreak="0">
+  <w:abstractNum w:abstractNumId="21" w15:restartNumberingAfterBreak="0">
     <w:nsid w:val="58C00AE0"/>
     <w:multiLevelType w:val="multilevel"/>
     <w:tmpl w:val="A40036E2"/>
@@ -10653,7 +11094,7 @@
       </w:pPr>
     </w:lvl>
   </w:abstractNum>
-  <w:abstractNum w:abstractNumId="20" w15:restartNumberingAfterBreak="0">
+  <w:abstractNum w:abstractNumId="22" w15:restartNumberingAfterBreak="0">
     <w:nsid w:val="60555BCA"/>
     <w:multiLevelType w:val="multilevel"/>
     <w:tmpl w:val="4E0EEFF2"/>
@@ -10766,7 +11207,7 @@
       </w:pPr>
     </w:lvl>
   </w:abstractNum>
-  <w:abstractNum w:abstractNumId="21" w15:restartNumberingAfterBreak="0">
+  <w:abstractNum w:abstractNumId="23" w15:restartNumberingAfterBreak="0">
     <w:nsid w:val="69C33E50"/>
     <w:multiLevelType w:val="multilevel"/>
     <w:tmpl w:val="BC56E4BE"/>
@@ -10879,7 +11320,7 @@
       </w:pPr>
     </w:lvl>
   </w:abstractNum>
-  <w:abstractNum w:abstractNumId="22" w15:restartNumberingAfterBreak="0">
+  <w:abstractNum w:abstractNumId="24" w15:restartNumberingAfterBreak="0">
     <w:nsid w:val="6AA761D8"/>
     <w:multiLevelType w:val="multilevel"/>
     <w:tmpl w:val="B0706142"/>
@@ -10992,7 +11433,7 @@
       </w:pPr>
     </w:lvl>
   </w:abstractNum>
-  <w:abstractNum w:abstractNumId="23" w15:restartNumberingAfterBreak="0">
+  <w:abstractNum w:abstractNumId="25" w15:restartNumberingAfterBreak="0">
     <w:nsid w:val="7B0F4DE3"/>
     <w:multiLevelType w:val="multilevel"/>
     <w:tmpl w:val="7AB057C0"/>
@@ -11141,7 +11582,7 @@
       </w:rPr>
     </w:lvl>
   </w:abstractNum>
-  <w:abstractNum w:abstractNumId="24" w15:restartNumberingAfterBreak="0">
+  <w:abstractNum w:abstractNumId="26" w15:restartNumberingAfterBreak="0">
     <w:nsid w:val="7E6F3143"/>
     <w:multiLevelType w:val="hybridMultilevel"/>
     <w:tmpl w:val="1D1C0A84"/>
@@ -11261,37 +11702,37 @@
     <w:abstractNumId w:val="6"/>
   </w:num>
   <w:num w:numId="3">
-    <w:abstractNumId w:val="22"/>
+    <w:abstractNumId w:val="24"/>
   </w:num>
   <w:num w:numId="4">
-    <w:abstractNumId w:val="15"/>
+    <w:abstractNumId w:val="17"/>
   </w:num>
   <w:num w:numId="5">
     <w:abstractNumId w:val="1"/>
   </w:num>
   <w:num w:numId="6">
+    <w:abstractNumId w:val="15"/>
+  </w:num>
+  <w:num w:numId="7">
+    <w:abstractNumId w:val="22"/>
+  </w:num>
+  <w:num w:numId="8">
+    <w:abstractNumId w:val="11"/>
+  </w:num>
+  <w:num w:numId="9">
     <w:abstractNumId w:val="13"/>
   </w:num>
-  <w:num w:numId="7">
-    <w:abstractNumId w:val="20"/>
+  <w:num w:numId="10">
+    <w:abstractNumId w:val="25"/>
   </w:num>
-  <w:num w:numId="8">
-    <w:abstractNumId w:val="9"/>
-  </w:num>
-  <w:num w:numId="9">
-    <w:abstractNumId w:val="11"/>
-  </w:num>
-  <w:num w:numId="10">
+  <w:num w:numId="11">
     <w:abstractNumId w:val="23"/>
   </w:num>
-  <w:num w:numId="11">
-    <w:abstractNumId w:val="21"/>
-  </w:num>
   <w:num w:numId="12">
-    <w:abstractNumId w:val="12"/>
+    <w:abstractNumId w:val="14"/>
   </w:num>
   <w:num w:numId="13">
-    <w:abstractNumId w:val="14"/>
+    <w:abstractNumId w:val="16"/>
   </w:num>
   <w:num w:numId="14">
     <w:abstractNumId w:val="4"/>
@@ -11300,28 +11741,28 @@
     <w:abstractNumId w:val="3"/>
   </w:num>
   <w:num w:numId="16">
-    <w:abstractNumId w:val="18"/>
+    <w:abstractNumId w:val="20"/>
   </w:num>
   <w:num w:numId="17">
     <w:abstractNumId w:val="0"/>
   </w:num>
   <w:num w:numId="18">
-    <w:abstractNumId w:val="17"/>
+    <w:abstractNumId w:val="19"/>
   </w:num>
   <w:num w:numId="19">
-    <w:abstractNumId w:val="8"/>
+    <w:abstractNumId w:val="10"/>
   </w:num>
   <w:num w:numId="20">
-    <w:abstractNumId w:val="24"/>
+    <w:abstractNumId w:val="26"/>
   </w:num>
   <w:num w:numId="21">
-    <w:abstractNumId w:val="16"/>
+    <w:abstractNumId w:val="18"/>
   </w:num>
   <w:num w:numId="22">
-    <w:abstractNumId w:val="19"/>
+    <w:abstractNumId w:val="21"/>
   </w:num>
   <w:num w:numId="23">
-    <w:abstractNumId w:val="10"/>
+    <w:abstractNumId w:val="12"/>
   </w:num>
   <w:num w:numId="24">
     <w:abstractNumId w:val="5"/>
@@ -11331,6 +11772,12 @@
   </w:num>
   <w:num w:numId="26">
     <w:abstractNumId w:val="2"/>
+  </w:num>
+  <w:num w:numId="27">
+    <w:abstractNumId w:val="8"/>
+  </w:num>
+  <w:num w:numId="28">
+    <w:abstractNumId w:val="9"/>
   </w:num>
 </w:numbering>
 </file>

--- a/Ticketing-Screen-Designer User Manual.docx
+++ b/Ticketing-Screen-Designer User Manual.docx
@@ -243,7 +243,7 @@
           <w:sz w:val="24"/>
           <w:szCs w:val="24"/>
         </w:rPr>
-        <w:t>Login and Bank Setup</w:t>
+        <w:t>Bank Access and Data Isolation Setup</w:t>
       </w:r>
     </w:p>
     <w:p>
@@ -401,8 +401,10 @@
           <w:sz w:val="24"/>
           <w:szCs w:val="24"/>
         </w:rPr>
-        <w:t xml:space="preserve"> .NET 8.0 (included in the single file build)</w:t>
-      </w:r>
+        <w:t xml:space="preserve"> .NET 8.0 </w:t>
+      </w:r>
+      <w:bookmarkStart w:id="0" w:name="_GoBack"/>
+      <w:bookmarkEnd w:id="0"/>
     </w:p>
     <w:p>
       <w:pPr>
@@ -834,7 +836,31 @@
           <w:sz w:val="24"/>
           <w:szCs w:val="24"/>
         </w:rPr>
-        <w:t>Install SQL Server (Express or full edition) on your machine.</w:t>
+        <w:t>Install SQL Server</w:t>
+      </w:r>
+      <w:r>
+        <w:rPr>
+          <w:rFonts w:ascii="Times New Roman" w:eastAsia="Times New Roman" w:hAnsi="Times New Roman" w:cs="Times New Roman"/>
+          <w:sz w:val="24"/>
+          <w:szCs w:val="24"/>
+        </w:rPr>
+        <w:t xml:space="preserve"> </w:t>
+      </w:r>
+      <w:r>
+        <w:rPr>
+          <w:rFonts w:ascii="Times New Roman" w:eastAsia="Times New Roman" w:hAnsi="Times New Roman" w:cs="Times New Roman"/>
+          <w:sz w:val="24"/>
+          <w:szCs w:val="24"/>
+        </w:rPr>
+        <w:t>2019</w:t>
+      </w:r>
+      <w:r>
+        <w:rPr>
+          <w:rFonts w:ascii="Times New Roman" w:eastAsia="Times New Roman" w:hAnsi="Times New Roman" w:cs="Times New Roman"/>
+          <w:sz w:val="24"/>
+          <w:szCs w:val="24"/>
+        </w:rPr>
+        <w:t xml:space="preserve"> (Express or full edition) on your machine.</w:t>
       </w:r>
     </w:p>
     <w:p>
@@ -1392,6 +1418,8 @@
       <w:pPr>
         <w:pStyle w:val="Heading3"/>
       </w:pPr>
+      <w:bookmarkStart w:id="1" w:name="_D._Configuring_the"/>
+      <w:bookmarkEnd w:id="1"/>
       <w:r>
         <w:lastRenderedPageBreak/>
         <w:t>D. Configuring the App Configuration File</w:t>
@@ -1487,7 +1515,7 @@
           <w:b/>
           <w:bCs/>
         </w:rPr>
-        <w:t>If you are using Windows Authentication (Recommended):</w:t>
+        <w:t>If you are using Windows Authentication:</w:t>
       </w:r>
       <w:r>
         <w:t xml:space="preserve"> This method uses your Windows login credentials to authenticate with SQL Server.</w:t>
@@ -2558,111 +2586,215 @@
         <w:pStyle w:val="Heading2"/>
       </w:pPr>
       <w:r>
-        <w:t xml:space="preserve">Login and </w:t>
-      </w:r>
-      <w:r>
-        <w:t>Data Isolation</w:t>
-      </w:r>
-      <w:r>
-        <w:t xml:space="preserve"> Setup</w:t>
-      </w:r>
-    </w:p>
-    <w:p>
-      <w:pPr>
-        <w:rPr>
-          <w:rFonts w:asciiTheme="majorBidi" w:hAnsiTheme="majorBidi" w:cstheme="majorBidi"/>
+        <w:t>Bank Access and Data Isolation Setup</w:t>
+      </w:r>
+    </w:p>
+    <w:p>
+      <w:pPr>
+        <w:spacing w:beforeAutospacing="1" w:after="100" w:afterAutospacing="1" w:line="240" w:lineRule="auto"/>
+        <w:rPr>
+          <w:rFonts w:ascii="Times New Roman" w:eastAsia="Times New Roman" w:hAnsi="Times New Roman" w:cs="Times New Roman"/>
+          <w:sz w:val="24"/>
+          <w:szCs w:val="24"/>
+        </w:rPr>
+      </w:pPr>
+      <w:r>
+        <w:rPr>
+          <w:rFonts w:ascii="Times New Roman" w:eastAsia="Times New Roman" w:hAnsi="Times New Roman" w:cs="Times New Roman"/>
           <w:b/>
           <w:bCs/>
           <w:sz w:val="24"/>
           <w:szCs w:val="24"/>
         </w:rPr>
+        <w:t>Important:</w:t>
+      </w:r>
+      <w:r>
+        <w:rPr>
+          <w:rFonts w:ascii="Times New Roman" w:eastAsia="Times New Roman" w:hAnsi="Times New Roman" w:cs="Times New Roman"/>
+          <w:sz w:val="24"/>
+          <w:szCs w:val="24"/>
+        </w:rPr>
+        <w:br/>
+        <w:t>The application controls which banks a user can access. This is done inside the application (not the database itself).</w:t>
+      </w:r>
+      <w:r>
+        <w:rPr>
+          <w:rFonts w:ascii="Times New Roman" w:eastAsia="Times New Roman" w:hAnsi="Times New Roman" w:cs="Times New Roman"/>
+          <w:sz w:val="24"/>
+          <w:szCs w:val="24"/>
+        </w:rPr>
+        <w:br/>
+        <w:t>Each user must have their own SQL Server login, and each login must be mapped to the banks they are allowed to use.</w:t>
+      </w:r>
+    </w:p>
+    <w:p>
+      <w:pPr>
+        <w:pStyle w:val="Heading3"/>
       </w:pPr>
       <w:r>
         <w:rPr>
           <w:rFonts w:ascii="Segoe UI Emoji" w:hAnsi="Segoe UI Emoji" w:cs="Segoe UI Emoji"/>
+        </w:rPr>
+        <w:t>-</w:t>
+      </w:r>
+      <w:r>
+        <w:t xml:space="preserve"> What is </w:t>
+      </w:r>
+      <w:proofErr w:type="spellStart"/>
+      <w:r>
+        <w:rPr>
+          <w:rStyle w:val="HTMLCode"/>
+        </w:rPr>
+        <w:t>BankUserMapping</w:t>
+      </w:r>
+      <w:proofErr w:type="spellEnd"/>
+      <w:r>
+        <w:t>?</w:t>
+      </w:r>
+    </w:p>
+    <w:p>
+      <w:pPr>
+        <w:pStyle w:val="NormalWeb"/>
+      </w:pPr>
+      <w:r>
+        <w:t xml:space="preserve">This table links SQL Server users (e.g., </w:t>
+      </w:r>
+      <w:proofErr w:type="spellStart"/>
+      <w:r>
+        <w:rPr>
+          <w:rStyle w:val="HTMLCode"/>
+        </w:rPr>
+        <w:t>ABankUser</w:t>
+      </w:r>
+      <w:proofErr w:type="spellEnd"/>
+      <w:r>
+        <w:t xml:space="preserve">) to their corresponding </w:t>
+      </w:r>
+      <w:proofErr w:type="spellStart"/>
+      <w:r>
+        <w:rPr>
+          <w:rStyle w:val="HTMLCode"/>
+        </w:rPr>
+        <w:t>BankId</w:t>
+      </w:r>
+      <w:proofErr w:type="spellEnd"/>
+      <w:r>
+        <w:t>. It is used to restrict each user's access to their assigned bank only.</w:t>
+      </w:r>
+    </w:p>
+    <w:p>
+      <w:pPr>
+        <w:spacing w:beforeAutospacing="1" w:after="100" w:afterAutospacing="1" w:line="240" w:lineRule="auto"/>
+        <w:rPr>
+          <w:rFonts w:ascii="Times New Roman" w:eastAsia="Times New Roman" w:hAnsi="Times New Roman" w:cs="Times New Roman"/>
+          <w:sz w:val="24"/>
+          <w:szCs w:val="24"/>
+        </w:rPr>
+      </w:pPr>
+    </w:p>
+    <w:p>
+      <w:pPr>
+        <w:spacing w:after="0" w:line="240" w:lineRule="auto"/>
+        <w:rPr>
+          <w:rFonts w:ascii="Times New Roman" w:eastAsia="Times New Roman" w:hAnsi="Times New Roman" w:cs="Times New Roman"/>
+          <w:sz w:val="24"/>
+          <w:szCs w:val="24"/>
+        </w:rPr>
+      </w:pPr>
+      <w:r>
+        <w:rPr>
+          <w:rFonts w:ascii="Times New Roman" w:eastAsia="Times New Roman" w:hAnsi="Times New Roman" w:cs="Times New Roman"/>
+          <w:sz w:val="24"/>
+          <w:szCs w:val="24"/>
+        </w:rPr>
+        <w:pict w14:anchorId="369AC361">
+          <v:rect id="_x0000_i1028" style="width:0;height:1.5pt" o:hralign="center" o:hrstd="t" o:hr="t" fillcolor="#a0a0a0" stroked="f"/>
+        </w:pict>
+      </w:r>
+    </w:p>
+    <w:p>
+      <w:pPr>
+        <w:pStyle w:val="Heading3"/>
+      </w:pPr>
+      <w:r>
+        <w:rPr>
+          <w:rFonts w:ascii="Segoe UI Emoji" w:hAnsi="Segoe UI Emoji" w:cs="Segoe UI Emoji"/>
+        </w:rPr>
+        <w:t>-</w:t>
+      </w:r>
+      <w:r>
+        <w:t xml:space="preserve"> Step-by-Step Instructions</w:t>
+      </w:r>
+    </w:p>
+    <w:p>
+      <w:pPr>
+        <w:pStyle w:val="Heading4"/>
+      </w:pPr>
+      <w:r>
+        <w:rPr>
+          <w:rFonts w:ascii="Segoe UI Emoji" w:hAnsi="Segoe UI Emoji" w:cs="Segoe UI Emoji"/>
+        </w:rPr>
+        <w:t>✅</w:t>
+      </w:r>
+      <w:r>
+        <w:t xml:space="preserve"> </w:t>
+      </w:r>
+      <w:r>
+        <w:t>1. Create SQL Users</w:t>
+      </w:r>
+    </w:p>
+    <w:p>
+      <w:pPr>
+        <w:spacing w:before="100" w:beforeAutospacing="1" w:after="100" w:afterAutospacing="1" w:line="240" w:lineRule="auto"/>
+        <w:rPr>
+          <w:rFonts w:ascii="Times New Roman" w:eastAsia="Times New Roman" w:hAnsi="Times New Roman" w:cs="Times New Roman"/>
+          <w:sz w:val="24"/>
+          <w:szCs w:val="24"/>
+        </w:rPr>
+      </w:pPr>
+      <w:r>
+        <w:rPr>
+          <w:rFonts w:ascii="Times New Roman" w:eastAsia="Times New Roman" w:hAnsi="Times New Roman" w:cs="Times New Roman"/>
+          <w:sz w:val="24"/>
+          <w:szCs w:val="24"/>
+        </w:rPr>
+        <w:t>Before a user can run the application, you must create their SQL Server login and user:</w:t>
+      </w:r>
+    </w:p>
+    <w:p>
+      <w:pPr>
+        <w:numPr>
+          <w:ilvl w:val="0"/>
+          <w:numId w:val="47"/>
+        </w:numPr>
+        <w:spacing w:before="100" w:beforeAutospacing="1" w:after="100" w:afterAutospacing="1" w:line="240" w:lineRule="auto"/>
+        <w:rPr>
+          <w:rFonts w:ascii="Times New Roman" w:eastAsia="Times New Roman" w:hAnsi="Times New Roman" w:cs="Times New Roman"/>
+          <w:sz w:val="24"/>
+          <w:szCs w:val="24"/>
+        </w:rPr>
+      </w:pPr>
+      <w:r>
+        <w:rPr>
+          <w:rFonts w:ascii="Times New Roman" w:eastAsia="Times New Roman" w:hAnsi="Times New Roman" w:cs="Times New Roman"/>
+          <w:sz w:val="24"/>
+          <w:szCs w:val="24"/>
+        </w:rPr>
+        <w:t xml:space="preserve">Open </w:t>
+      </w:r>
+      <w:r>
+        <w:rPr>
+          <w:rFonts w:ascii="Times New Roman" w:eastAsia="Times New Roman" w:hAnsi="Times New Roman" w:cs="Times New Roman"/>
           <w:b/>
           <w:bCs/>
           <w:sz w:val="24"/>
           <w:szCs w:val="24"/>
         </w:rPr>
-        <w:t>🔒</w:t>
-      </w:r>
-      <w:r>
-        <w:rPr>
-          <w:rFonts w:asciiTheme="majorBidi" w:hAnsiTheme="majorBidi" w:cstheme="majorBidi"/>
-          <w:b/>
-          <w:bCs/>
-          <w:sz w:val="24"/>
-          <w:szCs w:val="24"/>
-        </w:rPr>
-        <w:t xml:space="preserve"> Note: This step is only for creating users in the database to achieve </w:t>
-      </w:r>
-      <w:r>
-        <w:rPr>
-          <w:rFonts w:asciiTheme="majorBidi" w:eastAsia="Times New Roman" w:hAnsiTheme="majorBidi" w:cstheme="majorBidi"/>
-          <w:b/>
-          <w:bCs/>
-          <w:sz w:val="24"/>
-          <w:szCs w:val="24"/>
-        </w:rPr>
-        <w:t xml:space="preserve">Data isolation between banks on </w:t>
-      </w:r>
-      <w:r>
-        <w:rPr>
-          <w:rFonts w:asciiTheme="majorBidi" w:eastAsia="Times New Roman" w:hAnsiTheme="majorBidi" w:cstheme="majorBidi"/>
-          <w:b/>
-          <w:bCs/>
-          <w:sz w:val="24"/>
-          <w:szCs w:val="24"/>
-          <w:u w:val="single"/>
-        </w:rPr>
-        <w:t>Database-level</w:t>
-      </w:r>
-      <w:r>
-        <w:rPr>
-          <w:rFonts w:asciiTheme="majorBidi" w:hAnsiTheme="majorBidi" w:cstheme="majorBidi"/>
-          <w:b/>
-          <w:bCs/>
-          <w:sz w:val="24"/>
-          <w:szCs w:val="24"/>
-        </w:rPr>
-        <w:t xml:space="preserve"> and is not </w:t>
-      </w:r>
-      <w:r>
-        <w:rPr>
-          <w:rFonts w:asciiTheme="majorBidi" w:hAnsiTheme="majorBidi" w:cstheme="majorBidi"/>
-          <w:b/>
-          <w:bCs/>
-          <w:sz w:val="24"/>
-          <w:szCs w:val="24"/>
-        </w:rPr>
-        <w:t>meant</w:t>
-      </w:r>
-      <w:r>
-        <w:rPr>
-          <w:rFonts w:asciiTheme="majorBidi" w:hAnsiTheme="majorBidi" w:cstheme="majorBidi"/>
-          <w:b/>
-          <w:bCs/>
-          <w:sz w:val="24"/>
-          <w:szCs w:val="24"/>
-        </w:rPr>
-        <w:t xml:space="preserve"> for </w:t>
-      </w:r>
-      <w:r>
-        <w:rPr>
-          <w:rFonts w:asciiTheme="majorBidi" w:hAnsiTheme="majorBidi" w:cstheme="majorBidi"/>
-          <w:b/>
-          <w:bCs/>
-          <w:sz w:val="24"/>
-          <w:szCs w:val="24"/>
-        </w:rPr>
-        <w:t>providing Data Isolation on the application level</w:t>
-      </w:r>
-      <w:r>
-        <w:rPr>
-          <w:rFonts w:asciiTheme="majorBidi" w:hAnsiTheme="majorBidi" w:cstheme="majorBidi"/>
-          <w:b/>
-          <w:bCs/>
+        <w:t>SQL Server Management Studio (SSMS)</w:t>
+      </w:r>
+      <w:r>
+        <w:rPr>
+          <w:rFonts w:ascii="Times New Roman" w:eastAsia="Times New Roman" w:hAnsi="Times New Roman" w:cs="Times New Roman"/>
           <w:sz w:val="24"/>
           <w:szCs w:val="24"/>
         </w:rPr>
@@ -2673,7 +2805,7 @@
       <w:pPr>
         <w:numPr>
           <w:ilvl w:val="0"/>
-          <w:numId w:val="19"/>
+          <w:numId w:val="47"/>
         </w:numPr>
         <w:spacing w:before="100" w:beforeAutospacing="1" w:after="100" w:afterAutospacing="1" w:line="240" w:lineRule="auto"/>
         <w:rPr>
@@ -2688,30 +2820,96 @@
           <w:sz w:val="24"/>
           <w:szCs w:val="24"/>
         </w:rPr>
-        <w:t>Data isolation between banks</w:t>
-      </w:r>
-      <w:r>
-        <w:rPr>
-          <w:rFonts w:ascii="Times New Roman" w:eastAsia="Times New Roman" w:hAnsi="Times New Roman" w:cs="Times New Roman"/>
-          <w:sz w:val="24"/>
-          <w:szCs w:val="24"/>
-        </w:rPr>
-        <w:t xml:space="preserve"> on Database-level</w:t>
-      </w:r>
-      <w:r>
-        <w:rPr>
-          <w:rFonts w:ascii="Times New Roman" w:eastAsia="Times New Roman" w:hAnsi="Times New Roman" w:cs="Times New Roman"/>
-          <w:sz w:val="24"/>
-          <w:szCs w:val="24"/>
-        </w:rPr>
-        <w:t xml:space="preserve"> is achieved via SQL Server Row-Level Security (RLS).</w:t>
-      </w:r>
-    </w:p>
-    <w:p>
-      <w:pPr>
+        <w:t>Connect to your SQL Server instance</w:t>
+      </w:r>
+      <w:r>
+        <w:rPr>
+          <w:rFonts w:ascii="Times New Roman" w:eastAsia="Times New Roman" w:hAnsi="Times New Roman" w:cs="Times New Roman"/>
+          <w:sz w:val="24"/>
+          <w:szCs w:val="24"/>
+        </w:rPr>
+        <w:t xml:space="preserve"> with</w:t>
+      </w:r>
+      <w:r>
+        <w:rPr>
+          <w:rFonts w:ascii="Times New Roman" w:eastAsia="Times New Roman" w:hAnsi="Times New Roman" w:cs="Times New Roman"/>
+          <w:sz w:val="24"/>
+          <w:szCs w:val="24"/>
+        </w:rPr>
+        <w:t xml:space="preserve"> </w:t>
+      </w:r>
+      <w:r>
+        <w:rPr>
+          <w:rFonts w:asciiTheme="majorBidi" w:hAnsiTheme="majorBidi" w:cstheme="majorBidi"/>
+          <w:sz w:val="24"/>
+          <w:szCs w:val="24"/>
+        </w:rPr>
+        <w:t xml:space="preserve">a user that has </w:t>
+      </w:r>
+      <w:proofErr w:type="spellStart"/>
+      <w:r>
+        <w:rPr>
+          <w:rFonts w:asciiTheme="majorBidi" w:hAnsiTheme="majorBidi" w:cstheme="majorBidi"/>
+          <w:color w:val="FF0000"/>
+          <w:sz w:val="24"/>
+          <w:szCs w:val="24"/>
+          <w:highlight w:val="white"/>
+        </w:rPr>
+        <w:t>db_owner</w:t>
+      </w:r>
+      <w:proofErr w:type="spellEnd"/>
+      <w:r>
+        <w:rPr>
+          <w:rFonts w:asciiTheme="majorBidi" w:hAnsiTheme="majorBidi" w:cstheme="majorBidi"/>
+          <w:sz w:val="24"/>
+          <w:szCs w:val="24"/>
+        </w:rPr>
+        <w:t xml:space="preserve"> role to ensure you have all permissions required to be able to continue with these steps</w:t>
+      </w:r>
+      <w:r>
+        <w:rPr>
+          <w:rFonts w:ascii="Times New Roman" w:eastAsia="Times New Roman" w:hAnsi="Times New Roman" w:cs="Times New Roman"/>
+          <w:sz w:val="24"/>
+          <w:szCs w:val="24"/>
+        </w:rPr>
+        <w:t>.</w:t>
+      </w:r>
+    </w:p>
+    <w:p>
+      <w:pPr>
+        <w:pStyle w:val="NormalWeb"/>
         <w:numPr>
           <w:ilvl w:val="0"/>
-          <w:numId w:val="19"/>
+          <w:numId w:val="47"/>
+        </w:numPr>
+      </w:pPr>
+      <w:r>
+        <w:t xml:space="preserve">Expand </w:t>
+      </w:r>
+      <w:r>
+        <w:rPr>
+          <w:rStyle w:val="Strong"/>
+        </w:rPr>
+        <w:t>Databases.</w:t>
+      </w:r>
+    </w:p>
+    <w:p>
+      <w:pPr>
+        <w:pStyle w:val="NormalWeb"/>
+        <w:numPr>
+          <w:ilvl w:val="0"/>
+          <w:numId w:val="47"/>
+        </w:numPr>
+      </w:pPr>
+      <w:r>
+        <w:t>Right click your database &gt; New Query.</w:t>
+      </w:r>
+    </w:p>
+    <w:p>
+      <w:pPr>
+        <w:numPr>
+          <w:ilvl w:val="0"/>
+          <w:numId w:val="47"/>
         </w:numPr>
         <w:spacing w:before="100" w:beforeAutospacing="1" w:after="100" w:afterAutospacing="1" w:line="240" w:lineRule="auto"/>
         <w:rPr>
@@ -2726,29 +2924,143 @@
           <w:sz w:val="24"/>
           <w:szCs w:val="24"/>
         </w:rPr>
-        <w:t xml:space="preserve">To assign specific SQL users to banks, you must configure the </w:t>
-      </w:r>
-      <w:proofErr w:type="spellStart"/>
-      <w:r>
+        <w:t>Run:</w:t>
+      </w:r>
+    </w:p>
+    <w:p>
+      <w:pPr>
+        <w:tabs>
+          <w:tab w:val="left" w:pos="916"/>
+          <w:tab w:val="left" w:pos="1832"/>
+          <w:tab w:val="left" w:pos="2748"/>
+          <w:tab w:val="left" w:pos="3664"/>
+          <w:tab w:val="left" w:pos="4580"/>
+          <w:tab w:val="left" w:pos="5496"/>
+          <w:tab w:val="left" w:pos="6412"/>
+          <w:tab w:val="left" w:pos="7328"/>
+          <w:tab w:val="left" w:pos="8244"/>
+          <w:tab w:val="left" w:pos="9160"/>
+          <w:tab w:val="left" w:pos="10076"/>
+          <w:tab w:val="left" w:pos="10992"/>
+          <w:tab w:val="left" w:pos="11908"/>
+          <w:tab w:val="left" w:pos="12824"/>
+          <w:tab w:val="left" w:pos="13740"/>
+          <w:tab w:val="left" w:pos="14656"/>
+        </w:tabs>
+        <w:spacing w:after="0" w:line="240" w:lineRule="auto"/>
+        <w:ind w:left="720"/>
         <w:rPr>
           <w:rFonts w:ascii="Courier New" w:eastAsia="Times New Roman" w:hAnsi="Courier New" w:cs="Courier New"/>
           <w:sz w:val="20"/>
           <w:szCs w:val="20"/>
         </w:rPr>
-        <w:t>BankUserMapping</w:t>
+      </w:pPr>
+      <w:r>
+        <w:rPr>
+          <w:rFonts w:ascii="Courier New" w:eastAsia="Times New Roman" w:hAnsi="Courier New" w:cs="Courier New"/>
+          <w:sz w:val="20"/>
+          <w:szCs w:val="20"/>
+        </w:rPr>
+        <w:t xml:space="preserve">CREATE LOGIN </w:t>
+      </w:r>
+      <w:proofErr w:type="spellStart"/>
+      <w:r>
+        <w:rPr>
+          <w:rFonts w:ascii="Courier New" w:eastAsia="Times New Roman" w:hAnsi="Courier New" w:cs="Courier New"/>
+          <w:sz w:val="20"/>
+          <w:szCs w:val="20"/>
+        </w:rPr>
+        <w:t>ABankUser</w:t>
       </w:r>
       <w:proofErr w:type="spellEnd"/>
       <w:r>
         <w:rPr>
-          <w:rFonts w:ascii="Times New Roman" w:eastAsia="Times New Roman" w:hAnsi="Times New Roman" w:cs="Times New Roman"/>
-          <w:sz w:val="24"/>
-          <w:szCs w:val="24"/>
-        </w:rPr>
-        <w:t xml:space="preserve"> table directly in the database.</w:t>
-      </w:r>
-    </w:p>
-    <w:p>
-      <w:pPr>
+          <w:rFonts w:ascii="Courier New" w:eastAsia="Times New Roman" w:hAnsi="Courier New" w:cs="Courier New"/>
+          <w:sz w:val="20"/>
+          <w:szCs w:val="20"/>
+        </w:rPr>
+        <w:t xml:space="preserve"> WITH PASSWORD = 'StrongPassword123!';</w:t>
+      </w:r>
+    </w:p>
+    <w:p>
+      <w:pPr>
+        <w:tabs>
+          <w:tab w:val="left" w:pos="916"/>
+          <w:tab w:val="left" w:pos="1832"/>
+          <w:tab w:val="left" w:pos="2748"/>
+          <w:tab w:val="left" w:pos="3664"/>
+          <w:tab w:val="left" w:pos="4580"/>
+          <w:tab w:val="left" w:pos="5496"/>
+          <w:tab w:val="left" w:pos="6412"/>
+          <w:tab w:val="left" w:pos="7328"/>
+          <w:tab w:val="left" w:pos="8244"/>
+          <w:tab w:val="left" w:pos="9160"/>
+          <w:tab w:val="left" w:pos="10076"/>
+          <w:tab w:val="left" w:pos="10992"/>
+          <w:tab w:val="left" w:pos="11908"/>
+          <w:tab w:val="left" w:pos="12824"/>
+          <w:tab w:val="left" w:pos="13740"/>
+          <w:tab w:val="left" w:pos="14656"/>
+        </w:tabs>
+        <w:spacing w:after="0" w:line="240" w:lineRule="auto"/>
+        <w:ind w:left="720"/>
+        <w:rPr>
+          <w:rFonts w:ascii="Courier New" w:eastAsia="Times New Roman" w:hAnsi="Courier New" w:cs="Courier New"/>
+          <w:sz w:val="20"/>
+          <w:szCs w:val="20"/>
+        </w:rPr>
+      </w:pPr>
+      <w:r>
+        <w:rPr>
+          <w:rFonts w:ascii="Courier New" w:eastAsia="Times New Roman" w:hAnsi="Courier New" w:cs="Courier New"/>
+          <w:sz w:val="20"/>
+          <w:szCs w:val="20"/>
+        </w:rPr>
+        <w:t xml:space="preserve">CREATE USER </w:t>
+      </w:r>
+      <w:proofErr w:type="spellStart"/>
+      <w:r>
+        <w:rPr>
+          <w:rFonts w:ascii="Courier New" w:eastAsia="Times New Roman" w:hAnsi="Courier New" w:cs="Courier New"/>
+          <w:sz w:val="20"/>
+          <w:szCs w:val="20"/>
+        </w:rPr>
+        <w:t>ABankUser</w:t>
+      </w:r>
+      <w:proofErr w:type="spellEnd"/>
+      <w:r>
+        <w:rPr>
+          <w:rFonts w:ascii="Courier New" w:eastAsia="Times New Roman" w:hAnsi="Courier New" w:cs="Courier New"/>
+          <w:sz w:val="20"/>
+          <w:szCs w:val="20"/>
+        </w:rPr>
+        <w:t xml:space="preserve"> FOR LOGIN </w:t>
+      </w:r>
+      <w:proofErr w:type="spellStart"/>
+      <w:r>
+        <w:rPr>
+          <w:rFonts w:ascii="Courier New" w:eastAsia="Times New Roman" w:hAnsi="Courier New" w:cs="Courier New"/>
+          <w:sz w:val="20"/>
+          <w:szCs w:val="20"/>
+        </w:rPr>
+        <w:t>ABankUser</w:t>
+      </w:r>
+      <w:proofErr w:type="spellEnd"/>
+      <w:r>
+        <w:rPr>
+          <w:rFonts w:ascii="Courier New" w:eastAsia="Times New Roman" w:hAnsi="Courier New" w:cs="Courier New"/>
+          <w:sz w:val="20"/>
+          <w:szCs w:val="20"/>
+        </w:rPr>
+        <w:t>;</w:t>
+      </w:r>
+    </w:p>
+    <w:p>
+      <w:pPr>
+        <w:numPr>
+          <w:ilvl w:val="0"/>
+          <w:numId w:val="47"/>
+        </w:numPr>
         <w:spacing w:before="100" w:beforeAutospacing="1" w:after="100" w:afterAutospacing="1" w:line="240" w:lineRule="auto"/>
         <w:rPr>
           <w:rFonts w:ascii="Times New Roman" w:eastAsia="Times New Roman" w:hAnsi="Times New Roman" w:cs="Times New Roman"/>
@@ -2756,133 +3068,13 @@
           <w:szCs w:val="24"/>
         </w:rPr>
       </w:pPr>
-    </w:p>
-    <w:p>
-      <w:pPr>
-        <w:pStyle w:val="Heading3"/>
-      </w:pPr>
-      <w:r>
-        <w:t xml:space="preserve"> Assigning SQL Users to Banks (</w:t>
-      </w:r>
-      <w:proofErr w:type="spellStart"/>
-      <w:r>
-        <w:t>BankUserMapping</w:t>
-      </w:r>
-      <w:proofErr w:type="spellEnd"/>
-      <w:r>
-        <w:t xml:space="preserve"> Table)</w:t>
-      </w:r>
-    </w:p>
-    <w:p>
-      <w:pPr>
-        <w:pStyle w:val="NormalWeb"/>
-      </w:pPr>
-      <w:r>
-        <w:t xml:space="preserve">To ensure that each SQL user only sees data for the bank they're assigned to, you must manually update the </w:t>
-      </w:r>
-      <w:proofErr w:type="spellStart"/>
-      <w:r>
-        <w:rPr>
-          <w:rStyle w:val="HTMLCode"/>
-        </w:rPr>
-        <w:t>BankUserMapping</w:t>
-      </w:r>
-      <w:proofErr w:type="spellEnd"/>
-      <w:r>
-        <w:t xml:space="preserve"> table in the database.</w:t>
-      </w:r>
-    </w:p>
-    <w:p>
-      <w:pPr>
-        <w:pStyle w:val="Heading3"/>
-      </w:pPr>
-      <w:r>
-        <w:rPr>
-          <w:rFonts w:ascii="Segoe UI Emoji" w:hAnsi="Segoe UI Emoji" w:cs="Segoe UI Emoji"/>
-        </w:rPr>
-        <w:t>-</w:t>
-      </w:r>
-      <w:r>
-        <w:t xml:space="preserve"> What is </w:t>
-      </w:r>
-      <w:proofErr w:type="spellStart"/>
-      <w:r>
-        <w:rPr>
-          <w:rStyle w:val="HTMLCode"/>
-        </w:rPr>
-        <w:t>BankUserMapping</w:t>
-      </w:r>
-      <w:proofErr w:type="spellEnd"/>
-      <w:r>
-        <w:t>?</w:t>
-      </w:r>
-    </w:p>
-    <w:p>
-      <w:pPr>
-        <w:pStyle w:val="NormalWeb"/>
-      </w:pPr>
-      <w:r>
-        <w:t xml:space="preserve">This table links SQL Server users (e.g., </w:t>
-      </w:r>
-      <w:proofErr w:type="spellStart"/>
-      <w:r>
-        <w:rPr>
-          <w:rStyle w:val="HTMLCode"/>
-        </w:rPr>
-        <w:t>ABankUser</w:t>
-      </w:r>
-      <w:proofErr w:type="spellEnd"/>
-      <w:r>
-        <w:t xml:space="preserve">) to their corresponding </w:t>
-      </w:r>
-      <w:proofErr w:type="spellStart"/>
-      <w:r>
-        <w:rPr>
-          <w:rStyle w:val="HTMLCode"/>
-        </w:rPr>
-        <w:t>BankId</w:t>
-      </w:r>
-      <w:proofErr w:type="spellEnd"/>
-      <w:r>
-        <w:t xml:space="preserve">. It is used by </w:t>
-      </w:r>
-      <w:r>
-        <w:rPr>
-          <w:rStyle w:val="Strong"/>
-        </w:rPr>
-        <w:t>Row-Level Security (RLS)</w:t>
-      </w:r>
-      <w:r>
-        <w:t xml:space="preserve"> to restrict each user's access to their assigned bank only.</w:t>
-      </w:r>
-    </w:p>
-    <w:p/>
-    <w:p>
-      <w:pPr>
-        <w:pStyle w:val="Heading3"/>
-      </w:pPr>
-      <w:r>
-        <w:rPr>
-          <w:rFonts w:ascii="Segoe UI Emoji" w:hAnsi="Segoe UI Emoji" w:cs="Segoe UI Emoji"/>
-        </w:rPr>
-        <w:t>-</w:t>
-      </w:r>
-      <w:r>
-        <w:t xml:space="preserve"> Step-by-Step Instructions</w:t>
-      </w:r>
-    </w:p>
-    <w:p>
-      <w:pPr>
-        <w:pStyle w:val="Heading4"/>
-      </w:pPr>
-      <w:r>
-        <w:rPr>
-          <w:rFonts w:ascii="Segoe UI Emoji" w:hAnsi="Segoe UI Emoji" w:cs="Segoe UI Emoji"/>
-        </w:rPr>
-        <w:t>✅</w:t>
-      </w:r>
-      <w:r>
-        <w:t xml:space="preserve"> 1. Open SQL Server Management Studio (SSMS)</w:t>
+      <w:r>
+        <w:rPr>
+          <w:rFonts w:ascii="Times New Roman" w:eastAsia="Times New Roman" w:hAnsi="Times New Roman" w:cs="Times New Roman"/>
+          <w:sz w:val="24"/>
+          <w:szCs w:val="24"/>
+        </w:rPr>
+        <w:t>Repeat for each user.</w:t>
       </w:r>
     </w:p>
     <w:p>
@@ -2890,620 +3082,145 @@
         <w:pStyle w:val="NormalWeb"/>
         <w:numPr>
           <w:ilvl w:val="0"/>
-          <w:numId w:val="22"/>
+          <w:numId w:val="47"/>
         </w:numPr>
-      </w:pPr>
-      <w:r>
-        <w:t xml:space="preserve">Launch </w:t>
-      </w:r>
-      <w:r>
-        <w:rPr>
-          <w:rStyle w:val="Strong"/>
-        </w:rPr>
-        <w:t>SSMS</w:t>
-      </w:r>
-      <w:r>
+        <w:rPr>
+          <w:rStyle w:val="HTMLCode"/>
+        </w:rPr>
+      </w:pPr>
+      <w:r>
+        <w:rPr>
+          <w:rFonts w:asciiTheme="majorBidi" w:hAnsiTheme="majorBidi" w:cstheme="majorBidi"/>
+        </w:rPr>
+        <w:lastRenderedPageBreak/>
+        <w:t xml:space="preserve">Change the Login name and password as needed. The first line creates the login that you (or the user you’re creating this login for) use to connect to the SQL server instance, it also creates the user that will be mapped in the </w:t>
+      </w:r>
+      <w:proofErr w:type="spellStart"/>
+      <w:r>
+        <w:rPr>
+          <w:rStyle w:val="HTMLCode"/>
+        </w:rPr>
+        <w:t>BankUserMapping</w:t>
+      </w:r>
+      <w:proofErr w:type="spellEnd"/>
+      <w:r>
+        <w:rPr>
+          <w:rStyle w:val="HTMLCode"/>
+        </w:rPr>
         <w:t>.</w:t>
       </w:r>
     </w:p>
     <w:p>
       <w:pPr>
-        <w:pStyle w:val="NormalWeb"/>
-        <w:numPr>
-          <w:ilvl w:val="0"/>
-          <w:numId w:val="22"/>
-        </w:numPr>
-      </w:pPr>
-      <w:r>
-        <w:t>Connect to your SQL Server instance</w:t>
-      </w:r>
-      <w:r>
-        <w:t xml:space="preserve"> with a user that ha</w:t>
-      </w:r>
-      <w:r>
-        <w:t xml:space="preserve">s </w:t>
-      </w:r>
-      <w:proofErr w:type="spellStart"/>
-      <w:r>
-        <w:rPr>
-          <w:rFonts w:ascii="Cascadia Mono" w:hAnsi="Cascadia Mono" w:cs="Cascadia Mono"/>
-          <w:color w:val="FF0000"/>
-          <w:sz w:val="19"/>
-          <w:szCs w:val="19"/>
-          <w:highlight w:val="white"/>
-        </w:rPr>
-        <w:t>db_owner</w:t>
-      </w:r>
-      <w:proofErr w:type="spellEnd"/>
-      <w:r>
-        <w:t xml:space="preserve"> role to ensure you have all permissions required to be able to continue with these steps</w:t>
-      </w:r>
-      <w:r>
-        <w:t>.</w:t>
-      </w:r>
-    </w:p>
-    <w:p>
-      <w:pPr>
-        <w:pStyle w:val="NormalWeb"/>
-        <w:numPr>
-          <w:ilvl w:val="0"/>
-          <w:numId w:val="22"/>
-        </w:numPr>
-      </w:pPr>
-      <w:r>
-        <w:t xml:space="preserve">Expand </w:t>
-      </w:r>
-      <w:r>
-        <w:rPr>
-          <w:rStyle w:val="Strong"/>
-        </w:rPr>
-        <w:t>Databases</w:t>
-      </w:r>
-      <w:r>
-        <w:rPr>
-          <w:rStyle w:val="Strong"/>
-        </w:rPr>
-        <w:t>.</w:t>
-      </w:r>
-    </w:p>
-    <w:p>
-      <w:pPr>
-        <w:pStyle w:val="NormalWeb"/>
-        <w:numPr>
-          <w:ilvl w:val="0"/>
-          <w:numId w:val="22"/>
-        </w:numPr>
-      </w:pPr>
-      <w:r>
-        <w:t>Right click your database &gt; New Query</w:t>
-      </w:r>
-      <w:r>
-        <w:t>.</w:t>
-      </w:r>
-    </w:p>
-    <w:p/>
+        <w:rPr>
+          <w:rStyle w:val="HTMLCode"/>
+          <w:rFonts w:eastAsiaTheme="minorHAnsi"/>
+        </w:rPr>
+      </w:pPr>
+    </w:p>
     <w:p>
       <w:pPr>
         <w:pStyle w:val="Heading4"/>
-      </w:pPr>
-      <w:r>
-        <w:rPr>
-          <w:rFonts w:ascii="Segoe UI Emoji" w:hAnsi="Segoe UI Emoji" w:cs="Segoe UI Emoji"/>
-        </w:rPr>
-        <w:t>✅</w:t>
-      </w:r>
-      <w:r>
-        <w:t xml:space="preserve"> 2. Determine the </w:t>
-      </w:r>
-      <w:proofErr w:type="spellStart"/>
-      <w:r>
-        <w:t>BankId</w:t>
-      </w:r>
-      <w:proofErr w:type="spellEnd"/>
-    </w:p>
-    <w:p>
-      <w:pPr>
-        <w:pStyle w:val="NormalWeb"/>
-      </w:pPr>
-      <w:r>
-        <w:t>To get the list of existing banks and their IDs, run this in a new query:</w:t>
-      </w:r>
-    </w:p>
-    <w:p>
-      <w:pPr>
-        <w:pStyle w:val="HTMLPreformatted"/>
-        <w:rPr>
-          <w:rStyle w:val="HTMLCode"/>
-        </w:rPr>
-      </w:pPr>
-      <w:r>
-        <w:rPr>
-          <w:rStyle w:val="hljs-keyword"/>
-        </w:rPr>
-        <w:t>SELECT</w:t>
-      </w:r>
-      <w:r>
-        <w:rPr>
-          <w:rStyle w:val="HTMLCode"/>
-        </w:rPr>
-        <w:t xml:space="preserve"> </w:t>
-      </w:r>
-      <w:r>
-        <w:rPr>
-          <w:rStyle w:val="hljs-operator"/>
-        </w:rPr>
-        <w:t>*</w:t>
-      </w:r>
-      <w:r>
-        <w:rPr>
-          <w:rStyle w:val="HTMLCode"/>
-        </w:rPr>
-        <w:t xml:space="preserve"> </w:t>
-      </w:r>
-      <w:r>
-        <w:rPr>
-          <w:rStyle w:val="hljs-keyword"/>
-        </w:rPr>
-        <w:t>FROM</w:t>
-      </w:r>
-      <w:r>
-        <w:rPr>
-          <w:rStyle w:val="HTMLCode"/>
-        </w:rPr>
-        <w:t xml:space="preserve"> Bank;</w:t>
-      </w:r>
-    </w:p>
-    <w:p>
-      <w:pPr>
-        <w:pStyle w:val="NormalWeb"/>
-      </w:pPr>
-      <w:r>
-        <w:t xml:space="preserve">Take note of the </w:t>
-      </w:r>
-      <w:proofErr w:type="spellStart"/>
-      <w:r>
-        <w:rPr>
-          <w:rStyle w:val="HTMLCode"/>
-        </w:rPr>
-        <w:t>BankId</w:t>
-      </w:r>
-      <w:proofErr w:type="spellEnd"/>
-      <w:r>
-        <w:t xml:space="preserve"> you want to assign the user to.</w:t>
-      </w:r>
-    </w:p>
-    <w:p/>
-    <w:p>
-      <w:pPr>
-        <w:pStyle w:val="Heading4"/>
-      </w:pPr>
-      <w:r>
-        <w:rPr>
-          <w:rFonts w:ascii="Segoe UI Emoji" w:hAnsi="Segoe UI Emoji" w:cs="Segoe UI Emoji"/>
-        </w:rPr>
-        <w:t>✅</w:t>
-      </w:r>
-      <w:r>
-        <w:t xml:space="preserve"> 3. Insert Mapping</w:t>
-      </w:r>
-    </w:p>
-    <w:p>
-      <w:pPr>
-        <w:pStyle w:val="NormalWeb"/>
-      </w:pPr>
-      <w:r>
-        <w:t xml:space="preserve">To assign a user (e.g., </w:t>
-      </w:r>
-      <w:proofErr w:type="spellStart"/>
-      <w:r>
-        <w:rPr>
-          <w:rStyle w:val="HTMLCode"/>
-        </w:rPr>
-        <w:t>ABankUser</w:t>
-      </w:r>
-      <w:proofErr w:type="spellEnd"/>
-      <w:r>
-        <w:t xml:space="preserve">) to a bank (e.g., </w:t>
-      </w:r>
-      <w:proofErr w:type="spellStart"/>
-      <w:r>
-        <w:rPr>
-          <w:rStyle w:val="HTMLCode"/>
-        </w:rPr>
-        <w:t>BankId</w:t>
-      </w:r>
-      <w:proofErr w:type="spellEnd"/>
-      <w:r>
-        <w:rPr>
-          <w:rStyle w:val="HTMLCode"/>
-        </w:rPr>
-        <w:t xml:space="preserve"> = 1</w:t>
-      </w:r>
-      <w:r>
-        <w:t>), run:</w:t>
-      </w:r>
-    </w:p>
-    <w:p>
-      <w:pPr>
-        <w:pStyle w:val="HTMLPreformatted"/>
-        <w:rPr>
-          <w:rStyle w:val="HTMLCode"/>
-        </w:rPr>
-      </w:pPr>
-      <w:r>
-        <w:rPr>
-          <w:rStyle w:val="hljs-keyword"/>
-        </w:rPr>
-        <w:t>INSERT</w:t>
-      </w:r>
-      <w:r>
-        <w:rPr>
-          <w:rStyle w:val="HTMLCode"/>
-        </w:rPr>
-        <w:t xml:space="preserve"> </w:t>
-      </w:r>
-      <w:r>
-        <w:rPr>
-          <w:rStyle w:val="hljs-keyword"/>
-        </w:rPr>
-        <w:t>INTO</w:t>
-      </w:r>
-      <w:r>
-        <w:rPr>
-          <w:rStyle w:val="HTMLCode"/>
-        </w:rPr>
-        <w:t xml:space="preserve"> </w:t>
-      </w:r>
-      <w:proofErr w:type="spellStart"/>
-      <w:r>
-        <w:rPr>
-          <w:rStyle w:val="HTMLCode"/>
-        </w:rPr>
-        <w:t>BankUserMapping</w:t>
-      </w:r>
-      <w:proofErr w:type="spellEnd"/>
-      <w:r>
-        <w:rPr>
-          <w:rStyle w:val="HTMLCode"/>
-        </w:rPr>
-        <w:t xml:space="preserve"> (</w:t>
-      </w:r>
-      <w:proofErr w:type="spellStart"/>
-      <w:r>
-        <w:rPr>
-          <w:rStyle w:val="HTMLCode"/>
-        </w:rPr>
-        <w:t>UserName</w:t>
-      </w:r>
-      <w:proofErr w:type="spellEnd"/>
-      <w:r>
-        <w:rPr>
-          <w:rStyle w:val="HTMLCode"/>
-        </w:rPr>
-        <w:t xml:space="preserve">, </w:t>
-      </w:r>
-      <w:proofErr w:type="spellStart"/>
-      <w:r>
-        <w:rPr>
-          <w:rStyle w:val="HTMLCode"/>
-        </w:rPr>
-        <w:t>BankId</w:t>
-      </w:r>
-      <w:proofErr w:type="spellEnd"/>
-      <w:r>
-        <w:rPr>
-          <w:rStyle w:val="HTMLCode"/>
-        </w:rPr>
-        <w:t>)</w:t>
-      </w:r>
-    </w:p>
-    <w:p>
-      <w:pPr>
-        <w:pStyle w:val="HTMLPreformatted"/>
-        <w:rPr>
-          <w:rStyle w:val="HTMLCode"/>
-        </w:rPr>
-      </w:pPr>
-      <w:r>
-        <w:rPr>
-          <w:rStyle w:val="hljs-keyword"/>
-        </w:rPr>
-        <w:t>VALUES</w:t>
-      </w:r>
-      <w:r>
-        <w:rPr>
-          <w:rStyle w:val="HTMLCode"/>
-        </w:rPr>
-        <w:t xml:space="preserve"> (</w:t>
-      </w:r>
-      <w:r>
-        <w:rPr>
-          <w:rStyle w:val="hljs-string"/>
-        </w:rPr>
-        <w:t>'</w:t>
-      </w:r>
-      <w:proofErr w:type="spellStart"/>
-      <w:r>
-        <w:rPr>
-          <w:rStyle w:val="hljs-string"/>
-        </w:rPr>
-        <w:t>ABankUser</w:t>
-      </w:r>
-      <w:proofErr w:type="spellEnd"/>
-      <w:r>
-        <w:rPr>
-          <w:rStyle w:val="hljs-string"/>
-        </w:rPr>
-        <w:t>'</w:t>
-      </w:r>
-      <w:r>
-        <w:rPr>
-          <w:rStyle w:val="HTMLCode"/>
-        </w:rPr>
-        <w:t xml:space="preserve">, </w:t>
-      </w:r>
-      <w:r>
-        <w:rPr>
-          <w:rStyle w:val="hljs-number"/>
-        </w:rPr>
-        <w:t>1</w:t>
-      </w:r>
-      <w:r>
-        <w:rPr>
-          <w:rStyle w:val="HTMLCode"/>
-        </w:rPr>
-        <w:t>);</w:t>
-      </w:r>
-    </w:p>
-    <w:p>
-      <w:pPr>
-        <w:pStyle w:val="HTMLPreformatted"/>
-        <w:rPr>
-          <w:rFonts w:asciiTheme="majorBidi" w:hAnsiTheme="majorBidi" w:cstheme="majorBidi"/>
-          <w:sz w:val="24"/>
-          <w:szCs w:val="24"/>
-        </w:rPr>
-      </w:pPr>
-    </w:p>
-    <w:p>
-      <w:pPr>
-        <w:pStyle w:val="HTMLPreformatted"/>
-        <w:rPr>
-          <w:rFonts w:asciiTheme="majorBidi" w:hAnsiTheme="majorBidi" w:cstheme="majorBidi"/>
-          <w:sz w:val="24"/>
-          <w:szCs w:val="24"/>
-        </w:rPr>
-      </w:pPr>
-      <w:r>
-        <w:rPr>
-          <w:rFonts w:asciiTheme="majorBidi" w:hAnsiTheme="majorBidi" w:cstheme="majorBidi"/>
-          <w:sz w:val="24"/>
-          <w:szCs w:val="24"/>
-        </w:rPr>
-        <w:t>(You can assign multiple banks to a single user).</w:t>
-      </w:r>
-    </w:p>
-    <w:p>
-      <w:pPr>
-        <w:pStyle w:val="NormalWeb"/>
-      </w:pPr>
-      <w:r>
-        <w:rPr>
-          <w:rFonts w:ascii="Segoe UI Emoji" w:hAnsi="Segoe UI Emoji" w:cs="Segoe UI Emoji"/>
-        </w:rPr>
-        <w:t>🔒</w:t>
-      </w:r>
-      <w:r>
-        <w:t xml:space="preserve"> </w:t>
-      </w:r>
-      <w:r>
-        <w:rPr>
-          <w:rStyle w:val="Strong"/>
-        </w:rPr>
-        <w:t>Note:</w:t>
-      </w:r>
-      <w:r>
-        <w:t xml:space="preserve"> These users must already exist in SQL Server — you must first create them using </w:t>
-      </w:r>
-      <w:r>
-        <w:rPr>
-          <w:rStyle w:val="HTMLCode"/>
-        </w:rPr>
-        <w:t>CREATE LOGIN</w:t>
-      </w:r>
-      <w:r>
-        <w:t xml:space="preserve"> and </w:t>
-      </w:r>
-      <w:r>
-        <w:rPr>
-          <w:rStyle w:val="HTMLCode"/>
-        </w:rPr>
-        <w:t>CREATE USER</w:t>
-      </w:r>
-      <w:r>
-        <w:t>. If they don’t exist, the row-level security filter will fail to match them and prevent access to any data</w:t>
-      </w:r>
-      <w:r>
-        <w:t>, you can create the users/logins like this</w:t>
-      </w:r>
-      <w:r>
-        <w:t>, in a new query</w:t>
-      </w:r>
-      <w:r>
-        <w:t>:</w:t>
-      </w:r>
-    </w:p>
-    <w:p>
-      <w:pPr>
-        <w:pStyle w:val="NormalWeb"/>
-        <w:numPr>
-          <w:ilvl w:val="0"/>
-          <w:numId w:val="23"/>
-        </w:numPr>
-      </w:pPr>
-      <w:r>
         <w:rPr>
           <w:rFonts w:ascii="Courier New" w:hAnsi="Courier New" w:cs="Courier New"/>
           <w:sz w:val="20"/>
           <w:szCs w:val="20"/>
         </w:rPr>
-        <w:t xml:space="preserve">CREATE LOGIN </w:t>
-      </w:r>
-      <w:proofErr w:type="spellStart"/>
-      <w:r>
+      </w:pPr>
+      <w:r>
+        <w:rPr>
+          <w:rFonts w:ascii="Segoe UI Emoji" w:hAnsi="Segoe UI Emoji" w:cs="Segoe UI Emoji"/>
+        </w:rPr>
+        <w:t>✅</w:t>
+      </w:r>
+      <w:r>
+        <w:t xml:space="preserve"> </w:t>
+      </w:r>
+      <w:r>
+        <w:t>2.</w:t>
+      </w:r>
+      <w:r>
+        <w:t xml:space="preserve"> Grant Permissions</w:t>
+      </w:r>
+    </w:p>
+    <w:p>
+      <w:pPr>
+        <w:rPr>
+          <w:rFonts w:asciiTheme="majorBidi" w:hAnsiTheme="majorBidi" w:cstheme="majorBidi"/>
+          <w:sz w:val="24"/>
+          <w:szCs w:val="24"/>
+        </w:rPr>
+      </w:pPr>
+      <w:r>
+        <w:rPr>
+          <w:rFonts w:asciiTheme="majorBidi" w:hAnsiTheme="majorBidi" w:cstheme="majorBidi"/>
+          <w:sz w:val="24"/>
+          <w:szCs w:val="24"/>
+        </w:rPr>
+        <w:t>Each user must have basic permissions to work with the application, run in a new query:</w:t>
+      </w:r>
+    </w:p>
+    <w:p>
+      <w:pPr>
         <w:rPr>
           <w:rFonts w:ascii="Courier New" w:hAnsi="Courier New" w:cs="Courier New"/>
           <w:sz w:val="20"/>
           <w:szCs w:val="20"/>
         </w:rPr>
-        <w:t>ABankUser</w:t>
-      </w:r>
-      <w:proofErr w:type="spellEnd"/>
+      </w:pPr>
       <w:r>
         <w:rPr>
           <w:rFonts w:ascii="Courier New" w:hAnsi="Courier New" w:cs="Courier New"/>
           <w:sz w:val="20"/>
           <w:szCs w:val="20"/>
         </w:rPr>
-        <w:t xml:space="preserve"> WITH PASSWORD = 'StrongPassword123!';</w:t>
-      </w:r>
-      <w:r>
-        <w:t xml:space="preserve"> </w:t>
-      </w:r>
-    </w:p>
-    <w:p>
-      <w:pPr>
-        <w:pStyle w:val="NormalWeb"/>
-        <w:numPr>
-          <w:ilvl w:val="0"/>
-          <w:numId w:val="23"/>
-        </w:numPr>
+        <w:t xml:space="preserve">GRANT SELECT, INSERT, UPDATE, DELETE ON </w:t>
+      </w:r>
+      <w:proofErr w:type="gramStart"/>
+      <w:r>
         <w:rPr>
           <w:rFonts w:ascii="Courier New" w:hAnsi="Courier New" w:cs="Courier New"/>
           <w:sz w:val="20"/>
           <w:szCs w:val="20"/>
         </w:rPr>
-      </w:pPr>
+        <w:t>SCHEMA::</w:t>
+      </w:r>
+      <w:proofErr w:type="spellStart"/>
+      <w:proofErr w:type="gramEnd"/>
       <w:r>
         <w:rPr>
           <w:rFonts w:ascii="Courier New" w:hAnsi="Courier New" w:cs="Courier New"/>
           <w:sz w:val="20"/>
           <w:szCs w:val="20"/>
         </w:rPr>
-        <w:t xml:space="preserve">CREATE USER </w:t>
-      </w:r>
-      <w:proofErr w:type="spellStart"/>
+        <w:t>dbo</w:t>
+      </w:r>
+      <w:proofErr w:type="spellEnd"/>
       <w:r>
         <w:rPr>
           <w:rFonts w:ascii="Courier New" w:hAnsi="Courier New" w:cs="Courier New"/>
           <w:sz w:val="20"/>
           <w:szCs w:val="20"/>
         </w:rPr>
-        <w:t>ABankUser</w:t>
-      </w:r>
-      <w:proofErr w:type="spellEnd"/>
+        <w:t xml:space="preserve"> TO </w:t>
+      </w:r>
+      <w:proofErr w:type="spellStart"/>
       <w:r>
         <w:rPr>
           <w:rFonts w:ascii="Courier New" w:hAnsi="Courier New" w:cs="Courier New"/>
           <w:sz w:val="20"/>
           <w:szCs w:val="20"/>
         </w:rPr>
-        <w:t xml:space="preserve"> FOR LOGIN </w:t>
-      </w:r>
-      <w:proofErr w:type="spellStart"/>
+        <w:t>ABankUser</w:t>
+      </w:r>
+      <w:proofErr w:type="spellEnd"/>
       <w:r>
         <w:rPr>
           <w:rFonts w:ascii="Courier New" w:hAnsi="Courier New" w:cs="Courier New"/>
           <w:sz w:val="20"/>
           <w:szCs w:val="20"/>
         </w:rPr>
-        <w:t>ABankUser</w:t>
-      </w:r>
-      <w:proofErr w:type="spellEnd"/>
-      <w:r>
-        <w:rPr>
-          <w:rFonts w:ascii="Courier New" w:hAnsi="Courier New" w:cs="Courier New"/>
-          <w:sz w:val="20"/>
-          <w:szCs w:val="20"/>
-        </w:rPr>
         <w:t>;</w:t>
-      </w:r>
-    </w:p>
-    <w:p>
-      <w:pPr>
-        <w:pStyle w:val="NormalWeb"/>
-        <w:rPr>
-          <w:rStyle w:val="HTMLCode"/>
-        </w:rPr>
-      </w:pPr>
-      <w:r>
-        <w:rPr>
-          <w:rFonts w:asciiTheme="majorBidi" w:hAnsiTheme="majorBidi" w:cstheme="majorBidi"/>
-        </w:rPr>
-        <w:t xml:space="preserve">Change the Login name and password as needed. The first line creates the login that you (or the user you’re creating this login for) use to connect to the </w:t>
-      </w:r>
-      <w:r>
-        <w:rPr>
-          <w:rFonts w:asciiTheme="majorBidi" w:hAnsiTheme="majorBidi" w:cstheme="majorBidi"/>
-        </w:rPr>
-        <w:t>SQL server instance</w:t>
-      </w:r>
-      <w:r>
-        <w:rPr>
-          <w:rFonts w:asciiTheme="majorBidi" w:hAnsiTheme="majorBidi" w:cstheme="majorBidi"/>
-        </w:rPr>
-        <w:t xml:space="preserve">, it also creates the user that will be mapped in the </w:t>
-      </w:r>
-      <w:proofErr w:type="spellStart"/>
-      <w:r>
-        <w:rPr>
-          <w:rStyle w:val="HTMLCode"/>
-        </w:rPr>
-        <w:t>BankUserMapping</w:t>
-      </w:r>
-      <w:proofErr w:type="spellEnd"/>
-      <w:r>
-        <w:rPr>
-          <w:rStyle w:val="HTMLCode"/>
-        </w:rPr>
-        <w:t>.</w:t>
-      </w:r>
-    </w:p>
-    <w:p>
-      <w:pPr>
-        <w:rPr>
-          <w:rStyle w:val="HTMLCode"/>
-          <w:rFonts w:eastAsiaTheme="minorHAnsi"/>
-        </w:rPr>
-      </w:pPr>
-      <w:r>
-        <w:rPr>
-          <w:rStyle w:val="HTMLCode"/>
-          <w:rFonts w:eastAsiaTheme="minorHAnsi"/>
-        </w:rPr>
-        <w:br w:type="page"/>
-      </w:r>
-    </w:p>
-    <w:p>
-      <w:pPr>
-        <w:pStyle w:val="NormalWeb"/>
-        <w:rPr>
-          <w:rFonts w:asciiTheme="majorBidi" w:hAnsiTheme="majorBidi" w:cstheme="majorBidi"/>
-        </w:rPr>
-      </w:pPr>
-    </w:p>
-    <w:p>
-      <w:pPr>
-        <w:pStyle w:val="Heading4"/>
-      </w:pPr>
-      <w:r>
-        <w:rPr>
-          <w:rFonts w:ascii="Segoe UI Emoji" w:hAnsi="Segoe UI Emoji" w:cs="Segoe UI Emoji"/>
-        </w:rPr>
-        <w:t>✅</w:t>
-      </w:r>
-      <w:r>
-        <w:t xml:space="preserve"> 4. Grant Permissions</w:t>
       </w:r>
     </w:p>
     <w:p>
@@ -3525,86 +3242,23 @@
           <w:sz w:val="24"/>
           <w:szCs w:val="24"/>
         </w:rPr>
-        <w:t>To grant permissions</w:t>
-      </w:r>
-      <w:r>
-        <w:rPr>
-          <w:rFonts w:asciiTheme="majorBidi" w:hAnsiTheme="majorBidi" w:cstheme="majorBidi"/>
-          <w:sz w:val="24"/>
-          <w:szCs w:val="24"/>
-        </w:rPr>
-        <w:t xml:space="preserve"> on the database-level</w:t>
-      </w:r>
-      <w:r>
-        <w:rPr>
-          <w:rFonts w:asciiTheme="majorBidi" w:hAnsiTheme="majorBidi" w:cstheme="majorBidi"/>
-          <w:sz w:val="24"/>
-          <w:szCs w:val="24"/>
-        </w:rPr>
-        <w:t xml:space="preserve"> to the created user run:</w:t>
-      </w:r>
-    </w:p>
-    <w:p>
-      <w:pPr>
+        <w:t>Keep/remove the (</w:t>
+      </w:r>
+      <w:r>
         <w:rPr>
           <w:rFonts w:ascii="Courier New" w:hAnsi="Courier New" w:cs="Courier New"/>
           <w:sz w:val="20"/>
           <w:szCs w:val="20"/>
         </w:rPr>
-      </w:pPr>
-      <w:r>
-        <w:rPr>
-          <w:rFonts w:ascii="Courier New" w:hAnsi="Courier New" w:cs="Courier New"/>
-          <w:sz w:val="20"/>
-          <w:szCs w:val="20"/>
-        </w:rPr>
-        <w:t xml:space="preserve">GRANT SELECT, INSERT, UPDATE, DELETE ON </w:t>
-      </w:r>
-      <w:proofErr w:type="gramStart"/>
-      <w:r>
-        <w:rPr>
-          <w:rFonts w:ascii="Courier New" w:hAnsi="Courier New" w:cs="Courier New"/>
-          <w:sz w:val="20"/>
-          <w:szCs w:val="20"/>
-        </w:rPr>
-        <w:t>SCHEMA::</w:t>
-      </w:r>
-      <w:proofErr w:type="spellStart"/>
-      <w:proofErr w:type="gramEnd"/>
-      <w:r>
-        <w:rPr>
-          <w:rFonts w:ascii="Courier New" w:hAnsi="Courier New" w:cs="Courier New"/>
-          <w:sz w:val="20"/>
-          <w:szCs w:val="20"/>
-        </w:rPr>
-        <w:t>dbo</w:t>
-      </w:r>
-      <w:proofErr w:type="spellEnd"/>
-      <w:r>
-        <w:rPr>
-          <w:rFonts w:ascii="Courier New" w:hAnsi="Courier New" w:cs="Courier New"/>
-          <w:sz w:val="20"/>
-          <w:szCs w:val="20"/>
-        </w:rPr>
-        <w:t xml:space="preserve"> TO </w:t>
-      </w:r>
-      <w:proofErr w:type="spellStart"/>
-      <w:r>
-        <w:rPr>
-          <w:rFonts w:ascii="Courier New" w:hAnsi="Courier New" w:cs="Courier New"/>
-          <w:sz w:val="20"/>
-          <w:szCs w:val="20"/>
-        </w:rPr>
-        <w:t>ABankUser</w:t>
-      </w:r>
-      <w:proofErr w:type="spellEnd"/>
-      <w:r>
-        <w:rPr>
-          <w:rFonts w:ascii="Courier New" w:hAnsi="Courier New" w:cs="Courier New"/>
-          <w:sz w:val="20"/>
-          <w:szCs w:val="20"/>
-        </w:rPr>
-        <w:t>;</w:t>
+        <w:t>SELECT, INSERT, UPDATE, DELETE</w:t>
+      </w:r>
+      <w:r>
+        <w:rPr>
+          <w:rFonts w:asciiTheme="majorBidi" w:hAnsiTheme="majorBidi" w:cstheme="majorBidi"/>
+          <w:sz w:val="24"/>
+          <w:szCs w:val="24"/>
+        </w:rPr>
+        <w:t>) permissions as needed.</w:t>
       </w:r>
     </w:p>
     <w:p>
@@ -3615,44 +3269,6 @@
           <w:numId w:val="34"/>
         </w:numPr>
         <w:rPr>
-          <w:rFonts w:asciiTheme="majorBidi" w:hAnsiTheme="majorBidi" w:cstheme="majorBidi"/>
-          <w:sz w:val="24"/>
-          <w:szCs w:val="24"/>
-        </w:rPr>
-      </w:pPr>
-      <w:r>
-        <w:rPr>
-          <w:rFonts w:asciiTheme="majorBidi" w:hAnsiTheme="majorBidi" w:cstheme="majorBidi"/>
-          <w:sz w:val="24"/>
-          <w:szCs w:val="24"/>
-        </w:rPr>
-        <w:t>Keep/remove the (</w:t>
-      </w:r>
-      <w:r>
-        <w:rPr>
-          <w:rFonts w:ascii="Courier New" w:hAnsi="Courier New" w:cs="Courier New"/>
-          <w:sz w:val="20"/>
-          <w:szCs w:val="20"/>
-        </w:rPr>
-        <w:t>SELECT, INSERT, UPDATE, DELETE</w:t>
-      </w:r>
-      <w:r>
-        <w:rPr>
-          <w:rFonts w:asciiTheme="majorBidi" w:hAnsiTheme="majorBidi" w:cstheme="majorBidi"/>
-          <w:sz w:val="24"/>
-          <w:szCs w:val="24"/>
-        </w:rPr>
-        <w:t>) permissions as needed.</w:t>
-      </w:r>
-    </w:p>
-    <w:p>
-      <w:pPr>
-        <w:pStyle w:val="ListParagraph"/>
-        <w:numPr>
-          <w:ilvl w:val="0"/>
-          <w:numId w:val="34"/>
-        </w:numPr>
-        <w:rPr>
           <w:rFonts w:ascii="Courier New" w:hAnsi="Courier New" w:cs="Courier New"/>
           <w:sz w:val="20"/>
           <w:szCs w:val="20"/>
@@ -3797,457 +3413,2289 @@
     </w:p>
     <w:p>
       <w:pPr>
-        <w:pStyle w:val="ListParagraph"/>
+        <w:pStyle w:val="Heading4"/>
+      </w:pPr>
+      <w:r>
+        <w:rPr>
+          <w:rFonts w:ascii="Segoe UI Emoji" w:hAnsi="Segoe UI Emoji" w:cs="Segoe UI Emoji"/>
+        </w:rPr>
+        <w:t>✅</w:t>
+      </w:r>
+      <w:r>
+        <w:t xml:space="preserve"> </w:t>
+      </w:r>
+      <w:r>
+        <w:t>3</w:t>
+      </w:r>
+      <w:r>
+        <w:t xml:space="preserve">. Determine the </w:t>
+      </w:r>
+      <w:proofErr w:type="spellStart"/>
+      <w:r>
+        <w:t>BankId</w:t>
+      </w:r>
+      <w:proofErr w:type="spellEnd"/>
+    </w:p>
+    <w:p>
+      <w:pPr>
+        <w:pStyle w:val="NormalWeb"/>
+      </w:pPr>
+      <w:r>
+        <w:t>To get the list of existing banks and their IDs, run this in a new query:</w:t>
+      </w:r>
+    </w:p>
+    <w:p>
+      <w:pPr>
+        <w:pStyle w:val="HTMLPreformatted"/>
+        <w:rPr>
+          <w:rStyle w:val="HTMLCode"/>
+        </w:rPr>
+      </w:pPr>
+      <w:r>
+        <w:rPr>
+          <w:rStyle w:val="hljs-keyword"/>
+        </w:rPr>
+        <w:t>SELECT</w:t>
+      </w:r>
+      <w:r>
+        <w:rPr>
+          <w:rStyle w:val="HTMLCode"/>
+        </w:rPr>
+        <w:t xml:space="preserve"> </w:t>
+      </w:r>
+      <w:r>
+        <w:rPr>
+          <w:rStyle w:val="hljs-operator"/>
+        </w:rPr>
+        <w:t>*</w:t>
+      </w:r>
+      <w:r>
+        <w:rPr>
+          <w:rStyle w:val="HTMLCode"/>
+        </w:rPr>
+        <w:t xml:space="preserve"> </w:t>
+      </w:r>
+      <w:r>
+        <w:rPr>
+          <w:rStyle w:val="hljs-keyword"/>
+        </w:rPr>
+        <w:t>FROM</w:t>
+      </w:r>
+      <w:r>
+        <w:rPr>
+          <w:rStyle w:val="HTMLCode"/>
+        </w:rPr>
+        <w:t xml:space="preserve"> Bank;</w:t>
+      </w:r>
+    </w:p>
+    <w:p>
+      <w:pPr>
+        <w:pStyle w:val="NormalWeb"/>
+      </w:pPr>
+      <w:r>
+        <w:t xml:space="preserve">Take note of the </w:t>
+      </w:r>
+      <w:proofErr w:type="spellStart"/>
+      <w:r>
+        <w:rPr>
+          <w:rStyle w:val="HTMLCode"/>
+        </w:rPr>
+        <w:t>BankId</w:t>
+      </w:r>
+      <w:proofErr w:type="spellEnd"/>
+      <w:r>
+        <w:t xml:space="preserve"> you want to assign the user to.</w:t>
+      </w:r>
+    </w:p>
+    <w:p>
+      <w:pPr>
+        <w:spacing w:beforeAutospacing="1" w:after="100" w:afterAutospacing="1" w:line="240" w:lineRule="auto"/>
+        <w:rPr>
+          <w:rFonts w:ascii="Times New Roman" w:eastAsia="Times New Roman" w:hAnsi="Times New Roman" w:cs="Times New Roman"/>
+          <w:sz w:val="24"/>
+          <w:szCs w:val="24"/>
+        </w:rPr>
+      </w:pPr>
+    </w:p>
+    <w:p>
+      <w:pPr>
+        <w:spacing w:after="0" w:line="240" w:lineRule="auto"/>
+        <w:rPr>
+          <w:rFonts w:ascii="Times New Roman" w:eastAsia="Times New Roman" w:hAnsi="Times New Roman" w:cs="Times New Roman"/>
+          <w:sz w:val="24"/>
+          <w:szCs w:val="24"/>
+        </w:rPr>
+      </w:pPr>
+      <w:r>
+        <w:rPr>
+          <w:rFonts w:ascii="Times New Roman" w:eastAsia="Times New Roman" w:hAnsi="Times New Roman" w:cs="Times New Roman"/>
+          <w:sz w:val="24"/>
+          <w:szCs w:val="24"/>
+        </w:rPr>
+        <w:pict w14:anchorId="24205813">
+          <v:rect id="_x0000_i1029" style="width:0;height:1.5pt" o:hralign="center" o:hrstd="t" o:hr="t" fillcolor="#a0a0a0" stroked="f"/>
+        </w:pict>
+      </w:r>
+    </w:p>
+    <w:p>
+      <w:pPr>
+        <w:pStyle w:val="Heading4"/>
+      </w:pPr>
+      <w:r>
+        <w:rPr>
+          <w:rFonts w:ascii="Segoe UI Emoji" w:hAnsi="Segoe UI Emoji" w:cs="Segoe UI Emoji"/>
+        </w:rPr>
+        <w:t>✅</w:t>
+      </w:r>
+      <w:r>
+        <w:t xml:space="preserve"> </w:t>
+      </w:r>
+      <w:r>
+        <w:t>4</w:t>
+      </w:r>
+      <w:r>
+        <w:t>. Assign Users to Banks</w:t>
+      </w:r>
+    </w:p>
+    <w:p>
+      <w:pPr>
+        <w:spacing w:before="100" w:beforeAutospacing="1" w:after="100" w:afterAutospacing="1" w:line="240" w:lineRule="auto"/>
+        <w:rPr>
+          <w:rFonts w:ascii="Times New Roman" w:eastAsia="Times New Roman" w:hAnsi="Times New Roman" w:cs="Times New Roman"/>
+          <w:sz w:val="24"/>
+          <w:szCs w:val="24"/>
+        </w:rPr>
+      </w:pPr>
+      <w:r>
+        <w:rPr>
+          <w:rFonts w:ascii="Times New Roman" w:eastAsia="Times New Roman" w:hAnsi="Times New Roman" w:cs="Times New Roman"/>
+          <w:sz w:val="24"/>
+          <w:szCs w:val="24"/>
+        </w:rPr>
+        <w:t xml:space="preserve">The application uses a table called </w:t>
+      </w:r>
+      <w:proofErr w:type="spellStart"/>
+      <w:r>
+        <w:rPr>
+          <w:rStyle w:val="HTMLCode"/>
+          <w:rFonts w:eastAsiaTheme="minorHAnsi"/>
+          <w:b/>
+          <w:bCs/>
+        </w:rPr>
+        <w:t>BankUserMapping</w:t>
+      </w:r>
+      <w:proofErr w:type="spellEnd"/>
+      <w:r>
+        <w:rPr>
+          <w:rFonts w:ascii="Times New Roman" w:eastAsia="Times New Roman" w:hAnsi="Times New Roman" w:cs="Times New Roman"/>
+          <w:sz w:val="24"/>
+          <w:szCs w:val="24"/>
+        </w:rPr>
+        <w:t>.</w:t>
+      </w:r>
+      <w:r>
+        <w:rPr>
+          <w:rFonts w:ascii="Times New Roman" w:eastAsia="Times New Roman" w:hAnsi="Times New Roman" w:cs="Times New Roman"/>
+          <w:sz w:val="24"/>
+          <w:szCs w:val="24"/>
+        </w:rPr>
+        <w:br/>
+        <w:t>This table tells the app which bank(s) each user can access.</w:t>
+      </w:r>
+    </w:p>
+    <w:p>
+      <w:pPr>
         <w:numPr>
           <w:ilvl w:val="0"/>
-          <w:numId w:val="40"/>
+          <w:numId w:val="48"/>
         </w:numPr>
-        <w:rPr>
-          <w:rFonts w:asciiTheme="majorBidi" w:hAnsiTheme="majorBidi" w:cstheme="majorBidi"/>
-          <w:sz w:val="24"/>
-          <w:szCs w:val="24"/>
-        </w:rPr>
-      </w:pPr>
-      <w:r>
-        <w:rPr>
-          <w:rFonts w:asciiTheme="majorBidi" w:hAnsiTheme="majorBidi" w:cstheme="majorBidi"/>
-          <w:sz w:val="24"/>
-          <w:szCs w:val="24"/>
-        </w:rPr>
-        <w:t xml:space="preserve">Permissions are only granted on the records the user is allowed to access based on the </w:t>
+        <w:spacing w:before="100" w:beforeAutospacing="1" w:after="100" w:afterAutospacing="1" w:line="240" w:lineRule="auto"/>
+        <w:rPr>
+          <w:rFonts w:ascii="Times New Roman" w:eastAsia="Times New Roman" w:hAnsi="Times New Roman" w:cs="Times New Roman"/>
+          <w:sz w:val="24"/>
+          <w:szCs w:val="24"/>
+        </w:rPr>
+      </w:pPr>
+      <w:r>
+        <w:rPr>
+          <w:rFonts w:ascii="Times New Roman" w:eastAsia="Times New Roman" w:hAnsi="Times New Roman" w:cs="Times New Roman"/>
+          <w:sz w:val="24"/>
+          <w:szCs w:val="24"/>
+        </w:rPr>
+        <w:t>To add a mapping</w:t>
+      </w:r>
+      <w:r>
+        <w:rPr>
+          <w:rFonts w:ascii="Times New Roman" w:eastAsia="Times New Roman" w:hAnsi="Times New Roman" w:cs="Times New Roman"/>
+          <w:sz w:val="24"/>
+          <w:szCs w:val="24"/>
+        </w:rPr>
+        <w:t>, in a new query</w:t>
+      </w:r>
+      <w:r>
+        <w:rPr>
+          <w:rFonts w:ascii="Times New Roman" w:eastAsia="Times New Roman" w:hAnsi="Times New Roman" w:cs="Times New Roman"/>
+          <w:sz w:val="24"/>
+          <w:szCs w:val="24"/>
+        </w:rPr>
+        <w:t>:</w:t>
+      </w:r>
+    </w:p>
+    <w:p>
+      <w:pPr>
+        <w:tabs>
+          <w:tab w:val="left" w:pos="916"/>
+          <w:tab w:val="left" w:pos="1832"/>
+          <w:tab w:val="left" w:pos="2748"/>
+          <w:tab w:val="left" w:pos="3664"/>
+          <w:tab w:val="left" w:pos="4580"/>
+          <w:tab w:val="left" w:pos="5496"/>
+          <w:tab w:val="left" w:pos="6412"/>
+          <w:tab w:val="left" w:pos="7328"/>
+          <w:tab w:val="left" w:pos="8244"/>
+          <w:tab w:val="left" w:pos="9160"/>
+          <w:tab w:val="left" w:pos="10076"/>
+          <w:tab w:val="left" w:pos="10992"/>
+          <w:tab w:val="left" w:pos="11908"/>
+          <w:tab w:val="left" w:pos="12824"/>
+          <w:tab w:val="left" w:pos="13740"/>
+          <w:tab w:val="left" w:pos="14656"/>
+        </w:tabs>
+        <w:spacing w:after="0" w:line="240" w:lineRule="auto"/>
+        <w:ind w:left="720"/>
+        <w:rPr>
+          <w:rFonts w:ascii="Courier New" w:eastAsia="Times New Roman" w:hAnsi="Courier New" w:cs="Courier New"/>
+          <w:sz w:val="20"/>
+          <w:szCs w:val="20"/>
+        </w:rPr>
+      </w:pPr>
+      <w:r>
+        <w:rPr>
+          <w:rFonts w:ascii="Courier New" w:eastAsia="Times New Roman" w:hAnsi="Courier New" w:cs="Courier New"/>
+          <w:sz w:val="20"/>
+          <w:szCs w:val="20"/>
+        </w:rPr>
+        <w:t xml:space="preserve">INSERT INTO </w:t>
       </w:r>
       <w:proofErr w:type="spellStart"/>
       <w:r>
         <w:rPr>
-          <w:rFonts w:asciiTheme="majorBidi" w:hAnsiTheme="majorBidi" w:cstheme="majorBidi"/>
-          <w:sz w:val="24"/>
-          <w:szCs w:val="24"/>
+          <w:rFonts w:ascii="Courier New" w:eastAsia="Times New Roman" w:hAnsi="Courier New" w:cs="Courier New"/>
+          <w:sz w:val="20"/>
+          <w:szCs w:val="20"/>
+        </w:rPr>
+        <w:t>BankUserMapping</w:t>
+      </w:r>
+      <w:proofErr w:type="spellEnd"/>
+      <w:r>
+        <w:rPr>
+          <w:rFonts w:ascii="Courier New" w:eastAsia="Times New Roman" w:hAnsi="Courier New" w:cs="Courier New"/>
+          <w:sz w:val="20"/>
+          <w:szCs w:val="20"/>
+        </w:rPr>
+        <w:t xml:space="preserve"> (</w:t>
+      </w:r>
+      <w:proofErr w:type="spellStart"/>
+      <w:r>
+        <w:rPr>
+          <w:rFonts w:ascii="Courier New" w:eastAsia="Times New Roman" w:hAnsi="Courier New" w:cs="Courier New"/>
+          <w:sz w:val="20"/>
+          <w:szCs w:val="20"/>
+        </w:rPr>
+        <w:t>UserName</w:t>
+      </w:r>
+      <w:proofErr w:type="spellEnd"/>
+      <w:r>
+        <w:rPr>
+          <w:rFonts w:ascii="Courier New" w:eastAsia="Times New Roman" w:hAnsi="Courier New" w:cs="Courier New"/>
+          <w:sz w:val="20"/>
+          <w:szCs w:val="20"/>
+        </w:rPr>
+        <w:t xml:space="preserve">, </w:t>
+      </w:r>
+      <w:proofErr w:type="spellStart"/>
+      <w:r>
+        <w:rPr>
+          <w:rFonts w:ascii="Courier New" w:eastAsia="Times New Roman" w:hAnsi="Courier New" w:cs="Courier New"/>
+          <w:sz w:val="20"/>
+          <w:szCs w:val="20"/>
         </w:rPr>
         <w:t>BankId</w:t>
       </w:r>
       <w:proofErr w:type="spellEnd"/>
       <w:r>
         <w:rPr>
-          <w:rFonts w:asciiTheme="majorBidi" w:hAnsiTheme="majorBidi" w:cstheme="majorBidi"/>
-          <w:sz w:val="24"/>
-          <w:szCs w:val="24"/>
-        </w:rPr>
-        <w:t>.</w:t>
-      </w:r>
-    </w:p>
-    <w:p>
-      <w:pPr>
-        <w:pStyle w:val="Heading4"/>
-        <w:ind w:left="-360"/>
-      </w:pPr>
-      <w:r>
-        <w:rPr>
-          <w:rFonts w:ascii="Segoe UI Emoji" w:hAnsi="Segoe UI Emoji" w:cs="Segoe UI Emoji"/>
-        </w:rPr>
-        <w:t xml:space="preserve">    </w:t>
-      </w:r>
-      <w:r>
-        <w:rPr>
-          <w:rFonts w:ascii="Segoe UI Emoji" w:hAnsi="Segoe UI Emoji" w:cs="Segoe UI Emoji"/>
-        </w:rPr>
-        <w:t>✅</w:t>
-      </w:r>
-      <w:r>
-        <w:t xml:space="preserve"> </w:t>
-      </w:r>
-      <w:r>
-        <w:t>5. Verify</w:t>
-      </w:r>
-    </w:p>
-    <w:p>
-      <w:pPr>
-        <w:pStyle w:val="NormalWeb"/>
-      </w:pPr>
-      <w:r>
-        <w:t>To make sure the mapping is correct</w:t>
-      </w:r>
-      <w:r>
-        <w:t xml:space="preserve"> run</w:t>
-      </w:r>
-      <w:r>
-        <w:t>:</w:t>
-      </w:r>
-      <w:bookmarkStart w:id="0" w:name="_GoBack"/>
-      <w:bookmarkEnd w:id="0"/>
-    </w:p>
-    <w:p>
-      <w:pPr>
-        <w:pStyle w:val="HTMLPreformatted"/>
-        <w:rPr>
-          <w:rStyle w:val="HTMLCode"/>
-        </w:rPr>
-      </w:pPr>
-      <w:r>
-        <w:rPr>
-          <w:rStyle w:val="hljs-keyword"/>
-        </w:rPr>
-        <w:t>SELECT</w:t>
-      </w:r>
-      <w:r>
-        <w:rPr>
-          <w:rStyle w:val="HTMLCode"/>
-        </w:rPr>
-        <w:t xml:space="preserve"> </w:t>
-      </w:r>
-      <w:r>
-        <w:rPr>
-          <w:rStyle w:val="hljs-operator"/>
-        </w:rPr>
-        <w:t>*</w:t>
-      </w:r>
-      <w:r>
-        <w:rPr>
-          <w:rStyle w:val="HTMLCode"/>
-        </w:rPr>
-        <w:t xml:space="preserve"> </w:t>
-      </w:r>
-      <w:r>
-        <w:rPr>
-          <w:rStyle w:val="hljs-keyword"/>
-        </w:rPr>
-        <w:t>FROM</w:t>
-      </w:r>
-      <w:r>
-        <w:rPr>
-          <w:rStyle w:val="HTMLCode"/>
-        </w:rPr>
-        <w:t xml:space="preserve"> </w:t>
+          <w:rFonts w:ascii="Courier New" w:eastAsia="Times New Roman" w:hAnsi="Courier New" w:cs="Courier New"/>
+          <w:sz w:val="20"/>
+          <w:szCs w:val="20"/>
+        </w:rPr>
+        <w:t>)</w:t>
+      </w:r>
+    </w:p>
+    <w:p>
+      <w:pPr>
+        <w:tabs>
+          <w:tab w:val="left" w:pos="916"/>
+          <w:tab w:val="left" w:pos="1832"/>
+          <w:tab w:val="left" w:pos="2748"/>
+          <w:tab w:val="left" w:pos="3664"/>
+          <w:tab w:val="left" w:pos="4580"/>
+          <w:tab w:val="left" w:pos="5496"/>
+          <w:tab w:val="left" w:pos="6412"/>
+          <w:tab w:val="left" w:pos="7328"/>
+          <w:tab w:val="left" w:pos="8244"/>
+          <w:tab w:val="left" w:pos="9160"/>
+          <w:tab w:val="left" w:pos="10076"/>
+          <w:tab w:val="left" w:pos="10992"/>
+          <w:tab w:val="left" w:pos="11908"/>
+          <w:tab w:val="left" w:pos="12824"/>
+          <w:tab w:val="left" w:pos="13740"/>
+          <w:tab w:val="left" w:pos="14656"/>
+        </w:tabs>
+        <w:spacing w:after="0" w:line="240" w:lineRule="auto"/>
+        <w:ind w:left="720"/>
+        <w:rPr>
+          <w:rFonts w:ascii="Courier New" w:eastAsia="Times New Roman" w:hAnsi="Courier New" w:cs="Courier New"/>
+          <w:sz w:val="20"/>
+          <w:szCs w:val="20"/>
+        </w:rPr>
+      </w:pPr>
+      <w:r>
+        <w:rPr>
+          <w:rFonts w:ascii="Courier New" w:eastAsia="Times New Roman" w:hAnsi="Courier New" w:cs="Courier New"/>
+          <w:sz w:val="20"/>
+          <w:szCs w:val="20"/>
+        </w:rPr>
+        <w:t>VALUES ('</w:t>
       </w:r>
       <w:proofErr w:type="spellStart"/>
       <w:r>
         <w:rPr>
-          <w:rStyle w:val="HTMLCode"/>
-        </w:rPr>
-        <w:t>BankUserMapping</w:t>
+          <w:rFonts w:ascii="Courier New" w:eastAsia="Times New Roman" w:hAnsi="Courier New" w:cs="Courier New"/>
+          <w:sz w:val="20"/>
+          <w:szCs w:val="20"/>
+        </w:rPr>
+        <w:t>ABankUser</w:t>
       </w:r>
       <w:proofErr w:type="spellEnd"/>
       <w:r>
         <w:rPr>
-          <w:rStyle w:val="HTMLCode"/>
-        </w:rPr>
-        <w:t>;</w:t>
-      </w:r>
-    </w:p>
-    <w:p>
-      <w:pPr>
-        <w:pStyle w:val="NormalWeb"/>
-      </w:pPr>
-      <w:r>
-        <w:t xml:space="preserve">You should see </w:t>
-      </w:r>
-      <w:r>
-        <w:t xml:space="preserve">all rows with </w:t>
-      </w:r>
-      <w:proofErr w:type="spellStart"/>
-      <w:r>
-        <w:t>UserName</w:t>
-      </w:r>
-      <w:proofErr w:type="spellEnd"/>
-      <w:r>
-        <w:t xml:space="preserve"> and the assigned </w:t>
-      </w:r>
-      <w:proofErr w:type="spellStart"/>
-      <w:r>
-        <w:t>BankId</w:t>
-      </w:r>
-      <w:proofErr w:type="spellEnd"/>
-      <w:r>
-        <w:t>.</w:t>
-      </w:r>
-    </w:p>
-    <w:p>
-      <w:pPr>
-        <w:pStyle w:val="Heading4"/>
-      </w:pPr>
-      <w:r>
-        <w:rPr>
-          <w:rFonts w:ascii="Segoe UI Emoji" w:hAnsi="Segoe UI Emoji" w:cs="Segoe UI Emoji"/>
-        </w:rPr>
-        <w:t>✅</w:t>
-      </w:r>
-      <w:r>
-        <w:t xml:space="preserve"> </w:t>
-      </w:r>
-      <w:r>
-        <w:t>6</w:t>
-      </w:r>
-      <w:r>
-        <w:t>. Conclusion</w:t>
-      </w:r>
-    </w:p>
-    <w:p>
-      <w:pPr>
-        <w:rPr>
-          <w:rFonts w:asciiTheme="majorBidi" w:hAnsiTheme="majorBidi" w:cstheme="majorBidi"/>
-          <w:sz w:val="24"/>
-          <w:szCs w:val="24"/>
-        </w:rPr>
-      </w:pPr>
-      <w:r>
-        <w:rPr>
-          <w:rFonts w:asciiTheme="majorBidi" w:hAnsiTheme="majorBidi" w:cstheme="majorBidi"/>
-          <w:sz w:val="24"/>
-          <w:szCs w:val="24"/>
-        </w:rPr>
-        <w:t xml:space="preserve">As </w:t>
-      </w:r>
-      <w:r>
-        <w:rPr>
-          <w:rFonts w:asciiTheme="majorBidi" w:hAnsiTheme="majorBidi" w:cstheme="majorBidi"/>
-          <w:sz w:val="24"/>
-          <w:szCs w:val="24"/>
-        </w:rPr>
-        <w:t>stated</w:t>
-      </w:r>
-      <w:r>
-        <w:rPr>
-          <w:rFonts w:asciiTheme="majorBidi" w:hAnsiTheme="majorBidi" w:cstheme="majorBidi"/>
-          <w:sz w:val="24"/>
-          <w:szCs w:val="24"/>
-        </w:rPr>
-        <w:t xml:space="preserve"> in the beginning these steps are only for providing </w:t>
-      </w:r>
-      <w:r>
-        <w:rPr>
-          <w:rFonts w:asciiTheme="majorBidi" w:hAnsiTheme="majorBidi" w:cstheme="majorBidi"/>
-          <w:sz w:val="24"/>
-          <w:szCs w:val="24"/>
-        </w:rPr>
-        <w:t xml:space="preserve">Data Isolation on the database level and NOT on the application level, meaning if you attempt to change the </w:t>
-      </w:r>
-      <w:proofErr w:type="spellStart"/>
-      <w:r>
-        <w:rPr>
-          <w:rFonts w:asciiTheme="majorBidi" w:hAnsiTheme="majorBidi" w:cstheme="majorBidi"/>
-          <w:sz w:val="24"/>
-          <w:szCs w:val="24"/>
-        </w:rPr>
-        <w:t>appsettings.json</w:t>
-      </w:r>
-      <w:proofErr w:type="spellEnd"/>
-      <w:r>
-        <w:rPr>
-          <w:rFonts w:asciiTheme="majorBidi" w:hAnsiTheme="majorBidi" w:cstheme="majorBidi"/>
-          <w:sz w:val="24"/>
-          <w:szCs w:val="24"/>
-        </w:rPr>
-        <w:t xml:space="preserve"> file with these </w:t>
-      </w:r>
-      <w:r>
-        <w:rPr>
-          <w:rFonts w:asciiTheme="majorBidi" w:hAnsiTheme="majorBidi" w:cstheme="majorBidi"/>
-          <w:sz w:val="24"/>
-          <w:szCs w:val="24"/>
-        </w:rPr>
-        <w:t xml:space="preserve">added </w:t>
-      </w:r>
-      <w:r>
-        <w:rPr>
-          <w:rFonts w:asciiTheme="majorBidi" w:hAnsiTheme="majorBidi" w:cstheme="majorBidi"/>
-          <w:sz w:val="24"/>
-          <w:szCs w:val="24"/>
-        </w:rPr>
-        <w:t xml:space="preserve">users it could produce errors, because these users only have access to records associated with their assigned </w:t>
-      </w:r>
-      <w:proofErr w:type="spellStart"/>
-      <w:r>
-        <w:rPr>
-          <w:rFonts w:asciiTheme="majorBidi" w:hAnsiTheme="majorBidi" w:cstheme="majorBidi"/>
-          <w:sz w:val="24"/>
-          <w:szCs w:val="24"/>
-        </w:rPr>
-        <w:t>BankId</w:t>
-      </w:r>
-      <w:proofErr w:type="spellEnd"/>
-      <w:r>
-        <w:rPr>
-          <w:rFonts w:asciiTheme="majorBidi" w:hAnsiTheme="majorBidi" w:cstheme="majorBidi"/>
-          <w:sz w:val="24"/>
-          <w:szCs w:val="24"/>
-        </w:rPr>
-        <w:t>.</w:t>
-      </w:r>
-    </w:p>
-    <w:p>
-      <w:pPr>
-        <w:rPr>
-          <w:rFonts w:asciiTheme="majorBidi" w:hAnsiTheme="majorBidi" w:cstheme="majorBidi"/>
-          <w:sz w:val="24"/>
-          <w:szCs w:val="24"/>
-        </w:rPr>
-      </w:pPr>
-      <w:r>
-        <w:rPr>
-          <w:rFonts w:asciiTheme="majorBidi" w:hAnsiTheme="majorBidi" w:cstheme="majorBidi"/>
-          <w:sz w:val="24"/>
-          <w:szCs w:val="24"/>
-        </w:rPr>
-        <w:t>So,</w:t>
-      </w:r>
-      <w:r>
-        <w:rPr>
-          <w:rFonts w:asciiTheme="majorBidi" w:hAnsiTheme="majorBidi" w:cstheme="majorBidi"/>
-          <w:sz w:val="24"/>
-          <w:szCs w:val="24"/>
-        </w:rPr>
-        <w:t xml:space="preserve"> this feature should only be used when accessing the database from SSMS</w:t>
-      </w:r>
-      <w:r>
-        <w:rPr>
-          <w:rFonts w:asciiTheme="majorBidi" w:hAnsiTheme="majorBidi" w:cstheme="majorBidi"/>
-          <w:sz w:val="24"/>
-          <w:szCs w:val="24"/>
-        </w:rPr>
-        <w:t xml:space="preserve"> to ensure that the created users can only view/modify the data related to their bank, enforcing Data Isolation between multiple banks as per the </w:t>
-      </w:r>
-      <w:commentRangeStart w:id="1"/>
-      <w:r>
-        <w:rPr>
-          <w:rFonts w:asciiTheme="majorBidi" w:hAnsiTheme="majorBidi" w:cstheme="majorBidi"/>
-          <w:sz w:val="24"/>
-          <w:szCs w:val="24"/>
-        </w:rPr>
-        <w:t>requirement</w:t>
-      </w:r>
-      <w:commentRangeEnd w:id="1"/>
-      <w:r>
-        <w:rPr>
-          <w:rStyle w:val="CommentReference"/>
-        </w:rPr>
-        <w:commentReference w:id="1"/>
-      </w:r>
-      <w:r>
-        <w:rPr>
-          <w:rFonts w:asciiTheme="majorBidi" w:hAnsiTheme="majorBidi" w:cstheme="majorBidi"/>
-          <w:sz w:val="24"/>
-          <w:szCs w:val="24"/>
-        </w:rPr>
-        <w:t>.</w:t>
-      </w:r>
-    </w:p>
-    <w:p>
-      <w:pPr>
-        <w:rPr>
-          <w:rFonts w:asciiTheme="majorBidi" w:hAnsiTheme="majorBidi" w:cstheme="majorBidi"/>
-          <w:sz w:val="24"/>
-          <w:szCs w:val="24"/>
-        </w:rPr>
-      </w:pPr>
-      <w:r>
-        <w:rPr>
-          <w:rFonts w:asciiTheme="majorBidi" w:hAnsiTheme="majorBidi" w:cstheme="majorBidi"/>
-          <w:sz w:val="24"/>
-          <w:szCs w:val="24"/>
-        </w:rPr>
-        <w:t>Example Scenario after following the previous steps:</w:t>
-      </w:r>
-    </w:p>
-    <w:p>
-      <w:pPr>
-        <w:pStyle w:val="ListParagraph"/>
+          <w:rFonts w:ascii="Courier New" w:eastAsia="Times New Roman" w:hAnsi="Courier New" w:cs="Courier New"/>
+          <w:sz w:val="20"/>
+          <w:szCs w:val="20"/>
+        </w:rPr>
+        <w:t>', 1);</w:t>
+      </w:r>
+    </w:p>
+    <w:p>
+      <w:pPr>
         <w:numPr>
           <w:ilvl w:val="0"/>
-          <w:numId w:val="38"/>
+          <w:numId w:val="48"/>
         </w:numPr>
-        <w:rPr>
-          <w:rFonts w:asciiTheme="majorBidi" w:hAnsiTheme="majorBidi" w:cstheme="majorBidi"/>
-          <w:sz w:val="24"/>
-          <w:szCs w:val="24"/>
-        </w:rPr>
-      </w:pPr>
-      <w:r>
-        <w:rPr>
-          <w:rFonts w:asciiTheme="majorBidi" w:hAnsiTheme="majorBidi" w:cstheme="majorBidi"/>
-          <w:sz w:val="24"/>
-          <w:szCs w:val="24"/>
-        </w:rPr>
-        <w:t xml:space="preserve">In SSMS connect to your SQL server instance using the </w:t>
-      </w:r>
-      <w:proofErr w:type="spellStart"/>
-      <w:r>
-        <w:rPr>
-          <w:rFonts w:ascii="Courier New" w:hAnsi="Courier New" w:cs="Courier New"/>
+        <w:spacing w:before="100" w:beforeAutospacing="1" w:after="100" w:afterAutospacing="1" w:line="240" w:lineRule="auto"/>
+        <w:rPr>
+          <w:rFonts w:ascii="Times New Roman" w:eastAsia="Times New Roman" w:hAnsi="Times New Roman" w:cs="Times New Roman"/>
+          <w:sz w:val="24"/>
+          <w:szCs w:val="24"/>
+        </w:rPr>
+      </w:pPr>
+      <w:r>
+        <w:rPr>
+          <w:rFonts w:ascii="Times New Roman" w:eastAsia="Times New Roman" w:hAnsi="Times New Roman" w:cs="Times New Roman"/>
+          <w:sz w:val="24"/>
+          <w:szCs w:val="24"/>
+        </w:rPr>
+        <w:t>You can assign a single user to multiple banks:</w:t>
+      </w:r>
+    </w:p>
+    <w:p>
+      <w:pPr>
+        <w:tabs>
+          <w:tab w:val="left" w:pos="916"/>
+          <w:tab w:val="left" w:pos="1832"/>
+          <w:tab w:val="left" w:pos="2748"/>
+          <w:tab w:val="left" w:pos="3664"/>
+          <w:tab w:val="left" w:pos="4580"/>
+          <w:tab w:val="left" w:pos="5496"/>
+          <w:tab w:val="left" w:pos="6412"/>
+          <w:tab w:val="left" w:pos="7328"/>
+          <w:tab w:val="left" w:pos="8244"/>
+          <w:tab w:val="left" w:pos="9160"/>
+          <w:tab w:val="left" w:pos="10076"/>
+          <w:tab w:val="left" w:pos="10992"/>
+          <w:tab w:val="left" w:pos="11908"/>
+          <w:tab w:val="left" w:pos="12824"/>
+          <w:tab w:val="left" w:pos="13740"/>
+          <w:tab w:val="left" w:pos="14656"/>
+        </w:tabs>
+        <w:spacing w:after="0" w:line="240" w:lineRule="auto"/>
+        <w:ind w:left="720"/>
+        <w:rPr>
+          <w:rFonts w:ascii="Courier New" w:eastAsia="Times New Roman" w:hAnsi="Courier New" w:cs="Courier New"/>
           <w:sz w:val="20"/>
           <w:szCs w:val="20"/>
         </w:rPr>
-        <w:t>ABankUser</w:t>
-      </w:r>
-      <w:proofErr w:type="spellEnd"/>
-      <w:r>
-        <w:rPr>
-          <w:rFonts w:asciiTheme="majorBidi" w:hAnsiTheme="majorBidi" w:cstheme="majorBidi"/>
-          <w:sz w:val="24"/>
-          <w:szCs w:val="24"/>
-        </w:rPr>
-        <w:t xml:space="preserve"> created with password:  </w:t>
-      </w:r>
-      <w:r>
-        <w:rPr>
-          <w:rFonts w:ascii="Courier New" w:hAnsi="Courier New" w:cs="Courier New"/>
+      </w:pPr>
+    </w:p>
+    <w:p>
+      <w:pPr>
+        <w:tabs>
+          <w:tab w:val="left" w:pos="916"/>
+          <w:tab w:val="left" w:pos="1832"/>
+          <w:tab w:val="left" w:pos="2748"/>
+          <w:tab w:val="left" w:pos="3664"/>
+          <w:tab w:val="left" w:pos="4580"/>
+          <w:tab w:val="left" w:pos="5496"/>
+          <w:tab w:val="left" w:pos="6412"/>
+          <w:tab w:val="left" w:pos="7328"/>
+          <w:tab w:val="left" w:pos="8244"/>
+          <w:tab w:val="left" w:pos="9160"/>
+          <w:tab w:val="left" w:pos="10076"/>
+          <w:tab w:val="left" w:pos="10992"/>
+          <w:tab w:val="left" w:pos="11908"/>
+          <w:tab w:val="left" w:pos="12824"/>
+          <w:tab w:val="left" w:pos="13740"/>
+          <w:tab w:val="left" w:pos="14656"/>
+        </w:tabs>
+        <w:spacing w:after="0" w:line="240" w:lineRule="auto"/>
+        <w:ind w:left="720"/>
+        <w:rPr>
+          <w:rFonts w:ascii="Courier New" w:eastAsia="Times New Roman" w:hAnsi="Courier New" w:cs="Courier New"/>
           <w:sz w:val="20"/>
           <w:szCs w:val="20"/>
         </w:rPr>
-        <w:t>StrongPassword123!</w:t>
-      </w:r>
-      <w:r>
-        <w:rPr>
-          <w:rFonts w:ascii="Courier New" w:hAnsi="Courier New" w:cs="Courier New"/>
+      </w:pPr>
+      <w:r>
+        <w:rPr>
+          <w:rFonts w:ascii="Courier New" w:eastAsia="Times New Roman" w:hAnsi="Courier New" w:cs="Courier New"/>
           <w:sz w:val="20"/>
           <w:szCs w:val="20"/>
         </w:rPr>
-        <w:t xml:space="preserve"> </w:t>
-      </w:r>
-    </w:p>
-    <w:p>
-      <w:pPr>
-        <w:pStyle w:val="ListParagraph"/>
+        <w:t xml:space="preserve">INSERT INTO </w:t>
+      </w:r>
+      <w:proofErr w:type="spellStart"/>
+      <w:r>
+        <w:rPr>
+          <w:rFonts w:ascii="Courier New" w:eastAsia="Times New Roman" w:hAnsi="Courier New" w:cs="Courier New"/>
+          <w:sz w:val="20"/>
+          <w:szCs w:val="20"/>
+        </w:rPr>
+        <w:t>BankUserMapping</w:t>
+      </w:r>
+      <w:proofErr w:type="spellEnd"/>
+      <w:r>
+        <w:rPr>
+          <w:rFonts w:ascii="Courier New" w:eastAsia="Times New Roman" w:hAnsi="Courier New" w:cs="Courier New"/>
+          <w:sz w:val="20"/>
+          <w:szCs w:val="20"/>
+        </w:rPr>
+        <w:t xml:space="preserve"> (</w:t>
+      </w:r>
+      <w:proofErr w:type="spellStart"/>
+      <w:r>
+        <w:rPr>
+          <w:rFonts w:ascii="Courier New" w:eastAsia="Times New Roman" w:hAnsi="Courier New" w:cs="Courier New"/>
+          <w:sz w:val="20"/>
+          <w:szCs w:val="20"/>
+        </w:rPr>
+        <w:t>UserName</w:t>
+      </w:r>
+      <w:proofErr w:type="spellEnd"/>
+      <w:r>
+        <w:rPr>
+          <w:rFonts w:ascii="Courier New" w:eastAsia="Times New Roman" w:hAnsi="Courier New" w:cs="Courier New"/>
+          <w:sz w:val="20"/>
+          <w:szCs w:val="20"/>
+        </w:rPr>
+        <w:t xml:space="preserve">, </w:t>
+      </w:r>
+      <w:proofErr w:type="spellStart"/>
+      <w:r>
+        <w:rPr>
+          <w:rFonts w:ascii="Courier New" w:eastAsia="Times New Roman" w:hAnsi="Courier New" w:cs="Courier New"/>
+          <w:sz w:val="20"/>
+          <w:szCs w:val="20"/>
+        </w:rPr>
+        <w:t>BankId</w:t>
+      </w:r>
+      <w:proofErr w:type="spellEnd"/>
+      <w:r>
+        <w:rPr>
+          <w:rFonts w:ascii="Courier New" w:eastAsia="Times New Roman" w:hAnsi="Courier New" w:cs="Courier New"/>
+          <w:sz w:val="20"/>
+          <w:szCs w:val="20"/>
+        </w:rPr>
+        <w:t>) VALUES ('</w:t>
+      </w:r>
+      <w:proofErr w:type="spellStart"/>
+      <w:r>
+        <w:rPr>
+          <w:rFonts w:ascii="Courier New" w:eastAsia="Times New Roman" w:hAnsi="Courier New" w:cs="Courier New"/>
+          <w:sz w:val="20"/>
+          <w:szCs w:val="20"/>
+        </w:rPr>
+        <w:t>ABankUser</w:t>
+      </w:r>
+      <w:proofErr w:type="spellEnd"/>
+      <w:r>
+        <w:rPr>
+          <w:rFonts w:ascii="Courier New" w:eastAsia="Times New Roman" w:hAnsi="Courier New" w:cs="Courier New"/>
+          <w:sz w:val="20"/>
+          <w:szCs w:val="20"/>
+        </w:rPr>
+        <w:t>', 1);</w:t>
+      </w:r>
+    </w:p>
+    <w:p>
+      <w:pPr>
+        <w:tabs>
+          <w:tab w:val="left" w:pos="916"/>
+          <w:tab w:val="left" w:pos="1832"/>
+          <w:tab w:val="left" w:pos="2748"/>
+          <w:tab w:val="left" w:pos="3664"/>
+          <w:tab w:val="left" w:pos="4580"/>
+          <w:tab w:val="left" w:pos="5496"/>
+          <w:tab w:val="left" w:pos="6412"/>
+          <w:tab w:val="left" w:pos="7328"/>
+          <w:tab w:val="left" w:pos="8244"/>
+          <w:tab w:val="left" w:pos="9160"/>
+          <w:tab w:val="left" w:pos="10076"/>
+          <w:tab w:val="left" w:pos="10992"/>
+          <w:tab w:val="left" w:pos="11908"/>
+          <w:tab w:val="left" w:pos="12824"/>
+          <w:tab w:val="left" w:pos="13740"/>
+          <w:tab w:val="left" w:pos="14656"/>
+        </w:tabs>
+        <w:spacing w:after="0" w:line="240" w:lineRule="auto"/>
+        <w:ind w:left="720"/>
+        <w:rPr>
+          <w:rFonts w:ascii="Courier New" w:eastAsia="Times New Roman" w:hAnsi="Courier New" w:cs="Courier New"/>
+          <w:sz w:val="20"/>
+          <w:szCs w:val="20"/>
+        </w:rPr>
+      </w:pPr>
+      <w:r>
+        <w:rPr>
+          <w:rFonts w:ascii="Courier New" w:eastAsia="Times New Roman" w:hAnsi="Courier New" w:cs="Courier New"/>
+          <w:sz w:val="20"/>
+          <w:szCs w:val="20"/>
+        </w:rPr>
+        <w:t xml:space="preserve">INSERT INTO </w:t>
+      </w:r>
+      <w:proofErr w:type="spellStart"/>
+      <w:r>
+        <w:rPr>
+          <w:rFonts w:ascii="Courier New" w:eastAsia="Times New Roman" w:hAnsi="Courier New" w:cs="Courier New"/>
+          <w:sz w:val="20"/>
+          <w:szCs w:val="20"/>
+        </w:rPr>
+        <w:t>BankUserMapping</w:t>
+      </w:r>
+      <w:proofErr w:type="spellEnd"/>
+      <w:r>
+        <w:rPr>
+          <w:rFonts w:ascii="Courier New" w:eastAsia="Times New Roman" w:hAnsi="Courier New" w:cs="Courier New"/>
+          <w:sz w:val="20"/>
+          <w:szCs w:val="20"/>
+        </w:rPr>
+        <w:t xml:space="preserve"> (</w:t>
+      </w:r>
+      <w:proofErr w:type="spellStart"/>
+      <w:r>
+        <w:rPr>
+          <w:rFonts w:ascii="Courier New" w:eastAsia="Times New Roman" w:hAnsi="Courier New" w:cs="Courier New"/>
+          <w:sz w:val="20"/>
+          <w:szCs w:val="20"/>
+        </w:rPr>
+        <w:t>UserName</w:t>
+      </w:r>
+      <w:proofErr w:type="spellEnd"/>
+      <w:r>
+        <w:rPr>
+          <w:rFonts w:ascii="Courier New" w:eastAsia="Times New Roman" w:hAnsi="Courier New" w:cs="Courier New"/>
+          <w:sz w:val="20"/>
+          <w:szCs w:val="20"/>
+        </w:rPr>
+        <w:t xml:space="preserve">, </w:t>
+      </w:r>
+      <w:proofErr w:type="spellStart"/>
+      <w:r>
+        <w:rPr>
+          <w:rFonts w:ascii="Courier New" w:eastAsia="Times New Roman" w:hAnsi="Courier New" w:cs="Courier New"/>
+          <w:sz w:val="20"/>
+          <w:szCs w:val="20"/>
+        </w:rPr>
+        <w:t>BankId</w:t>
+      </w:r>
+      <w:proofErr w:type="spellEnd"/>
+      <w:r>
+        <w:rPr>
+          <w:rFonts w:ascii="Courier New" w:eastAsia="Times New Roman" w:hAnsi="Courier New" w:cs="Courier New"/>
+          <w:sz w:val="20"/>
+          <w:szCs w:val="20"/>
+        </w:rPr>
+        <w:t>) VALUES ('</w:t>
+      </w:r>
+      <w:proofErr w:type="spellStart"/>
+      <w:r>
+        <w:rPr>
+          <w:rFonts w:ascii="Courier New" w:eastAsia="Times New Roman" w:hAnsi="Courier New" w:cs="Courier New"/>
+          <w:sz w:val="20"/>
+          <w:szCs w:val="20"/>
+        </w:rPr>
+        <w:t>ABankUser</w:t>
+      </w:r>
+      <w:proofErr w:type="spellEnd"/>
+      <w:r>
+        <w:rPr>
+          <w:rFonts w:ascii="Courier New" w:eastAsia="Times New Roman" w:hAnsi="Courier New" w:cs="Courier New"/>
+          <w:sz w:val="20"/>
+          <w:szCs w:val="20"/>
+        </w:rPr>
+        <w:t>', 2);</w:t>
+      </w:r>
+    </w:p>
+    <w:p>
+      <w:pPr>
         <w:numPr>
           <w:ilvl w:val="0"/>
-          <w:numId w:val="38"/>
+          <w:numId w:val="48"/>
         </w:numPr>
-        <w:rPr>
-          <w:rFonts w:asciiTheme="majorBidi" w:hAnsiTheme="majorBidi" w:cstheme="majorBidi"/>
-          <w:sz w:val="24"/>
-          <w:szCs w:val="24"/>
-        </w:rPr>
-      </w:pPr>
-      <w:r>
-        <w:rPr>
-          <w:rFonts w:asciiTheme="majorBidi" w:hAnsiTheme="majorBidi" w:cstheme="majorBidi"/>
-          <w:sz w:val="24"/>
-          <w:szCs w:val="24"/>
-        </w:rPr>
-        <w:t>The user will only be able to access the records in the tables that have the (</w:t>
+        <w:spacing w:before="100" w:beforeAutospacing="1" w:after="100" w:afterAutospacing="1" w:line="240" w:lineRule="auto"/>
+        <w:rPr>
+          <w:rFonts w:ascii="Times New Roman" w:eastAsia="Times New Roman" w:hAnsi="Times New Roman" w:cs="Times New Roman"/>
+          <w:sz w:val="24"/>
+          <w:szCs w:val="24"/>
+        </w:rPr>
+      </w:pPr>
+      <w:r>
+        <w:rPr>
+          <w:rFonts w:ascii="Times New Roman" w:eastAsia="Times New Roman" w:hAnsi="Times New Roman" w:cs="Times New Roman"/>
+          <w:sz w:val="24"/>
+          <w:szCs w:val="24"/>
+        </w:rPr>
+        <w:lastRenderedPageBreak/>
+        <w:t>Change the Values as needed</w:t>
+      </w:r>
+    </w:p>
+    <w:p>
+      <w:pPr>
+        <w:spacing w:before="100" w:beforeAutospacing="1" w:after="100" w:afterAutospacing="1" w:line="240" w:lineRule="auto"/>
+        <w:ind w:left="720"/>
+        <w:rPr>
+          <w:rFonts w:ascii="Times New Roman" w:eastAsia="Times New Roman" w:hAnsi="Times New Roman" w:cs="Times New Roman"/>
+          <w:sz w:val="24"/>
+          <w:szCs w:val="24"/>
+        </w:rPr>
+      </w:pPr>
+    </w:p>
+    <w:p>
+      <w:pPr>
+        <w:pStyle w:val="Heading4"/>
+      </w:pPr>
+      <w:r>
+        <w:rPr>
+          <w:rFonts w:ascii="Segoe UI Emoji" w:hAnsi="Segoe UI Emoji" w:cs="Segoe UI Emoji"/>
+        </w:rPr>
+        <w:t>✅</w:t>
+      </w:r>
+      <w:r>
+        <w:t xml:space="preserve"> </w:t>
+      </w:r>
+      <w:r>
+        <w:t>5</w:t>
+      </w:r>
+      <w:r>
+        <w:t>. What Happens in the Application</w:t>
+      </w:r>
+    </w:p>
+    <w:p>
+      <w:pPr>
+        <w:spacing w:before="100" w:beforeAutospacing="1" w:after="100" w:afterAutospacing="1" w:line="240" w:lineRule="auto"/>
+        <w:rPr>
+          <w:rFonts w:ascii="Times New Roman" w:eastAsia="Times New Roman" w:hAnsi="Times New Roman" w:cs="Times New Roman"/>
+          <w:sz w:val="24"/>
+          <w:szCs w:val="24"/>
+        </w:rPr>
+      </w:pPr>
+      <w:r>
+        <w:rPr>
+          <w:rFonts w:ascii="Times New Roman" w:eastAsia="Times New Roman" w:hAnsi="Times New Roman" w:cs="Times New Roman"/>
+          <w:sz w:val="24"/>
+          <w:szCs w:val="24"/>
+        </w:rPr>
+        <w:t>When a user launches the application:</w:t>
+      </w:r>
+    </w:p>
+    <w:p>
+      <w:pPr>
+        <w:numPr>
+          <w:ilvl w:val="0"/>
+          <w:numId w:val="49"/>
+        </w:numPr>
+        <w:spacing w:before="100" w:beforeAutospacing="1" w:after="100" w:afterAutospacing="1" w:line="240" w:lineRule="auto"/>
+        <w:rPr>
+          <w:rFonts w:ascii="Times New Roman" w:eastAsia="Times New Roman" w:hAnsi="Times New Roman" w:cs="Times New Roman"/>
+          <w:sz w:val="24"/>
+          <w:szCs w:val="24"/>
+        </w:rPr>
+      </w:pPr>
+      <w:r>
+        <w:rPr>
+          <w:rFonts w:ascii="Times New Roman" w:eastAsia="Times New Roman" w:hAnsi="Times New Roman" w:cs="Times New Roman"/>
+          <w:sz w:val="24"/>
+          <w:szCs w:val="24"/>
+        </w:rPr>
+        <w:t xml:space="preserve">The application automatically detects their SQL login name (for example, </w:t>
       </w:r>
       <w:proofErr w:type="spellStart"/>
       <w:r>
         <w:rPr>
-          <w:rFonts w:asciiTheme="majorBidi" w:hAnsiTheme="majorBidi" w:cstheme="majorBidi"/>
-          <w:sz w:val="24"/>
-          <w:szCs w:val="24"/>
+          <w:rFonts w:ascii="Courier New" w:eastAsia="Times New Roman" w:hAnsi="Courier New" w:cs="Courier New"/>
+          <w:sz w:val="20"/>
+          <w:szCs w:val="20"/>
+        </w:rPr>
+        <w:t>ABankUser</w:t>
+      </w:r>
+      <w:proofErr w:type="spellEnd"/>
+      <w:r>
+        <w:rPr>
+          <w:rFonts w:ascii="Times New Roman" w:eastAsia="Times New Roman" w:hAnsi="Times New Roman" w:cs="Times New Roman"/>
+          <w:sz w:val="24"/>
+          <w:szCs w:val="24"/>
+        </w:rPr>
+        <w:t>).</w:t>
+      </w:r>
+    </w:p>
+    <w:p>
+      <w:pPr>
+        <w:numPr>
+          <w:ilvl w:val="0"/>
+          <w:numId w:val="49"/>
+        </w:numPr>
+        <w:spacing w:before="100" w:beforeAutospacing="1" w:after="100" w:afterAutospacing="1" w:line="240" w:lineRule="auto"/>
+        <w:rPr>
+          <w:rFonts w:ascii="Times New Roman" w:eastAsia="Times New Roman" w:hAnsi="Times New Roman" w:cs="Times New Roman"/>
+          <w:sz w:val="24"/>
+          <w:szCs w:val="24"/>
+        </w:rPr>
+      </w:pPr>
+      <w:r>
+        <w:rPr>
+          <w:rFonts w:ascii="Times New Roman" w:eastAsia="Times New Roman" w:hAnsi="Times New Roman" w:cs="Times New Roman"/>
+          <w:sz w:val="24"/>
+          <w:szCs w:val="24"/>
+        </w:rPr>
+        <w:t xml:space="preserve">It checks which banks this user is allowed to access by reading the </w:t>
+      </w:r>
+      <w:proofErr w:type="spellStart"/>
+      <w:r>
+        <w:rPr>
+          <w:rFonts w:ascii="Times New Roman" w:eastAsia="Times New Roman" w:hAnsi="Times New Roman" w:cs="Times New Roman"/>
+          <w:b/>
+          <w:bCs/>
+          <w:sz w:val="24"/>
+          <w:szCs w:val="24"/>
+        </w:rPr>
+        <w:t>BankUserMapping</w:t>
+      </w:r>
+      <w:proofErr w:type="spellEnd"/>
+      <w:r>
+        <w:rPr>
+          <w:rFonts w:ascii="Times New Roman" w:eastAsia="Times New Roman" w:hAnsi="Times New Roman" w:cs="Times New Roman"/>
+          <w:sz w:val="24"/>
+          <w:szCs w:val="24"/>
+        </w:rPr>
+        <w:t xml:space="preserve"> table.</w:t>
+      </w:r>
+    </w:p>
+    <w:p>
+      <w:pPr>
+        <w:numPr>
+          <w:ilvl w:val="0"/>
+          <w:numId w:val="49"/>
+        </w:numPr>
+        <w:spacing w:before="100" w:beforeAutospacing="1" w:after="100" w:afterAutospacing="1" w:line="240" w:lineRule="auto"/>
+        <w:rPr>
+          <w:rFonts w:ascii="Times New Roman" w:eastAsia="Times New Roman" w:hAnsi="Times New Roman" w:cs="Times New Roman"/>
+          <w:sz w:val="24"/>
+          <w:szCs w:val="24"/>
+        </w:rPr>
+      </w:pPr>
+      <w:r>
+        <w:rPr>
+          <w:rFonts w:ascii="Times New Roman" w:eastAsia="Times New Roman" w:hAnsi="Times New Roman" w:cs="Times New Roman"/>
+          <w:sz w:val="24"/>
+          <w:szCs w:val="24"/>
+        </w:rPr>
+        <w:t>When the user enters a bank name:</w:t>
+      </w:r>
+    </w:p>
+    <w:p>
+      <w:pPr>
+        <w:numPr>
+          <w:ilvl w:val="1"/>
+          <w:numId w:val="49"/>
+        </w:numPr>
+        <w:spacing w:before="100" w:beforeAutospacing="1" w:after="100" w:afterAutospacing="1" w:line="240" w:lineRule="auto"/>
+        <w:rPr>
+          <w:rFonts w:ascii="Times New Roman" w:eastAsia="Times New Roman" w:hAnsi="Times New Roman" w:cs="Times New Roman"/>
+          <w:sz w:val="24"/>
+          <w:szCs w:val="24"/>
+        </w:rPr>
+      </w:pPr>
+      <w:r>
+        <w:rPr>
+          <w:rFonts w:ascii="Times New Roman" w:eastAsia="Times New Roman" w:hAnsi="Times New Roman" w:cs="Times New Roman"/>
+          <w:sz w:val="24"/>
+          <w:szCs w:val="24"/>
+        </w:rPr>
+        <w:t xml:space="preserve">If the bank exists </w:t>
+      </w:r>
+      <w:r>
+        <w:rPr>
+          <w:rFonts w:ascii="Times New Roman" w:eastAsia="Times New Roman" w:hAnsi="Times New Roman" w:cs="Times New Roman"/>
+          <w:b/>
+          <w:bCs/>
+          <w:sz w:val="24"/>
+          <w:szCs w:val="24"/>
+        </w:rPr>
+        <w:t>and</w:t>
+      </w:r>
+      <w:r>
+        <w:rPr>
+          <w:rFonts w:ascii="Times New Roman" w:eastAsia="Times New Roman" w:hAnsi="Times New Roman" w:cs="Times New Roman"/>
+          <w:sz w:val="24"/>
+          <w:szCs w:val="24"/>
+        </w:rPr>
+        <w:t xml:space="preserve"> the user has permission → access is granted.</w:t>
+      </w:r>
+    </w:p>
+    <w:p>
+      <w:pPr>
+        <w:numPr>
+          <w:ilvl w:val="1"/>
+          <w:numId w:val="49"/>
+        </w:numPr>
+        <w:spacing w:before="100" w:beforeAutospacing="1" w:after="100" w:afterAutospacing="1" w:line="240" w:lineRule="auto"/>
+        <w:rPr>
+          <w:rFonts w:ascii="Times New Roman" w:eastAsia="Times New Roman" w:hAnsi="Times New Roman" w:cs="Times New Roman"/>
+          <w:sz w:val="24"/>
+          <w:szCs w:val="24"/>
+        </w:rPr>
+      </w:pPr>
+      <w:r>
+        <w:rPr>
+          <w:rFonts w:ascii="Times New Roman" w:eastAsia="Times New Roman" w:hAnsi="Times New Roman" w:cs="Times New Roman"/>
+          <w:sz w:val="24"/>
+          <w:szCs w:val="24"/>
+        </w:rPr>
+        <w:t xml:space="preserve">If the bank exists but is </w:t>
+      </w:r>
+      <w:r>
+        <w:rPr>
+          <w:rFonts w:ascii="Times New Roman" w:eastAsia="Times New Roman" w:hAnsi="Times New Roman" w:cs="Times New Roman"/>
+          <w:b/>
+          <w:bCs/>
+          <w:sz w:val="24"/>
+          <w:szCs w:val="24"/>
+        </w:rPr>
+        <w:t>not assigned</w:t>
+      </w:r>
+      <w:r>
+        <w:rPr>
+          <w:rFonts w:ascii="Times New Roman" w:eastAsia="Times New Roman" w:hAnsi="Times New Roman" w:cs="Times New Roman"/>
+          <w:sz w:val="24"/>
+          <w:szCs w:val="24"/>
+        </w:rPr>
+        <w:t xml:space="preserve"> to the user → access is denied.</w:t>
+      </w:r>
+    </w:p>
+    <w:p>
+      <w:pPr>
+        <w:numPr>
+          <w:ilvl w:val="1"/>
+          <w:numId w:val="49"/>
+        </w:numPr>
+        <w:spacing w:before="100" w:beforeAutospacing="1" w:after="100" w:afterAutospacing="1" w:line="240" w:lineRule="auto"/>
+        <w:rPr>
+          <w:rFonts w:ascii="Times New Roman" w:eastAsia="Times New Roman" w:hAnsi="Times New Roman" w:cs="Times New Roman"/>
+          <w:sz w:val="24"/>
+          <w:szCs w:val="24"/>
+        </w:rPr>
+      </w:pPr>
+      <w:r>
+        <w:rPr>
+          <w:rFonts w:ascii="Times New Roman" w:eastAsia="Times New Roman" w:hAnsi="Times New Roman" w:cs="Times New Roman"/>
+          <w:sz w:val="24"/>
+          <w:szCs w:val="24"/>
+        </w:rPr>
+        <w:t xml:space="preserve">If the bank </w:t>
+      </w:r>
+      <w:r>
+        <w:rPr>
+          <w:rFonts w:ascii="Times New Roman" w:eastAsia="Times New Roman" w:hAnsi="Times New Roman" w:cs="Times New Roman"/>
+          <w:b/>
+          <w:bCs/>
+          <w:sz w:val="24"/>
+          <w:szCs w:val="24"/>
+        </w:rPr>
+        <w:t>does not exist</w:t>
+      </w:r>
+      <w:r>
+        <w:rPr>
+          <w:rFonts w:ascii="Times New Roman" w:eastAsia="Times New Roman" w:hAnsi="Times New Roman" w:cs="Times New Roman"/>
+          <w:sz w:val="24"/>
+          <w:szCs w:val="24"/>
+        </w:rPr>
+        <w:t>:</w:t>
+      </w:r>
+    </w:p>
+    <w:p>
+      <w:pPr>
+        <w:numPr>
+          <w:ilvl w:val="2"/>
+          <w:numId w:val="49"/>
+        </w:numPr>
+        <w:spacing w:before="100" w:beforeAutospacing="1" w:after="100" w:afterAutospacing="1" w:line="240" w:lineRule="auto"/>
+        <w:rPr>
+          <w:rFonts w:ascii="Times New Roman" w:eastAsia="Times New Roman" w:hAnsi="Times New Roman" w:cs="Times New Roman"/>
+          <w:sz w:val="24"/>
+          <w:szCs w:val="24"/>
+        </w:rPr>
+      </w:pPr>
+      <w:r>
+        <w:rPr>
+          <w:rFonts w:ascii="Times New Roman" w:eastAsia="Times New Roman" w:hAnsi="Times New Roman" w:cs="Times New Roman"/>
+          <w:sz w:val="24"/>
+          <w:szCs w:val="24"/>
+        </w:rPr>
+        <w:t>The user will see a message asking if they want to create it.</w:t>
+      </w:r>
+    </w:p>
+    <w:p>
+      <w:pPr>
+        <w:numPr>
+          <w:ilvl w:val="2"/>
+          <w:numId w:val="49"/>
+        </w:numPr>
+        <w:spacing w:before="100" w:beforeAutospacing="1" w:after="100" w:afterAutospacing="1" w:line="240" w:lineRule="auto"/>
+        <w:rPr>
+          <w:rFonts w:ascii="Times New Roman" w:eastAsia="Times New Roman" w:hAnsi="Times New Roman" w:cs="Times New Roman"/>
+          <w:sz w:val="24"/>
+          <w:szCs w:val="24"/>
+        </w:rPr>
+      </w:pPr>
+      <w:r>
+        <w:rPr>
+          <w:rFonts w:ascii="Times New Roman" w:eastAsia="Times New Roman" w:hAnsi="Times New Roman" w:cs="Times New Roman"/>
+          <w:sz w:val="24"/>
+          <w:szCs w:val="24"/>
+        </w:rPr>
+        <w:t xml:space="preserve">If they say </w:t>
+      </w:r>
+      <w:r>
+        <w:rPr>
+          <w:rFonts w:ascii="Times New Roman" w:eastAsia="Times New Roman" w:hAnsi="Times New Roman" w:cs="Times New Roman"/>
+          <w:b/>
+          <w:bCs/>
+          <w:sz w:val="24"/>
+          <w:szCs w:val="24"/>
+        </w:rPr>
+        <w:t>Yes</w:t>
+      </w:r>
+      <w:r>
+        <w:rPr>
+          <w:rFonts w:ascii="Times New Roman" w:eastAsia="Times New Roman" w:hAnsi="Times New Roman" w:cs="Times New Roman"/>
+          <w:sz w:val="24"/>
+          <w:szCs w:val="24"/>
+        </w:rPr>
+        <w:t>, the application:</w:t>
+      </w:r>
+    </w:p>
+    <w:p>
+      <w:pPr>
+        <w:numPr>
+          <w:ilvl w:val="3"/>
+          <w:numId w:val="49"/>
+        </w:numPr>
+        <w:spacing w:before="100" w:beforeAutospacing="1" w:after="100" w:afterAutospacing="1" w:line="240" w:lineRule="auto"/>
+        <w:rPr>
+          <w:rFonts w:ascii="Times New Roman" w:eastAsia="Times New Roman" w:hAnsi="Times New Roman" w:cs="Times New Roman"/>
+          <w:sz w:val="24"/>
+          <w:szCs w:val="24"/>
+        </w:rPr>
+      </w:pPr>
+      <w:r>
+        <w:rPr>
+          <w:rFonts w:ascii="Times New Roman" w:eastAsia="Times New Roman" w:hAnsi="Times New Roman" w:cs="Times New Roman"/>
+          <w:sz w:val="24"/>
+          <w:szCs w:val="24"/>
+        </w:rPr>
+        <w:t>Creates the bank.</w:t>
+      </w:r>
+    </w:p>
+    <w:p>
+      <w:pPr>
+        <w:numPr>
+          <w:ilvl w:val="3"/>
+          <w:numId w:val="49"/>
+        </w:numPr>
+        <w:spacing w:before="100" w:beforeAutospacing="1" w:after="100" w:afterAutospacing="1" w:line="240" w:lineRule="auto"/>
+        <w:rPr>
+          <w:rFonts w:ascii="Times New Roman" w:eastAsia="Times New Roman" w:hAnsi="Times New Roman" w:cs="Times New Roman"/>
+          <w:sz w:val="24"/>
+          <w:szCs w:val="24"/>
+        </w:rPr>
+      </w:pPr>
+      <w:r>
+        <w:rPr>
+          <w:rFonts w:ascii="Times New Roman" w:eastAsia="Times New Roman" w:hAnsi="Times New Roman" w:cs="Times New Roman"/>
+          <w:sz w:val="24"/>
+          <w:szCs w:val="24"/>
+        </w:rPr>
+        <w:t xml:space="preserve">Automatically adds a row to </w:t>
+      </w:r>
+      <w:proofErr w:type="spellStart"/>
+      <w:r>
+        <w:rPr>
+          <w:rFonts w:ascii="Times New Roman" w:eastAsia="Times New Roman" w:hAnsi="Times New Roman" w:cs="Times New Roman"/>
+          <w:b/>
+          <w:bCs/>
+          <w:sz w:val="24"/>
+          <w:szCs w:val="24"/>
+        </w:rPr>
+        <w:t>BankUserMapping</w:t>
+      </w:r>
+      <w:proofErr w:type="spellEnd"/>
+      <w:r>
+        <w:rPr>
+          <w:rFonts w:ascii="Times New Roman" w:eastAsia="Times New Roman" w:hAnsi="Times New Roman" w:cs="Times New Roman"/>
+          <w:sz w:val="24"/>
+          <w:szCs w:val="24"/>
+        </w:rPr>
+        <w:t xml:space="preserve"> to link the user to that new bank.</w:t>
+      </w:r>
+    </w:p>
+    <w:p>
+      <w:pPr>
+        <w:spacing w:after="0" w:line="240" w:lineRule="auto"/>
+        <w:rPr>
+          <w:rFonts w:ascii="Times New Roman" w:eastAsia="Times New Roman" w:hAnsi="Times New Roman" w:cs="Times New Roman"/>
+          <w:sz w:val="24"/>
+          <w:szCs w:val="24"/>
+        </w:rPr>
+      </w:pPr>
+      <w:r>
+        <w:rPr>
+          <w:rFonts w:ascii="Times New Roman" w:eastAsia="Times New Roman" w:hAnsi="Times New Roman" w:cs="Times New Roman"/>
+          <w:sz w:val="24"/>
+          <w:szCs w:val="24"/>
+        </w:rPr>
+        <w:pict w14:anchorId="2A724F06">
+          <v:rect id="_x0000_i1030" style="width:0;height:1.5pt" o:hralign="center" o:hrstd="t" o:hr="t" fillcolor="#a0a0a0" stroked="f"/>
+        </w:pict>
+      </w:r>
+    </w:p>
+    <w:p>
+      <w:pPr>
+        <w:pStyle w:val="Heading4"/>
+      </w:pPr>
+      <w:r>
+        <w:rPr>
+          <w:rFonts w:ascii="Segoe UI Emoji" w:hAnsi="Segoe UI Emoji" w:cs="Segoe UI Emoji"/>
+        </w:rPr>
+        <w:t>✅</w:t>
+      </w:r>
+      <w:r>
+        <w:t xml:space="preserve"> </w:t>
+      </w:r>
+      <w:r>
+        <w:t>6</w:t>
+      </w:r>
+      <w:r>
+        <w:t>. Verify Mappings</w:t>
+      </w:r>
+    </w:p>
+    <w:p>
+      <w:pPr>
+        <w:spacing w:before="100" w:beforeAutospacing="1" w:after="100" w:afterAutospacing="1" w:line="240" w:lineRule="auto"/>
+        <w:rPr>
+          <w:rFonts w:ascii="Times New Roman" w:eastAsia="Times New Roman" w:hAnsi="Times New Roman" w:cs="Times New Roman"/>
+          <w:sz w:val="24"/>
+          <w:szCs w:val="24"/>
+        </w:rPr>
+      </w:pPr>
+      <w:r>
+        <w:rPr>
+          <w:rFonts w:ascii="Times New Roman" w:eastAsia="Times New Roman" w:hAnsi="Times New Roman" w:cs="Times New Roman"/>
+          <w:sz w:val="24"/>
+          <w:szCs w:val="24"/>
+        </w:rPr>
+        <w:t xml:space="preserve">To see which </w:t>
+      </w:r>
+      <w:proofErr w:type="gramStart"/>
+      <w:r>
+        <w:rPr>
+          <w:rFonts w:ascii="Times New Roman" w:eastAsia="Times New Roman" w:hAnsi="Times New Roman" w:cs="Times New Roman"/>
+          <w:sz w:val="24"/>
+          <w:szCs w:val="24"/>
+        </w:rPr>
+        <w:t>users</w:t>
+      </w:r>
+      <w:proofErr w:type="gramEnd"/>
+      <w:r>
+        <w:rPr>
+          <w:rFonts w:ascii="Times New Roman" w:eastAsia="Times New Roman" w:hAnsi="Times New Roman" w:cs="Times New Roman"/>
+          <w:sz w:val="24"/>
+          <w:szCs w:val="24"/>
+        </w:rPr>
+        <w:t xml:space="preserve"> have access to which banks</w:t>
+      </w:r>
+      <w:r>
+        <w:rPr>
+          <w:rFonts w:ascii="Times New Roman" w:eastAsia="Times New Roman" w:hAnsi="Times New Roman" w:cs="Times New Roman"/>
+          <w:sz w:val="24"/>
+          <w:szCs w:val="24"/>
+        </w:rPr>
+        <w:t>, in a new query</w:t>
+      </w:r>
+      <w:r>
+        <w:rPr>
+          <w:rFonts w:ascii="Times New Roman" w:eastAsia="Times New Roman" w:hAnsi="Times New Roman" w:cs="Times New Roman"/>
+          <w:sz w:val="24"/>
+          <w:szCs w:val="24"/>
+        </w:rPr>
+        <w:t>:</w:t>
+      </w:r>
+    </w:p>
+    <w:p>
+      <w:pPr>
+        <w:tabs>
+          <w:tab w:val="left" w:pos="916"/>
+          <w:tab w:val="left" w:pos="1832"/>
+          <w:tab w:val="left" w:pos="2748"/>
+          <w:tab w:val="left" w:pos="3664"/>
+          <w:tab w:val="left" w:pos="4580"/>
+          <w:tab w:val="left" w:pos="5496"/>
+          <w:tab w:val="left" w:pos="6412"/>
+          <w:tab w:val="left" w:pos="7328"/>
+          <w:tab w:val="left" w:pos="8244"/>
+          <w:tab w:val="left" w:pos="9160"/>
+          <w:tab w:val="left" w:pos="10076"/>
+          <w:tab w:val="left" w:pos="10992"/>
+          <w:tab w:val="left" w:pos="11908"/>
+          <w:tab w:val="left" w:pos="12824"/>
+          <w:tab w:val="left" w:pos="13740"/>
+          <w:tab w:val="left" w:pos="14656"/>
+        </w:tabs>
+        <w:spacing w:after="0" w:line="240" w:lineRule="auto"/>
+        <w:rPr>
+          <w:rFonts w:ascii="Courier New" w:eastAsia="Times New Roman" w:hAnsi="Courier New" w:cs="Courier New"/>
+          <w:sz w:val="20"/>
+          <w:szCs w:val="20"/>
+        </w:rPr>
+      </w:pPr>
+      <w:r>
+        <w:rPr>
+          <w:rFonts w:ascii="Courier New" w:eastAsia="Times New Roman" w:hAnsi="Courier New" w:cs="Courier New"/>
+          <w:sz w:val="20"/>
+          <w:szCs w:val="20"/>
+        </w:rPr>
+        <w:t xml:space="preserve">SELECT * FROM </w:t>
+      </w:r>
+      <w:proofErr w:type="spellStart"/>
+      <w:r>
+        <w:rPr>
+          <w:rFonts w:ascii="Courier New" w:eastAsia="Times New Roman" w:hAnsi="Courier New" w:cs="Courier New"/>
+          <w:sz w:val="20"/>
+          <w:szCs w:val="20"/>
+        </w:rPr>
+        <w:t>BankUserMapping</w:t>
+      </w:r>
+      <w:proofErr w:type="spellEnd"/>
+      <w:r>
+        <w:rPr>
+          <w:rFonts w:ascii="Courier New" w:eastAsia="Times New Roman" w:hAnsi="Courier New" w:cs="Courier New"/>
+          <w:sz w:val="20"/>
+          <w:szCs w:val="20"/>
+        </w:rPr>
+        <w:t>;</w:t>
+      </w:r>
+    </w:p>
+    <w:p>
+      <w:pPr>
+        <w:spacing w:before="100" w:beforeAutospacing="1" w:after="100" w:afterAutospacing="1" w:line="240" w:lineRule="auto"/>
+        <w:rPr>
+          <w:rFonts w:ascii="Times New Roman" w:eastAsia="Times New Roman" w:hAnsi="Times New Roman" w:cs="Times New Roman"/>
+          <w:sz w:val="24"/>
+          <w:szCs w:val="24"/>
+        </w:rPr>
+      </w:pPr>
+      <w:r>
+        <w:rPr>
+          <w:rFonts w:ascii="Times New Roman" w:eastAsia="Times New Roman" w:hAnsi="Times New Roman" w:cs="Times New Roman"/>
+          <w:sz w:val="24"/>
+          <w:szCs w:val="24"/>
+        </w:rPr>
+        <w:t>You should see rows like:</w:t>
+      </w:r>
+    </w:p>
+    <w:tbl>
+      <w:tblPr>
+        <w:tblW w:w="0" w:type="auto"/>
+        <w:tblCellSpacing w:w="15" w:type="dxa"/>
+        <w:tblBorders>
+          <w:top w:val="single" w:sz="4" w:space="0" w:color="auto"/>
+          <w:left w:val="single" w:sz="4" w:space="0" w:color="auto"/>
+          <w:bottom w:val="single" w:sz="4" w:space="0" w:color="auto"/>
+          <w:right w:val="single" w:sz="4" w:space="0" w:color="auto"/>
+          <w:insideH w:val="single" w:sz="4" w:space="0" w:color="auto"/>
+          <w:insideV w:val="single" w:sz="4" w:space="0" w:color="auto"/>
+        </w:tblBorders>
+        <w:tblCellMar>
+          <w:top w:w="15" w:type="dxa"/>
+          <w:left w:w="15" w:type="dxa"/>
+          <w:bottom w:w="15" w:type="dxa"/>
+          <w:right w:w="15" w:type="dxa"/>
+        </w:tblCellMar>
+        <w:tblLook w:val="04A0" w:firstRow="1" w:lastRow="0" w:firstColumn="1" w:lastColumn="0" w:noHBand="0" w:noVBand="1"/>
+      </w:tblPr>
+      <w:tblGrid>
+        <w:gridCol w:w="1229"/>
+        <w:gridCol w:w="869"/>
+      </w:tblGrid>
+      <w:tr>
+        <w:trPr>
+          <w:tblHeader/>
+          <w:tblCellSpacing w:w="15" w:type="dxa"/>
+        </w:trPr>
+        <w:tc>
+          <w:tcPr>
+            <w:tcW w:w="0" w:type="auto"/>
+            <w:vAlign w:val="center"/>
+            <w:hideMark/>
+          </w:tcPr>
+          <w:p>
+            <w:pPr>
+              <w:spacing w:after="0" w:line="240" w:lineRule="auto"/>
+              <w:jc w:val="center"/>
+              <w:rPr>
+                <w:rFonts w:ascii="Times New Roman" w:eastAsia="Times New Roman" w:hAnsi="Times New Roman" w:cs="Times New Roman"/>
+                <w:b/>
+                <w:bCs/>
+                <w:sz w:val="24"/>
+                <w:szCs w:val="24"/>
+              </w:rPr>
+            </w:pPr>
+            <w:proofErr w:type="spellStart"/>
+            <w:r>
+              <w:rPr>
+                <w:rFonts w:ascii="Times New Roman" w:eastAsia="Times New Roman" w:hAnsi="Times New Roman" w:cs="Times New Roman"/>
+                <w:b/>
+                <w:bCs/>
+                <w:sz w:val="24"/>
+                <w:szCs w:val="24"/>
+              </w:rPr>
+              <w:t>UserName</w:t>
+            </w:r>
+            <w:proofErr w:type="spellEnd"/>
+          </w:p>
+        </w:tc>
+        <w:tc>
+          <w:tcPr>
+            <w:tcW w:w="0" w:type="auto"/>
+            <w:vAlign w:val="center"/>
+            <w:hideMark/>
+          </w:tcPr>
+          <w:p>
+            <w:pPr>
+              <w:spacing w:after="0" w:line="240" w:lineRule="auto"/>
+              <w:jc w:val="center"/>
+              <w:rPr>
+                <w:rFonts w:ascii="Times New Roman" w:eastAsia="Times New Roman" w:hAnsi="Times New Roman" w:cs="Times New Roman"/>
+                <w:b/>
+                <w:bCs/>
+                <w:sz w:val="24"/>
+                <w:szCs w:val="24"/>
+              </w:rPr>
+            </w:pPr>
+            <w:proofErr w:type="spellStart"/>
+            <w:r>
+              <w:rPr>
+                <w:rFonts w:ascii="Times New Roman" w:eastAsia="Times New Roman" w:hAnsi="Times New Roman" w:cs="Times New Roman"/>
+                <w:b/>
+                <w:bCs/>
+                <w:sz w:val="24"/>
+                <w:szCs w:val="24"/>
+              </w:rPr>
+              <w:t>BankId</w:t>
+            </w:r>
+            <w:proofErr w:type="spellEnd"/>
+          </w:p>
+        </w:tc>
+      </w:tr>
+      <w:tr>
+        <w:trPr>
+          <w:tblCellSpacing w:w="15" w:type="dxa"/>
+        </w:trPr>
+        <w:tc>
+          <w:tcPr>
+            <w:tcW w:w="0" w:type="auto"/>
+            <w:vAlign w:val="center"/>
+            <w:hideMark/>
+          </w:tcPr>
+          <w:p>
+            <w:pPr>
+              <w:spacing w:after="0" w:line="240" w:lineRule="auto"/>
+              <w:rPr>
+                <w:rFonts w:ascii="Times New Roman" w:eastAsia="Times New Roman" w:hAnsi="Times New Roman" w:cs="Times New Roman"/>
+                <w:sz w:val="24"/>
+                <w:szCs w:val="24"/>
+              </w:rPr>
+            </w:pPr>
+            <w:proofErr w:type="spellStart"/>
+            <w:r>
+              <w:rPr>
+                <w:rFonts w:ascii="Times New Roman" w:eastAsia="Times New Roman" w:hAnsi="Times New Roman" w:cs="Times New Roman"/>
+                <w:sz w:val="24"/>
+                <w:szCs w:val="24"/>
+              </w:rPr>
+              <w:t>ABankUser</w:t>
+            </w:r>
+            <w:proofErr w:type="spellEnd"/>
+          </w:p>
+        </w:tc>
+        <w:tc>
+          <w:tcPr>
+            <w:tcW w:w="0" w:type="auto"/>
+            <w:vAlign w:val="center"/>
+            <w:hideMark/>
+          </w:tcPr>
+          <w:p>
+            <w:pPr>
+              <w:spacing w:after="0" w:line="240" w:lineRule="auto"/>
+              <w:rPr>
+                <w:rFonts w:ascii="Times New Roman" w:eastAsia="Times New Roman" w:hAnsi="Times New Roman" w:cs="Times New Roman"/>
+                <w:sz w:val="24"/>
+                <w:szCs w:val="24"/>
+              </w:rPr>
+            </w:pPr>
+            <w:r>
+              <w:rPr>
+                <w:rFonts w:ascii="Times New Roman" w:eastAsia="Times New Roman" w:hAnsi="Times New Roman" w:cs="Times New Roman"/>
+                <w:sz w:val="24"/>
+                <w:szCs w:val="24"/>
+              </w:rPr>
+              <w:t>1</w:t>
+            </w:r>
+          </w:p>
+        </w:tc>
+      </w:tr>
+      <w:tr>
+        <w:trPr>
+          <w:tblCellSpacing w:w="15" w:type="dxa"/>
+        </w:trPr>
+        <w:tc>
+          <w:tcPr>
+            <w:tcW w:w="0" w:type="auto"/>
+            <w:vAlign w:val="center"/>
+            <w:hideMark/>
+          </w:tcPr>
+          <w:p>
+            <w:pPr>
+              <w:spacing w:after="0" w:line="240" w:lineRule="auto"/>
+              <w:rPr>
+                <w:rFonts w:ascii="Times New Roman" w:eastAsia="Times New Roman" w:hAnsi="Times New Roman" w:cs="Times New Roman"/>
+                <w:sz w:val="24"/>
+                <w:szCs w:val="24"/>
+              </w:rPr>
+            </w:pPr>
+            <w:proofErr w:type="spellStart"/>
+            <w:r>
+              <w:rPr>
+                <w:rFonts w:ascii="Times New Roman" w:eastAsia="Times New Roman" w:hAnsi="Times New Roman" w:cs="Times New Roman"/>
+                <w:sz w:val="24"/>
+                <w:szCs w:val="24"/>
+              </w:rPr>
+              <w:t>ABankUser</w:t>
+            </w:r>
+            <w:proofErr w:type="spellEnd"/>
+          </w:p>
+        </w:tc>
+        <w:tc>
+          <w:tcPr>
+            <w:tcW w:w="0" w:type="auto"/>
+            <w:vAlign w:val="center"/>
+            <w:hideMark/>
+          </w:tcPr>
+          <w:p>
+            <w:pPr>
+              <w:spacing w:after="0" w:line="240" w:lineRule="auto"/>
+              <w:rPr>
+                <w:rFonts w:ascii="Times New Roman" w:eastAsia="Times New Roman" w:hAnsi="Times New Roman" w:cs="Times New Roman"/>
+                <w:sz w:val="24"/>
+                <w:szCs w:val="24"/>
+              </w:rPr>
+            </w:pPr>
+            <w:r>
+              <w:rPr>
+                <w:rFonts w:ascii="Times New Roman" w:eastAsia="Times New Roman" w:hAnsi="Times New Roman" w:cs="Times New Roman"/>
+                <w:sz w:val="24"/>
+                <w:szCs w:val="24"/>
+              </w:rPr>
+              <w:t>2</w:t>
+            </w:r>
+          </w:p>
+        </w:tc>
+      </w:tr>
+      <w:tr>
+        <w:trPr>
+          <w:tblCellSpacing w:w="15" w:type="dxa"/>
+        </w:trPr>
+        <w:tc>
+          <w:tcPr>
+            <w:tcW w:w="0" w:type="auto"/>
+            <w:vAlign w:val="center"/>
+            <w:hideMark/>
+          </w:tcPr>
+          <w:p>
+            <w:pPr>
+              <w:spacing w:after="0" w:line="240" w:lineRule="auto"/>
+              <w:rPr>
+                <w:rFonts w:ascii="Times New Roman" w:eastAsia="Times New Roman" w:hAnsi="Times New Roman" w:cs="Times New Roman"/>
+                <w:sz w:val="24"/>
+                <w:szCs w:val="24"/>
+              </w:rPr>
+            </w:pPr>
+            <w:proofErr w:type="spellStart"/>
+            <w:r>
+              <w:rPr>
+                <w:rFonts w:ascii="Times New Roman" w:eastAsia="Times New Roman" w:hAnsi="Times New Roman" w:cs="Times New Roman"/>
+                <w:sz w:val="24"/>
+                <w:szCs w:val="24"/>
+              </w:rPr>
+              <w:t>BBank</w:t>
+            </w:r>
+            <w:r>
+              <w:rPr>
+                <w:rFonts w:ascii="Times New Roman" w:eastAsia="Times New Roman" w:hAnsi="Times New Roman" w:cs="Times New Roman"/>
+                <w:sz w:val="24"/>
+                <w:szCs w:val="24"/>
+              </w:rPr>
+              <w:t>User</w:t>
+            </w:r>
+            <w:proofErr w:type="spellEnd"/>
+          </w:p>
+        </w:tc>
+        <w:tc>
+          <w:tcPr>
+            <w:tcW w:w="0" w:type="auto"/>
+            <w:vAlign w:val="center"/>
+            <w:hideMark/>
+          </w:tcPr>
+          <w:p>
+            <w:pPr>
+              <w:spacing w:after="0" w:line="240" w:lineRule="auto"/>
+              <w:rPr>
+                <w:rFonts w:ascii="Times New Roman" w:eastAsia="Times New Roman" w:hAnsi="Times New Roman" w:cs="Times New Roman"/>
+                <w:sz w:val="24"/>
+                <w:szCs w:val="24"/>
+              </w:rPr>
+            </w:pPr>
+            <w:r>
+              <w:rPr>
+                <w:rFonts w:ascii="Times New Roman" w:eastAsia="Times New Roman" w:hAnsi="Times New Roman" w:cs="Times New Roman"/>
+                <w:sz w:val="24"/>
+                <w:szCs w:val="24"/>
+              </w:rPr>
+              <w:t>3</w:t>
+            </w:r>
+          </w:p>
+        </w:tc>
+      </w:tr>
+    </w:tbl>
+    <w:p>
+      <w:pPr>
+        <w:spacing w:after="0" w:line="240" w:lineRule="auto"/>
+        <w:rPr>
+          <w:rFonts w:ascii="Times New Roman" w:eastAsia="Times New Roman" w:hAnsi="Times New Roman" w:cs="Times New Roman"/>
+          <w:sz w:val="24"/>
+          <w:szCs w:val="24"/>
+        </w:rPr>
+      </w:pPr>
+      <w:r>
+        <w:rPr>
+          <w:rFonts w:ascii="Times New Roman" w:eastAsia="Times New Roman" w:hAnsi="Times New Roman" w:cs="Times New Roman"/>
+          <w:sz w:val="24"/>
+          <w:szCs w:val="24"/>
+        </w:rPr>
+        <w:pict w14:anchorId="7E4E7005">
+          <v:rect id="_x0000_i1031" style="width:0;height:1.5pt" o:hralign="center" o:hrstd="t" o:hr="t" fillcolor="#a0a0a0" stroked="f"/>
+        </w:pict>
+      </w:r>
+    </w:p>
+    <w:p>
+      <w:pPr>
+        <w:pStyle w:val="Heading4"/>
+      </w:pPr>
+      <w:r>
+        <w:rPr>
+          <w:rFonts w:ascii="Segoe UI Emoji" w:hAnsi="Segoe UI Emoji" w:cs="Segoe UI Emoji"/>
+        </w:rPr>
+        <w:t>✅</w:t>
+      </w:r>
+      <w:r>
+        <w:t xml:space="preserve"> </w:t>
+      </w:r>
+      <w:r>
+        <w:t>7</w:t>
+      </w:r>
+      <w:r>
+        <w:t>. Example Scenario</w:t>
+      </w:r>
+    </w:p>
+    <w:p>
+      <w:pPr>
+        <w:numPr>
+          <w:ilvl w:val="0"/>
+          <w:numId w:val="50"/>
+        </w:numPr>
+        <w:spacing w:before="100" w:beforeAutospacing="1" w:after="100" w:afterAutospacing="1" w:line="240" w:lineRule="auto"/>
+        <w:rPr>
+          <w:rFonts w:ascii="Times New Roman" w:eastAsia="Times New Roman" w:hAnsi="Times New Roman" w:cs="Times New Roman"/>
+          <w:sz w:val="24"/>
+          <w:szCs w:val="24"/>
+        </w:rPr>
+      </w:pPr>
+      <w:r>
+        <w:rPr>
+          <w:rFonts w:ascii="Times New Roman" w:eastAsia="Times New Roman" w:hAnsi="Times New Roman" w:cs="Times New Roman"/>
+          <w:sz w:val="24"/>
+          <w:szCs w:val="24"/>
+        </w:rPr>
+        <w:t>You create:</w:t>
+      </w:r>
+    </w:p>
+    <w:p>
+      <w:pPr>
+        <w:tabs>
+          <w:tab w:val="left" w:pos="916"/>
+          <w:tab w:val="left" w:pos="1832"/>
+          <w:tab w:val="left" w:pos="2748"/>
+          <w:tab w:val="left" w:pos="3664"/>
+          <w:tab w:val="left" w:pos="4580"/>
+          <w:tab w:val="left" w:pos="5496"/>
+          <w:tab w:val="left" w:pos="6412"/>
+          <w:tab w:val="left" w:pos="7328"/>
+          <w:tab w:val="left" w:pos="8244"/>
+          <w:tab w:val="left" w:pos="9160"/>
+          <w:tab w:val="left" w:pos="10076"/>
+          <w:tab w:val="left" w:pos="10992"/>
+          <w:tab w:val="left" w:pos="11908"/>
+          <w:tab w:val="left" w:pos="12824"/>
+          <w:tab w:val="left" w:pos="13740"/>
+          <w:tab w:val="left" w:pos="14656"/>
+        </w:tabs>
+        <w:spacing w:after="0" w:line="240" w:lineRule="auto"/>
+        <w:ind w:left="720"/>
+        <w:rPr>
+          <w:rFonts w:ascii="Courier New" w:eastAsia="Times New Roman" w:hAnsi="Courier New" w:cs="Courier New"/>
+          <w:sz w:val="20"/>
+          <w:szCs w:val="20"/>
+        </w:rPr>
+      </w:pPr>
+      <w:r>
+        <w:rPr>
+          <w:rFonts w:ascii="Courier New" w:eastAsia="Times New Roman" w:hAnsi="Courier New" w:cs="Courier New"/>
+          <w:sz w:val="20"/>
+          <w:szCs w:val="20"/>
+        </w:rPr>
+        <w:t xml:space="preserve">CREATE LOGIN </w:t>
+      </w:r>
+      <w:proofErr w:type="spellStart"/>
+      <w:r>
+        <w:rPr>
+          <w:rFonts w:ascii="Courier New" w:eastAsia="Times New Roman" w:hAnsi="Courier New" w:cs="Courier New"/>
+          <w:sz w:val="20"/>
+          <w:szCs w:val="20"/>
+        </w:rPr>
+        <w:t>ABankUser</w:t>
+      </w:r>
+      <w:proofErr w:type="spellEnd"/>
+      <w:r>
+        <w:rPr>
+          <w:rFonts w:ascii="Courier New" w:eastAsia="Times New Roman" w:hAnsi="Courier New" w:cs="Courier New"/>
+          <w:sz w:val="20"/>
+          <w:szCs w:val="20"/>
+        </w:rPr>
+        <w:t xml:space="preserve"> WITH PASSWORD = 'StrongPassword123!';</w:t>
+      </w:r>
+    </w:p>
+    <w:p>
+      <w:pPr>
+        <w:tabs>
+          <w:tab w:val="left" w:pos="916"/>
+          <w:tab w:val="left" w:pos="1832"/>
+          <w:tab w:val="left" w:pos="2748"/>
+          <w:tab w:val="left" w:pos="3664"/>
+          <w:tab w:val="left" w:pos="4580"/>
+          <w:tab w:val="left" w:pos="5496"/>
+          <w:tab w:val="left" w:pos="6412"/>
+          <w:tab w:val="left" w:pos="7328"/>
+          <w:tab w:val="left" w:pos="8244"/>
+          <w:tab w:val="left" w:pos="9160"/>
+          <w:tab w:val="left" w:pos="10076"/>
+          <w:tab w:val="left" w:pos="10992"/>
+          <w:tab w:val="left" w:pos="11908"/>
+          <w:tab w:val="left" w:pos="12824"/>
+          <w:tab w:val="left" w:pos="13740"/>
+          <w:tab w:val="left" w:pos="14656"/>
+        </w:tabs>
+        <w:spacing w:after="0" w:line="240" w:lineRule="auto"/>
+        <w:ind w:left="720"/>
+        <w:rPr>
+          <w:rFonts w:ascii="Courier New" w:eastAsia="Times New Roman" w:hAnsi="Courier New" w:cs="Courier New"/>
+          <w:sz w:val="20"/>
+          <w:szCs w:val="20"/>
+        </w:rPr>
+      </w:pPr>
+      <w:r>
+        <w:rPr>
+          <w:rFonts w:ascii="Courier New" w:eastAsia="Times New Roman" w:hAnsi="Courier New" w:cs="Courier New"/>
+          <w:sz w:val="20"/>
+          <w:szCs w:val="20"/>
+        </w:rPr>
+        <w:t xml:space="preserve">CREATE USER </w:t>
+      </w:r>
+      <w:proofErr w:type="spellStart"/>
+      <w:r>
+        <w:rPr>
+          <w:rFonts w:ascii="Courier New" w:eastAsia="Times New Roman" w:hAnsi="Courier New" w:cs="Courier New"/>
+          <w:sz w:val="20"/>
+          <w:szCs w:val="20"/>
+        </w:rPr>
+        <w:t>ABankUser</w:t>
+      </w:r>
+      <w:proofErr w:type="spellEnd"/>
+      <w:r>
+        <w:rPr>
+          <w:rFonts w:ascii="Courier New" w:eastAsia="Times New Roman" w:hAnsi="Courier New" w:cs="Courier New"/>
+          <w:sz w:val="20"/>
+          <w:szCs w:val="20"/>
+        </w:rPr>
+        <w:t xml:space="preserve"> FOR LOGIN </w:t>
+      </w:r>
+      <w:proofErr w:type="spellStart"/>
+      <w:r>
+        <w:rPr>
+          <w:rFonts w:ascii="Courier New" w:eastAsia="Times New Roman" w:hAnsi="Courier New" w:cs="Courier New"/>
+          <w:sz w:val="20"/>
+          <w:szCs w:val="20"/>
+        </w:rPr>
+        <w:t>ABankUser</w:t>
+      </w:r>
+      <w:proofErr w:type="spellEnd"/>
+      <w:r>
+        <w:rPr>
+          <w:rFonts w:ascii="Courier New" w:eastAsia="Times New Roman" w:hAnsi="Courier New" w:cs="Courier New"/>
+          <w:sz w:val="20"/>
+          <w:szCs w:val="20"/>
+        </w:rPr>
+        <w:t>;</w:t>
+      </w:r>
+    </w:p>
+    <w:p>
+      <w:pPr>
+        <w:numPr>
+          <w:ilvl w:val="0"/>
+          <w:numId w:val="50"/>
+        </w:numPr>
+        <w:spacing w:before="100" w:beforeAutospacing="1" w:after="100" w:afterAutospacing="1" w:line="240" w:lineRule="auto"/>
+        <w:rPr>
+          <w:rFonts w:ascii="Times New Roman" w:eastAsia="Times New Roman" w:hAnsi="Times New Roman" w:cs="Times New Roman"/>
+          <w:sz w:val="24"/>
+          <w:szCs w:val="24"/>
+        </w:rPr>
+      </w:pPr>
+      <w:r>
+        <w:rPr>
+          <w:rFonts w:ascii="Times New Roman" w:eastAsia="Times New Roman" w:hAnsi="Times New Roman" w:cs="Times New Roman"/>
+          <w:sz w:val="24"/>
+          <w:szCs w:val="24"/>
+        </w:rPr>
+        <w:t xml:space="preserve">Assign </w:t>
+      </w:r>
+      <w:proofErr w:type="spellStart"/>
+      <w:r>
+        <w:rPr>
+          <w:rFonts w:ascii="Courier New" w:eastAsia="Times New Roman" w:hAnsi="Courier New" w:cs="Courier New"/>
+          <w:sz w:val="20"/>
+          <w:szCs w:val="20"/>
         </w:rPr>
         <w:t>BankId</w:t>
       </w:r>
       <w:proofErr w:type="spellEnd"/>
       <w:r>
         <w:rPr>
-          <w:rFonts w:asciiTheme="majorBidi" w:hAnsiTheme="majorBidi" w:cstheme="majorBidi"/>
-          <w:sz w:val="24"/>
-          <w:szCs w:val="24"/>
-        </w:rPr>
-        <w:t xml:space="preserve"> = 1)</w:t>
-      </w:r>
-    </w:p>
-    <w:p>
-      <w:pPr>
-        <w:pStyle w:val="NormalWeb"/>
-      </w:pPr>
-      <w:r>
+          <w:rFonts w:ascii="Courier New" w:eastAsia="Times New Roman" w:hAnsi="Courier New" w:cs="Courier New"/>
+          <w:sz w:val="20"/>
+          <w:szCs w:val="20"/>
+        </w:rPr>
+        <w:t xml:space="preserve"> = 1</w:t>
+      </w:r>
+      <w:r>
+        <w:rPr>
+          <w:rFonts w:ascii="Times New Roman" w:eastAsia="Times New Roman" w:hAnsi="Times New Roman" w:cs="Times New Roman"/>
+          <w:sz w:val="24"/>
+          <w:szCs w:val="24"/>
+        </w:rPr>
+        <w:t>:</w:t>
+      </w:r>
+    </w:p>
+    <w:p>
+      <w:pPr>
+        <w:tabs>
+          <w:tab w:val="left" w:pos="916"/>
+          <w:tab w:val="left" w:pos="1832"/>
+          <w:tab w:val="left" w:pos="2748"/>
+          <w:tab w:val="left" w:pos="3664"/>
+          <w:tab w:val="left" w:pos="4580"/>
+          <w:tab w:val="left" w:pos="5496"/>
+          <w:tab w:val="left" w:pos="6412"/>
+          <w:tab w:val="left" w:pos="7328"/>
+          <w:tab w:val="left" w:pos="8244"/>
+          <w:tab w:val="left" w:pos="9160"/>
+          <w:tab w:val="left" w:pos="10076"/>
+          <w:tab w:val="left" w:pos="10992"/>
+          <w:tab w:val="left" w:pos="11908"/>
+          <w:tab w:val="left" w:pos="12824"/>
+          <w:tab w:val="left" w:pos="13740"/>
+          <w:tab w:val="left" w:pos="14656"/>
+        </w:tabs>
+        <w:spacing w:after="0" w:line="240" w:lineRule="auto"/>
+        <w:ind w:left="720"/>
+        <w:rPr>
+          <w:rFonts w:ascii="Courier New" w:eastAsia="Times New Roman" w:hAnsi="Courier New" w:cs="Courier New"/>
+          <w:sz w:val="20"/>
+          <w:szCs w:val="20"/>
+        </w:rPr>
+      </w:pPr>
+      <w:r>
+        <w:rPr>
+          <w:rFonts w:ascii="Courier New" w:eastAsia="Times New Roman" w:hAnsi="Courier New" w:cs="Courier New"/>
+          <w:sz w:val="20"/>
+          <w:szCs w:val="20"/>
+        </w:rPr>
+        <w:lastRenderedPageBreak/>
+        <w:t xml:space="preserve">INSERT INTO </w:t>
+      </w:r>
+      <w:proofErr w:type="spellStart"/>
+      <w:r>
+        <w:rPr>
+          <w:rFonts w:ascii="Courier New" w:eastAsia="Times New Roman" w:hAnsi="Courier New" w:cs="Courier New"/>
+          <w:sz w:val="20"/>
+          <w:szCs w:val="20"/>
+        </w:rPr>
+        <w:t>BankUserMapping</w:t>
+      </w:r>
+      <w:proofErr w:type="spellEnd"/>
+      <w:r>
+        <w:rPr>
+          <w:rFonts w:ascii="Courier New" w:eastAsia="Times New Roman" w:hAnsi="Courier New" w:cs="Courier New"/>
+          <w:sz w:val="20"/>
+          <w:szCs w:val="20"/>
+        </w:rPr>
+        <w:t xml:space="preserve"> (</w:t>
+      </w:r>
+      <w:proofErr w:type="spellStart"/>
+      <w:r>
+        <w:rPr>
+          <w:rFonts w:ascii="Courier New" w:eastAsia="Times New Roman" w:hAnsi="Courier New" w:cs="Courier New"/>
+          <w:sz w:val="20"/>
+          <w:szCs w:val="20"/>
+        </w:rPr>
+        <w:t>UserName</w:t>
+      </w:r>
+      <w:proofErr w:type="spellEnd"/>
+      <w:r>
+        <w:rPr>
+          <w:rFonts w:ascii="Courier New" w:eastAsia="Times New Roman" w:hAnsi="Courier New" w:cs="Courier New"/>
+          <w:sz w:val="20"/>
+          <w:szCs w:val="20"/>
+        </w:rPr>
+        <w:t xml:space="preserve">, </w:t>
+      </w:r>
+      <w:proofErr w:type="spellStart"/>
+      <w:r>
+        <w:rPr>
+          <w:rFonts w:ascii="Courier New" w:eastAsia="Times New Roman" w:hAnsi="Courier New" w:cs="Courier New"/>
+          <w:sz w:val="20"/>
+          <w:szCs w:val="20"/>
+        </w:rPr>
+        <w:t>BankId</w:t>
+      </w:r>
+      <w:proofErr w:type="spellEnd"/>
+      <w:r>
+        <w:rPr>
+          <w:rFonts w:ascii="Courier New" w:eastAsia="Times New Roman" w:hAnsi="Courier New" w:cs="Courier New"/>
+          <w:sz w:val="20"/>
+          <w:szCs w:val="20"/>
+        </w:rPr>
+        <w:t>)</w:t>
+      </w:r>
+    </w:p>
+    <w:p>
+      <w:pPr>
+        <w:tabs>
+          <w:tab w:val="left" w:pos="916"/>
+          <w:tab w:val="left" w:pos="1832"/>
+          <w:tab w:val="left" w:pos="2748"/>
+          <w:tab w:val="left" w:pos="3664"/>
+          <w:tab w:val="left" w:pos="4580"/>
+          <w:tab w:val="left" w:pos="5496"/>
+          <w:tab w:val="left" w:pos="6412"/>
+          <w:tab w:val="left" w:pos="7328"/>
+          <w:tab w:val="left" w:pos="8244"/>
+          <w:tab w:val="left" w:pos="9160"/>
+          <w:tab w:val="left" w:pos="10076"/>
+          <w:tab w:val="left" w:pos="10992"/>
+          <w:tab w:val="left" w:pos="11908"/>
+          <w:tab w:val="left" w:pos="12824"/>
+          <w:tab w:val="left" w:pos="13740"/>
+          <w:tab w:val="left" w:pos="14656"/>
+        </w:tabs>
+        <w:spacing w:after="0" w:line="240" w:lineRule="auto"/>
+        <w:ind w:left="720"/>
+        <w:rPr>
+          <w:rFonts w:ascii="Courier New" w:eastAsia="Times New Roman" w:hAnsi="Courier New" w:cs="Courier New"/>
+          <w:sz w:val="20"/>
+          <w:szCs w:val="20"/>
+        </w:rPr>
+      </w:pPr>
+      <w:r>
+        <w:rPr>
+          <w:rFonts w:ascii="Courier New" w:eastAsia="Times New Roman" w:hAnsi="Courier New" w:cs="Courier New"/>
+          <w:sz w:val="20"/>
+          <w:szCs w:val="20"/>
+        </w:rPr>
+        <w:t>VALUES ('</w:t>
+      </w:r>
+      <w:proofErr w:type="spellStart"/>
+      <w:r>
+        <w:rPr>
+          <w:rFonts w:ascii="Courier New" w:eastAsia="Times New Roman" w:hAnsi="Courier New" w:cs="Courier New"/>
+          <w:sz w:val="20"/>
+          <w:szCs w:val="20"/>
+        </w:rPr>
+        <w:t>ABankUser</w:t>
+      </w:r>
+      <w:proofErr w:type="spellEnd"/>
+      <w:r>
+        <w:rPr>
+          <w:rFonts w:ascii="Courier New" w:eastAsia="Times New Roman" w:hAnsi="Courier New" w:cs="Courier New"/>
+          <w:sz w:val="20"/>
+          <w:szCs w:val="20"/>
+        </w:rPr>
+        <w:t>', 1);</w:t>
+      </w:r>
+    </w:p>
+    <w:p>
+      <w:pPr>
+        <w:numPr>
+          <w:ilvl w:val="0"/>
+          <w:numId w:val="50"/>
+        </w:numPr>
+        <w:spacing w:before="100" w:beforeAutospacing="1" w:after="100" w:afterAutospacing="1" w:line="240" w:lineRule="auto"/>
+        <w:rPr>
+          <w:rFonts w:ascii="Times New Roman" w:eastAsia="Times New Roman" w:hAnsi="Times New Roman" w:cs="Times New Roman"/>
+          <w:sz w:val="24"/>
+          <w:szCs w:val="24"/>
+        </w:rPr>
+      </w:pPr>
+      <w:r>
+        <w:rPr>
+          <w:rFonts w:ascii="Times New Roman" w:eastAsia="Times New Roman" w:hAnsi="Times New Roman" w:cs="Times New Roman"/>
+          <w:sz w:val="24"/>
+          <w:szCs w:val="24"/>
+        </w:rPr>
+        <w:t xml:space="preserve">The user </w:t>
+      </w:r>
+      <w:r>
+        <w:rPr>
+          <w:rFonts w:ascii="Times New Roman" w:eastAsia="Times New Roman" w:hAnsi="Times New Roman" w:cs="Times New Roman"/>
+          <w:sz w:val="24"/>
+          <w:szCs w:val="24"/>
+        </w:rPr>
+        <w:t xml:space="preserve">changes the credentials in </w:t>
+      </w:r>
+      <w:proofErr w:type="spellStart"/>
+      <w:proofErr w:type="gramStart"/>
+      <w:r>
+        <w:rPr>
+          <w:rFonts w:ascii="Courier New" w:eastAsia="Times New Roman" w:hAnsi="Courier New" w:cs="Courier New"/>
+          <w:sz w:val="20"/>
+          <w:szCs w:val="20"/>
+        </w:rPr>
+        <w:t>appsettings.json</w:t>
+      </w:r>
+      <w:proofErr w:type="spellEnd"/>
+      <w:proofErr w:type="gramEnd"/>
+      <w:r>
+        <w:rPr>
+          <w:rFonts w:ascii="Times New Roman" w:eastAsia="Times New Roman" w:hAnsi="Times New Roman" w:cs="Times New Roman"/>
+          <w:sz w:val="24"/>
+          <w:szCs w:val="24"/>
+        </w:rPr>
+        <w:t xml:space="preserve"> </w:t>
+      </w:r>
+      <w:r>
+        <w:rPr>
+          <w:rFonts w:ascii="Times New Roman" w:eastAsia="Times New Roman" w:hAnsi="Times New Roman" w:cs="Times New Roman"/>
+          <w:sz w:val="24"/>
+          <w:szCs w:val="24"/>
+        </w:rPr>
+        <w:t>to match the created login/user in the previous steps</w:t>
+      </w:r>
+      <w:r>
+        <w:rPr>
+          <w:rFonts w:ascii="Times New Roman" w:eastAsia="Times New Roman" w:hAnsi="Times New Roman" w:cs="Times New Roman"/>
+          <w:sz w:val="24"/>
+          <w:szCs w:val="24"/>
+        </w:rPr>
+        <w:t xml:space="preserve"> (refer to this </w:t>
+      </w:r>
+      <w:hyperlink w:anchor="_D._Configuring_the" w:history="1">
+        <w:r>
+          <w:rPr>
+            <w:rStyle w:val="Hyperlink"/>
+            <w:rFonts w:ascii="Times New Roman" w:eastAsia="Times New Roman" w:hAnsi="Times New Roman" w:cs="Times New Roman"/>
+            <w:sz w:val="24"/>
+            <w:szCs w:val="24"/>
+          </w:rPr>
+          <w:t>st</w:t>
+        </w:r>
+        <w:r>
+          <w:rPr>
+            <w:rStyle w:val="Hyperlink"/>
+            <w:rFonts w:ascii="Times New Roman" w:eastAsia="Times New Roman" w:hAnsi="Times New Roman" w:cs="Times New Roman"/>
+            <w:sz w:val="24"/>
+            <w:szCs w:val="24"/>
+          </w:rPr>
+          <w:t>e</w:t>
+        </w:r>
+        <w:r>
+          <w:rPr>
+            <w:rStyle w:val="Hyperlink"/>
+            <w:rFonts w:ascii="Times New Roman" w:eastAsia="Times New Roman" w:hAnsi="Times New Roman" w:cs="Times New Roman"/>
+            <w:sz w:val="24"/>
+            <w:szCs w:val="24"/>
+          </w:rPr>
+          <w:t>p</w:t>
+        </w:r>
+      </w:hyperlink>
+      <w:r>
+        <w:rPr>
+          <w:rFonts w:ascii="Times New Roman" w:eastAsia="Times New Roman" w:hAnsi="Times New Roman" w:cs="Times New Roman"/>
+          <w:sz w:val="24"/>
+          <w:szCs w:val="24"/>
+        </w:rPr>
+        <w:t>)</w:t>
+      </w:r>
+      <w:r>
+        <w:rPr>
+          <w:rFonts w:ascii="Times New Roman" w:eastAsia="Times New Roman" w:hAnsi="Times New Roman" w:cs="Times New Roman"/>
+          <w:sz w:val="24"/>
+          <w:szCs w:val="24"/>
+        </w:rPr>
+        <w:t>.</w:t>
+      </w:r>
+    </w:p>
+    <w:p>
+      <w:pPr>
+        <w:numPr>
+          <w:ilvl w:val="0"/>
+          <w:numId w:val="50"/>
+        </w:numPr>
+        <w:spacing w:before="100" w:beforeAutospacing="1" w:after="100" w:afterAutospacing="1" w:line="240" w:lineRule="auto"/>
+        <w:rPr>
+          <w:rFonts w:ascii="Times New Roman" w:eastAsia="Times New Roman" w:hAnsi="Times New Roman" w:cs="Times New Roman"/>
+          <w:sz w:val="24"/>
+          <w:szCs w:val="24"/>
+        </w:rPr>
+      </w:pPr>
+      <w:r>
+        <w:rPr>
+          <w:rFonts w:ascii="Times New Roman" w:eastAsia="Times New Roman" w:hAnsi="Times New Roman" w:cs="Times New Roman"/>
+          <w:sz w:val="24"/>
+          <w:szCs w:val="24"/>
+        </w:rPr>
+        <w:t>When they run the application:</w:t>
+      </w:r>
+    </w:p>
+    <w:p>
+      <w:pPr>
+        <w:numPr>
+          <w:ilvl w:val="1"/>
+          <w:numId w:val="50"/>
+        </w:numPr>
+        <w:spacing w:before="100" w:beforeAutospacing="1" w:after="100" w:afterAutospacing="1" w:line="240" w:lineRule="auto"/>
+        <w:rPr>
+          <w:rFonts w:ascii="Times New Roman" w:eastAsia="Times New Roman" w:hAnsi="Times New Roman" w:cs="Times New Roman"/>
+          <w:sz w:val="24"/>
+          <w:szCs w:val="24"/>
+        </w:rPr>
+      </w:pPr>
+      <w:r>
+        <w:rPr>
+          <w:rFonts w:ascii="Times New Roman" w:eastAsia="Times New Roman" w:hAnsi="Times New Roman" w:cs="Times New Roman"/>
+          <w:sz w:val="24"/>
+          <w:szCs w:val="24"/>
+        </w:rPr>
+        <w:t xml:space="preserve">They type </w:t>
+      </w:r>
+      <w:r>
+        <w:rPr>
+          <w:rFonts w:ascii="Times New Roman" w:eastAsia="Times New Roman" w:hAnsi="Times New Roman" w:cs="Times New Roman"/>
+          <w:b/>
+          <w:bCs/>
+          <w:sz w:val="24"/>
+          <w:szCs w:val="24"/>
+        </w:rPr>
+        <w:t>"A Bank"</w:t>
+      </w:r>
+      <w:r>
+        <w:rPr>
+          <w:rFonts w:ascii="Times New Roman" w:eastAsia="Times New Roman" w:hAnsi="Times New Roman" w:cs="Times New Roman"/>
+          <w:sz w:val="24"/>
+          <w:szCs w:val="24"/>
+        </w:rPr>
+        <w:t>.</w:t>
+      </w:r>
+    </w:p>
+    <w:p>
+      <w:pPr>
+        <w:numPr>
+          <w:ilvl w:val="1"/>
+          <w:numId w:val="50"/>
+        </w:numPr>
+        <w:spacing w:before="100" w:beforeAutospacing="1" w:after="100" w:afterAutospacing="1" w:line="240" w:lineRule="auto"/>
+        <w:rPr>
+          <w:rFonts w:ascii="Times New Roman" w:eastAsia="Times New Roman" w:hAnsi="Times New Roman" w:cs="Times New Roman"/>
+          <w:sz w:val="24"/>
+          <w:szCs w:val="24"/>
+        </w:rPr>
+      </w:pPr>
+      <w:r>
+        <w:rPr>
+          <w:rFonts w:ascii="Times New Roman" w:eastAsia="Times New Roman" w:hAnsi="Times New Roman" w:cs="Times New Roman"/>
+          <w:sz w:val="24"/>
+          <w:szCs w:val="24"/>
+        </w:rPr>
+        <w:t>The application checks:</w:t>
+      </w:r>
+    </w:p>
+    <w:p>
+      <w:pPr>
+        <w:numPr>
+          <w:ilvl w:val="2"/>
+          <w:numId w:val="50"/>
+        </w:numPr>
+        <w:spacing w:before="100" w:beforeAutospacing="1" w:after="100" w:afterAutospacing="1" w:line="240" w:lineRule="auto"/>
+        <w:rPr>
+          <w:rFonts w:ascii="Times New Roman" w:eastAsia="Times New Roman" w:hAnsi="Times New Roman" w:cs="Times New Roman"/>
+          <w:sz w:val="24"/>
+          <w:szCs w:val="24"/>
+        </w:rPr>
+      </w:pPr>
+      <w:r>
+        <w:rPr>
+          <w:rFonts w:ascii="Times New Roman" w:eastAsia="Times New Roman" w:hAnsi="Times New Roman" w:cs="Times New Roman"/>
+          <w:sz w:val="24"/>
+          <w:szCs w:val="24"/>
+        </w:rPr>
+        <w:t>Does "A Bank" exist?</w:t>
+      </w:r>
+    </w:p>
+    <w:p>
+      <w:pPr>
+        <w:numPr>
+          <w:ilvl w:val="2"/>
+          <w:numId w:val="50"/>
+        </w:numPr>
+        <w:spacing w:before="100" w:beforeAutospacing="1" w:after="100" w:afterAutospacing="1" w:line="240" w:lineRule="auto"/>
+        <w:rPr>
+          <w:rFonts w:ascii="Times New Roman" w:eastAsia="Times New Roman" w:hAnsi="Times New Roman" w:cs="Times New Roman"/>
+          <w:sz w:val="24"/>
+          <w:szCs w:val="24"/>
+        </w:rPr>
+      </w:pPr>
+      <w:r>
+        <w:rPr>
+          <w:rFonts w:ascii="Times New Roman" w:eastAsia="Times New Roman" w:hAnsi="Times New Roman" w:cs="Times New Roman"/>
+          <w:sz w:val="24"/>
+          <w:szCs w:val="24"/>
+        </w:rPr>
+        <w:t xml:space="preserve">Is </w:t>
+      </w:r>
+      <w:proofErr w:type="spellStart"/>
+      <w:r>
+        <w:rPr>
+          <w:rFonts w:ascii="Times New Roman" w:eastAsia="Times New Roman" w:hAnsi="Times New Roman" w:cs="Times New Roman"/>
+          <w:sz w:val="24"/>
+          <w:szCs w:val="24"/>
+        </w:rPr>
+        <w:t>ABankUser</w:t>
+      </w:r>
+      <w:proofErr w:type="spellEnd"/>
+      <w:r>
+        <w:rPr>
+          <w:rFonts w:ascii="Times New Roman" w:eastAsia="Times New Roman" w:hAnsi="Times New Roman" w:cs="Times New Roman"/>
+          <w:sz w:val="24"/>
+          <w:szCs w:val="24"/>
+        </w:rPr>
+        <w:t xml:space="preserve"> mapped to its </w:t>
+      </w:r>
+      <w:proofErr w:type="spellStart"/>
+      <w:r>
+        <w:rPr>
+          <w:rFonts w:ascii="Times New Roman" w:eastAsia="Times New Roman" w:hAnsi="Times New Roman" w:cs="Times New Roman"/>
+          <w:sz w:val="24"/>
+          <w:szCs w:val="24"/>
+        </w:rPr>
+        <w:t>BankId</w:t>
+      </w:r>
+      <w:proofErr w:type="spellEnd"/>
+      <w:r>
+        <w:rPr>
+          <w:rFonts w:ascii="Times New Roman" w:eastAsia="Times New Roman" w:hAnsi="Times New Roman" w:cs="Times New Roman"/>
+          <w:sz w:val="24"/>
+          <w:szCs w:val="24"/>
+        </w:rPr>
+        <w:t>?</w:t>
+      </w:r>
+    </w:p>
+    <w:p>
+      <w:pPr>
+        <w:numPr>
+          <w:ilvl w:val="1"/>
+          <w:numId w:val="50"/>
+        </w:numPr>
+        <w:spacing w:before="100" w:beforeAutospacing="1" w:after="100" w:afterAutospacing="1" w:line="240" w:lineRule="auto"/>
+        <w:rPr>
+          <w:rFonts w:ascii="Times New Roman" w:eastAsia="Times New Roman" w:hAnsi="Times New Roman" w:cs="Times New Roman"/>
+          <w:sz w:val="24"/>
+          <w:szCs w:val="24"/>
+        </w:rPr>
+      </w:pPr>
+      <w:r>
+        <w:rPr>
+          <w:rFonts w:ascii="Times New Roman" w:eastAsia="Times New Roman" w:hAnsi="Times New Roman" w:cs="Times New Roman"/>
+          <w:sz w:val="24"/>
+          <w:szCs w:val="24"/>
+        </w:rPr>
+        <w:t>If yes → they can continue.</w:t>
+      </w:r>
+    </w:p>
+    <w:p>
+      <w:pPr>
+        <w:numPr>
+          <w:ilvl w:val="1"/>
+          <w:numId w:val="50"/>
+        </w:numPr>
+        <w:spacing w:before="100" w:beforeAutospacing="1" w:after="100" w:afterAutospacing="1" w:line="240" w:lineRule="auto"/>
+        <w:rPr>
+          <w:rFonts w:ascii="Times New Roman" w:eastAsia="Times New Roman" w:hAnsi="Times New Roman" w:cs="Times New Roman"/>
+          <w:sz w:val="24"/>
+          <w:szCs w:val="24"/>
+        </w:rPr>
+      </w:pPr>
+      <w:r>
+        <w:rPr>
+          <w:rFonts w:ascii="Times New Roman" w:eastAsia="Times New Roman" w:hAnsi="Times New Roman" w:cs="Times New Roman"/>
+          <w:sz w:val="24"/>
+          <w:szCs w:val="24"/>
+        </w:rPr>
+        <w:t>If not → they cannot open it.</w:t>
+      </w:r>
+    </w:p>
+    <w:p>
+      <w:pPr>
+        <w:numPr>
+          <w:ilvl w:val="1"/>
+          <w:numId w:val="50"/>
+        </w:numPr>
+        <w:spacing w:before="100" w:beforeAutospacing="1" w:after="100" w:afterAutospacing="1" w:line="240" w:lineRule="auto"/>
+        <w:rPr>
+          <w:rFonts w:ascii="Times New Roman" w:eastAsia="Times New Roman" w:hAnsi="Times New Roman" w:cs="Times New Roman"/>
+          <w:sz w:val="24"/>
+          <w:szCs w:val="24"/>
+        </w:rPr>
+      </w:pPr>
+      <w:r>
+        <w:rPr>
+          <w:rFonts w:ascii="Times New Roman" w:eastAsia="Times New Roman" w:hAnsi="Times New Roman" w:cs="Times New Roman"/>
+          <w:sz w:val="24"/>
+          <w:szCs w:val="24"/>
+        </w:rPr>
+        <w:t xml:space="preserve">If the bank doesn’t exist → the application will create it </w:t>
+      </w:r>
+      <w:r>
+        <w:rPr>
+          <w:rFonts w:ascii="Times New Roman" w:eastAsia="Times New Roman" w:hAnsi="Times New Roman" w:cs="Times New Roman"/>
+          <w:b/>
+          <w:bCs/>
+          <w:sz w:val="24"/>
+          <w:szCs w:val="24"/>
+        </w:rPr>
+        <w:t xml:space="preserve">and automatically give </w:t>
+      </w:r>
+      <w:proofErr w:type="spellStart"/>
+      <w:r>
+        <w:rPr>
+          <w:rFonts w:ascii="Times New Roman" w:eastAsia="Times New Roman" w:hAnsi="Times New Roman" w:cs="Times New Roman"/>
+          <w:b/>
+          <w:bCs/>
+          <w:sz w:val="24"/>
+          <w:szCs w:val="24"/>
+        </w:rPr>
+        <w:t>ABankUser</w:t>
+      </w:r>
+      <w:proofErr w:type="spellEnd"/>
+      <w:r>
+        <w:rPr>
+          <w:rFonts w:ascii="Times New Roman" w:eastAsia="Times New Roman" w:hAnsi="Times New Roman" w:cs="Times New Roman"/>
+          <w:b/>
+          <w:bCs/>
+          <w:sz w:val="24"/>
+          <w:szCs w:val="24"/>
+        </w:rPr>
+        <w:t xml:space="preserve"> access</w:t>
+      </w:r>
+      <w:r>
+        <w:rPr>
+          <w:rFonts w:ascii="Times New Roman" w:eastAsia="Times New Roman" w:hAnsi="Times New Roman" w:cs="Times New Roman"/>
+          <w:sz w:val="24"/>
+          <w:szCs w:val="24"/>
+        </w:rPr>
+        <w:t>.</w:t>
+      </w:r>
+    </w:p>
+    <w:p>
+      <w:pPr>
+        <w:rPr>
+          <w:rFonts w:ascii="Times New Roman" w:eastAsia="Times New Roman" w:hAnsi="Times New Roman" w:cs="Times New Roman"/>
+          <w:sz w:val="24"/>
+          <w:szCs w:val="24"/>
+        </w:rPr>
+      </w:pPr>
+      <w:r>
+        <w:rPr>
+          <w:rFonts w:ascii="Times New Roman" w:eastAsia="Times New Roman" w:hAnsi="Times New Roman" w:cs="Times New Roman"/>
+          <w:sz w:val="24"/>
+          <w:szCs w:val="24"/>
+        </w:rPr>
         <w:br w:type="page"/>
       </w:r>
     </w:p>
@@ -4292,6 +5740,368 @@
             <wp:extent cx="5943600" cy="3473450"/>
             <wp:effectExtent l="0" t="0" r="0" b="0"/>
             <wp:docPr id="1" name="Picture 1"/>
+            <wp:cNvGraphicFramePr>
+              <a:graphicFrameLocks xmlns:a="http://schemas.openxmlformats.org/drawingml/2006/main" noChangeAspect="1"/>
+            </wp:cNvGraphicFramePr>
+            <a:graphic xmlns:a="http://schemas.openxmlformats.org/drawingml/2006/main">
+              <a:graphicData uri="http://schemas.openxmlformats.org/drawingml/2006/picture">
+                <pic:pic xmlns:pic="http://schemas.openxmlformats.org/drawingml/2006/picture">
+                  <pic:nvPicPr>
+                    <pic:cNvPr id="1" name=""/>
+                    <pic:cNvPicPr/>
+                  </pic:nvPicPr>
+                  <pic:blipFill>
+                    <a:blip r:embed="rId6"/>
+                    <a:stretch>
+                      <a:fillRect/>
+                    </a:stretch>
+                  </pic:blipFill>
+                  <pic:spPr>
+                    <a:xfrm>
+                      <a:off x="0" y="0"/>
+                      <a:ext cx="5943600" cy="3473450"/>
+                    </a:xfrm>
+                    <a:prstGeom prst="rect">
+                      <a:avLst/>
+                    </a:prstGeom>
+                  </pic:spPr>
+                </pic:pic>
+              </a:graphicData>
+            </a:graphic>
+          </wp:inline>
+        </w:drawing>
+      </w:r>
+    </w:p>
+    <w:p>
+      <w:pPr>
+        <w:pStyle w:val="Caption"/>
+        <w:jc w:val="center"/>
+      </w:pPr>
+      <w:r>
+        <w:t xml:space="preserve">Figure </w:t>
+      </w:r>
+      <w:r>
+        <w:fldChar w:fldCharType="begin"/>
+      </w:r>
+      <w:r>
+        <w:instrText xml:space="preserve"> SEQ Figure \* ARABIC </w:instrText>
+      </w:r>
+      <w:r>
+        <w:fldChar w:fldCharType="separate"/>
+      </w:r>
+      <w:r>
+        <w:rPr>
+          <w:noProof/>
+        </w:rPr>
+        <w:t>1</w:t>
+      </w:r>
+      <w:r>
+        <w:fldChar w:fldCharType="end"/>
+      </w:r>
+      <w:r>
+        <w:t xml:space="preserve"> Bank Form</w:t>
+      </w:r>
+    </w:p>
+    <w:p>
+      <w:pPr>
+        <w:rPr>
+          <w:rFonts w:asciiTheme="majorBidi" w:hAnsiTheme="majorBidi" w:cstheme="majorBidi"/>
+          <w:b/>
+          <w:bCs/>
+          <w:sz w:val="24"/>
+          <w:szCs w:val="24"/>
+        </w:rPr>
+      </w:pPr>
+      <w:r>
+        <w:rPr>
+          <w:rFonts w:asciiTheme="majorBidi" w:hAnsiTheme="majorBidi" w:cstheme="majorBidi"/>
+          <w:sz w:val="24"/>
+          <w:szCs w:val="24"/>
+        </w:rPr>
+        <w:t>-</w:t>
+      </w:r>
+      <w:r>
+        <w:rPr>
+          <w:rFonts w:asciiTheme="majorBidi" w:hAnsiTheme="majorBidi" w:cstheme="majorBidi"/>
+          <w:sz w:val="24"/>
+          <w:szCs w:val="24"/>
+        </w:rPr>
+        <w:t>Enter existing bank name or enter a new bank name to create one in the database</w:t>
+      </w:r>
+    </w:p>
+    <w:p>
+      <w:pPr>
+        <w:rPr>
+          <w:rFonts w:asciiTheme="majorBidi" w:hAnsiTheme="majorBidi" w:cstheme="majorBidi"/>
+          <w:noProof/>
+          <w:sz w:val="24"/>
+          <w:szCs w:val="24"/>
+        </w:rPr>
+      </w:pPr>
+      <w:r>
+        <w:rPr>
+          <w:rFonts w:asciiTheme="majorBidi" w:hAnsiTheme="majorBidi" w:cstheme="majorBidi"/>
+          <w:sz w:val="24"/>
+          <w:szCs w:val="24"/>
+        </w:rPr>
+        <w:t>-</w:t>
+      </w:r>
+      <w:r>
+        <w:rPr>
+          <w:rFonts w:asciiTheme="majorBidi" w:hAnsiTheme="majorBidi" w:cstheme="majorBidi"/>
+          <w:sz w:val="24"/>
+          <w:szCs w:val="24"/>
+        </w:rPr>
+        <w:t>Attempting to Continue while leaving bank name field empty shows this warning and returns you to the Bank Form to enter the bank name</w:t>
+      </w:r>
+      <w:r>
+        <w:rPr>
+          <w:rFonts w:asciiTheme="majorBidi" w:hAnsiTheme="majorBidi" w:cstheme="majorBidi"/>
+          <w:noProof/>
+          <w:sz w:val="24"/>
+          <w:szCs w:val="24"/>
+        </w:rPr>
+        <w:t xml:space="preserve"> </w:t>
+      </w:r>
+    </w:p>
+    <w:p>
+      <w:pPr>
+        <w:keepNext/>
+      </w:pPr>
+      <w:r>
+        <w:rPr>
+          <w:rFonts w:ascii="Times New Roman" w:eastAsia="Times New Roman" w:hAnsi="Times New Roman" w:cs="Times New Roman"/>
+          <w:noProof/>
+          <w:sz w:val="24"/>
+          <w:szCs w:val="24"/>
+        </w:rPr>
+        <w:lastRenderedPageBreak/>
+        <w:drawing>
+          <wp:inline distT="0" distB="0" distL="0" distR="0" wp14:anchorId="4C7D0677" wp14:editId="736DDECA">
+            <wp:extent cx="5943600" cy="3462020"/>
+            <wp:effectExtent l="0" t="0" r="0" b="5080"/>
+            <wp:docPr id="33" name="Picture 33"/>
+            <wp:cNvGraphicFramePr>
+              <a:graphicFrameLocks xmlns:a="http://schemas.openxmlformats.org/drawingml/2006/main" noChangeAspect="1"/>
+            </wp:cNvGraphicFramePr>
+            <a:graphic xmlns:a="http://schemas.openxmlformats.org/drawingml/2006/main">
+              <a:graphicData uri="http://schemas.openxmlformats.org/drawingml/2006/picture">
+                <pic:pic xmlns:pic="http://schemas.openxmlformats.org/drawingml/2006/picture">
+                  <pic:nvPicPr>
+                    <pic:cNvPr id="1" name=""/>
+                    <pic:cNvPicPr/>
+                  </pic:nvPicPr>
+                  <pic:blipFill>
+                    <a:blip r:embed="rId7"/>
+                    <a:stretch>
+                      <a:fillRect/>
+                    </a:stretch>
+                  </pic:blipFill>
+                  <pic:spPr>
+                    <a:xfrm>
+                      <a:off x="0" y="0"/>
+                      <a:ext cx="5943600" cy="3462020"/>
+                    </a:xfrm>
+                    <a:prstGeom prst="rect">
+                      <a:avLst/>
+                    </a:prstGeom>
+                  </pic:spPr>
+                </pic:pic>
+              </a:graphicData>
+            </a:graphic>
+          </wp:inline>
+        </w:drawing>
+      </w:r>
+    </w:p>
+    <w:p>
+      <w:pPr>
+        <w:pStyle w:val="Caption"/>
+        <w:jc w:val="center"/>
+        <w:rPr>
+          <w:rFonts w:ascii="Times New Roman" w:eastAsia="Times New Roman" w:hAnsi="Times New Roman" w:cs="Times New Roman"/>
+          <w:b/>
+          <w:bCs/>
+          <w:sz w:val="36"/>
+          <w:szCs w:val="36"/>
+        </w:rPr>
+      </w:pPr>
+      <w:r>
+        <w:t xml:space="preserve">Figure </w:t>
+      </w:r>
+      <w:r>
+        <w:fldChar w:fldCharType="begin"/>
+      </w:r>
+      <w:r>
+        <w:instrText xml:space="preserve"> SEQ Figure \* ARABIC </w:instrText>
+      </w:r>
+      <w:r>
+        <w:fldChar w:fldCharType="separate"/>
+      </w:r>
+      <w:r>
+        <w:rPr>
+          <w:noProof/>
+        </w:rPr>
+        <w:t>2</w:t>
+      </w:r>
+      <w:r>
+        <w:fldChar w:fldCharType="end"/>
+      </w:r>
+      <w:r>
+        <w:t xml:space="preserve"> Bank Form Empty Field</w:t>
+      </w:r>
+    </w:p>
+    <w:p>
+      <w:pPr>
+        <w:rPr>
+          <w:rFonts w:asciiTheme="majorBidi" w:hAnsiTheme="majorBidi" w:cstheme="majorBidi"/>
+          <w:sz w:val="24"/>
+          <w:szCs w:val="24"/>
+        </w:rPr>
+      </w:pPr>
+      <w:r>
+        <w:rPr>
+          <w:rFonts w:asciiTheme="majorBidi" w:hAnsiTheme="majorBidi" w:cstheme="majorBidi"/>
+          <w:sz w:val="24"/>
+          <w:szCs w:val="24"/>
+        </w:rPr>
+        <w:t>-</w:t>
+      </w:r>
+      <w:r>
+        <w:rPr>
+          <w:rFonts w:asciiTheme="majorBidi" w:hAnsiTheme="majorBidi" w:cstheme="majorBidi"/>
+          <w:sz w:val="24"/>
+          <w:szCs w:val="24"/>
+        </w:rPr>
+        <w:t xml:space="preserve">Entering a new bank name shows this </w:t>
+      </w:r>
+      <w:r>
+        <w:rPr>
+          <w:rFonts w:asciiTheme="majorBidi" w:hAnsiTheme="majorBidi" w:cstheme="majorBidi"/>
+          <w:sz w:val="24"/>
+          <w:szCs w:val="24"/>
+        </w:rPr>
+        <w:t>Message Box</w:t>
+      </w:r>
+      <w:r>
+        <w:rPr>
+          <w:rFonts w:asciiTheme="majorBidi" w:hAnsiTheme="majorBidi" w:cstheme="majorBidi"/>
+          <w:sz w:val="24"/>
+          <w:szCs w:val="24"/>
+        </w:rPr>
+        <w:t>, clicking yes will create a new bank in the database and continue to Main Form.</w:t>
+      </w:r>
+    </w:p>
+    <w:p>
+      <w:pPr>
+        <w:keepNext/>
+      </w:pPr>
+      <w:r>
+        <w:drawing>
+          <wp:inline distT="0" distB="0" distL="0" distR="0" wp14:anchorId="7464533E" wp14:editId="3264C9E5">
+            <wp:extent cx="5943600" cy="3055620"/>
+            <wp:effectExtent l="0" t="0" r="0" b="0"/>
+            <wp:docPr id="3" name="Picture 3"/>
+            <wp:cNvGraphicFramePr>
+              <a:graphicFrameLocks xmlns:a="http://schemas.openxmlformats.org/drawingml/2006/main" noChangeAspect="1"/>
+            </wp:cNvGraphicFramePr>
+            <a:graphic xmlns:a="http://schemas.openxmlformats.org/drawingml/2006/main">
+              <a:graphicData uri="http://schemas.openxmlformats.org/drawingml/2006/picture">
+                <pic:pic xmlns:pic="http://schemas.openxmlformats.org/drawingml/2006/picture">
+                  <pic:nvPicPr>
+                    <pic:cNvPr id="1" name=""/>
+                    <pic:cNvPicPr/>
+                  </pic:nvPicPr>
+                  <pic:blipFill>
+                    <a:blip r:embed="rId8"/>
+                    <a:stretch>
+                      <a:fillRect/>
+                    </a:stretch>
+                  </pic:blipFill>
+                  <pic:spPr>
+                    <a:xfrm>
+                      <a:off x="0" y="0"/>
+                      <a:ext cx="5943600" cy="3055620"/>
+                    </a:xfrm>
+                    <a:prstGeom prst="rect">
+                      <a:avLst/>
+                    </a:prstGeom>
+                  </pic:spPr>
+                </pic:pic>
+              </a:graphicData>
+            </a:graphic>
+          </wp:inline>
+        </w:drawing>
+      </w:r>
+    </w:p>
+    <w:p>
+      <w:pPr>
+        <w:pStyle w:val="Caption"/>
+        <w:jc w:val="center"/>
+      </w:pPr>
+      <w:r>
+        <w:t xml:space="preserve">Figure </w:t>
+      </w:r>
+      <w:r>
+        <w:fldChar w:fldCharType="begin"/>
+      </w:r>
+      <w:r>
+        <w:instrText xml:space="preserve"> SEQ Figure \* ARABIC </w:instrText>
+      </w:r>
+      <w:r>
+        <w:fldChar w:fldCharType="separate"/>
+      </w:r>
+      <w:r>
+        <w:rPr>
+          <w:noProof/>
+        </w:rPr>
+        <w:t>3</w:t>
+      </w:r>
+      <w:r>
+        <w:fldChar w:fldCharType="end"/>
+      </w:r>
+      <w:r>
+        <w:t xml:space="preserve"> </w:t>
+      </w:r>
+      <w:r>
+        <w:t>Bank Form | New Bank</w:t>
+      </w:r>
+    </w:p>
+    <w:p>
+      <w:pPr>
+        <w:rPr>
+          <w:rFonts w:ascii="Times New Roman" w:eastAsia="Times New Roman" w:hAnsi="Times New Roman" w:cs="Times New Roman"/>
+          <w:b/>
+          <w:bCs/>
+          <w:sz w:val="27"/>
+          <w:szCs w:val="27"/>
+        </w:rPr>
+      </w:pPr>
+      <w:r>
+        <w:br w:type="page"/>
+      </w:r>
+    </w:p>
+    <w:p>
+      <w:pPr>
+        <w:pStyle w:val="Heading3"/>
+      </w:pPr>
+      <w:r>
+        <w:lastRenderedPageBreak/>
+        <w:t>2) Main Form:</w:t>
+      </w:r>
+    </w:p>
+    <w:p>
+      <w:pPr>
+        <w:keepNext/>
+      </w:pPr>
+      <w:r>
+        <w:rPr>
+          <w:noProof/>
+        </w:rPr>
+        <w:drawing>
+          <wp:inline distT="0" distB="0" distL="0" distR="0" wp14:anchorId="599386F5" wp14:editId="0BAD576D">
+            <wp:extent cx="5943600" cy="2835275"/>
+            <wp:effectExtent l="0" t="0" r="0" b="3175"/>
+            <wp:docPr id="40" name="Picture 40"/>
             <wp:cNvGraphicFramePr>
               <a:graphicFrameLocks xmlns:a="http://schemas.openxmlformats.org/drawingml/2006/main" noChangeAspect="1"/>
             </wp:cNvGraphicFramePr>
@@ -4311,7 +6121,7 @@
                   <pic:spPr>
                     <a:xfrm>
                       <a:off x="0" y="0"/>
-                      <a:ext cx="5943600" cy="3473450"/>
+                      <a:ext cx="5943600" cy="2835275"/>
                     </a:xfrm>
                     <a:prstGeom prst="rect">
                       <a:avLst/>
@@ -4345,13 +6155,13 @@
         <w:rPr>
           <w:noProof/>
         </w:rPr>
-        <w:t>1</w:t>
+        <w:t>4</w:t>
       </w:r>
       <w:r>
         <w:fldChar w:fldCharType="end"/>
       </w:r>
       <w:r>
-        <w:t xml:space="preserve"> Bank Form</w:t>
+        <w:t xml:space="preserve"> Main Form</w:t>
       </w:r>
     </w:p>
     <w:p>
@@ -4378,61 +6188,101 @@
           <w:sz w:val="24"/>
           <w:szCs w:val="24"/>
         </w:rPr>
-        <w:t>Enter existing bank name or enter a new bank name to create one in the database</w:t>
+        <w:t>You can see the bank name you entered in the previous form, the controls for the screens as well a list of all available added screens and which screen is set as active.</w:t>
       </w:r>
     </w:p>
     <w:p>
       <w:pPr>
         <w:rPr>
           <w:rFonts w:asciiTheme="majorBidi" w:hAnsiTheme="majorBidi" w:cstheme="majorBidi"/>
+          <w:b/>
+          <w:bCs/>
+          <w:sz w:val="24"/>
+          <w:szCs w:val="24"/>
+        </w:rPr>
+      </w:pPr>
+      <w:r>
+        <w:rPr>
+          <w:rFonts w:asciiTheme="majorBidi" w:hAnsiTheme="majorBidi" w:cstheme="majorBidi"/>
+          <w:sz w:val="24"/>
+          <w:szCs w:val="24"/>
+        </w:rPr>
+        <w:t>-</w:t>
+      </w:r>
+      <w:r>
+        <w:rPr>
+          <w:rFonts w:asciiTheme="majorBidi" w:hAnsiTheme="majorBidi" w:cstheme="majorBidi"/>
+          <w:sz w:val="24"/>
+          <w:szCs w:val="24"/>
+        </w:rPr>
+        <w:t>You can select one or more screens using the checkbox selection seen in the first column</w:t>
+      </w:r>
+    </w:p>
+    <w:p>
+      <w:pPr>
+        <w:rPr>
+          <w:rFonts w:asciiTheme="majorBidi" w:hAnsiTheme="majorBidi" w:cstheme="majorBidi"/>
+          <w:sz w:val="24"/>
+          <w:szCs w:val="24"/>
+        </w:rPr>
+      </w:pPr>
+      <w:r>
+        <w:rPr>
+          <w:rFonts w:asciiTheme="majorBidi" w:hAnsiTheme="majorBidi" w:cstheme="majorBidi"/>
+          <w:sz w:val="24"/>
+          <w:szCs w:val="24"/>
+        </w:rPr>
+        <w:t>-</w:t>
+      </w:r>
+      <w:r>
+        <w:rPr>
+          <w:rFonts w:asciiTheme="majorBidi" w:hAnsiTheme="majorBidi" w:cstheme="majorBidi"/>
+          <w:sz w:val="24"/>
+          <w:szCs w:val="24"/>
+        </w:rPr>
+        <w:t>The right most control is for refreshing the screens in</w:t>
+      </w:r>
+      <w:r>
+        <w:rPr>
+          <w:rFonts w:asciiTheme="majorBidi" w:hAnsiTheme="majorBidi" w:cstheme="majorBidi"/>
+          <w:sz w:val="24"/>
+          <w:szCs w:val="24"/>
+        </w:rPr>
+        <w:t xml:space="preserve"> </w:t>
+      </w:r>
+      <w:r>
+        <w:rPr>
+          <w:rFonts w:asciiTheme="majorBidi" w:hAnsiTheme="majorBidi" w:cstheme="majorBidi"/>
+          <w:sz w:val="24"/>
+          <w:szCs w:val="24"/>
+        </w:rPr>
+        <w:t>case another user has made changes to the screens.</w:t>
+      </w:r>
+    </w:p>
+    <w:p>
+      <w:r>
+        <w:br w:type="page"/>
+      </w:r>
+    </w:p>
+    <w:p>
+      <w:pPr>
+        <w:keepNext/>
+      </w:pPr>
+      <w:r>
+        <w:rPr>
+          <w:rFonts w:ascii="Times New Roman" w:eastAsia="Times New Roman" w:hAnsi="Times New Roman" w:cs="Times New Roman"/>
+          <w:b/>
+          <w:bCs/>
           <w:noProof/>
-          <w:sz w:val="24"/>
-          <w:szCs w:val="24"/>
-        </w:rPr>
-      </w:pPr>
-      <w:r>
-        <w:rPr>
-          <w:rFonts w:asciiTheme="majorBidi" w:hAnsiTheme="majorBidi" w:cstheme="majorBidi"/>
-          <w:sz w:val="24"/>
-          <w:szCs w:val="24"/>
-        </w:rPr>
-        <w:t>-</w:t>
-      </w:r>
-      <w:r>
-        <w:rPr>
-          <w:rFonts w:asciiTheme="majorBidi" w:hAnsiTheme="majorBidi" w:cstheme="majorBidi"/>
-          <w:sz w:val="24"/>
-          <w:szCs w:val="24"/>
-        </w:rPr>
-        <w:t>Attempting to Continue while leaving bank name field empty shows this warning and returns you to the Bank Form to enter the bank name</w:t>
-      </w:r>
-      <w:r>
-        <w:rPr>
-          <w:rFonts w:asciiTheme="majorBidi" w:hAnsiTheme="majorBidi" w:cstheme="majorBidi"/>
-          <w:noProof/>
-          <w:sz w:val="24"/>
-          <w:szCs w:val="24"/>
-        </w:rPr>
-        <w:t xml:space="preserve"> </w:t>
-      </w:r>
-    </w:p>
-    <w:p>
-      <w:pPr>
-        <w:keepNext/>
-      </w:pPr>
-      <w:r>
-        <w:rPr>
-          <w:rFonts w:ascii="Times New Roman" w:eastAsia="Times New Roman" w:hAnsi="Times New Roman" w:cs="Times New Roman"/>
-          <w:noProof/>
-          <w:sz w:val="24"/>
-          <w:szCs w:val="24"/>
+          <w:sz w:val="36"/>
+          <w:szCs w:val="36"/>
         </w:rPr>
         <w:lastRenderedPageBreak/>
         <w:drawing>
-          <wp:inline distT="0" distB="0" distL="0" distR="0" wp14:anchorId="4C7D0677" wp14:editId="736DDECA">
-            <wp:extent cx="5943600" cy="3462020"/>
-            <wp:effectExtent l="0" t="0" r="0" b="5080"/>
-            <wp:docPr id="33" name="Picture 33"/>
+          <wp:inline distT="0" distB="0" distL="0" distR="0" wp14:anchorId="19BC2648" wp14:editId="6215561F">
+            <wp:extent cx="5943600" cy="2800985"/>
+            <wp:effectExtent l="0" t="0" r="0" b="0"/>
+            <wp:docPr id="42" name="Picture 42"/>
             <wp:cNvGraphicFramePr>
               <a:graphicFrameLocks xmlns:a="http://schemas.openxmlformats.org/drawingml/2006/main" noChangeAspect="1"/>
             </wp:cNvGraphicFramePr>
@@ -4452,392 +6302,6 @@
                   <pic:spPr>
                     <a:xfrm>
                       <a:off x="0" y="0"/>
-                      <a:ext cx="5943600" cy="3462020"/>
-                    </a:xfrm>
-                    <a:prstGeom prst="rect">
-                      <a:avLst/>
-                    </a:prstGeom>
-                  </pic:spPr>
-                </pic:pic>
-              </a:graphicData>
-            </a:graphic>
-          </wp:inline>
-        </w:drawing>
-      </w:r>
-    </w:p>
-    <w:p>
-      <w:pPr>
-        <w:pStyle w:val="Caption"/>
-        <w:jc w:val="center"/>
-        <w:rPr>
-          <w:rFonts w:ascii="Times New Roman" w:eastAsia="Times New Roman" w:hAnsi="Times New Roman" w:cs="Times New Roman"/>
-          <w:b/>
-          <w:bCs/>
-          <w:sz w:val="36"/>
-          <w:szCs w:val="36"/>
-        </w:rPr>
-      </w:pPr>
-      <w:r>
-        <w:t xml:space="preserve">Figure </w:t>
-      </w:r>
-      <w:r>
-        <w:fldChar w:fldCharType="begin"/>
-      </w:r>
-      <w:r>
-        <w:instrText xml:space="preserve"> SEQ Figure \* ARABIC </w:instrText>
-      </w:r>
-      <w:r>
-        <w:fldChar w:fldCharType="separate"/>
-      </w:r>
-      <w:r>
-        <w:rPr>
-          <w:noProof/>
-        </w:rPr>
-        <w:t>2</w:t>
-      </w:r>
-      <w:r>
-        <w:fldChar w:fldCharType="end"/>
-      </w:r>
-      <w:r>
-        <w:t xml:space="preserve"> Bank Form Empty Field</w:t>
-      </w:r>
-    </w:p>
-    <w:p>
-      <w:pPr>
-        <w:rPr>
-          <w:rFonts w:asciiTheme="majorBidi" w:hAnsiTheme="majorBidi" w:cstheme="majorBidi"/>
-          <w:sz w:val="24"/>
-          <w:szCs w:val="24"/>
-        </w:rPr>
-      </w:pPr>
-      <w:r>
-        <w:rPr>
-          <w:rFonts w:asciiTheme="majorBidi" w:hAnsiTheme="majorBidi" w:cstheme="majorBidi"/>
-          <w:sz w:val="24"/>
-          <w:szCs w:val="24"/>
-        </w:rPr>
-        <w:t>-</w:t>
-      </w:r>
-      <w:r>
-        <w:rPr>
-          <w:rFonts w:asciiTheme="majorBidi" w:hAnsiTheme="majorBidi" w:cstheme="majorBidi"/>
-          <w:sz w:val="24"/>
-          <w:szCs w:val="24"/>
-        </w:rPr>
-        <w:t>Entering a new bank name shows this warning</w:t>
-      </w:r>
-      <w:r>
-        <w:rPr>
-          <w:rFonts w:asciiTheme="majorBidi" w:hAnsiTheme="majorBidi" w:cstheme="majorBidi"/>
-          <w:sz w:val="24"/>
-          <w:szCs w:val="24"/>
-        </w:rPr>
-        <w:t>, clicking yes will create a new bank in the database and continue to Main Form.</w:t>
-      </w:r>
-    </w:p>
-    <w:p>
-      <w:pPr>
-        <w:keepNext/>
-      </w:pPr>
-      <w:r>
-        <w:rPr>
-          <w:noProof/>
-        </w:rPr>
-        <w:drawing>
-          <wp:inline distT="0" distB="0" distL="0" distR="0" wp14:anchorId="13608BBD" wp14:editId="79DD8C07">
-            <wp:extent cx="5943600" cy="3494405"/>
-            <wp:effectExtent l="0" t="0" r="0" b="0"/>
-            <wp:docPr id="37" name="Picture 37"/>
-            <wp:cNvGraphicFramePr>
-              <a:graphicFrameLocks xmlns:a="http://schemas.openxmlformats.org/drawingml/2006/main" noChangeAspect="1"/>
-            </wp:cNvGraphicFramePr>
-            <a:graphic xmlns:a="http://schemas.openxmlformats.org/drawingml/2006/main">
-              <a:graphicData uri="http://schemas.openxmlformats.org/drawingml/2006/picture">
-                <pic:pic xmlns:pic="http://schemas.openxmlformats.org/drawingml/2006/picture">
-                  <pic:nvPicPr>
-                    <pic:cNvPr id="1" name=""/>
-                    <pic:cNvPicPr/>
-                  </pic:nvPicPr>
-                  <pic:blipFill>
-                    <a:blip r:embed="rId11"/>
-                    <a:stretch>
-                      <a:fillRect/>
-                    </a:stretch>
-                  </pic:blipFill>
-                  <pic:spPr>
-                    <a:xfrm>
-                      <a:off x="0" y="0"/>
-                      <a:ext cx="5943600" cy="3494405"/>
-                    </a:xfrm>
-                    <a:prstGeom prst="rect">
-                      <a:avLst/>
-                    </a:prstGeom>
-                  </pic:spPr>
-                </pic:pic>
-              </a:graphicData>
-            </a:graphic>
-          </wp:inline>
-        </w:drawing>
-      </w:r>
-    </w:p>
-    <w:p>
-      <w:pPr>
-        <w:pStyle w:val="Caption"/>
-        <w:jc w:val="center"/>
-      </w:pPr>
-      <w:r>
-        <w:t xml:space="preserve">Figure </w:t>
-      </w:r>
-      <w:r>
-        <w:fldChar w:fldCharType="begin"/>
-      </w:r>
-      <w:r>
-        <w:instrText xml:space="preserve"> SEQ Figure \* ARABIC </w:instrText>
-      </w:r>
-      <w:r>
-        <w:fldChar w:fldCharType="separate"/>
-      </w:r>
-      <w:r>
-        <w:rPr>
-          <w:noProof/>
-        </w:rPr>
-        <w:t>3</w:t>
-      </w:r>
-      <w:r>
-        <w:fldChar w:fldCharType="end"/>
-      </w:r>
-      <w:r>
-        <w:t xml:space="preserve"> Bank Form</w:t>
-      </w:r>
-      <w:r>
-        <w:t xml:space="preserve"> |</w:t>
-      </w:r>
-      <w:r>
-        <w:t xml:space="preserve"> New Bank</w:t>
-      </w:r>
-    </w:p>
-    <w:p>
-      <w:pPr>
-        <w:pStyle w:val="Heading3"/>
-      </w:pPr>
-      <w:r>
-        <w:lastRenderedPageBreak/>
-        <w:t>2) Main Form:</w:t>
-      </w:r>
-    </w:p>
-    <w:p>
-      <w:pPr>
-        <w:keepNext/>
-      </w:pPr>
-      <w:r>
-        <w:rPr>
-          <w:noProof/>
-        </w:rPr>
-        <w:drawing>
-          <wp:inline distT="0" distB="0" distL="0" distR="0" wp14:anchorId="599386F5" wp14:editId="0BAD576D">
-            <wp:extent cx="5943600" cy="2835275"/>
-            <wp:effectExtent l="0" t="0" r="0" b="3175"/>
-            <wp:docPr id="40" name="Picture 40"/>
-            <wp:cNvGraphicFramePr>
-              <a:graphicFrameLocks xmlns:a="http://schemas.openxmlformats.org/drawingml/2006/main" noChangeAspect="1"/>
-            </wp:cNvGraphicFramePr>
-            <a:graphic xmlns:a="http://schemas.openxmlformats.org/drawingml/2006/main">
-              <a:graphicData uri="http://schemas.openxmlformats.org/drawingml/2006/picture">
-                <pic:pic xmlns:pic="http://schemas.openxmlformats.org/drawingml/2006/picture">
-                  <pic:nvPicPr>
-                    <pic:cNvPr id="1" name=""/>
-                    <pic:cNvPicPr/>
-                  </pic:nvPicPr>
-                  <pic:blipFill>
-                    <a:blip r:embed="rId12"/>
-                    <a:stretch>
-                      <a:fillRect/>
-                    </a:stretch>
-                  </pic:blipFill>
-                  <pic:spPr>
-                    <a:xfrm>
-                      <a:off x="0" y="0"/>
-                      <a:ext cx="5943600" cy="2835275"/>
-                    </a:xfrm>
-                    <a:prstGeom prst="rect">
-                      <a:avLst/>
-                    </a:prstGeom>
-                  </pic:spPr>
-                </pic:pic>
-              </a:graphicData>
-            </a:graphic>
-          </wp:inline>
-        </w:drawing>
-      </w:r>
-    </w:p>
-    <w:p>
-      <w:pPr>
-        <w:pStyle w:val="Caption"/>
-        <w:jc w:val="center"/>
-      </w:pPr>
-      <w:r>
-        <w:t xml:space="preserve">Figure </w:t>
-      </w:r>
-      <w:r>
-        <w:fldChar w:fldCharType="begin"/>
-      </w:r>
-      <w:r>
-        <w:instrText xml:space="preserve"> SEQ Figure \* ARABIC </w:instrText>
-      </w:r>
-      <w:r>
-        <w:fldChar w:fldCharType="separate"/>
-      </w:r>
-      <w:r>
-        <w:rPr>
-          <w:noProof/>
-        </w:rPr>
-        <w:t>4</w:t>
-      </w:r>
-      <w:r>
-        <w:fldChar w:fldCharType="end"/>
-      </w:r>
-      <w:r>
-        <w:t xml:space="preserve"> Main Form</w:t>
-      </w:r>
-    </w:p>
-    <w:p>
-      <w:pPr>
-        <w:rPr>
-          <w:rFonts w:asciiTheme="majorBidi" w:hAnsiTheme="majorBidi" w:cstheme="majorBidi"/>
-          <w:b/>
-          <w:bCs/>
-          <w:sz w:val="24"/>
-          <w:szCs w:val="24"/>
-        </w:rPr>
-      </w:pPr>
-      <w:r>
-        <w:rPr>
-          <w:rFonts w:asciiTheme="majorBidi" w:hAnsiTheme="majorBidi" w:cstheme="majorBidi"/>
-          <w:sz w:val="24"/>
-          <w:szCs w:val="24"/>
-        </w:rPr>
-        <w:t>-</w:t>
-      </w:r>
-      <w:r>
-        <w:rPr>
-          <w:rFonts w:asciiTheme="majorBidi" w:hAnsiTheme="majorBidi" w:cstheme="majorBidi"/>
-          <w:sz w:val="24"/>
-          <w:szCs w:val="24"/>
-        </w:rPr>
-        <w:t>You can see the bank name you entered in the previous form, the controls for the screens as well a list of all available added screens and which screen is set as active.</w:t>
-      </w:r>
-    </w:p>
-    <w:p>
-      <w:pPr>
-        <w:rPr>
-          <w:rFonts w:asciiTheme="majorBidi" w:hAnsiTheme="majorBidi" w:cstheme="majorBidi"/>
-          <w:b/>
-          <w:bCs/>
-          <w:sz w:val="24"/>
-          <w:szCs w:val="24"/>
-        </w:rPr>
-      </w:pPr>
-      <w:r>
-        <w:rPr>
-          <w:rFonts w:asciiTheme="majorBidi" w:hAnsiTheme="majorBidi" w:cstheme="majorBidi"/>
-          <w:sz w:val="24"/>
-          <w:szCs w:val="24"/>
-        </w:rPr>
-        <w:t>-</w:t>
-      </w:r>
-      <w:r>
-        <w:rPr>
-          <w:rFonts w:asciiTheme="majorBidi" w:hAnsiTheme="majorBidi" w:cstheme="majorBidi"/>
-          <w:sz w:val="24"/>
-          <w:szCs w:val="24"/>
-        </w:rPr>
-        <w:t>You can select one or more screens using the checkbox selection seen in the first column</w:t>
-      </w:r>
-    </w:p>
-    <w:p>
-      <w:pPr>
-        <w:rPr>
-          <w:rFonts w:asciiTheme="majorBidi" w:hAnsiTheme="majorBidi" w:cstheme="majorBidi"/>
-          <w:sz w:val="24"/>
-          <w:szCs w:val="24"/>
-        </w:rPr>
-      </w:pPr>
-      <w:r>
-        <w:rPr>
-          <w:rFonts w:asciiTheme="majorBidi" w:hAnsiTheme="majorBidi" w:cstheme="majorBidi"/>
-          <w:sz w:val="24"/>
-          <w:szCs w:val="24"/>
-        </w:rPr>
-        <w:t>-</w:t>
-      </w:r>
-      <w:r>
-        <w:rPr>
-          <w:rFonts w:asciiTheme="majorBidi" w:hAnsiTheme="majorBidi" w:cstheme="majorBidi"/>
-          <w:sz w:val="24"/>
-          <w:szCs w:val="24"/>
-        </w:rPr>
-        <w:t>The right most control is for refreshing the screens in</w:t>
-      </w:r>
-      <w:r>
-        <w:rPr>
-          <w:rFonts w:asciiTheme="majorBidi" w:hAnsiTheme="majorBidi" w:cstheme="majorBidi"/>
-          <w:sz w:val="24"/>
-          <w:szCs w:val="24"/>
-        </w:rPr>
-        <w:t xml:space="preserve"> </w:t>
-      </w:r>
-      <w:r>
-        <w:rPr>
-          <w:rFonts w:asciiTheme="majorBidi" w:hAnsiTheme="majorBidi" w:cstheme="majorBidi"/>
-          <w:sz w:val="24"/>
-          <w:szCs w:val="24"/>
-        </w:rPr>
-        <w:t>case another user has made changes to the screens.</w:t>
-      </w:r>
-    </w:p>
-    <w:p>
-      <w:r>
-        <w:br w:type="page"/>
-      </w:r>
-    </w:p>
-    <w:p>
-      <w:pPr>
-        <w:keepNext/>
-      </w:pPr>
-      <w:r>
-        <w:rPr>
-          <w:rFonts w:ascii="Times New Roman" w:eastAsia="Times New Roman" w:hAnsi="Times New Roman" w:cs="Times New Roman"/>
-          <w:b/>
-          <w:bCs/>
-          <w:noProof/>
-          <w:sz w:val="36"/>
-          <w:szCs w:val="36"/>
-        </w:rPr>
-        <w:lastRenderedPageBreak/>
-        <w:drawing>
-          <wp:inline distT="0" distB="0" distL="0" distR="0" wp14:anchorId="19BC2648" wp14:editId="6215561F">
-            <wp:extent cx="5943600" cy="2800985"/>
-            <wp:effectExtent l="0" t="0" r="0" b="0"/>
-            <wp:docPr id="42" name="Picture 42"/>
-            <wp:cNvGraphicFramePr>
-              <a:graphicFrameLocks xmlns:a="http://schemas.openxmlformats.org/drawingml/2006/main" noChangeAspect="1"/>
-            </wp:cNvGraphicFramePr>
-            <a:graphic xmlns:a="http://schemas.openxmlformats.org/drawingml/2006/main">
-              <a:graphicData uri="http://schemas.openxmlformats.org/drawingml/2006/picture">
-                <pic:pic xmlns:pic="http://schemas.openxmlformats.org/drawingml/2006/picture">
-                  <pic:nvPicPr>
-                    <pic:cNvPr id="1" name=""/>
-                    <pic:cNvPicPr/>
-                  </pic:nvPicPr>
-                  <pic:blipFill>
-                    <a:blip r:embed="rId13"/>
-                    <a:stretch>
-                      <a:fillRect/>
-                    </a:stretch>
-                  </pic:blipFill>
-                  <pic:spPr>
-                    <a:xfrm>
-                      <a:off x="0" y="0"/>
                       <a:ext cx="5943600" cy="2800985"/>
                     </a:xfrm>
                     <a:prstGeom prst="rect">
@@ -4986,7 +6450,7 @@
                     <pic:cNvPicPr/>
                   </pic:nvPicPr>
                   <pic:blipFill>
-                    <a:blip r:embed="rId14"/>
+                    <a:blip r:embed="rId11"/>
                     <a:stretch>
                       <a:fillRect/>
                     </a:stretch>
@@ -5811,6 +7275,40 @@
       </w:r>
     </w:p>
     <w:p/>
+    <w:p/>
+    <w:p/>
+    <w:p/>
+    <w:p/>
+    <w:p/>
+    <w:p/>
+    <w:p/>
+    <w:p>
+      <w:pPr>
+        <w:rPr>
+          <w:rFonts w:asciiTheme="majorBidi" w:hAnsiTheme="majorBidi" w:cstheme="majorBidi"/>
+          <w:b/>
+          <w:bCs/>
+          <w:sz w:val="24"/>
+          <w:szCs w:val="24"/>
+        </w:rPr>
+      </w:pPr>
+      <w:r>
+        <w:rPr>
+          <w:rFonts w:asciiTheme="majorBidi" w:hAnsiTheme="majorBidi" w:cstheme="majorBidi"/>
+          <w:sz w:val="24"/>
+          <w:szCs w:val="24"/>
+        </w:rPr>
+        <w:t>-</w:t>
+      </w:r>
+      <w:r>
+        <w:rPr>
+          <w:rFonts w:asciiTheme="majorBidi" w:hAnsiTheme="majorBidi" w:cstheme="majorBidi"/>
+          <w:sz w:val="24"/>
+          <w:szCs w:val="24"/>
+        </w:rPr>
+        <w:t>Only after selecting button type and filling the fields can you save the button.</w:t>
+      </w:r>
+    </w:p>
     <w:p>
       <w:pPr>
         <w:rPr>
@@ -5920,11 +7418,426 @@
         <w:t>Edit Button Form</w:t>
       </w:r>
     </w:p>
-    <w:p>
-      <w:pPr>
-        <w:rPr>
-          <w:i/>
-          <w:iCs/>
+    <w:p/>
+    <w:p>
+      <w:pPr>
+        <w:rPr>
+          <w:rFonts w:ascii="Times New Roman" w:eastAsia="Times New Roman" w:hAnsi="Times New Roman" w:cs="Times New Roman"/>
+          <w:b/>
+          <w:bCs/>
+          <w:sz w:val="27"/>
+          <w:szCs w:val="27"/>
+        </w:rPr>
+      </w:pPr>
+      <w:r>
+        <w:br w:type="page"/>
+      </w:r>
+    </w:p>
+    <w:p>
+      <w:pPr>
+        <w:pStyle w:val="Heading3"/>
+      </w:pPr>
+      <w:r>
+        <w:lastRenderedPageBreak/>
+        <w:t>-When running multiple instances of the application:</w:t>
+      </w:r>
+    </w:p>
+    <w:p>
+      <w:pPr>
+        <w:keepNext/>
+      </w:pPr>
+      <w:r>
+        <w:drawing>
+          <wp:inline distT="0" distB="0" distL="0" distR="0" wp14:anchorId="13BBFFA5" wp14:editId="6C720CA3">
+            <wp:extent cx="5943600" cy="3045460"/>
+            <wp:effectExtent l="0" t="0" r="0" b="2540"/>
+            <wp:docPr id="5" name="Picture 5"/>
+            <wp:cNvGraphicFramePr>
+              <a:graphicFrameLocks xmlns:a="http://schemas.openxmlformats.org/drawingml/2006/main" noChangeAspect="1"/>
+            </wp:cNvGraphicFramePr>
+            <a:graphic xmlns:a="http://schemas.openxmlformats.org/drawingml/2006/main">
+              <a:graphicData uri="http://schemas.openxmlformats.org/drawingml/2006/picture">
+                <pic:pic xmlns:pic="http://schemas.openxmlformats.org/drawingml/2006/picture">
+                  <pic:nvPicPr>
+                    <pic:cNvPr id="1" name=""/>
+                    <pic:cNvPicPr/>
+                  </pic:nvPicPr>
+                  <pic:blipFill>
+                    <a:blip r:embed="rId20"/>
+                    <a:stretch>
+                      <a:fillRect/>
+                    </a:stretch>
+                  </pic:blipFill>
+                  <pic:spPr>
+                    <a:xfrm>
+                      <a:off x="0" y="0"/>
+                      <a:ext cx="5943600" cy="3045460"/>
+                    </a:xfrm>
+                    <a:prstGeom prst="rect">
+                      <a:avLst/>
+                    </a:prstGeom>
+                  </pic:spPr>
+                </pic:pic>
+              </a:graphicData>
+            </a:graphic>
+          </wp:inline>
+        </w:drawing>
+      </w:r>
+    </w:p>
+    <w:p>
+      <w:pPr>
+        <w:pStyle w:val="Caption"/>
+        <w:jc w:val="center"/>
+      </w:pPr>
+      <w:r>
+        <w:t xml:space="preserve">Figure </w:t>
+      </w:r>
+      <w:r>
+        <w:fldChar w:fldCharType="begin"/>
+      </w:r>
+      <w:r>
+        <w:instrText xml:space="preserve"> SEQ Figure \* ARABIC </w:instrText>
+      </w:r>
+      <w:r>
+        <w:fldChar w:fldCharType="separate"/>
+      </w:r>
+      <w:r>
+        <w:rPr>
+          <w:noProof/>
+        </w:rPr>
+        <w:t>12</w:t>
+      </w:r>
+      <w:r>
+        <w:fldChar w:fldCharType="end"/>
+      </w:r>
+      <w:r>
+        <w:t xml:space="preserve"> Edit Screen Form |</w:t>
+      </w:r>
+      <w:r>
+        <w:t xml:space="preserve"> Screen</w:t>
+      </w:r>
+      <w:r>
+        <w:t xml:space="preserve"> Concurrency Conflict</w:t>
+      </w:r>
+    </w:p>
+    <w:p>
+      <w:pPr>
+        <w:rPr>
+          <w:rFonts w:asciiTheme="majorBidi" w:hAnsiTheme="majorBidi" w:cstheme="majorBidi"/>
+          <w:sz w:val="24"/>
+          <w:szCs w:val="24"/>
+        </w:rPr>
+      </w:pPr>
+      <w:r>
+        <w:rPr>
+          <w:rFonts w:asciiTheme="majorBidi" w:hAnsiTheme="majorBidi" w:cstheme="majorBidi"/>
+          <w:sz w:val="24"/>
+          <w:szCs w:val="24"/>
+        </w:rPr>
+        <w:t xml:space="preserve">-Assume that two users are editing the same screen at the same time, when one user makes changes to the screen values (name, active toggle) and saves his changes, then the second user makes changes and attempts to save the warning seen in </w:t>
+      </w:r>
+      <w:r>
+        <w:rPr>
+          <w:rFonts w:asciiTheme="majorBidi" w:hAnsiTheme="majorBidi" w:cstheme="majorBidi"/>
+          <w:sz w:val="24"/>
+          <w:szCs w:val="24"/>
+        </w:rPr>
+        <w:t>(</w:t>
+      </w:r>
+      <w:r>
+        <w:rPr>
+          <w:rFonts w:asciiTheme="majorHAnsi" w:hAnsiTheme="majorHAnsi" w:cstheme="majorHAnsi"/>
+          <w:b/>
+          <w:bCs/>
+          <w:color w:val="44546A" w:themeColor="text2"/>
+          <w:sz w:val="24"/>
+          <w:szCs w:val="24"/>
+        </w:rPr>
+        <w:t>Figure 12</w:t>
+      </w:r>
+      <w:r>
+        <w:rPr>
+          <w:rFonts w:asciiTheme="majorHAnsi" w:hAnsiTheme="majorHAnsi" w:cstheme="majorHAnsi"/>
+          <w:b/>
+          <w:bCs/>
+          <w:color w:val="44546A" w:themeColor="text2"/>
+          <w:sz w:val="24"/>
+          <w:szCs w:val="24"/>
+        </w:rPr>
+        <w:t>)</w:t>
+      </w:r>
+      <w:r>
+        <w:rPr>
+          <w:rFonts w:asciiTheme="majorBidi" w:hAnsiTheme="majorBidi" w:cstheme="majorBidi"/>
+          <w:color w:val="44546A" w:themeColor="text2"/>
+          <w:sz w:val="24"/>
+          <w:szCs w:val="24"/>
+        </w:rPr>
+        <w:t xml:space="preserve"> </w:t>
+      </w:r>
+      <w:r>
+        <w:rPr>
+          <w:rFonts w:asciiTheme="majorBidi" w:hAnsiTheme="majorBidi" w:cstheme="majorBidi"/>
+          <w:sz w:val="24"/>
+          <w:szCs w:val="24"/>
+        </w:rPr>
+        <w:t>is shown: clicking yes will overwrite the changes of the first user and take the latest changes of the second user, clicking no will cancel the changes of the second user and keep the changes of the first user.</w:t>
+      </w:r>
+    </w:p>
+    <w:p>
+      <w:pPr>
+        <w:rPr>
+          <w:rFonts w:asciiTheme="majorBidi" w:hAnsiTheme="majorBidi" w:cstheme="majorBidi"/>
+          <w:sz w:val="24"/>
+          <w:szCs w:val="24"/>
+        </w:rPr>
+      </w:pPr>
+      <w:r>
+        <w:rPr>
+          <w:rFonts w:asciiTheme="majorBidi" w:hAnsiTheme="majorBidi" w:cstheme="majorBidi"/>
+          <w:sz w:val="24"/>
+          <w:szCs w:val="24"/>
+        </w:rPr>
+        <w:br w:type="page"/>
+      </w:r>
+    </w:p>
+    <w:p>
+      <w:pPr>
+        <w:rPr>
+          <w:rFonts w:asciiTheme="majorBidi" w:hAnsiTheme="majorBidi" w:cstheme="majorBidi"/>
+          <w:sz w:val="24"/>
+          <w:szCs w:val="24"/>
+        </w:rPr>
+      </w:pPr>
+    </w:p>
+    <w:p>
+      <w:pPr>
+        <w:keepNext/>
+      </w:pPr>
+      <w:r>
+        <w:drawing>
+          <wp:inline distT="0" distB="0" distL="0" distR="0" wp14:anchorId="5AF21CCB" wp14:editId="75A4EE38">
+            <wp:extent cx="5943600" cy="3065780"/>
+            <wp:effectExtent l="0" t="0" r="0" b="1270"/>
+            <wp:docPr id="9" name="Picture 9"/>
+            <wp:cNvGraphicFramePr>
+              <a:graphicFrameLocks xmlns:a="http://schemas.openxmlformats.org/drawingml/2006/main" noChangeAspect="1"/>
+            </wp:cNvGraphicFramePr>
+            <a:graphic xmlns:a="http://schemas.openxmlformats.org/drawingml/2006/main">
+              <a:graphicData uri="http://schemas.openxmlformats.org/drawingml/2006/picture">
+                <pic:pic xmlns:pic="http://schemas.openxmlformats.org/drawingml/2006/picture">
+                  <pic:nvPicPr>
+                    <pic:cNvPr id="1" name=""/>
+                    <pic:cNvPicPr/>
+                  </pic:nvPicPr>
+                  <pic:blipFill>
+                    <a:blip r:embed="rId21"/>
+                    <a:stretch>
+                      <a:fillRect/>
+                    </a:stretch>
+                  </pic:blipFill>
+                  <pic:spPr>
+                    <a:xfrm>
+                      <a:off x="0" y="0"/>
+                      <a:ext cx="5943600" cy="3065780"/>
+                    </a:xfrm>
+                    <a:prstGeom prst="rect">
+                      <a:avLst/>
+                    </a:prstGeom>
+                  </pic:spPr>
+                </pic:pic>
+              </a:graphicData>
+            </a:graphic>
+          </wp:inline>
+        </w:drawing>
+      </w:r>
+    </w:p>
+    <w:p>
+      <w:pPr>
+        <w:pStyle w:val="Caption"/>
+        <w:jc w:val="center"/>
+      </w:pPr>
+      <w:r>
+        <w:t xml:space="preserve">Figure </w:t>
+      </w:r>
+      <w:r>
+        <w:fldChar w:fldCharType="begin"/>
+      </w:r>
+      <w:r>
+        <w:instrText xml:space="preserve"> SEQ Figure \* ARABIC </w:instrText>
+      </w:r>
+      <w:r>
+        <w:fldChar w:fldCharType="separate"/>
+      </w:r>
+      <w:r>
+        <w:rPr>
+          <w:noProof/>
+        </w:rPr>
+        <w:t>13</w:t>
+      </w:r>
+      <w:r>
+        <w:fldChar w:fldCharType="end"/>
+      </w:r>
+      <w:r>
+        <w:t xml:space="preserve"> </w:t>
+      </w:r>
+      <w:r>
+        <w:t xml:space="preserve">Edit Screen Form | </w:t>
+      </w:r>
+      <w:r>
+        <w:t xml:space="preserve">Button </w:t>
+      </w:r>
+      <w:r>
+        <w:t>Concurrency Conflict</w:t>
+      </w:r>
+    </w:p>
+    <w:p>
+      <w:pPr>
+        <w:rPr>
+          <w:rFonts w:asciiTheme="majorBidi" w:hAnsiTheme="majorBidi" w:cstheme="majorBidi"/>
+          <w:sz w:val="24"/>
+          <w:szCs w:val="24"/>
+        </w:rPr>
+      </w:pPr>
+      <w:r>
+        <w:rPr>
+          <w:rFonts w:asciiTheme="majorBidi" w:hAnsiTheme="majorBidi" w:cstheme="majorBidi"/>
+          <w:sz w:val="24"/>
+          <w:szCs w:val="24"/>
+        </w:rPr>
+        <w:t xml:space="preserve">-Same thing as with screen changes, when two users are editing the same button(s) and the first user saves his changes, and the second user attempts to save his changes the </w:t>
+      </w:r>
+      <w:r>
+        <w:rPr>
+          <w:rFonts w:asciiTheme="majorBidi" w:hAnsiTheme="majorBidi" w:cstheme="majorBidi"/>
+          <w:sz w:val="24"/>
+          <w:szCs w:val="24"/>
+        </w:rPr>
+        <w:t>warning seen in</w:t>
+      </w:r>
+      <w:r>
+        <w:rPr>
+          <w:rFonts w:asciiTheme="majorBidi" w:hAnsiTheme="majorBidi" w:cstheme="majorBidi"/>
+          <w:sz w:val="24"/>
+          <w:szCs w:val="24"/>
+        </w:rPr>
+        <w:t xml:space="preserve"> </w:t>
+      </w:r>
+      <w:r>
+        <w:rPr>
+          <w:rFonts w:asciiTheme="majorBidi" w:hAnsiTheme="majorBidi" w:cstheme="majorBidi"/>
+          <w:sz w:val="24"/>
+          <w:szCs w:val="24"/>
+        </w:rPr>
+        <w:t>(</w:t>
+      </w:r>
+      <w:r>
+        <w:rPr>
+          <w:rFonts w:asciiTheme="majorHAnsi" w:hAnsiTheme="majorHAnsi" w:cstheme="majorHAnsi"/>
+          <w:b/>
+          <w:bCs/>
+          <w:color w:val="44546A" w:themeColor="text2"/>
+          <w:sz w:val="24"/>
+          <w:szCs w:val="24"/>
+        </w:rPr>
+        <w:t>Figure 1</w:t>
+      </w:r>
+      <w:r>
+        <w:rPr>
+          <w:rFonts w:asciiTheme="majorHAnsi" w:hAnsiTheme="majorHAnsi" w:cstheme="majorHAnsi"/>
+          <w:b/>
+          <w:bCs/>
+          <w:color w:val="44546A" w:themeColor="text2"/>
+          <w:sz w:val="24"/>
+          <w:szCs w:val="24"/>
+        </w:rPr>
+        <w:t>3</w:t>
+      </w:r>
+      <w:r>
+        <w:rPr>
+          <w:rFonts w:asciiTheme="majorHAnsi" w:hAnsiTheme="majorHAnsi" w:cstheme="majorHAnsi"/>
+          <w:b/>
+          <w:bCs/>
+          <w:color w:val="44546A" w:themeColor="text2"/>
+          <w:sz w:val="24"/>
+          <w:szCs w:val="24"/>
+        </w:rPr>
+        <w:t>)</w:t>
+      </w:r>
+      <w:r>
+        <w:rPr>
+          <w:rFonts w:asciiTheme="majorHAnsi" w:hAnsiTheme="majorHAnsi" w:cstheme="majorHAnsi"/>
+          <w:b/>
+          <w:bCs/>
+          <w:color w:val="44546A" w:themeColor="text2"/>
+          <w:sz w:val="24"/>
+          <w:szCs w:val="24"/>
+        </w:rPr>
+        <w:t xml:space="preserve"> </w:t>
+      </w:r>
+      <w:r>
+        <w:rPr>
+          <w:rFonts w:asciiTheme="majorBidi" w:hAnsiTheme="majorBidi" w:cstheme="majorBidi"/>
+          <w:sz w:val="24"/>
+          <w:szCs w:val="24"/>
+        </w:rPr>
+        <w:t xml:space="preserve">is shown </w:t>
+      </w:r>
+      <w:r>
+        <w:rPr>
+          <w:rFonts w:asciiTheme="majorBidi" w:hAnsiTheme="majorBidi" w:cstheme="majorBidi"/>
+          <w:sz w:val="24"/>
+          <w:szCs w:val="24"/>
+        </w:rPr>
+        <w:t xml:space="preserve">clicking yes will overwrite </w:t>
+      </w:r>
+      <w:r>
+        <w:rPr>
+          <w:rFonts w:asciiTheme="majorBidi" w:hAnsiTheme="majorBidi" w:cstheme="majorBidi"/>
+          <w:sz w:val="24"/>
+          <w:szCs w:val="24"/>
+        </w:rPr>
+        <w:t>all button</w:t>
+      </w:r>
+      <w:r>
+        <w:rPr>
+          <w:rFonts w:asciiTheme="majorBidi" w:hAnsiTheme="majorBidi" w:cstheme="majorBidi"/>
+          <w:sz w:val="24"/>
+          <w:szCs w:val="24"/>
+        </w:rPr>
+        <w:t xml:space="preserve"> changes of the first user and take the latest changes of the second user, clicking no will cancel the changes of the second user and keep the changes of the first user.</w:t>
+      </w:r>
+    </w:p>
+    <w:p>
+      <w:pPr>
+        <w:rPr>
+          <w:rFonts w:asciiTheme="majorBidi" w:hAnsiTheme="majorBidi" w:cstheme="majorBidi"/>
+          <w:sz w:val="24"/>
+          <w:szCs w:val="24"/>
+        </w:rPr>
+      </w:pPr>
+      <w:r>
+        <w:rPr>
+          <w:rFonts w:asciiTheme="majorBidi" w:hAnsiTheme="majorBidi" w:cstheme="majorBidi"/>
+          <w:sz w:val="24"/>
+          <w:szCs w:val="24"/>
+        </w:rPr>
+        <w:t>-Both warnings seen above can show if changes to both screen and button(s) are made, this ensures that the concurrency conflicts are solved gracefully.</w:t>
+      </w:r>
+    </w:p>
+    <w:p>
+      <w:pPr>
+        <w:rPr>
+          <w:rFonts w:asciiTheme="majorBidi" w:hAnsiTheme="majorBidi" w:cstheme="majorBidi"/>
+          <w:sz w:val="24"/>
+          <w:szCs w:val="24"/>
+        </w:rPr>
+      </w:pPr>
+    </w:p>
+    <w:p/>
+    <w:p>
+      <w:pPr>
+        <w:rPr>
           <w:color w:val="44546A" w:themeColor="text2"/>
           <w:sz w:val="18"/>
           <w:szCs w:val="18"/>
@@ -7039,14 +8952,12 @@
       <w:r>
         <w:t xml:space="preserve">: </w:t>
       </w:r>
-      <w:proofErr w:type="spellStart"/>
       <w:r>
         <w:rPr>
           <w:rStyle w:val="HTMLCode"/>
         </w:rPr>
-        <w:t>AppFolder</w:t>
-      </w:r>
-      <w:proofErr w:type="spellEnd"/>
+        <w:t>Published App</w:t>
+      </w:r>
       <w:r>
         <w:rPr>
           <w:rStyle w:val="HTMLCode"/>
@@ -7115,7 +9026,7 @@
           <w:szCs w:val="24"/>
         </w:rPr>
         <w:pict w14:anchorId="46B8E151">
-          <v:rect id="_x0000_i1028" style="width:0;height:1.5pt" o:hralign="center" o:hrstd="t" o:hr="t" fillcolor="#a0a0a0" stroked="f"/>
+          <v:rect id="_x0000_i1032" style="width:0;height:1.5pt" o:hralign="center" o:hrstd="t" o:hr="t" fillcolor="#a0a0a0" stroked="f"/>
         </w:pict>
       </w:r>
     </w:p>
@@ -7158,31 +9069,6 @@
 
 <file path=word/comments.xml><?xml version="1.0" encoding="utf-8"?>
 <w:comments xmlns:wpc="http://schemas.microsoft.com/office/word/2010/wordprocessingCanvas" xmlns:cx="http://schemas.microsoft.com/office/drawing/2014/chartex" xmlns:cx1="http://schemas.microsoft.com/office/drawing/2015/9/8/chartex" xmlns:cx2="http://schemas.microsoft.com/office/drawing/2015/10/21/chartex" xmlns:cx3="http://schemas.microsoft.com/office/drawing/2016/5/9/chartex" xmlns:cx4="http://schemas.microsoft.com/office/drawing/2016/5/10/chartex" xmlns:cx5="http://schemas.microsoft.com/office/drawing/2016/5/11/chartex" xmlns:cx6="http://schemas.microsoft.com/office/drawing/2016/5/12/chartex" xmlns:cx7="http://schemas.microsoft.com/office/drawing/2016/5/13/chartex" xmlns:cx8="http://schemas.microsoft.com/office/drawing/2016/5/14/chartex" xmlns:mc="http://schemas.openxmlformats.org/markup-compatibility/2006" xmlns:aink="http://schemas.microsoft.com/office/drawing/2016/ink" xmlns:am3d="http://schemas.microsoft.com/office/drawing/2017/model3d" xmlns:o="urn:schemas-microsoft-com:office:office" xmlns:r="http://schemas.openxmlformats.org/officeDocument/2006/relationships" xmlns:m="http://schemas.openxmlformats.org/officeDocument/2006/math" xmlns:v="urn:schemas-microsoft-com:vml" xmlns:wp14="http://schemas.microsoft.com/office/word/2010/wordprocessingDrawing" xmlns:wp="http://schemas.openxmlformats.org/drawingml/2006/wordprocessingDrawing" xmlns:w10="urn:schemas-microsoft-com:office:word" xmlns:w="http://schemas.openxmlformats.org/wordprocessingml/2006/main" xmlns:w14="http://schemas.microsoft.com/office/word/2010/wordml" xmlns:w15="http://schemas.microsoft.com/office/word/2012/wordml" xmlns:w16cid="http://schemas.microsoft.com/office/word/2016/wordml/cid" xmlns:w16se="http://schemas.microsoft.com/office/word/2015/wordml/symex" xmlns:wpg="http://schemas.microsoft.com/office/word/2010/wordprocessingGroup" xmlns:wpi="http://schemas.microsoft.com/office/word/2010/wordprocessingInk" xmlns:wne="http://schemas.microsoft.com/office/word/2006/wordml" xmlns:wps="http://schemas.microsoft.com/office/word/2010/wordprocessingShape" mc:Ignorable="w14 w15 w16se w16cid wp14">
-  <w:comment w:id="1" w:author="Omar Shishani" w:date="2025-07-22T10:54:00Z" w:initials="OS">
-    <w:p>
-      <w:pPr>
-        <w:pStyle w:val="CommentText"/>
-      </w:pPr>
-      <w:r>
-        <w:rPr>
-          <w:rStyle w:val="CommentReference"/>
-        </w:rPr>
-        <w:annotationRef/>
-      </w:r>
-      <w:r>
-        <w:t xml:space="preserve">Provided Requirement: </w:t>
-      </w:r>
-      <w:r>
-        <w:t xml:space="preserve">Multiple banks can connect to the same DB, so you need to make sure that each bank’s data is isolated from other banks’ data </w:t>
-      </w:r>
-      <w:r>
-        <w:rPr>
-          <w:u w:val="single"/>
-        </w:rPr>
-        <w:t>on DB level.</w:t>
-      </w:r>
-    </w:p>
-  </w:comment>
   <w:comment w:id="2" w:author="Omar Shishani" w:date="2025-07-22T11:29:00Z" w:initials="OS">
     <w:p>
       <w:pPr>
@@ -7210,14 +9096,12 @@
 
 <file path=word/commentsExtended.xml><?xml version="1.0" encoding="utf-8"?>
 <w15:commentsEx xmlns:wpc="http://schemas.microsoft.com/office/word/2010/wordprocessingCanvas" xmlns:cx="http://schemas.microsoft.com/office/drawing/2014/chartex" xmlns:cx1="http://schemas.microsoft.com/office/drawing/2015/9/8/chartex" xmlns:cx2="http://schemas.microsoft.com/office/drawing/2015/10/21/chartex" xmlns:cx3="http://schemas.microsoft.com/office/drawing/2016/5/9/chartex" xmlns:cx4="http://schemas.microsoft.com/office/drawing/2016/5/10/chartex" xmlns:cx5="http://schemas.microsoft.com/office/drawing/2016/5/11/chartex" xmlns:cx6="http://schemas.microsoft.com/office/drawing/2016/5/12/chartex" xmlns:cx7="http://schemas.microsoft.com/office/drawing/2016/5/13/chartex" xmlns:cx8="http://schemas.microsoft.com/office/drawing/2016/5/14/chartex" xmlns:mc="http://schemas.openxmlformats.org/markup-compatibility/2006" xmlns:aink="http://schemas.microsoft.com/office/drawing/2016/ink" xmlns:am3d="http://schemas.microsoft.com/office/drawing/2017/model3d" xmlns:o="urn:schemas-microsoft-com:office:office" xmlns:r="http://schemas.openxmlformats.org/officeDocument/2006/relationships" xmlns:m="http://schemas.openxmlformats.org/officeDocument/2006/math" xmlns:v="urn:schemas-microsoft-com:vml" xmlns:wp14="http://schemas.microsoft.com/office/word/2010/wordprocessingDrawing" xmlns:wp="http://schemas.openxmlformats.org/drawingml/2006/wordprocessingDrawing" xmlns:w10="urn:schemas-microsoft-com:office:word" xmlns:w="http://schemas.openxmlformats.org/wordprocessingml/2006/main" xmlns:w14="http://schemas.microsoft.com/office/word/2010/wordml" xmlns:w15="http://schemas.microsoft.com/office/word/2012/wordml" xmlns:w16cid="http://schemas.microsoft.com/office/word/2016/wordml/cid" xmlns:w16se="http://schemas.microsoft.com/office/word/2015/wordml/symex" xmlns:wpg="http://schemas.microsoft.com/office/word/2010/wordprocessingGroup" xmlns:wpi="http://schemas.microsoft.com/office/word/2010/wordprocessingInk" xmlns:wne="http://schemas.microsoft.com/office/word/2006/wordml" xmlns:wps="http://schemas.microsoft.com/office/word/2010/wordprocessingShape" mc:Ignorable="w14 w15 w16se w16cid wp14">
-  <w15:commentEx w15:paraId="23E22440" w15:done="0"/>
   <w15:commentEx w15:paraId="3F8AC9CB" w15:done="0"/>
 </w15:commentsEx>
 </file>
 
 <file path=word/commentsIds.xml><?xml version="1.0" encoding="utf-8"?>
 <w16cid:commentsIds xmlns:wpc="http://schemas.microsoft.com/office/word/2010/wordprocessingCanvas" xmlns:cx="http://schemas.microsoft.com/office/drawing/2014/chartex" xmlns:cx1="http://schemas.microsoft.com/office/drawing/2015/9/8/chartex" xmlns:cx2="http://schemas.microsoft.com/office/drawing/2015/10/21/chartex" xmlns:cx3="http://schemas.microsoft.com/office/drawing/2016/5/9/chartex" xmlns:cx4="http://schemas.microsoft.com/office/drawing/2016/5/10/chartex" xmlns:cx5="http://schemas.microsoft.com/office/drawing/2016/5/11/chartex" xmlns:cx6="http://schemas.microsoft.com/office/drawing/2016/5/12/chartex" xmlns:cx7="http://schemas.microsoft.com/office/drawing/2016/5/13/chartex" xmlns:cx8="http://schemas.microsoft.com/office/drawing/2016/5/14/chartex" xmlns:mc="http://schemas.openxmlformats.org/markup-compatibility/2006" xmlns:aink="http://schemas.microsoft.com/office/drawing/2016/ink" xmlns:am3d="http://schemas.microsoft.com/office/drawing/2017/model3d" xmlns:o="urn:schemas-microsoft-com:office:office" xmlns:r="http://schemas.openxmlformats.org/officeDocument/2006/relationships" xmlns:m="http://schemas.openxmlformats.org/officeDocument/2006/math" xmlns:v="urn:schemas-microsoft-com:vml" xmlns:wp14="http://schemas.microsoft.com/office/word/2010/wordprocessingDrawing" xmlns:wp="http://schemas.openxmlformats.org/drawingml/2006/wordprocessingDrawing" xmlns:w10="urn:schemas-microsoft-com:office:word" xmlns:w="http://schemas.openxmlformats.org/wordprocessingml/2006/main" xmlns:w14="http://schemas.microsoft.com/office/word/2010/wordml" xmlns:w15="http://schemas.microsoft.com/office/word/2012/wordml" xmlns:w16cid="http://schemas.microsoft.com/office/word/2016/wordml/cid" xmlns:w16se="http://schemas.microsoft.com/office/word/2015/wordml/symex" xmlns:wpg="http://schemas.microsoft.com/office/word/2010/wordprocessingGroup" xmlns:wpi="http://schemas.microsoft.com/office/word/2010/wordprocessingInk" xmlns:wne="http://schemas.microsoft.com/office/word/2006/wordml" xmlns:wps="http://schemas.microsoft.com/office/word/2010/wordprocessingShape" mc:Ignorable="w14 w15 w16se w16cid wp14">
-  <w16cid:commentId w16cid:paraId="23E22440" w16cid:durableId="2C29EC5D"/>
   <w16cid:commentId w16cid:paraId="3F8AC9CB" w16cid:durableId="2C29F4B6"/>
 </w16cid:commentsIds>
 </file>
@@ -7451,6 +9335,127 @@
     </w:lvl>
   </w:abstractNum>
   <w:abstractNum w:abstractNumId="2" w15:restartNumberingAfterBreak="0">
+    <w:nsid w:val="06F93D4E"/>
+    <w:multiLevelType w:val="multilevel"/>
+    <w:tmpl w:val="138E6E9C"/>
+    <w:lvl w:ilvl="0">
+      <w:start w:val="1"/>
+      <w:numFmt w:val="decimal"/>
+      <w:lvlText w:val="%1."/>
+      <w:lvlJc w:val="left"/>
+      <w:pPr>
+        <w:tabs>
+          <w:tab w:val="num" w:pos="720"/>
+        </w:tabs>
+        <w:ind w:left="720" w:hanging="360"/>
+      </w:pPr>
+    </w:lvl>
+    <w:lvl w:ilvl="1">
+      <w:start w:val="1"/>
+      <w:numFmt w:val="bullet"/>
+      <w:lvlText w:val="o"/>
+      <w:lvlJc w:val="left"/>
+      <w:pPr>
+        <w:tabs>
+          <w:tab w:val="num" w:pos="1440"/>
+        </w:tabs>
+        <w:ind w:left="1440" w:hanging="360"/>
+      </w:pPr>
+      <w:rPr>
+        <w:rFonts w:ascii="Courier New" w:hAnsi="Courier New" w:hint="default"/>
+        <w:sz w:val="20"/>
+      </w:rPr>
+    </w:lvl>
+    <w:lvl w:ilvl="2">
+      <w:start w:val="1"/>
+      <w:numFmt w:val="bullet"/>
+      <w:lvlText w:val=""/>
+      <w:lvlJc w:val="left"/>
+      <w:pPr>
+        <w:tabs>
+          <w:tab w:val="num" w:pos="2160"/>
+        </w:tabs>
+        <w:ind w:left="2160" w:hanging="360"/>
+      </w:pPr>
+      <w:rPr>
+        <w:rFonts w:ascii="Wingdings" w:hAnsi="Wingdings" w:hint="default"/>
+        <w:sz w:val="20"/>
+      </w:rPr>
+    </w:lvl>
+    <w:lvl w:ilvl="3" w:tentative="1">
+      <w:start w:val="1"/>
+      <w:numFmt w:val="decimal"/>
+      <w:lvlText w:val="%4."/>
+      <w:lvlJc w:val="left"/>
+      <w:pPr>
+        <w:tabs>
+          <w:tab w:val="num" w:pos="2880"/>
+        </w:tabs>
+        <w:ind w:left="2880" w:hanging="360"/>
+      </w:pPr>
+    </w:lvl>
+    <w:lvl w:ilvl="4" w:tentative="1">
+      <w:start w:val="1"/>
+      <w:numFmt w:val="decimal"/>
+      <w:lvlText w:val="%5."/>
+      <w:lvlJc w:val="left"/>
+      <w:pPr>
+        <w:tabs>
+          <w:tab w:val="num" w:pos="3600"/>
+        </w:tabs>
+        <w:ind w:left="3600" w:hanging="360"/>
+      </w:pPr>
+    </w:lvl>
+    <w:lvl w:ilvl="5" w:tentative="1">
+      <w:start w:val="1"/>
+      <w:numFmt w:val="decimal"/>
+      <w:lvlText w:val="%6."/>
+      <w:lvlJc w:val="left"/>
+      <w:pPr>
+        <w:tabs>
+          <w:tab w:val="num" w:pos="4320"/>
+        </w:tabs>
+        <w:ind w:left="4320" w:hanging="360"/>
+      </w:pPr>
+    </w:lvl>
+    <w:lvl w:ilvl="6" w:tentative="1">
+      <w:start w:val="1"/>
+      <w:numFmt w:val="decimal"/>
+      <w:lvlText w:val="%7."/>
+      <w:lvlJc w:val="left"/>
+      <w:pPr>
+        <w:tabs>
+          <w:tab w:val="num" w:pos="5040"/>
+        </w:tabs>
+        <w:ind w:left="5040" w:hanging="360"/>
+      </w:pPr>
+    </w:lvl>
+    <w:lvl w:ilvl="7" w:tentative="1">
+      <w:start w:val="1"/>
+      <w:numFmt w:val="decimal"/>
+      <w:lvlText w:val="%8."/>
+      <w:lvlJc w:val="left"/>
+      <w:pPr>
+        <w:tabs>
+          <w:tab w:val="num" w:pos="5760"/>
+        </w:tabs>
+        <w:ind w:left="5760" w:hanging="360"/>
+      </w:pPr>
+    </w:lvl>
+    <w:lvl w:ilvl="8" w:tentative="1">
+      <w:start w:val="1"/>
+      <w:numFmt w:val="decimal"/>
+      <w:lvlText w:val="%9."/>
+      <w:lvlJc w:val="left"/>
+      <w:pPr>
+        <w:tabs>
+          <w:tab w:val="num" w:pos="6480"/>
+        </w:tabs>
+        <w:ind w:left="6480" w:hanging="360"/>
+      </w:pPr>
+    </w:lvl>
+  </w:abstractNum>
+  <w:abstractNum w:abstractNumId="3" w15:restartNumberingAfterBreak="0">
     <w:nsid w:val="08B6644C"/>
     <w:multiLevelType w:val="hybridMultilevel"/>
     <w:tmpl w:val="E67011EE"/>
@@ -7563,7 +9568,7 @@
       </w:rPr>
     </w:lvl>
   </w:abstractNum>
-  <w:abstractNum w:abstractNumId="3" w15:restartNumberingAfterBreak="0">
+  <w:abstractNum w:abstractNumId="4" w15:restartNumberingAfterBreak="0">
     <w:nsid w:val="0A1B5ACE"/>
     <w:multiLevelType w:val="multilevel"/>
     <w:tmpl w:val="93E07E20"/>
@@ -7676,7 +9681,7 @@
       </w:pPr>
     </w:lvl>
   </w:abstractNum>
-  <w:abstractNum w:abstractNumId="4" w15:restartNumberingAfterBreak="0">
+  <w:abstractNum w:abstractNumId="5" w15:restartNumberingAfterBreak="0">
     <w:nsid w:val="0A435847"/>
     <w:multiLevelType w:val="multilevel"/>
     <w:tmpl w:val="CD76E2BA"/>
@@ -7789,7 +9794,7 @@
       </w:pPr>
     </w:lvl>
   </w:abstractNum>
-  <w:abstractNum w:abstractNumId="5" w15:restartNumberingAfterBreak="0">
+  <w:abstractNum w:abstractNumId="6" w15:restartNumberingAfterBreak="0">
     <w:nsid w:val="10FE179C"/>
     <w:multiLevelType w:val="hybridMultilevel"/>
     <w:tmpl w:val="9F46CFFA"/>
@@ -7878,7 +9883,7 @@
       </w:pPr>
     </w:lvl>
   </w:abstractNum>
-  <w:abstractNum w:abstractNumId="6" w15:restartNumberingAfterBreak="0">
+  <w:abstractNum w:abstractNumId="7" w15:restartNumberingAfterBreak="0">
     <w:nsid w:val="11A23613"/>
     <w:multiLevelType w:val="multilevel"/>
     <w:tmpl w:val="465C983C"/>
@@ -8027,7 +10032,7 @@
       </w:rPr>
     </w:lvl>
   </w:abstractNum>
-  <w:abstractNum w:abstractNumId="7" w15:restartNumberingAfterBreak="0">
+  <w:abstractNum w:abstractNumId="8" w15:restartNumberingAfterBreak="0">
     <w:nsid w:val="12CD79ED"/>
     <w:multiLevelType w:val="multilevel"/>
     <w:tmpl w:val="B63A6B70"/>
@@ -8140,7 +10145,7 @@
       </w:pPr>
     </w:lvl>
   </w:abstractNum>
-  <w:abstractNum w:abstractNumId="8" w15:restartNumberingAfterBreak="0">
+  <w:abstractNum w:abstractNumId="9" w15:restartNumberingAfterBreak="0">
     <w:nsid w:val="13414D04"/>
     <w:multiLevelType w:val="hybridMultilevel"/>
     <w:tmpl w:val="C1FC6950"/>
@@ -8255,7 +10260,7 @@
       </w:rPr>
     </w:lvl>
   </w:abstractNum>
-  <w:abstractNum w:abstractNumId="9" w15:restartNumberingAfterBreak="0">
+  <w:abstractNum w:abstractNumId="10" w15:restartNumberingAfterBreak="0">
     <w:nsid w:val="13C824BC"/>
     <w:multiLevelType w:val="hybridMultilevel"/>
     <w:tmpl w:val="14F444F4"/>
@@ -8341,7 +10346,7 @@
       </w:pPr>
     </w:lvl>
   </w:abstractNum>
-  <w:abstractNum w:abstractNumId="10" w15:restartNumberingAfterBreak="0">
+  <w:abstractNum w:abstractNumId="11" w15:restartNumberingAfterBreak="0">
     <w:nsid w:val="1D6C00C5"/>
     <w:multiLevelType w:val="multilevel"/>
     <w:tmpl w:val="54469334"/>
@@ -8490,7 +10495,7 @@
       </w:rPr>
     </w:lvl>
   </w:abstractNum>
-  <w:abstractNum w:abstractNumId="11" w15:restartNumberingAfterBreak="0">
+  <w:abstractNum w:abstractNumId="12" w15:restartNumberingAfterBreak="0">
     <w:nsid w:val="1EDF0CF5"/>
     <w:multiLevelType w:val="multilevel"/>
     <w:tmpl w:val="846A60F6"/>
@@ -8607,7 +10612,7 @@
       </w:pPr>
     </w:lvl>
   </w:abstractNum>
-  <w:abstractNum w:abstractNumId="12" w15:restartNumberingAfterBreak="0">
+  <w:abstractNum w:abstractNumId="13" w15:restartNumberingAfterBreak="0">
     <w:nsid w:val="1FAE0633"/>
     <w:multiLevelType w:val="hybridMultilevel"/>
     <w:tmpl w:val="ED824FD0"/>
@@ -8720,7 +10725,7 @@
       </w:rPr>
     </w:lvl>
   </w:abstractNum>
-  <w:abstractNum w:abstractNumId="13" w15:restartNumberingAfterBreak="0">
+  <w:abstractNum w:abstractNumId="14" w15:restartNumberingAfterBreak="0">
     <w:nsid w:val="1FBD4BDA"/>
     <w:multiLevelType w:val="hybridMultilevel"/>
     <w:tmpl w:val="3B62A510"/>
@@ -8833,7 +10838,7 @@
       </w:rPr>
     </w:lvl>
   </w:abstractNum>
-  <w:abstractNum w:abstractNumId="14" w15:restartNumberingAfterBreak="0">
+  <w:abstractNum w:abstractNumId="15" w15:restartNumberingAfterBreak="0">
     <w:nsid w:val="1FDE34CE"/>
     <w:multiLevelType w:val="multilevel"/>
     <w:tmpl w:val="2244D944"/>
@@ -8982,7 +10987,7 @@
       </w:rPr>
     </w:lvl>
   </w:abstractNum>
-  <w:abstractNum w:abstractNumId="15" w15:restartNumberingAfterBreak="0">
+  <w:abstractNum w:abstractNumId="16" w15:restartNumberingAfterBreak="0">
     <w:nsid w:val="215C03B7"/>
     <w:multiLevelType w:val="multilevel"/>
     <w:tmpl w:val="699C0B3C"/>
@@ -9095,7 +11100,7 @@
       </w:pPr>
     </w:lvl>
   </w:abstractNum>
-  <w:abstractNum w:abstractNumId="16" w15:restartNumberingAfterBreak="0">
+  <w:abstractNum w:abstractNumId="17" w15:restartNumberingAfterBreak="0">
     <w:nsid w:val="2185218E"/>
     <w:multiLevelType w:val="hybridMultilevel"/>
     <w:tmpl w:val="181E7B54"/>
@@ -9208,7 +11213,7 @@
       </w:rPr>
     </w:lvl>
   </w:abstractNum>
-  <w:abstractNum w:abstractNumId="17" w15:restartNumberingAfterBreak="0">
+  <w:abstractNum w:abstractNumId="18" w15:restartNumberingAfterBreak="0">
     <w:nsid w:val="228617CB"/>
     <w:multiLevelType w:val="hybridMultilevel"/>
     <w:tmpl w:val="D7BCF656"/>
@@ -9321,7 +11326,132 @@
       </w:rPr>
     </w:lvl>
   </w:abstractNum>
-  <w:abstractNum w:abstractNumId="18" w15:restartNumberingAfterBreak="0">
+  <w:abstractNum w:abstractNumId="19" w15:restartNumberingAfterBreak="0">
+    <w:nsid w:val="22C6393C"/>
+    <w:multiLevelType w:val="multilevel"/>
+    <w:tmpl w:val="E09092A4"/>
+    <w:lvl w:ilvl="0">
+      <w:start w:val="1"/>
+      <w:numFmt w:val="decimal"/>
+      <w:lvlText w:val="%1."/>
+      <w:lvlJc w:val="left"/>
+      <w:pPr>
+        <w:tabs>
+          <w:tab w:val="num" w:pos="720"/>
+        </w:tabs>
+        <w:ind w:left="720" w:hanging="360"/>
+      </w:pPr>
+    </w:lvl>
+    <w:lvl w:ilvl="1">
+      <w:start w:val="1"/>
+      <w:numFmt w:val="bullet"/>
+      <w:lvlText w:val="o"/>
+      <w:lvlJc w:val="left"/>
+      <w:pPr>
+        <w:tabs>
+          <w:tab w:val="num" w:pos="1440"/>
+        </w:tabs>
+        <w:ind w:left="1440" w:hanging="360"/>
+      </w:pPr>
+      <w:rPr>
+        <w:rFonts w:ascii="Courier New" w:hAnsi="Courier New" w:hint="default"/>
+        <w:sz w:val="20"/>
+      </w:rPr>
+    </w:lvl>
+    <w:lvl w:ilvl="2">
+      <w:start w:val="1"/>
+      <w:numFmt w:val="bullet"/>
+      <w:lvlText w:val=""/>
+      <w:lvlJc w:val="left"/>
+      <w:pPr>
+        <w:tabs>
+          <w:tab w:val="num" w:pos="2160"/>
+        </w:tabs>
+        <w:ind w:left="2160" w:hanging="360"/>
+      </w:pPr>
+      <w:rPr>
+        <w:rFonts w:ascii="Wingdings" w:hAnsi="Wingdings" w:hint="default"/>
+        <w:sz w:val="20"/>
+      </w:rPr>
+    </w:lvl>
+    <w:lvl w:ilvl="3">
+      <w:start w:val="1"/>
+      <w:numFmt w:val="bullet"/>
+      <w:lvlText w:val=""/>
+      <w:lvlJc w:val="left"/>
+      <w:pPr>
+        <w:tabs>
+          <w:tab w:val="num" w:pos="2880"/>
+        </w:tabs>
+        <w:ind w:left="2880" w:hanging="360"/>
+      </w:pPr>
+      <w:rPr>
+        <w:rFonts w:ascii="Wingdings" w:hAnsi="Wingdings" w:hint="default"/>
+        <w:sz w:val="20"/>
+      </w:rPr>
+    </w:lvl>
+    <w:lvl w:ilvl="4" w:tentative="1">
+      <w:start w:val="1"/>
+      <w:numFmt w:val="decimal"/>
+      <w:lvlText w:val="%5."/>
+      <w:lvlJc w:val="left"/>
+      <w:pPr>
+        <w:tabs>
+          <w:tab w:val="num" w:pos="3600"/>
+        </w:tabs>
+        <w:ind w:left="3600" w:hanging="360"/>
+      </w:pPr>
+    </w:lvl>
+    <w:lvl w:ilvl="5" w:tentative="1">
+      <w:start w:val="1"/>
+      <w:numFmt w:val="decimal"/>
+      <w:lvlText w:val="%6."/>
+      <w:lvlJc w:val="left"/>
+      <w:pPr>
+        <w:tabs>
+          <w:tab w:val="num" w:pos="4320"/>
+        </w:tabs>
+        <w:ind w:left="4320" w:hanging="360"/>
+      </w:pPr>
+    </w:lvl>
+    <w:lvl w:ilvl="6" w:tentative="1">
+      <w:start w:val="1"/>
+      <w:numFmt w:val="decimal"/>
+      <w:lvlText w:val="%7."/>
+      <w:lvlJc w:val="left"/>
+      <w:pPr>
+        <w:tabs>
+          <w:tab w:val="num" w:pos="5040"/>
+        </w:tabs>
+        <w:ind w:left="5040" w:hanging="360"/>
+      </w:pPr>
+    </w:lvl>
+    <w:lvl w:ilvl="7" w:tentative="1">
+      <w:start w:val="1"/>
+      <w:numFmt w:val="decimal"/>
+      <w:lvlText w:val="%8."/>
+      <w:lvlJc w:val="left"/>
+      <w:pPr>
+        <w:tabs>
+          <w:tab w:val="num" w:pos="5760"/>
+        </w:tabs>
+        <w:ind w:left="5760" w:hanging="360"/>
+      </w:pPr>
+    </w:lvl>
+    <w:lvl w:ilvl="8" w:tentative="1">
+      <w:start w:val="1"/>
+      <w:numFmt w:val="decimal"/>
+      <w:lvlText w:val="%9."/>
+      <w:lvlJc w:val="left"/>
+      <w:pPr>
+        <w:tabs>
+          <w:tab w:val="num" w:pos="6480"/>
+        </w:tabs>
+        <w:ind w:left="6480" w:hanging="360"/>
+      </w:pPr>
+    </w:lvl>
+  </w:abstractNum>
+  <w:abstractNum w:abstractNumId="20" w15:restartNumberingAfterBreak="0">
     <w:nsid w:val="23564EE2"/>
     <w:multiLevelType w:val="hybridMultilevel"/>
     <w:tmpl w:val="7B3E787C"/>
@@ -9410,7 +11540,7 @@
       </w:pPr>
     </w:lvl>
   </w:abstractNum>
-  <w:abstractNum w:abstractNumId="19" w15:restartNumberingAfterBreak="0">
+  <w:abstractNum w:abstractNumId="21" w15:restartNumberingAfterBreak="0">
     <w:nsid w:val="25EA4B3A"/>
     <w:multiLevelType w:val="multilevel"/>
     <w:tmpl w:val="5084489C"/>
@@ -9523,7 +11653,7 @@
       </w:pPr>
     </w:lvl>
   </w:abstractNum>
-  <w:abstractNum w:abstractNumId="20" w15:restartNumberingAfterBreak="0">
+  <w:abstractNum w:abstractNumId="22" w15:restartNumberingAfterBreak="0">
     <w:nsid w:val="315432E9"/>
     <w:multiLevelType w:val="multilevel"/>
     <w:tmpl w:val="8C52A028"/>
@@ -9672,7 +11802,7 @@
       </w:rPr>
     </w:lvl>
   </w:abstractNum>
-  <w:abstractNum w:abstractNumId="21" w15:restartNumberingAfterBreak="0">
+  <w:abstractNum w:abstractNumId="23" w15:restartNumberingAfterBreak="0">
     <w:nsid w:val="3F251CE5"/>
     <w:multiLevelType w:val="multilevel"/>
     <w:tmpl w:val="8A984AD2"/>
@@ -9785,7 +11915,125 @@
       </w:pPr>
     </w:lvl>
   </w:abstractNum>
-  <w:abstractNum w:abstractNumId="22" w15:restartNumberingAfterBreak="0">
+  <w:abstractNum w:abstractNumId="24" w15:restartNumberingAfterBreak="0">
+    <w:nsid w:val="423D6F82"/>
+    <w:multiLevelType w:val="multilevel"/>
+    <w:tmpl w:val="422631BC"/>
+    <w:lvl w:ilvl="0">
+      <w:start w:val="1"/>
+      <w:numFmt w:val="decimal"/>
+      <w:lvlText w:val="%1."/>
+      <w:lvlJc w:val="left"/>
+      <w:pPr>
+        <w:tabs>
+          <w:tab w:val="num" w:pos="720"/>
+        </w:tabs>
+        <w:ind w:left="720" w:hanging="360"/>
+      </w:pPr>
+      <w:rPr>
+        <w:rFonts w:asciiTheme="majorBidi" w:hAnsiTheme="majorBidi" w:cstheme="majorBidi" w:hint="default"/>
+        <w:sz w:val="24"/>
+        <w:szCs w:val="24"/>
+      </w:rPr>
+    </w:lvl>
+    <w:lvl w:ilvl="1" w:tentative="1">
+      <w:start w:val="1"/>
+      <w:numFmt w:val="decimal"/>
+      <w:lvlText w:val="%2."/>
+      <w:lvlJc w:val="left"/>
+      <w:pPr>
+        <w:tabs>
+          <w:tab w:val="num" w:pos="1440"/>
+        </w:tabs>
+        <w:ind w:left="1440" w:hanging="360"/>
+      </w:pPr>
+    </w:lvl>
+    <w:lvl w:ilvl="2" w:tentative="1">
+      <w:start w:val="1"/>
+      <w:numFmt w:val="decimal"/>
+      <w:lvlText w:val="%3."/>
+      <w:lvlJc w:val="left"/>
+      <w:pPr>
+        <w:tabs>
+          <w:tab w:val="num" w:pos="2160"/>
+        </w:tabs>
+        <w:ind w:left="2160" w:hanging="360"/>
+      </w:pPr>
+    </w:lvl>
+    <w:lvl w:ilvl="3" w:tentative="1">
+      <w:start w:val="1"/>
+      <w:numFmt w:val="decimal"/>
+      <w:lvlText w:val="%4."/>
+      <w:lvlJc w:val="left"/>
+      <w:pPr>
+        <w:tabs>
+          <w:tab w:val="num" w:pos="2880"/>
+        </w:tabs>
+        <w:ind w:left="2880" w:hanging="360"/>
+      </w:pPr>
+    </w:lvl>
+    <w:lvl w:ilvl="4" w:tentative="1">
+      <w:start w:val="1"/>
+      <w:numFmt w:val="decimal"/>
+      <w:lvlText w:val="%5."/>
+      <w:lvlJc w:val="left"/>
+      <w:pPr>
+        <w:tabs>
+          <w:tab w:val="num" w:pos="3600"/>
+        </w:tabs>
+        <w:ind w:left="3600" w:hanging="360"/>
+      </w:pPr>
+    </w:lvl>
+    <w:lvl w:ilvl="5" w:tentative="1">
+      <w:start w:val="1"/>
+      <w:numFmt w:val="decimal"/>
+      <w:lvlText w:val="%6."/>
+      <w:lvlJc w:val="left"/>
+      <w:pPr>
+        <w:tabs>
+          <w:tab w:val="num" w:pos="4320"/>
+        </w:tabs>
+        <w:ind w:left="4320" w:hanging="360"/>
+      </w:pPr>
+    </w:lvl>
+    <w:lvl w:ilvl="6" w:tentative="1">
+      <w:start w:val="1"/>
+      <w:numFmt w:val="decimal"/>
+      <w:lvlText w:val="%7."/>
+      <w:lvlJc w:val="left"/>
+      <w:pPr>
+        <w:tabs>
+          <w:tab w:val="num" w:pos="5040"/>
+        </w:tabs>
+        <w:ind w:left="5040" w:hanging="360"/>
+      </w:pPr>
+    </w:lvl>
+    <w:lvl w:ilvl="7" w:tentative="1">
+      <w:start w:val="1"/>
+      <w:numFmt w:val="decimal"/>
+      <w:lvlText w:val="%8."/>
+      <w:lvlJc w:val="left"/>
+      <w:pPr>
+        <w:tabs>
+          <w:tab w:val="num" w:pos="5760"/>
+        </w:tabs>
+        <w:ind w:left="5760" w:hanging="360"/>
+      </w:pPr>
+    </w:lvl>
+    <w:lvl w:ilvl="8" w:tentative="1">
+      <w:start w:val="1"/>
+      <w:numFmt w:val="decimal"/>
+      <w:lvlText w:val="%9."/>
+      <w:lvlJc w:val="left"/>
+      <w:pPr>
+        <w:tabs>
+          <w:tab w:val="num" w:pos="6480"/>
+        </w:tabs>
+        <w:ind w:left="6480" w:hanging="360"/>
+      </w:pPr>
+    </w:lvl>
+  </w:abstractNum>
+  <w:abstractNum w:abstractNumId="25" w15:restartNumberingAfterBreak="0">
     <w:nsid w:val="42685735"/>
     <w:multiLevelType w:val="multilevel"/>
     <w:tmpl w:val="93E65794"/>
@@ -9898,7 +12146,7 @@
       </w:pPr>
     </w:lvl>
   </w:abstractNum>
-  <w:abstractNum w:abstractNumId="23" w15:restartNumberingAfterBreak="0">
+  <w:abstractNum w:abstractNumId="26" w15:restartNumberingAfterBreak="0">
     <w:nsid w:val="438F77EC"/>
     <w:multiLevelType w:val="multilevel"/>
     <w:tmpl w:val="F8A8EC90"/>
@@ -10011,7 +12259,7 @@
       </w:pPr>
     </w:lvl>
   </w:abstractNum>
-  <w:abstractNum w:abstractNumId="24" w15:restartNumberingAfterBreak="0">
+  <w:abstractNum w:abstractNumId="27" w15:restartNumberingAfterBreak="0">
     <w:nsid w:val="46667525"/>
     <w:multiLevelType w:val="multilevel"/>
     <w:tmpl w:val="DC0A0288"/>
@@ -10128,7 +12376,7 @@
       </w:pPr>
     </w:lvl>
   </w:abstractNum>
-  <w:abstractNum w:abstractNumId="25" w15:restartNumberingAfterBreak="0">
+  <w:abstractNum w:abstractNumId="28" w15:restartNumberingAfterBreak="0">
     <w:nsid w:val="48900A84"/>
     <w:multiLevelType w:val="hybridMultilevel"/>
     <w:tmpl w:val="8558E532"/>
@@ -10241,7 +12489,7 @@
       </w:rPr>
     </w:lvl>
   </w:abstractNum>
-  <w:abstractNum w:abstractNumId="26" w15:restartNumberingAfterBreak="0">
+  <w:abstractNum w:abstractNumId="29" w15:restartNumberingAfterBreak="0">
     <w:nsid w:val="4C9B18E4"/>
     <w:multiLevelType w:val="multilevel"/>
     <w:tmpl w:val="3AE255C8"/>
@@ -10354,7 +12602,7 @@
       </w:pPr>
     </w:lvl>
   </w:abstractNum>
-  <w:abstractNum w:abstractNumId="27" w15:restartNumberingAfterBreak="0">
+  <w:abstractNum w:abstractNumId="30" w15:restartNumberingAfterBreak="0">
     <w:nsid w:val="4E6836A0"/>
     <w:multiLevelType w:val="multilevel"/>
     <w:tmpl w:val="D048EA90"/>
@@ -10503,7 +12751,156 @@
       </w:rPr>
     </w:lvl>
   </w:abstractNum>
-  <w:abstractNum w:abstractNumId="28" w15:restartNumberingAfterBreak="0">
+  <w:abstractNum w:abstractNumId="31" w15:restartNumberingAfterBreak="0">
+    <w:nsid w:val="53C43CBB"/>
+    <w:multiLevelType w:val="multilevel"/>
+    <w:tmpl w:val="13D054FA"/>
+    <w:lvl w:ilvl="0">
+      <w:start w:val="1"/>
+      <w:numFmt w:val="bullet"/>
+      <w:lvlText w:val=""/>
+      <w:lvlJc w:val="left"/>
+      <w:pPr>
+        <w:tabs>
+          <w:tab w:val="num" w:pos="720"/>
+        </w:tabs>
+        <w:ind w:left="720" w:hanging="360"/>
+      </w:pPr>
+      <w:rPr>
+        <w:rFonts w:ascii="Symbol" w:hAnsi="Symbol" w:hint="default"/>
+        <w:sz w:val="20"/>
+      </w:rPr>
+    </w:lvl>
+    <w:lvl w:ilvl="1">
+      <w:start w:val="1"/>
+      <w:numFmt w:val="bullet"/>
+      <w:lvlText w:val="o"/>
+      <w:lvlJc w:val="left"/>
+      <w:pPr>
+        <w:tabs>
+          <w:tab w:val="num" w:pos="1440"/>
+        </w:tabs>
+        <w:ind w:left="1440" w:hanging="360"/>
+      </w:pPr>
+      <w:rPr>
+        <w:rFonts w:ascii="Courier New" w:hAnsi="Courier New" w:hint="default"/>
+        <w:sz w:val="20"/>
+      </w:rPr>
+    </w:lvl>
+    <w:lvl w:ilvl="2" w:tentative="1">
+      <w:start w:val="1"/>
+      <w:numFmt w:val="bullet"/>
+      <w:lvlText w:val=""/>
+      <w:lvlJc w:val="left"/>
+      <w:pPr>
+        <w:tabs>
+          <w:tab w:val="num" w:pos="2160"/>
+        </w:tabs>
+        <w:ind w:left="2160" w:hanging="360"/>
+      </w:pPr>
+      <w:rPr>
+        <w:rFonts w:ascii="Wingdings" w:hAnsi="Wingdings" w:hint="default"/>
+        <w:sz w:val="20"/>
+      </w:rPr>
+    </w:lvl>
+    <w:lvl w:ilvl="3" w:tentative="1">
+      <w:start w:val="1"/>
+      <w:numFmt w:val="bullet"/>
+      <w:lvlText w:val=""/>
+      <w:lvlJc w:val="left"/>
+      <w:pPr>
+        <w:tabs>
+          <w:tab w:val="num" w:pos="2880"/>
+        </w:tabs>
+        <w:ind w:left="2880" w:hanging="360"/>
+      </w:pPr>
+      <w:rPr>
+        <w:rFonts w:ascii="Wingdings" w:hAnsi="Wingdings" w:hint="default"/>
+        <w:sz w:val="20"/>
+      </w:rPr>
+    </w:lvl>
+    <w:lvl w:ilvl="4" w:tentative="1">
+      <w:start w:val="1"/>
+      <w:numFmt w:val="bullet"/>
+      <w:lvlText w:val=""/>
+      <w:lvlJc w:val="left"/>
+      <w:pPr>
+        <w:tabs>
+          <w:tab w:val="num" w:pos="3600"/>
+        </w:tabs>
+        <w:ind w:left="3600" w:hanging="360"/>
+      </w:pPr>
+      <w:rPr>
+        <w:rFonts w:ascii="Wingdings" w:hAnsi="Wingdings" w:hint="default"/>
+        <w:sz w:val="20"/>
+      </w:rPr>
+    </w:lvl>
+    <w:lvl w:ilvl="5" w:tentative="1">
+      <w:start w:val="1"/>
+      <w:numFmt w:val="bullet"/>
+      <w:lvlText w:val=""/>
+      <w:lvlJc w:val="left"/>
+      <w:pPr>
+        <w:tabs>
+          <w:tab w:val="num" w:pos="4320"/>
+        </w:tabs>
+        <w:ind w:left="4320" w:hanging="360"/>
+      </w:pPr>
+      <w:rPr>
+        <w:rFonts w:ascii="Wingdings" w:hAnsi="Wingdings" w:hint="default"/>
+        <w:sz w:val="20"/>
+      </w:rPr>
+    </w:lvl>
+    <w:lvl w:ilvl="6" w:tentative="1">
+      <w:start w:val="1"/>
+      <w:numFmt w:val="bullet"/>
+      <w:lvlText w:val=""/>
+      <w:lvlJc w:val="left"/>
+      <w:pPr>
+        <w:tabs>
+          <w:tab w:val="num" w:pos="5040"/>
+        </w:tabs>
+        <w:ind w:left="5040" w:hanging="360"/>
+      </w:pPr>
+      <w:rPr>
+        <w:rFonts w:ascii="Wingdings" w:hAnsi="Wingdings" w:hint="default"/>
+        <w:sz w:val="20"/>
+      </w:rPr>
+    </w:lvl>
+    <w:lvl w:ilvl="7" w:tentative="1">
+      <w:start w:val="1"/>
+      <w:numFmt w:val="bullet"/>
+      <w:lvlText w:val=""/>
+      <w:lvlJc w:val="left"/>
+      <w:pPr>
+        <w:tabs>
+          <w:tab w:val="num" w:pos="5760"/>
+        </w:tabs>
+        <w:ind w:left="5760" w:hanging="360"/>
+      </w:pPr>
+      <w:rPr>
+        <w:rFonts w:ascii="Wingdings" w:hAnsi="Wingdings" w:hint="default"/>
+        <w:sz w:val="20"/>
+      </w:rPr>
+    </w:lvl>
+    <w:lvl w:ilvl="8" w:tentative="1">
+      <w:start w:val="1"/>
+      <w:numFmt w:val="bullet"/>
+      <w:lvlText w:val=""/>
+      <w:lvlJc w:val="left"/>
+      <w:pPr>
+        <w:tabs>
+          <w:tab w:val="num" w:pos="6480"/>
+        </w:tabs>
+        <w:ind w:left="6480" w:hanging="360"/>
+      </w:pPr>
+      <w:rPr>
+        <w:rFonts w:ascii="Wingdings" w:hAnsi="Wingdings" w:hint="default"/>
+        <w:sz w:val="20"/>
+      </w:rPr>
+    </w:lvl>
+  </w:abstractNum>
+  <w:abstractNum w:abstractNumId="32" w15:restartNumberingAfterBreak="0">
     <w:nsid w:val="568C78AA"/>
     <w:multiLevelType w:val="multilevel"/>
     <w:tmpl w:val="B450E84C"/>
@@ -10652,7 +13049,7 @@
       </w:rPr>
     </w:lvl>
   </w:abstractNum>
-  <w:abstractNum w:abstractNumId="29" w15:restartNumberingAfterBreak="0">
+  <w:abstractNum w:abstractNumId="33" w15:restartNumberingAfterBreak="0">
     <w:nsid w:val="56DB6308"/>
     <w:multiLevelType w:val="hybridMultilevel"/>
     <w:tmpl w:val="08144D30"/>
@@ -10765,7 +13162,241 @@
       </w:rPr>
     </w:lvl>
   </w:abstractNum>
-  <w:abstractNum w:abstractNumId="30" w15:restartNumberingAfterBreak="0">
+  <w:abstractNum w:abstractNumId="34" w15:restartNumberingAfterBreak="0">
+    <w:nsid w:val="57CB5877"/>
+    <w:multiLevelType w:val="multilevel"/>
+    <w:tmpl w:val="5102198E"/>
+    <w:lvl w:ilvl="0">
+      <w:start w:val="1"/>
+      <w:numFmt w:val="decimal"/>
+      <w:lvlText w:val="%1."/>
+      <w:lvlJc w:val="left"/>
+      <w:pPr>
+        <w:tabs>
+          <w:tab w:val="num" w:pos="720"/>
+        </w:tabs>
+        <w:ind w:left="720" w:hanging="360"/>
+      </w:pPr>
+    </w:lvl>
+    <w:lvl w:ilvl="1" w:tentative="1">
+      <w:start w:val="1"/>
+      <w:numFmt w:val="decimal"/>
+      <w:lvlText w:val="%2."/>
+      <w:lvlJc w:val="left"/>
+      <w:pPr>
+        <w:tabs>
+          <w:tab w:val="num" w:pos="1440"/>
+        </w:tabs>
+        <w:ind w:left="1440" w:hanging="360"/>
+      </w:pPr>
+    </w:lvl>
+    <w:lvl w:ilvl="2" w:tentative="1">
+      <w:start w:val="1"/>
+      <w:numFmt w:val="decimal"/>
+      <w:lvlText w:val="%3."/>
+      <w:lvlJc w:val="left"/>
+      <w:pPr>
+        <w:tabs>
+          <w:tab w:val="num" w:pos="2160"/>
+        </w:tabs>
+        <w:ind w:left="2160" w:hanging="360"/>
+      </w:pPr>
+    </w:lvl>
+    <w:lvl w:ilvl="3" w:tentative="1">
+      <w:start w:val="1"/>
+      <w:numFmt w:val="decimal"/>
+      <w:lvlText w:val="%4."/>
+      <w:lvlJc w:val="left"/>
+      <w:pPr>
+        <w:tabs>
+          <w:tab w:val="num" w:pos="2880"/>
+        </w:tabs>
+        <w:ind w:left="2880" w:hanging="360"/>
+      </w:pPr>
+    </w:lvl>
+    <w:lvl w:ilvl="4" w:tentative="1">
+      <w:start w:val="1"/>
+      <w:numFmt w:val="decimal"/>
+      <w:lvlText w:val="%5."/>
+      <w:lvlJc w:val="left"/>
+      <w:pPr>
+        <w:tabs>
+          <w:tab w:val="num" w:pos="3600"/>
+        </w:tabs>
+        <w:ind w:left="3600" w:hanging="360"/>
+      </w:pPr>
+    </w:lvl>
+    <w:lvl w:ilvl="5" w:tentative="1">
+      <w:start w:val="1"/>
+      <w:numFmt w:val="decimal"/>
+      <w:lvlText w:val="%6."/>
+      <w:lvlJc w:val="left"/>
+      <w:pPr>
+        <w:tabs>
+          <w:tab w:val="num" w:pos="4320"/>
+        </w:tabs>
+        <w:ind w:left="4320" w:hanging="360"/>
+      </w:pPr>
+    </w:lvl>
+    <w:lvl w:ilvl="6" w:tentative="1">
+      <w:start w:val="1"/>
+      <w:numFmt w:val="decimal"/>
+      <w:lvlText w:val="%7."/>
+      <w:lvlJc w:val="left"/>
+      <w:pPr>
+        <w:tabs>
+          <w:tab w:val="num" w:pos="5040"/>
+        </w:tabs>
+        <w:ind w:left="5040" w:hanging="360"/>
+      </w:pPr>
+    </w:lvl>
+    <w:lvl w:ilvl="7" w:tentative="1">
+      <w:start w:val="1"/>
+      <w:numFmt w:val="decimal"/>
+      <w:lvlText w:val="%8."/>
+      <w:lvlJc w:val="left"/>
+      <w:pPr>
+        <w:tabs>
+          <w:tab w:val="num" w:pos="5760"/>
+        </w:tabs>
+        <w:ind w:left="5760" w:hanging="360"/>
+      </w:pPr>
+    </w:lvl>
+    <w:lvl w:ilvl="8" w:tentative="1">
+      <w:start w:val="1"/>
+      <w:numFmt w:val="decimal"/>
+      <w:lvlText w:val="%9."/>
+      <w:lvlJc w:val="left"/>
+      <w:pPr>
+        <w:tabs>
+          <w:tab w:val="num" w:pos="6480"/>
+        </w:tabs>
+        <w:ind w:left="6480" w:hanging="360"/>
+      </w:pPr>
+    </w:lvl>
+  </w:abstractNum>
+  <w:abstractNum w:abstractNumId="35" w15:restartNumberingAfterBreak="0">
+    <w:nsid w:val="585D3C40"/>
+    <w:multiLevelType w:val="multilevel"/>
+    <w:tmpl w:val="405EB53A"/>
+    <w:lvl w:ilvl="0">
+      <w:start w:val="1"/>
+      <w:numFmt w:val="decimal"/>
+      <w:lvlText w:val="%1."/>
+      <w:lvlJc w:val="left"/>
+      <w:pPr>
+        <w:tabs>
+          <w:tab w:val="num" w:pos="720"/>
+        </w:tabs>
+        <w:ind w:left="720" w:hanging="360"/>
+      </w:pPr>
+    </w:lvl>
+    <w:lvl w:ilvl="1">
+      <w:start w:val="1"/>
+      <w:numFmt w:val="bullet"/>
+      <w:lvlText w:val="o"/>
+      <w:lvlJc w:val="left"/>
+      <w:pPr>
+        <w:tabs>
+          <w:tab w:val="num" w:pos="1440"/>
+        </w:tabs>
+        <w:ind w:left="1440" w:hanging="360"/>
+      </w:pPr>
+      <w:rPr>
+        <w:rFonts w:ascii="Courier New" w:hAnsi="Courier New" w:hint="default"/>
+        <w:sz w:val="20"/>
+      </w:rPr>
+    </w:lvl>
+    <w:lvl w:ilvl="2">
+      <w:start w:val="1"/>
+      <w:numFmt w:val="bullet"/>
+      <w:lvlText w:val=""/>
+      <w:lvlJc w:val="left"/>
+      <w:pPr>
+        <w:tabs>
+          <w:tab w:val="num" w:pos="2160"/>
+        </w:tabs>
+        <w:ind w:left="2160" w:hanging="360"/>
+      </w:pPr>
+      <w:rPr>
+        <w:rFonts w:ascii="Wingdings" w:hAnsi="Wingdings" w:hint="default"/>
+        <w:sz w:val="20"/>
+      </w:rPr>
+    </w:lvl>
+    <w:lvl w:ilvl="3" w:tentative="1">
+      <w:start w:val="1"/>
+      <w:numFmt w:val="decimal"/>
+      <w:lvlText w:val="%4."/>
+      <w:lvlJc w:val="left"/>
+      <w:pPr>
+        <w:tabs>
+          <w:tab w:val="num" w:pos="2880"/>
+        </w:tabs>
+        <w:ind w:left="2880" w:hanging="360"/>
+      </w:pPr>
+    </w:lvl>
+    <w:lvl w:ilvl="4" w:tentative="1">
+      <w:start w:val="1"/>
+      <w:numFmt w:val="decimal"/>
+      <w:lvlText w:val="%5."/>
+      <w:lvlJc w:val="left"/>
+      <w:pPr>
+        <w:tabs>
+          <w:tab w:val="num" w:pos="3600"/>
+        </w:tabs>
+        <w:ind w:left="3600" w:hanging="360"/>
+      </w:pPr>
+    </w:lvl>
+    <w:lvl w:ilvl="5" w:tentative="1">
+      <w:start w:val="1"/>
+      <w:numFmt w:val="decimal"/>
+      <w:lvlText w:val="%6."/>
+      <w:lvlJc w:val="left"/>
+      <w:pPr>
+        <w:tabs>
+          <w:tab w:val="num" w:pos="4320"/>
+        </w:tabs>
+        <w:ind w:left="4320" w:hanging="360"/>
+      </w:pPr>
+    </w:lvl>
+    <w:lvl w:ilvl="6" w:tentative="1">
+      <w:start w:val="1"/>
+      <w:numFmt w:val="decimal"/>
+      <w:lvlText w:val="%7."/>
+      <w:lvlJc w:val="left"/>
+      <w:pPr>
+        <w:tabs>
+          <w:tab w:val="num" w:pos="5040"/>
+        </w:tabs>
+        <w:ind w:left="5040" w:hanging="360"/>
+      </w:pPr>
+    </w:lvl>
+    <w:lvl w:ilvl="7" w:tentative="1">
+      <w:start w:val="1"/>
+      <w:numFmt w:val="decimal"/>
+      <w:lvlText w:val="%8."/>
+      <w:lvlJc w:val="left"/>
+      <w:pPr>
+        <w:tabs>
+          <w:tab w:val="num" w:pos="5760"/>
+        </w:tabs>
+        <w:ind w:left="5760" w:hanging="360"/>
+      </w:pPr>
+    </w:lvl>
+    <w:lvl w:ilvl="8" w:tentative="1">
+      <w:start w:val="1"/>
+      <w:numFmt w:val="decimal"/>
+      <w:lvlText w:val="%9."/>
+      <w:lvlJc w:val="left"/>
+      <w:pPr>
+        <w:tabs>
+          <w:tab w:val="num" w:pos="6480"/>
+        </w:tabs>
+        <w:ind w:left="6480" w:hanging="360"/>
+      </w:pPr>
+    </w:lvl>
+  </w:abstractNum>
+  <w:abstractNum w:abstractNumId="36" w15:restartNumberingAfterBreak="0">
     <w:nsid w:val="58C00AE0"/>
     <w:multiLevelType w:val="multilevel"/>
     <w:tmpl w:val="A40036E2"/>
@@ -10878,7 +13509,7 @@
       </w:pPr>
     </w:lvl>
   </w:abstractNum>
-  <w:abstractNum w:abstractNumId="31" w15:restartNumberingAfterBreak="0">
+  <w:abstractNum w:abstractNumId="37" w15:restartNumberingAfterBreak="0">
     <w:nsid w:val="60555BCA"/>
     <w:multiLevelType w:val="multilevel"/>
     <w:tmpl w:val="4E0EEFF2"/>
@@ -10991,7 +13622,156 @@
       </w:pPr>
     </w:lvl>
   </w:abstractNum>
-  <w:abstractNum w:abstractNumId="32" w15:restartNumberingAfterBreak="0">
+  <w:abstractNum w:abstractNumId="38" w15:restartNumberingAfterBreak="0">
+    <w:nsid w:val="62F34171"/>
+    <w:multiLevelType w:val="multilevel"/>
+    <w:tmpl w:val="8F8A391E"/>
+    <w:lvl w:ilvl="0">
+      <w:start w:val="1"/>
+      <w:numFmt w:val="bullet"/>
+      <w:lvlText w:val=""/>
+      <w:lvlJc w:val="left"/>
+      <w:pPr>
+        <w:tabs>
+          <w:tab w:val="num" w:pos="720"/>
+        </w:tabs>
+        <w:ind w:left="720" w:hanging="360"/>
+      </w:pPr>
+      <w:rPr>
+        <w:rFonts w:ascii="Symbol" w:hAnsi="Symbol" w:hint="default"/>
+        <w:sz w:val="20"/>
+      </w:rPr>
+    </w:lvl>
+    <w:lvl w:ilvl="1" w:tentative="1">
+      <w:start w:val="1"/>
+      <w:numFmt w:val="bullet"/>
+      <w:lvlText w:val="o"/>
+      <w:lvlJc w:val="left"/>
+      <w:pPr>
+        <w:tabs>
+          <w:tab w:val="num" w:pos="1440"/>
+        </w:tabs>
+        <w:ind w:left="1440" w:hanging="360"/>
+      </w:pPr>
+      <w:rPr>
+        <w:rFonts w:ascii="Courier New" w:hAnsi="Courier New" w:hint="default"/>
+        <w:sz w:val="20"/>
+      </w:rPr>
+    </w:lvl>
+    <w:lvl w:ilvl="2" w:tentative="1">
+      <w:start w:val="1"/>
+      <w:numFmt w:val="bullet"/>
+      <w:lvlText w:val=""/>
+      <w:lvlJc w:val="left"/>
+      <w:pPr>
+        <w:tabs>
+          <w:tab w:val="num" w:pos="2160"/>
+        </w:tabs>
+        <w:ind w:left="2160" w:hanging="360"/>
+      </w:pPr>
+      <w:rPr>
+        <w:rFonts w:ascii="Wingdings" w:hAnsi="Wingdings" w:hint="default"/>
+        <w:sz w:val="20"/>
+      </w:rPr>
+    </w:lvl>
+    <w:lvl w:ilvl="3" w:tentative="1">
+      <w:start w:val="1"/>
+      <w:numFmt w:val="bullet"/>
+      <w:lvlText w:val=""/>
+      <w:lvlJc w:val="left"/>
+      <w:pPr>
+        <w:tabs>
+          <w:tab w:val="num" w:pos="2880"/>
+        </w:tabs>
+        <w:ind w:left="2880" w:hanging="360"/>
+      </w:pPr>
+      <w:rPr>
+        <w:rFonts w:ascii="Wingdings" w:hAnsi="Wingdings" w:hint="default"/>
+        <w:sz w:val="20"/>
+      </w:rPr>
+    </w:lvl>
+    <w:lvl w:ilvl="4" w:tentative="1">
+      <w:start w:val="1"/>
+      <w:numFmt w:val="bullet"/>
+      <w:lvlText w:val=""/>
+      <w:lvlJc w:val="left"/>
+      <w:pPr>
+        <w:tabs>
+          <w:tab w:val="num" w:pos="3600"/>
+        </w:tabs>
+        <w:ind w:left="3600" w:hanging="360"/>
+      </w:pPr>
+      <w:rPr>
+        <w:rFonts w:ascii="Wingdings" w:hAnsi="Wingdings" w:hint="default"/>
+        <w:sz w:val="20"/>
+      </w:rPr>
+    </w:lvl>
+    <w:lvl w:ilvl="5" w:tentative="1">
+      <w:start w:val="1"/>
+      <w:numFmt w:val="bullet"/>
+      <w:lvlText w:val=""/>
+      <w:lvlJc w:val="left"/>
+      <w:pPr>
+        <w:tabs>
+          <w:tab w:val="num" w:pos="4320"/>
+        </w:tabs>
+        <w:ind w:left="4320" w:hanging="360"/>
+      </w:pPr>
+      <w:rPr>
+        <w:rFonts w:ascii="Wingdings" w:hAnsi="Wingdings" w:hint="default"/>
+        <w:sz w:val="20"/>
+      </w:rPr>
+    </w:lvl>
+    <w:lvl w:ilvl="6" w:tentative="1">
+      <w:start w:val="1"/>
+      <w:numFmt w:val="bullet"/>
+      <w:lvlText w:val=""/>
+      <w:lvlJc w:val="left"/>
+      <w:pPr>
+        <w:tabs>
+          <w:tab w:val="num" w:pos="5040"/>
+        </w:tabs>
+        <w:ind w:left="5040" w:hanging="360"/>
+      </w:pPr>
+      <w:rPr>
+        <w:rFonts w:ascii="Wingdings" w:hAnsi="Wingdings" w:hint="default"/>
+        <w:sz w:val="20"/>
+      </w:rPr>
+    </w:lvl>
+    <w:lvl w:ilvl="7" w:tentative="1">
+      <w:start w:val="1"/>
+      <w:numFmt w:val="bullet"/>
+      <w:lvlText w:val=""/>
+      <w:lvlJc w:val="left"/>
+      <w:pPr>
+        <w:tabs>
+          <w:tab w:val="num" w:pos="5760"/>
+        </w:tabs>
+        <w:ind w:left="5760" w:hanging="360"/>
+      </w:pPr>
+      <w:rPr>
+        <w:rFonts w:ascii="Wingdings" w:hAnsi="Wingdings" w:hint="default"/>
+        <w:sz w:val="20"/>
+      </w:rPr>
+    </w:lvl>
+    <w:lvl w:ilvl="8" w:tentative="1">
+      <w:start w:val="1"/>
+      <w:numFmt w:val="bullet"/>
+      <w:lvlText w:val=""/>
+      <w:lvlJc w:val="left"/>
+      <w:pPr>
+        <w:tabs>
+          <w:tab w:val="num" w:pos="6480"/>
+        </w:tabs>
+        <w:ind w:left="6480" w:hanging="360"/>
+      </w:pPr>
+      <w:rPr>
+        <w:rFonts w:ascii="Wingdings" w:hAnsi="Wingdings" w:hint="default"/>
+        <w:sz w:val="20"/>
+      </w:rPr>
+    </w:lvl>
+  </w:abstractNum>
+  <w:abstractNum w:abstractNumId="39" w15:restartNumberingAfterBreak="0">
     <w:nsid w:val="69C33E50"/>
     <w:multiLevelType w:val="multilevel"/>
     <w:tmpl w:val="BC56E4BE"/>
@@ -11104,7 +13884,7 @@
       </w:pPr>
     </w:lvl>
   </w:abstractNum>
-  <w:abstractNum w:abstractNumId="33" w15:restartNumberingAfterBreak="0">
+  <w:abstractNum w:abstractNumId="40" w15:restartNumberingAfterBreak="0">
     <w:nsid w:val="6AA761D8"/>
     <w:multiLevelType w:val="multilevel"/>
     <w:tmpl w:val="B0706142"/>
@@ -11217,7 +13997,128 @@
       </w:pPr>
     </w:lvl>
   </w:abstractNum>
-  <w:abstractNum w:abstractNumId="34" w15:restartNumberingAfterBreak="0">
+  <w:abstractNum w:abstractNumId="41" w15:restartNumberingAfterBreak="0">
+    <w:nsid w:val="6B5F6401"/>
+    <w:multiLevelType w:val="multilevel"/>
+    <w:tmpl w:val="AEC08974"/>
+    <w:lvl w:ilvl="0">
+      <w:start w:val="1"/>
+      <w:numFmt w:val="decimal"/>
+      <w:lvlText w:val="%1."/>
+      <w:lvlJc w:val="left"/>
+      <w:pPr>
+        <w:tabs>
+          <w:tab w:val="num" w:pos="720"/>
+        </w:tabs>
+        <w:ind w:left="720" w:hanging="360"/>
+      </w:pPr>
+    </w:lvl>
+    <w:lvl w:ilvl="1">
+      <w:start w:val="1"/>
+      <w:numFmt w:val="bullet"/>
+      <w:lvlText w:val="o"/>
+      <w:lvlJc w:val="left"/>
+      <w:pPr>
+        <w:tabs>
+          <w:tab w:val="num" w:pos="1440"/>
+        </w:tabs>
+        <w:ind w:left="1440" w:hanging="360"/>
+      </w:pPr>
+      <w:rPr>
+        <w:rFonts w:ascii="Courier New" w:hAnsi="Courier New" w:hint="default"/>
+        <w:sz w:val="20"/>
+      </w:rPr>
+    </w:lvl>
+    <w:lvl w:ilvl="2">
+      <w:start w:val="1"/>
+      <w:numFmt w:val="bullet"/>
+      <w:lvlText w:val=""/>
+      <w:lvlJc w:val="left"/>
+      <w:pPr>
+        <w:tabs>
+          <w:tab w:val="num" w:pos="2160"/>
+        </w:tabs>
+        <w:ind w:left="2160" w:hanging="360"/>
+      </w:pPr>
+      <w:rPr>
+        <w:rFonts w:ascii="Wingdings" w:hAnsi="Wingdings" w:hint="default"/>
+        <w:sz w:val="20"/>
+      </w:rPr>
+    </w:lvl>
+    <w:lvl w:ilvl="3" w:tentative="1">
+      <w:start w:val="1"/>
+      <w:numFmt w:val="decimal"/>
+      <w:lvlText w:val="%4."/>
+      <w:lvlJc w:val="left"/>
+      <w:pPr>
+        <w:tabs>
+          <w:tab w:val="num" w:pos="2880"/>
+        </w:tabs>
+        <w:ind w:left="2880" w:hanging="360"/>
+      </w:pPr>
+    </w:lvl>
+    <w:lvl w:ilvl="4" w:tentative="1">
+      <w:start w:val="1"/>
+      <w:numFmt w:val="decimal"/>
+      <w:lvlText w:val="%5."/>
+      <w:lvlJc w:val="left"/>
+      <w:pPr>
+        <w:tabs>
+          <w:tab w:val="num" w:pos="3600"/>
+        </w:tabs>
+        <w:ind w:left="3600" w:hanging="360"/>
+      </w:pPr>
+    </w:lvl>
+    <w:lvl w:ilvl="5" w:tentative="1">
+      <w:start w:val="1"/>
+      <w:numFmt w:val="decimal"/>
+      <w:lvlText w:val="%6."/>
+      <w:lvlJc w:val="left"/>
+      <w:pPr>
+        <w:tabs>
+          <w:tab w:val="num" w:pos="4320"/>
+        </w:tabs>
+        <w:ind w:left="4320" w:hanging="360"/>
+      </w:pPr>
+    </w:lvl>
+    <w:lvl w:ilvl="6" w:tentative="1">
+      <w:start w:val="1"/>
+      <w:numFmt w:val="decimal"/>
+      <w:lvlText w:val="%7."/>
+      <w:lvlJc w:val="left"/>
+      <w:pPr>
+        <w:tabs>
+          <w:tab w:val="num" w:pos="5040"/>
+        </w:tabs>
+        <w:ind w:left="5040" w:hanging="360"/>
+      </w:pPr>
+    </w:lvl>
+    <w:lvl w:ilvl="7" w:tentative="1">
+      <w:start w:val="1"/>
+      <w:numFmt w:val="decimal"/>
+      <w:lvlText w:val="%8."/>
+      <w:lvlJc w:val="left"/>
+      <w:pPr>
+        <w:tabs>
+          <w:tab w:val="num" w:pos="5760"/>
+        </w:tabs>
+        <w:ind w:left="5760" w:hanging="360"/>
+      </w:pPr>
+    </w:lvl>
+    <w:lvl w:ilvl="8" w:tentative="1">
+      <w:start w:val="1"/>
+      <w:numFmt w:val="decimal"/>
+      <w:lvlText w:val="%9."/>
+      <w:lvlJc w:val="left"/>
+      <w:pPr>
+        <w:tabs>
+          <w:tab w:val="num" w:pos="6480"/>
+        </w:tabs>
+        <w:ind w:left="6480" w:hanging="360"/>
+      </w:pPr>
+    </w:lvl>
+  </w:abstractNum>
+  <w:abstractNum w:abstractNumId="42" w15:restartNumberingAfterBreak="0">
     <w:nsid w:val="72690525"/>
     <w:multiLevelType w:val="hybridMultilevel"/>
     <w:tmpl w:val="F872EFBC"/>
@@ -11330,7 +14231,7 @@
       </w:rPr>
     </w:lvl>
   </w:abstractNum>
-  <w:abstractNum w:abstractNumId="35" w15:restartNumberingAfterBreak="0">
+  <w:abstractNum w:abstractNumId="43" w15:restartNumberingAfterBreak="0">
     <w:nsid w:val="728B0F47"/>
     <w:multiLevelType w:val="hybridMultilevel"/>
     <w:tmpl w:val="A5E239A8"/>
@@ -11443,7 +14344,7 @@
       </w:rPr>
     </w:lvl>
   </w:abstractNum>
-  <w:abstractNum w:abstractNumId="36" w15:restartNumberingAfterBreak="0">
+  <w:abstractNum w:abstractNumId="44" w15:restartNumberingAfterBreak="0">
     <w:nsid w:val="743970EC"/>
     <w:multiLevelType w:val="hybridMultilevel"/>
     <w:tmpl w:val="B6F8CB24"/>
@@ -11556,7 +14457,7 @@
       </w:rPr>
     </w:lvl>
   </w:abstractNum>
-  <w:abstractNum w:abstractNumId="37" w15:restartNumberingAfterBreak="0">
+  <w:abstractNum w:abstractNumId="45" w15:restartNumberingAfterBreak="0">
     <w:nsid w:val="7526099E"/>
     <w:multiLevelType w:val="hybridMultilevel"/>
     <w:tmpl w:val="637886EA"/>
@@ -11669,7 +14570,7 @@
       </w:rPr>
     </w:lvl>
   </w:abstractNum>
-  <w:abstractNum w:abstractNumId="38" w15:restartNumberingAfterBreak="0">
+  <w:abstractNum w:abstractNumId="46" w15:restartNumberingAfterBreak="0">
     <w:nsid w:val="75650054"/>
     <w:multiLevelType w:val="hybridMultilevel"/>
     <w:tmpl w:val="3EFA753A"/>
@@ -11782,7 +14683,7 @@
       </w:rPr>
     </w:lvl>
   </w:abstractNum>
-  <w:abstractNum w:abstractNumId="39" w15:restartNumberingAfterBreak="0">
+  <w:abstractNum w:abstractNumId="47" w15:restartNumberingAfterBreak="0">
     <w:nsid w:val="7B0F4DE3"/>
     <w:multiLevelType w:val="multilevel"/>
     <w:tmpl w:val="7AB057C0"/>
@@ -11931,7 +14832,7 @@
       </w:rPr>
     </w:lvl>
   </w:abstractNum>
-  <w:abstractNum w:abstractNumId="40" w15:restartNumberingAfterBreak="0">
+  <w:abstractNum w:abstractNumId="48" w15:restartNumberingAfterBreak="0">
     <w:nsid w:val="7E6F3143"/>
     <w:multiLevelType w:val="hybridMultilevel"/>
     <w:tmpl w:val="1D1C0A84"/>
@@ -12045,130 +14946,154 @@
     </w:lvl>
   </w:abstractNum>
   <w:num w:numId="1">
+    <w:abstractNumId w:val="12"/>
+  </w:num>
+  <w:num w:numId="2">
     <w:abstractNumId w:val="11"/>
   </w:num>
-  <w:num w:numId="2">
-    <w:abstractNumId w:val="10"/>
+  <w:num w:numId="3">
+    <w:abstractNumId w:val="40"/>
   </w:num>
-  <w:num w:numId="3">
+  <w:num w:numId="4">
+    <w:abstractNumId w:val="26"/>
+  </w:num>
+  <w:num w:numId="5">
+    <w:abstractNumId w:val="5"/>
+  </w:num>
+  <w:num w:numId="6">
+    <w:abstractNumId w:val="23"/>
+  </w:num>
+  <w:num w:numId="7">
+    <w:abstractNumId w:val="37"/>
+  </w:num>
+  <w:num w:numId="8">
+    <w:abstractNumId w:val="16"/>
+  </w:num>
+  <w:num w:numId="9">
+    <w:abstractNumId w:val="21"/>
+  </w:num>
+  <w:num w:numId="10">
+    <w:abstractNumId w:val="47"/>
+  </w:num>
+  <w:num w:numId="11">
+    <w:abstractNumId w:val="39"/>
+  </w:num>
+  <w:num w:numId="12">
+    <w:abstractNumId w:val="22"/>
+  </w:num>
+  <w:num w:numId="13">
+    <w:abstractNumId w:val="25"/>
+  </w:num>
+  <w:num w:numId="14">
+    <w:abstractNumId w:val="8"/>
+  </w:num>
+  <w:num w:numId="15">
+    <w:abstractNumId w:val="7"/>
+  </w:num>
+  <w:num w:numId="16">
+    <w:abstractNumId w:val="30"/>
+  </w:num>
+  <w:num w:numId="17">
+    <w:abstractNumId w:val="4"/>
+  </w:num>
+  <w:num w:numId="18">
+    <w:abstractNumId w:val="29"/>
+  </w:num>
+  <w:num w:numId="19">
+    <w:abstractNumId w:val="15"/>
+  </w:num>
+  <w:num w:numId="20">
+    <w:abstractNumId w:val="48"/>
+  </w:num>
+  <w:num w:numId="21">
+    <w:abstractNumId w:val="27"/>
+  </w:num>
+  <w:num w:numId="22">
+    <w:abstractNumId w:val="36"/>
+  </w:num>
+  <w:num w:numId="23">
+    <w:abstractNumId w:val="18"/>
+  </w:num>
+  <w:num w:numId="24">
+    <w:abstractNumId w:val="9"/>
+  </w:num>
+  <w:num w:numId="25">
+    <w:abstractNumId w:val="9"/>
+  </w:num>
+  <w:num w:numId="26">
+    <w:abstractNumId w:val="6"/>
+  </w:num>
+  <w:num w:numId="27">
+    <w:abstractNumId w:val="13"/>
+  </w:num>
+  <w:num w:numId="28">
+    <w:abstractNumId w:val="14"/>
+  </w:num>
+  <w:num w:numId="29">
+    <w:abstractNumId w:val="44"/>
+  </w:num>
+  <w:num w:numId="30">
     <w:abstractNumId w:val="33"/>
   </w:num>
-  <w:num w:numId="4">
-    <w:abstractNumId w:val="23"/>
-  </w:num>
-  <w:num w:numId="5">
-    <w:abstractNumId w:val="4"/>
-  </w:num>
-  <w:num w:numId="6">
-    <w:abstractNumId w:val="21"/>
-  </w:num>
-  <w:num w:numId="7">
-    <w:abstractNumId w:val="31"/>
-  </w:num>
-  <w:num w:numId="8">
-    <w:abstractNumId w:val="15"/>
-  </w:num>
-  <w:num w:numId="9">
-    <w:abstractNumId w:val="19"/>
-  </w:num>
-  <w:num w:numId="10">
-    <w:abstractNumId w:val="39"/>
-  </w:num>
-  <w:num w:numId="11">
-    <w:abstractNumId w:val="32"/>
-  </w:num>
-  <w:num w:numId="12">
-    <w:abstractNumId w:val="20"/>
-  </w:num>
-  <w:num w:numId="13">
-    <w:abstractNumId w:val="22"/>
-  </w:num>
-  <w:num w:numId="14">
-    <w:abstractNumId w:val="7"/>
-  </w:num>
-  <w:num w:numId="15">
-    <w:abstractNumId w:val="6"/>
-  </w:num>
-  <w:num w:numId="16">
-    <w:abstractNumId w:val="27"/>
-  </w:num>
-  <w:num w:numId="17">
+  <w:num w:numId="31">
     <w:abstractNumId w:val="3"/>
-  </w:num>
-  <w:num w:numId="18">
-    <w:abstractNumId w:val="26"/>
-  </w:num>
-  <w:num w:numId="19">
-    <w:abstractNumId w:val="14"/>
-  </w:num>
-  <w:num w:numId="20">
-    <w:abstractNumId w:val="40"/>
-  </w:num>
-  <w:num w:numId="21">
-    <w:abstractNumId w:val="24"/>
-  </w:num>
-  <w:num w:numId="22">
-    <w:abstractNumId w:val="30"/>
-  </w:num>
-  <w:num w:numId="23">
-    <w:abstractNumId w:val="17"/>
-  </w:num>
-  <w:num w:numId="24">
-    <w:abstractNumId w:val="8"/>
-  </w:num>
-  <w:num w:numId="25">
-    <w:abstractNumId w:val="8"/>
-  </w:num>
-  <w:num w:numId="26">
-    <w:abstractNumId w:val="5"/>
-  </w:num>
-  <w:num w:numId="27">
-    <w:abstractNumId w:val="12"/>
-  </w:num>
-  <w:num w:numId="28">
-    <w:abstractNumId w:val="13"/>
-  </w:num>
-  <w:num w:numId="29">
-    <w:abstractNumId w:val="36"/>
-  </w:num>
-  <w:num w:numId="30">
-    <w:abstractNumId w:val="29"/>
-  </w:num>
-  <w:num w:numId="31">
-    <w:abstractNumId w:val="2"/>
   </w:num>
   <w:num w:numId="32">
     <w:abstractNumId w:val="0"/>
   </w:num>
   <w:num w:numId="33">
-    <w:abstractNumId w:val="37"/>
+    <w:abstractNumId w:val="45"/>
   </w:num>
   <w:num w:numId="34">
-    <w:abstractNumId w:val="34"/>
+    <w:abstractNumId w:val="42"/>
   </w:num>
   <w:num w:numId="35">
-    <w:abstractNumId w:val="16"/>
+    <w:abstractNumId w:val="17"/>
   </w:num>
   <w:num w:numId="36">
     <w:abstractNumId w:val="1"/>
   </w:num>
   <w:num w:numId="37">
+    <w:abstractNumId w:val="46"/>
+  </w:num>
+  <w:num w:numId="38">
+    <w:abstractNumId w:val="10"/>
+  </w:num>
+  <w:num w:numId="39">
+    <w:abstractNumId w:val="43"/>
+  </w:num>
+  <w:num w:numId="40">
+    <w:abstractNumId w:val="28"/>
+  </w:num>
+  <w:num w:numId="41">
+    <w:abstractNumId w:val="20"/>
+  </w:num>
+  <w:num w:numId="42">
+    <w:abstractNumId w:val="32"/>
+  </w:num>
+  <w:num w:numId="43">
     <w:abstractNumId w:val="38"/>
   </w:num>
-  <w:num w:numId="38">
-    <w:abstractNumId w:val="9"/>
+  <w:num w:numId="44">
+    <w:abstractNumId w:val="31"/>
   </w:num>
-  <w:num w:numId="39">
+  <w:num w:numId="45">
+    <w:abstractNumId w:val="2"/>
+  </w:num>
+  <w:num w:numId="46">
+    <w:abstractNumId w:val="41"/>
+  </w:num>
+  <w:num w:numId="47">
+    <w:abstractNumId w:val="24"/>
+  </w:num>
+  <w:num w:numId="48">
+    <w:abstractNumId w:val="34"/>
+  </w:num>
+  <w:num w:numId="49">
+    <w:abstractNumId w:val="19"/>
+  </w:num>
+  <w:num w:numId="50">
     <w:abstractNumId w:val="35"/>
-  </w:num>
-  <w:num w:numId="40">
-    <w:abstractNumId w:val="25"/>
-  </w:num>
-  <w:num w:numId="41">
-    <w:abstractNumId w:val="18"/>
-  </w:num>
-  <w:num w:numId="42">
-    <w:abstractNumId w:val="28"/>
   </w:num>
 </w:numbering>
 </file>
@@ -12578,7 +15503,7 @@
   <w:style w:type="paragraph" w:default="1" w:styleId="Normal">
     <w:name w:val="Normal"/>
     <w:qFormat/>
-    <w:rsid w:val="00E87694"/>
+    <w:rsid w:val="00D31FBD"/>
   </w:style>
   <w:style w:type="paragraph" w:styleId="Heading1">
     <w:name w:val="heading 1"/>
@@ -12780,7 +15705,6 @@
     <w:name w:val="Hyperlink"/>
     <w:basedOn w:val="DefaultParagraphFont"/>
     <w:uiPriority w:val="99"/>
-    <w:semiHidden/>
     <w:unhideWhenUsed/>
     <w:rsid w:val="0046577F"/>
     <w:rPr>
@@ -13059,6 +15983,45 @@
     <w:rPr>
       <w:rFonts w:asciiTheme="majorHAnsi" w:eastAsiaTheme="majorEastAsia" w:hAnsiTheme="majorHAnsi" w:cstheme="majorBidi"/>
       <w:color w:val="2F5496" w:themeColor="accent1" w:themeShade="BF"/>
+    </w:rPr>
+  </w:style>
+  <w:style w:type="character" w:customStyle="1" w:styleId="hljs-function">
+    <w:name w:val="hljs-function"/>
+    <w:basedOn w:val="DefaultParagraphFont"/>
+    <w:rsid w:val="00051F82"/>
+  </w:style>
+  <w:style w:type="character" w:customStyle="1" w:styleId="hljs-title">
+    <w:name w:val="hljs-title"/>
+    <w:basedOn w:val="DefaultParagraphFont"/>
+    <w:rsid w:val="00051F82"/>
+  </w:style>
+  <w:style w:type="character" w:customStyle="1" w:styleId="hljs-type">
+    <w:name w:val="hljs-type"/>
+    <w:basedOn w:val="DefaultParagraphFont"/>
+    <w:rsid w:val="00051F82"/>
+  </w:style>
+  <w:style w:type="character" w:styleId="UnresolvedMention">
+    <w:name w:val="Unresolved Mention"/>
+    <w:basedOn w:val="DefaultParagraphFont"/>
+    <w:uiPriority w:val="99"/>
+    <w:semiHidden/>
+    <w:unhideWhenUsed/>
+    <w:rsid w:val="00F31FE0"/>
+    <w:rPr>
+      <w:color w:val="605E5C"/>
+      <w:shd w:val="clear" w:color="auto" w:fill="E1DFDD"/>
+    </w:rPr>
+  </w:style>
+  <w:style w:type="character" w:styleId="FollowedHyperlink">
+    <w:name w:val="FollowedHyperlink"/>
+    <w:basedOn w:val="DefaultParagraphFont"/>
+    <w:uiPriority w:val="99"/>
+    <w:semiHidden/>
+    <w:unhideWhenUsed/>
+    <w:rsid w:val="00F31FE0"/>
+    <w:rPr>
+      <w:color w:val="954F72" w:themeColor="followedHyperlink"/>
+      <w:u w:val="single"/>
     </w:rPr>
   </w:style>
 </w:styles>
